--- a/rapport/components/chap4.docx
+++ b/rapport/components/chap4.docx
@@ -51,15 +51,33 @@
     <w:p>
       <w:pPr>
         <w:pBdr/>
-        <w:spacing/>
-        <w:ind/>
+        <w:spacing w:after="80" w:before="80"/>
+        <w:ind/>
+        <w:jc w:val="both"/>
         <w:rPr/>
       </w:pPr>
       <w:r>
-        <w:t xml:space="preserve">Ce chapitre porte sur la modélisation du domaine de CIFEU. Nous y définirons les règles de gestion, identifierons les classes candidates, décrierons les données dans un dictionnaire, puis produirons le diagramme de classes, le diagramme d'états-transitions</w:t>
+        <w:rPr>
+          <w:rFonts w:ascii="Arial" w:hAnsi="Arial" w:eastAsia="Arial" w:cs="Arial"/>
+          <w:sz w:val="24"/>
+          <w:szCs w:val="24"/>
+        </w:rPr>
+        <w:t xml:space="preserve">Ce chapitre présente la modélisation du domaine de l'application CIFEU. L'objectif est de formaliser les concepts métier identifiés lors de l'analyse des besoins, afin de poser les bases structurelles du système avant d'aborder sa réalisation.</w:t>
+      </w:r>
+      <w:r/>
+    </w:p>
+    <w:p>
+      <w:pPr>
+        <w:pBdr/>
+        <w:spacing/>
+        <w:ind/>
+        <w:rPr/>
+      </w:pPr>
+      <w:r>
+        <w:t xml:space="preserve">Nous y définirons les règles de gestion, identifierons les classes candidates, décrierons les données dans un dictionnaire de donnée, puis produirons le diagramme de classes et</w:t>
       </w:r>
       <w:r>
-        <w:t xml:space="preserve">, le modèle logique de données et le schéma de la base de données.</w:t>
+        <w:t xml:space="preserve"> le modèle logique de données.</w:t>
       </w:r>
       <w:r/>
     </w:p>
@@ -96,10 +114,10 @@
         <w:t xml:space="preserve">L</w:t>
       </w:r>
       <w:r>
-        <w:t xml:space="preserve">es règles de gestion définissent les contraintes que le système doit respecter pour garantir la cohérence des données et la conformité des opérations. Elles ont été identifiées lors des entretiens avec les acteurs métier et complétées par l'analyse du code</w:t>
+        <w:t xml:space="preserve">es règles de gestion définissent les contraintes et les comportements attendu du système afin de garantir la cohérence des données et la conformité des opérations. Elles ont été identifiées lors des entretiens avec les acteurs métier </w:t>
       </w:r>
       <w:r>
-        <w:t xml:space="preserve"> de l'application.</w:t>
+        <w:t xml:space="preserve">.</w:t>
       </w:r>
       <w:r/>
     </w:p>
@@ -115,67 +133,81 @@
     </w:p>
     <w:p>
       <w:pPr>
-        <w:pBdr/>
-        <w:spacing/>
-        <w:ind/>
+        <w:pStyle w:val="839"/>
+        <w:pBdr>
+          <w:top w:val="none" w:color="000000" w:sz="4" w:space="0"/>
+          <w:left w:val="none" w:color="000000" w:sz="4" w:space="0"/>
+          <w:bottom w:val="none" w:color="000000" w:sz="4" w:space="0"/>
+          <w:right w:val="none" w:color="000000" w:sz="4" w:space="0"/>
+        </w:pBdr>
+        <w:spacing/>
+        <w:ind w:right="0" w:firstLine="0" w:left="0"/>
         <w:rPr/>
       </w:pPr>
       <w:r>
+        <w:rPr>
+          <w:rFonts w:ascii="Times New Roman" w:hAnsi="Times New Roman" w:eastAsia="Times New Roman" w:cs="Times New Roman"/>
+          <w:b/>
+          <w:color w:val="000000"/>
+          <w:sz w:val="28"/>
+        </w:rPr>
         <w:t xml:space="preserve">4.2.1 Gestion des utilisateurs et des accès</w:t>
       </w:r>
       <w:r/>
     </w:p>
     <w:tbl>
       <w:tblPr>
-        <w:tblStyle w:val="701"/>
+        <w:tblStyle w:val="711"/>
+        <w:tblInd w:w="0" w:type="dxa"/>
         <w:tblW w:w="0" w:type="auto"/>
-        <w:tblBorders/>
-        <w:tblLayout w:type="fixed"/>
+        <w:tblBorders>
+          <w:top w:val="none" w:color="000000" w:sz="4" w:space="0"/>
+          <w:left w:val="none" w:color="000000" w:sz="4" w:space="0"/>
+          <w:bottom w:val="none" w:color="000000" w:sz="4" w:space="0"/>
+          <w:right w:val="none" w:color="000000" w:sz="4" w:space="0"/>
+          <w:insideH w:val="none" w:color="000000" w:sz="4" w:space="0"/>
+          <w:insideV w:val="none" w:color="000000" w:sz="4" w:space="0"/>
+        </w:tblBorders>
+        <w:tblLayout w:type="autofit"/>
         <w:tblLook w:val="04A0" w:firstRow="1" w:lastRow="0" w:firstColumn="1" w:lastColumn="0" w:noHBand="0" w:noVBand="1"/>
       </w:tblPr>
       <w:tblGrid>
-        <w:gridCol w:w="945"/>
-        <w:gridCol w:w="8409"/>
+        <w:gridCol w:w="547"/>
+        <w:gridCol w:w="8807"/>
       </w:tblGrid>
       <w:tr>
-        <w:trPr>
-          <w:trHeight w:val="280"/>
-        </w:trPr>
-        <w:tc>
-          <w:tcPr>
-            <w:tcBorders>
-              <w:top w:val="single" w:color="000000" w:sz="4" w:space="0"/>
-              <w:left w:val="single" w:color="000000" w:sz="4" w:space="0"/>
-              <w:bottom w:val="single" w:color="000000" w:sz="4" w:space="0"/>
-              <w:right w:val="single" w:color="000000" w:sz="4" w:space="0"/>
-            </w:tcBorders>
-            <w:tcMar>
-              <w:left w:w="0" w:type="dxa"/>
-              <w:top w:w="0" w:type="dxa"/>
-              <w:right w:w="0" w:type="dxa"/>
-              <w:bottom w:w="0" w:type="dxa"/>
-            </w:tcMar>
-            <w:tcW w:w="945" w:type="dxa"/>
-            <w:vAlign w:val="bottom"/>
-          </w:tcPr>
-          <w:p>
-            <w:pPr>
-              <w:pBdr/>
-              <w:spacing/>
-              <w:ind/>
-              <w:jc w:val="left"/>
-              <w:rPr/>
-            </w:pPr>
-            <w:r>
-              <w:rPr>
-                <w:rFonts w:ascii="Times New Roman" w:hAnsi="Times New Roman" w:eastAsia="Times New Roman" w:cs="Times New Roman"/>
-                <w:b w:val="0"/>
-                <w:i w:val="0"/>
-                <w:strike w:val="0"/>
-                <w:color w:val="000000"/>
-                <w:sz w:val="22"/>
-                <w:u w:val="none"/>
-                <w:vertAlign w:val="baseline"/>
+        <w:trPr/>
+        <w:tc>
+          <w:tcPr>
+            <w:tcBorders>
+              <w:top w:val="single" w:color="000000" w:sz="4" w:space="0"/>
+              <w:left w:val="single" w:color="000000" w:sz="4" w:space="0"/>
+              <w:bottom w:val="single" w:color="000000" w:sz="4" w:space="0"/>
+              <w:right w:val="single" w:color="000000" w:sz="4" w:space="0"/>
+            </w:tcBorders>
+            <w:tcMar>
+              <w:left w:w="15" w:type="dxa"/>
+              <w:top w:w="15" w:type="dxa"/>
+              <w:right w:w="15" w:type="dxa"/>
+              <w:bottom w:w="15" w:type="dxa"/>
+            </w:tcMar>
+            <w:tcW w:w="547" w:type="dxa"/>
+            <w:vAlign w:val="center"/>
+          </w:tcPr>
+          <w:p>
+            <w:pPr>
+              <w:pBdr/>
+              <w:spacing w:after="0" w:before="0" w:line="240" w:lineRule="auto"/>
+              <w:ind/>
+              <w:jc w:val="center"/>
+              <w:rPr/>
+            </w:pPr>
+            <w:r>
+              <w:rPr>
+                <w:rFonts w:ascii="Times New Roman" w:hAnsi="Times New Roman" w:eastAsia="Times New Roman" w:cs="Times New Roman"/>
+                <w:b/>
+                <w:color w:val="000000"/>
+                <w:sz w:val="24"/>
               </w:rPr>
               <w:t xml:space="preserve">N°</w:t>
             </w:r>
@@ -191,31 +223,28 @@
               <w:right w:val="single" w:color="000000" w:sz="4" w:space="0"/>
             </w:tcBorders>
             <w:tcMar>
-              <w:left w:w="0" w:type="dxa"/>
-              <w:top w:w="0" w:type="dxa"/>
-              <w:right w:w="0" w:type="dxa"/>
-              <w:bottom w:w="0" w:type="dxa"/>
-            </w:tcMar>
-            <w:tcW w:w="8409" w:type="dxa"/>
-            <w:vAlign w:val="bottom"/>
-          </w:tcPr>
-          <w:p>
-            <w:pPr>
-              <w:pBdr/>
-              <w:spacing/>
-              <w:ind/>
-              <w:rPr/>
-            </w:pPr>
-            <w:r>
-              <w:rPr>
-                <w:rFonts w:ascii="Times New Roman" w:hAnsi="Times New Roman" w:eastAsia="Times New Roman" w:cs="Times New Roman"/>
-                <w:b w:val="0"/>
-                <w:i w:val="0"/>
-                <w:strike w:val="0"/>
-                <w:color w:val="000000"/>
-                <w:sz w:val="22"/>
-                <w:u w:val="none"/>
-                <w:vertAlign w:val="baseline"/>
+              <w:left w:w="15" w:type="dxa"/>
+              <w:top w:w="15" w:type="dxa"/>
+              <w:right w:w="15" w:type="dxa"/>
+              <w:bottom w:w="15" w:type="dxa"/>
+            </w:tcMar>
+            <w:tcW w:w="8807" w:type="dxa"/>
+            <w:vAlign w:val="center"/>
+          </w:tcPr>
+          <w:p>
+            <w:pPr>
+              <w:pBdr/>
+              <w:spacing w:after="0" w:before="0" w:line="240" w:lineRule="auto"/>
+              <w:ind/>
+              <w:jc w:val="center"/>
+              <w:rPr/>
+            </w:pPr>
+            <w:r>
+              <w:rPr>
+                <w:rFonts w:ascii="Times New Roman" w:hAnsi="Times New Roman" w:eastAsia="Times New Roman" w:cs="Times New Roman"/>
+                <w:b/>
+                <w:color w:val="000000"/>
+                <w:sz w:val="24"/>
               </w:rPr>
               <w:t xml:space="preserve">Règle de gestion</w:t>
             </w:r>
@@ -224,44 +253,36 @@
         </w:tc>
       </w:tr>
       <w:tr>
-        <w:trPr>
-          <w:trHeight w:val="280"/>
-        </w:trPr>
-        <w:tc>
-          <w:tcPr>
-            <w:tcBorders>
-              <w:top w:val="single" w:color="000000" w:sz="4" w:space="0"/>
-              <w:left w:val="single" w:color="000000" w:sz="4" w:space="0"/>
-              <w:bottom w:val="single" w:color="000000" w:sz="4" w:space="0"/>
-              <w:right w:val="single" w:color="000000" w:sz="4" w:space="0"/>
-            </w:tcBorders>
-            <w:tcMar>
-              <w:left w:w="0" w:type="dxa"/>
-              <w:top w:w="0" w:type="dxa"/>
-              <w:right w:w="0" w:type="dxa"/>
-              <w:bottom w:w="0" w:type="dxa"/>
-            </w:tcMar>
-            <w:tcW w:w="945" w:type="dxa"/>
-            <w:vAlign w:val="bottom"/>
-          </w:tcPr>
-          <w:p>
-            <w:pPr>
-              <w:pBdr/>
-              <w:spacing/>
-              <w:ind/>
-              <w:jc w:val="left"/>
-              <w:rPr/>
-            </w:pPr>
-            <w:r>
-              <w:rPr>
-                <w:rFonts w:ascii="Times New Roman" w:hAnsi="Times New Roman" w:eastAsia="Times New Roman" w:cs="Times New Roman"/>
-                <w:b w:val="0"/>
-                <w:i w:val="0"/>
-                <w:strike w:val="0"/>
-                <w:color w:val="000000"/>
-                <w:sz w:val="22"/>
-                <w:u w:val="none"/>
-                <w:vertAlign w:val="baseline"/>
+        <w:trPr/>
+        <w:tc>
+          <w:tcPr>
+            <w:tcBorders>
+              <w:top w:val="single" w:color="000000" w:sz="4" w:space="0"/>
+              <w:left w:val="single" w:color="000000" w:sz="4" w:space="0"/>
+              <w:bottom w:val="single" w:color="000000" w:sz="4" w:space="0"/>
+              <w:right w:val="single" w:color="000000" w:sz="4" w:space="0"/>
+            </w:tcBorders>
+            <w:tcMar>
+              <w:left w:w="15" w:type="dxa"/>
+              <w:top w:w="15" w:type="dxa"/>
+              <w:right w:w="15" w:type="dxa"/>
+              <w:bottom w:w="15" w:type="dxa"/>
+            </w:tcMar>
+            <w:tcW w:w="547" w:type="dxa"/>
+            <w:vAlign w:val="center"/>
+          </w:tcPr>
+          <w:p>
+            <w:pPr>
+              <w:pBdr/>
+              <w:spacing w:after="0" w:before="0" w:line="240" w:lineRule="auto"/>
+              <w:ind/>
+              <w:rPr/>
+            </w:pPr>
+            <w:r>
+              <w:rPr>
+                <w:rFonts w:ascii="Times New Roman" w:hAnsi="Times New Roman" w:eastAsia="Times New Roman" w:cs="Times New Roman"/>
+                <w:color w:val="000000"/>
+                <w:sz w:val="24"/>
               </w:rPr>
               <w:t xml:space="preserve">RG01</w:t>
             </w:r>
@@ -277,77 +298,64 @@
               <w:right w:val="single" w:color="000000" w:sz="4" w:space="0"/>
             </w:tcBorders>
             <w:tcMar>
-              <w:left w:w="0" w:type="dxa"/>
-              <w:top w:w="0" w:type="dxa"/>
-              <w:right w:w="0" w:type="dxa"/>
-              <w:bottom w:w="0" w:type="dxa"/>
-            </w:tcMar>
-            <w:tcW w:w="8409" w:type="dxa"/>
-            <w:vAlign w:val="bottom"/>
-          </w:tcPr>
-          <w:p>
-            <w:pPr>
-              <w:pBdr/>
-              <w:spacing/>
-              <w:ind/>
-              <w:rPr/>
-            </w:pPr>
-            <w:r>
-              <w:rPr>
-                <w:rFonts w:ascii="Times New Roman" w:hAnsi="Times New Roman" w:eastAsia="Times New Roman" w:cs="Times New Roman"/>
-                <w:b w:val="0"/>
-                <w:i w:val="0"/>
-                <w:strike w:val="0"/>
-                <w:color w:val="000000"/>
-                <w:sz w:val="22"/>
-                <w:u w:val="none"/>
-                <w:vertAlign w:val="baseline"/>
-              </w:rPr>
-              <w:t xml:space="preserve">Tout utilisateur doit disposer d'un compte actif pour accéder à la plateforme.</w:t>
+              <w:left w:w="15" w:type="dxa"/>
+              <w:top w:w="15" w:type="dxa"/>
+              <w:right w:w="15" w:type="dxa"/>
+              <w:bottom w:w="15" w:type="dxa"/>
+            </w:tcMar>
+            <w:tcW w:w="8807" w:type="dxa"/>
+            <w:vAlign w:val="center"/>
+          </w:tcPr>
+          <w:p>
+            <w:pPr>
+              <w:pBdr/>
+              <w:spacing w:after="0" w:before="0" w:line="240" w:lineRule="auto"/>
+              <w:ind/>
+              <w:rPr/>
+            </w:pPr>
+            <w:r>
+              <w:rPr>
+                <w:rFonts w:ascii="Times New Roman" w:hAnsi="Times New Roman" w:eastAsia="Times New Roman" w:cs="Times New Roman"/>
+                <w:color w:val="000000"/>
+                <w:sz w:val="24"/>
+              </w:rPr>
+              <w:t xml:space="preserve">Tout utilisateur doit disposer d’un compte actif et d’un rôle unique pour accéder à la plateforme.</w:t>
             </w:r>
             <w:r/>
           </w:p>
         </w:tc>
       </w:tr>
       <w:tr>
-        <w:trPr>
-          <w:trHeight w:val="280"/>
-        </w:trPr>
-        <w:tc>
-          <w:tcPr>
-            <w:tcBorders>
-              <w:top w:val="single" w:color="000000" w:sz="4" w:space="0"/>
-              <w:left w:val="single" w:color="000000" w:sz="4" w:space="0"/>
-              <w:bottom w:val="single" w:color="000000" w:sz="4" w:space="0"/>
-              <w:right w:val="single" w:color="000000" w:sz="4" w:space="0"/>
-            </w:tcBorders>
-            <w:tcMar>
-              <w:left w:w="0" w:type="dxa"/>
-              <w:top w:w="0" w:type="dxa"/>
-              <w:right w:w="0" w:type="dxa"/>
-              <w:bottom w:w="0" w:type="dxa"/>
-            </w:tcMar>
-            <w:tcW w:w="945" w:type="dxa"/>
-            <w:vAlign w:val="bottom"/>
-          </w:tcPr>
-          <w:p>
-            <w:pPr>
-              <w:pBdr/>
-              <w:spacing/>
-              <w:ind/>
-              <w:jc w:val="left"/>
-              <w:rPr/>
-            </w:pPr>
-            <w:r>
-              <w:rPr>
-                <w:rFonts w:ascii="Times New Roman" w:hAnsi="Times New Roman" w:eastAsia="Times New Roman" w:cs="Times New Roman"/>
-                <w:b w:val="0"/>
-                <w:i w:val="0"/>
-                <w:strike w:val="0"/>
-                <w:color w:val="000000"/>
-                <w:sz w:val="22"/>
-                <w:u w:val="none"/>
-                <w:vertAlign w:val="baseline"/>
+        <w:trPr/>
+        <w:tc>
+          <w:tcPr>
+            <w:tcBorders>
+              <w:top w:val="single" w:color="000000" w:sz="4" w:space="0"/>
+              <w:left w:val="single" w:color="000000" w:sz="4" w:space="0"/>
+              <w:bottom w:val="single" w:color="000000" w:sz="4" w:space="0"/>
+              <w:right w:val="single" w:color="000000" w:sz="4" w:space="0"/>
+            </w:tcBorders>
+            <w:tcMar>
+              <w:left w:w="15" w:type="dxa"/>
+              <w:top w:w="15" w:type="dxa"/>
+              <w:right w:w="15" w:type="dxa"/>
+              <w:bottom w:w="15" w:type="dxa"/>
+            </w:tcMar>
+            <w:tcW w:w="547" w:type="dxa"/>
+            <w:vAlign w:val="center"/>
+          </w:tcPr>
+          <w:p>
+            <w:pPr>
+              <w:pBdr/>
+              <w:spacing w:after="0" w:before="0" w:line="240" w:lineRule="auto"/>
+              <w:ind/>
+              <w:rPr/>
+            </w:pPr>
+            <w:r>
+              <w:rPr>
+                <w:rFonts w:ascii="Times New Roman" w:hAnsi="Times New Roman" w:eastAsia="Times New Roman" w:cs="Times New Roman"/>
+                <w:color w:val="000000"/>
+                <w:sz w:val="24"/>
               </w:rPr>
               <w:t xml:space="preserve">RG02</w:t>
             </w:r>
@@ -363,77 +371,64 @@
               <w:right w:val="single" w:color="000000" w:sz="4" w:space="0"/>
             </w:tcBorders>
             <w:tcMar>
-              <w:left w:w="0" w:type="dxa"/>
-              <w:top w:w="0" w:type="dxa"/>
-              <w:right w:w="0" w:type="dxa"/>
-              <w:bottom w:w="0" w:type="dxa"/>
-            </w:tcMar>
-            <w:tcW w:w="8409" w:type="dxa"/>
-            <w:vAlign w:val="bottom"/>
-          </w:tcPr>
-          <w:p>
-            <w:pPr>
-              <w:pBdr/>
-              <w:spacing/>
-              <w:ind/>
-              <w:rPr/>
-            </w:pPr>
-            <w:r>
-              <w:rPr>
-                <w:rFonts w:ascii="Times New Roman" w:hAnsi="Times New Roman" w:eastAsia="Times New Roman" w:cs="Times New Roman"/>
-                <w:b w:val="0"/>
-                <w:i w:val="0"/>
-                <w:strike w:val="0"/>
-                <w:color w:val="000000"/>
-                <w:sz w:val="22"/>
-                <w:u w:val="none"/>
-                <w:vertAlign w:val="baseline"/>
-              </w:rPr>
-              <w:t xml:space="preserve">Chaque compte est associé à un rôle unique parmi : Administrateur, DAF, Agent Comptable, Porteur de projet.</w:t>
+              <w:left w:w="15" w:type="dxa"/>
+              <w:top w:w="15" w:type="dxa"/>
+              <w:right w:w="15" w:type="dxa"/>
+              <w:bottom w:w="15" w:type="dxa"/>
+            </w:tcMar>
+            <w:tcW w:w="8807" w:type="dxa"/>
+            <w:vAlign w:val="center"/>
+          </w:tcPr>
+          <w:p>
+            <w:pPr>
+              <w:pBdr/>
+              <w:spacing w:after="0" w:before="0" w:line="240" w:lineRule="auto"/>
+              <w:ind/>
+              <w:rPr/>
+            </w:pPr>
+            <w:r>
+              <w:rPr>
+                <w:rFonts w:ascii="Times New Roman" w:hAnsi="Times New Roman" w:eastAsia="Times New Roman" w:cs="Times New Roman"/>
+                <w:color w:val="000000"/>
+                <w:sz w:val="24"/>
+              </w:rPr>
+              <w:t xml:space="preserve">Seul l’administrateur peut gérer les comptes utilisateurs.</w:t>
             </w:r>
             <w:r/>
           </w:p>
         </w:tc>
       </w:tr>
       <w:tr>
-        <w:trPr>
-          <w:trHeight w:val="280"/>
-        </w:trPr>
-        <w:tc>
-          <w:tcPr>
-            <w:tcBorders>
-              <w:top w:val="single" w:color="000000" w:sz="4" w:space="0"/>
-              <w:left w:val="single" w:color="000000" w:sz="4" w:space="0"/>
-              <w:bottom w:val="single" w:color="000000" w:sz="4" w:space="0"/>
-              <w:right w:val="single" w:color="000000" w:sz="4" w:space="0"/>
-            </w:tcBorders>
-            <w:tcMar>
-              <w:left w:w="0" w:type="dxa"/>
-              <w:top w:w="0" w:type="dxa"/>
-              <w:right w:w="0" w:type="dxa"/>
-              <w:bottom w:w="0" w:type="dxa"/>
-            </w:tcMar>
-            <w:tcW w:w="945" w:type="dxa"/>
-            <w:vAlign w:val="bottom"/>
-          </w:tcPr>
-          <w:p>
-            <w:pPr>
-              <w:pBdr/>
-              <w:spacing/>
-              <w:ind/>
-              <w:jc w:val="left"/>
-              <w:rPr/>
-            </w:pPr>
-            <w:r>
-              <w:rPr>
-                <w:rFonts w:ascii="Times New Roman" w:hAnsi="Times New Roman" w:eastAsia="Times New Roman" w:cs="Times New Roman"/>
-                <w:b w:val="0"/>
-                <w:i w:val="0"/>
-                <w:strike w:val="0"/>
-                <w:color w:val="000000"/>
-                <w:sz w:val="22"/>
-                <w:u w:val="none"/>
-                <w:vertAlign w:val="baseline"/>
+        <w:trPr/>
+        <w:tc>
+          <w:tcPr>
+            <w:tcBorders>
+              <w:top w:val="single" w:color="000000" w:sz="4" w:space="0"/>
+              <w:left w:val="single" w:color="000000" w:sz="4" w:space="0"/>
+              <w:bottom w:val="single" w:color="000000" w:sz="4" w:space="0"/>
+              <w:right w:val="single" w:color="000000" w:sz="4" w:space="0"/>
+            </w:tcBorders>
+            <w:tcMar>
+              <w:left w:w="15" w:type="dxa"/>
+              <w:top w:w="15" w:type="dxa"/>
+              <w:right w:w="15" w:type="dxa"/>
+              <w:bottom w:w="15" w:type="dxa"/>
+            </w:tcMar>
+            <w:tcW w:w="547" w:type="dxa"/>
+            <w:vAlign w:val="center"/>
+          </w:tcPr>
+          <w:p>
+            <w:pPr>
+              <w:pBdr/>
+              <w:spacing w:after="0" w:before="0" w:line="240" w:lineRule="auto"/>
+              <w:ind/>
+              <w:rPr/>
+            </w:pPr>
+            <w:r>
+              <w:rPr>
+                <w:rFonts w:ascii="Times New Roman" w:hAnsi="Times New Roman" w:eastAsia="Times New Roman" w:cs="Times New Roman"/>
+                <w:color w:val="000000"/>
+                <w:sz w:val="24"/>
               </w:rPr>
               <w:t xml:space="preserve">RG03</w:t>
             </w:r>
@@ -449,77 +444,64 @@
               <w:right w:val="single" w:color="000000" w:sz="4" w:space="0"/>
             </w:tcBorders>
             <w:tcMar>
-              <w:left w:w="0" w:type="dxa"/>
-              <w:top w:w="0" w:type="dxa"/>
-              <w:right w:w="0" w:type="dxa"/>
-              <w:bottom w:w="0" w:type="dxa"/>
-            </w:tcMar>
-            <w:tcW w:w="8409" w:type="dxa"/>
-            <w:vAlign w:val="bottom"/>
-          </w:tcPr>
-          <w:p>
-            <w:pPr>
-              <w:pBdr/>
-              <w:spacing/>
-              <w:ind/>
-              <w:rPr/>
-            </w:pPr>
-            <w:r>
-              <w:rPr>
-                <w:rFonts w:ascii="Times New Roman" w:hAnsi="Times New Roman" w:eastAsia="Times New Roman" w:cs="Times New Roman"/>
-                <w:b w:val="0"/>
-                <w:i w:val="0"/>
-                <w:strike w:val="0"/>
-                <w:color w:val="000000"/>
-                <w:sz w:val="22"/>
-                <w:u w:val="none"/>
-                <w:vertAlign w:val="baseline"/>
-              </w:rPr>
-              <w:t xml:space="preserve">Un compte désactivé ne peut plus se connecter, mais ses données et son historique sont conservés.</w:t>
+              <w:left w:w="15" w:type="dxa"/>
+              <w:top w:w="15" w:type="dxa"/>
+              <w:right w:w="15" w:type="dxa"/>
+              <w:bottom w:w="15" w:type="dxa"/>
+            </w:tcMar>
+            <w:tcW w:w="8807" w:type="dxa"/>
+            <w:vAlign w:val="center"/>
+          </w:tcPr>
+          <w:p>
+            <w:pPr>
+              <w:pBdr/>
+              <w:spacing w:after="0" w:before="0" w:line="240" w:lineRule="auto"/>
+              <w:ind/>
+              <w:rPr/>
+            </w:pPr>
+            <w:r>
+              <w:rPr>
+                <w:rFonts w:ascii="Times New Roman" w:hAnsi="Times New Roman" w:eastAsia="Times New Roman" w:cs="Times New Roman"/>
+                <w:color w:val="000000"/>
+                <w:sz w:val="24"/>
+              </w:rPr>
+              <w:t xml:space="preserve">Un administrateur ne peut pas désactiver son propre compte.</w:t>
             </w:r>
             <w:r/>
           </w:p>
         </w:tc>
       </w:tr>
       <w:tr>
-        <w:trPr>
-          <w:trHeight w:val="280"/>
-        </w:trPr>
-        <w:tc>
-          <w:tcPr>
-            <w:tcBorders>
-              <w:top w:val="single" w:color="000000" w:sz="4" w:space="0"/>
-              <w:left w:val="single" w:color="000000" w:sz="4" w:space="0"/>
-              <w:bottom w:val="single" w:color="000000" w:sz="4" w:space="0"/>
-              <w:right w:val="single" w:color="000000" w:sz="4" w:space="0"/>
-            </w:tcBorders>
-            <w:tcMar>
-              <w:left w:w="0" w:type="dxa"/>
-              <w:top w:w="0" w:type="dxa"/>
-              <w:right w:w="0" w:type="dxa"/>
-              <w:bottom w:w="0" w:type="dxa"/>
-            </w:tcMar>
-            <w:tcW w:w="945" w:type="dxa"/>
-            <w:vAlign w:val="bottom"/>
-          </w:tcPr>
-          <w:p>
-            <w:pPr>
-              <w:pBdr/>
-              <w:spacing/>
-              <w:ind/>
-              <w:jc w:val="left"/>
-              <w:rPr/>
-            </w:pPr>
-            <w:r>
-              <w:rPr>
-                <w:rFonts w:ascii="Times New Roman" w:hAnsi="Times New Roman" w:eastAsia="Times New Roman" w:cs="Times New Roman"/>
-                <w:b w:val="0"/>
-                <w:i w:val="0"/>
-                <w:strike w:val="0"/>
-                <w:color w:val="000000"/>
-                <w:sz w:val="22"/>
-                <w:u w:val="none"/>
-                <w:vertAlign w:val="baseline"/>
+        <w:trPr/>
+        <w:tc>
+          <w:tcPr>
+            <w:tcBorders>
+              <w:top w:val="single" w:color="000000" w:sz="4" w:space="0"/>
+              <w:left w:val="single" w:color="000000" w:sz="4" w:space="0"/>
+              <w:bottom w:val="single" w:color="000000" w:sz="4" w:space="0"/>
+              <w:right w:val="single" w:color="000000" w:sz="4" w:space="0"/>
+            </w:tcBorders>
+            <w:tcMar>
+              <w:left w:w="15" w:type="dxa"/>
+              <w:top w:w="15" w:type="dxa"/>
+              <w:right w:w="15" w:type="dxa"/>
+              <w:bottom w:w="15" w:type="dxa"/>
+            </w:tcMar>
+            <w:tcW w:w="547" w:type="dxa"/>
+            <w:vAlign w:val="center"/>
+          </w:tcPr>
+          <w:p>
+            <w:pPr>
+              <w:pBdr/>
+              <w:spacing w:after="0" w:before="0" w:line="240" w:lineRule="auto"/>
+              <w:ind/>
+              <w:rPr/>
+            </w:pPr>
+            <w:r>
+              <w:rPr>
+                <w:rFonts w:ascii="Times New Roman" w:hAnsi="Times New Roman" w:eastAsia="Times New Roman" w:cs="Times New Roman"/>
+                <w:color w:val="000000"/>
+                <w:sz w:val="24"/>
               </w:rPr>
               <w:t xml:space="preserve">RG04</w:t>
             </w:r>
@@ -535,77 +517,64 @@
               <w:right w:val="single" w:color="000000" w:sz="4" w:space="0"/>
             </w:tcBorders>
             <w:tcMar>
-              <w:left w:w="0" w:type="dxa"/>
-              <w:top w:w="0" w:type="dxa"/>
-              <w:right w:w="0" w:type="dxa"/>
-              <w:bottom w:w="0" w:type="dxa"/>
-            </w:tcMar>
-            <w:tcW w:w="8409" w:type="dxa"/>
-            <w:vAlign w:val="bottom"/>
-          </w:tcPr>
-          <w:p>
-            <w:pPr>
-              <w:pBdr/>
-              <w:spacing/>
-              <w:ind/>
-              <w:rPr/>
-            </w:pPr>
-            <w:r>
-              <w:rPr>
-                <w:rFonts w:ascii="Times New Roman" w:hAnsi="Times New Roman" w:eastAsia="Times New Roman" w:cs="Times New Roman"/>
-                <w:b w:val="0"/>
-                <w:i w:val="0"/>
-                <w:strike w:val="0"/>
-                <w:color w:val="000000"/>
-                <w:sz w:val="22"/>
-                <w:u w:val="none"/>
-                <w:vertAlign w:val="baseline"/>
-              </w:rPr>
-              <w:t xml:space="preserve">L'administrateur ne peut pas désactiver son propre compte.</w:t>
+              <w:left w:w="15" w:type="dxa"/>
+              <w:top w:w="15" w:type="dxa"/>
+              <w:right w:w="15" w:type="dxa"/>
+              <w:bottom w:w="15" w:type="dxa"/>
+            </w:tcMar>
+            <w:tcW w:w="8807" w:type="dxa"/>
+            <w:vAlign w:val="center"/>
+          </w:tcPr>
+          <w:p>
+            <w:pPr>
+              <w:pBdr/>
+              <w:spacing w:after="0" w:before="0" w:line="240" w:lineRule="auto"/>
+              <w:ind/>
+              <w:rPr/>
+            </w:pPr>
+            <w:r>
+              <w:rPr>
+                <w:rFonts w:ascii="Times New Roman" w:hAnsi="Times New Roman" w:eastAsia="Times New Roman" w:cs="Times New Roman"/>
+                <w:color w:val="000000"/>
+                <w:sz w:val="24"/>
+              </w:rPr>
+              <w:t xml:space="preserve">Après cinq tentatives de connexion échouées, le compte est temporairement bloqué.</w:t>
             </w:r>
             <w:r/>
           </w:p>
         </w:tc>
       </w:tr>
       <w:tr>
-        <w:trPr>
-          <w:trHeight w:val="280"/>
-        </w:trPr>
-        <w:tc>
-          <w:tcPr>
-            <w:tcBorders>
-              <w:top w:val="single" w:color="000000" w:sz="4" w:space="0"/>
-              <w:left w:val="single" w:color="000000" w:sz="4" w:space="0"/>
-              <w:bottom w:val="single" w:color="000000" w:sz="4" w:space="0"/>
-              <w:right w:val="single" w:color="000000" w:sz="4" w:space="0"/>
-            </w:tcBorders>
-            <w:tcMar>
-              <w:left w:w="0" w:type="dxa"/>
-              <w:top w:w="0" w:type="dxa"/>
-              <w:right w:w="0" w:type="dxa"/>
-              <w:bottom w:w="0" w:type="dxa"/>
-            </w:tcMar>
-            <w:tcW w:w="945" w:type="dxa"/>
-            <w:vAlign w:val="bottom"/>
-          </w:tcPr>
-          <w:p>
-            <w:pPr>
-              <w:pBdr/>
-              <w:spacing/>
-              <w:ind/>
-              <w:jc w:val="left"/>
-              <w:rPr/>
-            </w:pPr>
-            <w:r>
-              <w:rPr>
-                <w:rFonts w:ascii="Times New Roman" w:hAnsi="Times New Roman" w:eastAsia="Times New Roman" w:cs="Times New Roman"/>
-                <w:b w:val="0"/>
-                <w:i w:val="0"/>
-                <w:strike w:val="0"/>
-                <w:color w:val="000000"/>
-                <w:sz w:val="22"/>
-                <w:u w:val="none"/>
-                <w:vertAlign w:val="baseline"/>
+        <w:trPr/>
+        <w:tc>
+          <w:tcPr>
+            <w:tcBorders>
+              <w:top w:val="single" w:color="000000" w:sz="4" w:space="0"/>
+              <w:left w:val="single" w:color="000000" w:sz="4" w:space="0"/>
+              <w:bottom w:val="single" w:color="000000" w:sz="4" w:space="0"/>
+              <w:right w:val="single" w:color="000000" w:sz="4" w:space="0"/>
+            </w:tcBorders>
+            <w:tcMar>
+              <w:left w:w="15" w:type="dxa"/>
+              <w:top w:w="15" w:type="dxa"/>
+              <w:right w:w="15" w:type="dxa"/>
+              <w:bottom w:w="15" w:type="dxa"/>
+            </w:tcMar>
+            <w:tcW w:w="547" w:type="dxa"/>
+            <w:vAlign w:val="center"/>
+          </w:tcPr>
+          <w:p>
+            <w:pPr>
+              <w:pBdr/>
+              <w:spacing w:after="0" w:before="0" w:line="240" w:lineRule="auto"/>
+              <w:ind/>
+              <w:rPr/>
+            </w:pPr>
+            <w:r>
+              <w:rPr>
+                <w:rFonts w:ascii="Times New Roman" w:hAnsi="Times New Roman" w:eastAsia="Times New Roman" w:cs="Times New Roman"/>
+                <w:color w:val="000000"/>
+                <w:sz w:val="24"/>
               </w:rPr>
               <w:t xml:space="preserve">RG05</w:t>
             </w:r>
@@ -621,205 +590,28 @@
               <w:right w:val="single" w:color="000000" w:sz="4" w:space="0"/>
             </w:tcBorders>
             <w:tcMar>
-              <w:left w:w="0" w:type="dxa"/>
-              <w:top w:w="0" w:type="dxa"/>
-              <w:right w:w="0" w:type="dxa"/>
-              <w:bottom w:w="0" w:type="dxa"/>
-            </w:tcMar>
-            <w:tcW w:w="8409" w:type="dxa"/>
-            <w:vAlign w:val="bottom"/>
-          </w:tcPr>
-          <w:p>
-            <w:pPr>
-              <w:pBdr/>
-              <w:spacing/>
-              <w:ind/>
-              <w:rPr/>
-            </w:pPr>
-            <w:r>
-              <w:rPr>
-                <w:rFonts w:ascii="Times New Roman" w:hAnsi="Times New Roman" w:eastAsia="Times New Roman" w:cs="Times New Roman"/>
-                <w:b w:val="0"/>
-                <w:i w:val="0"/>
-                <w:strike w:val="0"/>
-                <w:color w:val="000000"/>
-                <w:sz w:val="22"/>
-                <w:u w:val="none"/>
-                <w:vertAlign w:val="baseline"/>
-              </w:rPr>
-              <w:t xml:space="preserve">Après cinq tentatives de connexion infructueuses, le compte est temporairement bloqué.</w:t>
-            </w:r>
-            <w:r/>
-          </w:p>
-        </w:tc>
-      </w:tr>
-      <w:tr>
-        <w:trPr>
-          <w:trHeight w:val="280"/>
-        </w:trPr>
-        <w:tc>
-          <w:tcPr>
-            <w:tcBorders>
-              <w:top w:val="single" w:color="000000" w:sz="4" w:space="0"/>
-              <w:left w:val="single" w:color="000000" w:sz="4" w:space="0"/>
-              <w:bottom w:val="single" w:color="000000" w:sz="4" w:space="0"/>
-              <w:right w:val="single" w:color="000000" w:sz="4" w:space="0"/>
-            </w:tcBorders>
-            <w:tcMar>
-              <w:left w:w="0" w:type="dxa"/>
-              <w:top w:w="0" w:type="dxa"/>
-              <w:right w:w="0" w:type="dxa"/>
-              <w:bottom w:w="0" w:type="dxa"/>
-            </w:tcMar>
-            <w:tcW w:w="945" w:type="dxa"/>
-            <w:vAlign w:val="bottom"/>
-          </w:tcPr>
-          <w:p>
-            <w:pPr>
-              <w:pBdr/>
-              <w:spacing/>
-              <w:ind/>
-              <w:jc w:val="left"/>
-              <w:rPr/>
-            </w:pPr>
-            <w:r>
-              <w:rPr>
-                <w:rFonts w:ascii="Times New Roman" w:hAnsi="Times New Roman" w:eastAsia="Times New Roman" w:cs="Times New Roman"/>
-                <w:b w:val="0"/>
-                <w:i w:val="0"/>
-                <w:strike w:val="0"/>
-                <w:color w:val="000000"/>
-                <w:sz w:val="22"/>
-                <w:u w:val="none"/>
-                <w:vertAlign w:val="baseline"/>
-              </w:rPr>
-              <w:t xml:space="preserve">RG06</w:t>
-            </w:r>
-            <w:r/>
-          </w:p>
-        </w:tc>
-        <w:tc>
-          <w:tcPr>
-            <w:tcBorders>
-              <w:top w:val="single" w:color="000000" w:sz="4" w:space="0"/>
-              <w:left w:val="single" w:color="000000" w:sz="4" w:space="0"/>
-              <w:bottom w:val="single" w:color="000000" w:sz="4" w:space="0"/>
-              <w:right w:val="single" w:color="000000" w:sz="4" w:space="0"/>
-            </w:tcBorders>
-            <w:tcMar>
-              <w:left w:w="0" w:type="dxa"/>
-              <w:top w:w="0" w:type="dxa"/>
-              <w:right w:w="0" w:type="dxa"/>
-              <w:bottom w:w="0" w:type="dxa"/>
-            </w:tcMar>
-            <w:tcW w:w="8409" w:type="dxa"/>
-            <w:vAlign w:val="bottom"/>
-          </w:tcPr>
-          <w:p>
-            <w:pPr>
-              <w:pBdr/>
-              <w:spacing/>
-              <w:ind/>
-              <w:rPr/>
-            </w:pPr>
-            <w:r>
-              <w:rPr>
-                <w:rFonts w:ascii="Times New Roman" w:hAnsi="Times New Roman" w:eastAsia="Times New Roman" w:cs="Times New Roman"/>
-                <w:b w:val="0"/>
-                <w:i w:val="0"/>
-                <w:strike w:val="0"/>
-                <w:color w:val="000000"/>
-                <w:sz w:val="22"/>
-                <w:u w:val="none"/>
-                <w:vertAlign w:val="baseline"/>
-              </w:rPr>
-              <w:t xml:space="preserve">En mode maintenance, seul l'administrateur peut accéder à la plateforme.</w:t>
-            </w:r>
-            <w:r/>
-          </w:p>
-        </w:tc>
-      </w:tr>
-      <w:tr>
-        <w:trPr>
-          <w:trHeight w:val="280"/>
-        </w:trPr>
-        <w:tc>
-          <w:tcPr>
-            <w:tcBorders>
-              <w:top w:val="single" w:color="000000" w:sz="4" w:space="0"/>
-              <w:left w:val="single" w:color="000000" w:sz="4" w:space="0"/>
-              <w:bottom w:val="single" w:color="000000" w:sz="4" w:space="0"/>
-              <w:right w:val="single" w:color="000000" w:sz="4" w:space="0"/>
-            </w:tcBorders>
-            <w:tcMar>
-              <w:left w:w="0" w:type="dxa"/>
-              <w:top w:w="0" w:type="dxa"/>
-              <w:right w:w="0" w:type="dxa"/>
-              <w:bottom w:w="0" w:type="dxa"/>
-            </w:tcMar>
-            <w:tcW w:w="945" w:type="dxa"/>
-            <w:vAlign w:val="bottom"/>
-          </w:tcPr>
-          <w:p>
-            <w:pPr>
-              <w:pBdr/>
-              <w:spacing/>
-              <w:ind/>
-              <w:jc w:val="left"/>
-              <w:rPr/>
-            </w:pPr>
-            <w:r>
-              <w:rPr>
-                <w:rFonts w:ascii="Times New Roman" w:hAnsi="Times New Roman" w:eastAsia="Times New Roman" w:cs="Times New Roman"/>
-                <w:b w:val="0"/>
-                <w:i w:val="0"/>
-                <w:strike w:val="0"/>
-                <w:color w:val="000000"/>
-                <w:sz w:val="22"/>
-                <w:u w:val="none"/>
-                <w:vertAlign w:val="baseline"/>
-              </w:rPr>
-              <w:t xml:space="preserve">RG07</w:t>
-            </w:r>
-            <w:r/>
-          </w:p>
-        </w:tc>
-        <w:tc>
-          <w:tcPr>
-            <w:tcBorders>
-              <w:top w:val="single" w:color="000000" w:sz="4" w:space="0"/>
-              <w:left w:val="single" w:color="000000" w:sz="4" w:space="0"/>
-              <w:bottom w:val="single" w:color="000000" w:sz="4" w:space="0"/>
-              <w:right w:val="single" w:color="000000" w:sz="4" w:space="0"/>
-            </w:tcBorders>
-            <w:tcMar>
-              <w:left w:w="0" w:type="dxa"/>
-              <w:top w:w="0" w:type="dxa"/>
-              <w:right w:w="0" w:type="dxa"/>
-              <w:bottom w:w="0" w:type="dxa"/>
-            </w:tcMar>
-            <w:tcW w:w="8409" w:type="dxa"/>
-            <w:vAlign w:val="bottom"/>
-          </w:tcPr>
-          <w:p>
-            <w:pPr>
-              <w:pBdr/>
-              <w:spacing/>
-              <w:ind/>
-              <w:rPr/>
-            </w:pPr>
-            <w:r>
-              <w:rPr>
-                <w:rFonts w:ascii="Times New Roman" w:hAnsi="Times New Roman" w:eastAsia="Times New Roman" w:cs="Times New Roman"/>
-                <w:b w:val="0"/>
-                <w:i w:val="0"/>
-                <w:strike w:val="0"/>
-                <w:color w:val="000000"/>
-                <w:sz w:val="22"/>
-                <w:u w:val="none"/>
-                <w:vertAlign w:val="baseline"/>
-              </w:rPr>
-              <w:t xml:space="preserve">Le mode maintenance se désactive automatiquement lorsque sa date de fin estimée est atteinte.</w:t>
+              <w:left w:w="15" w:type="dxa"/>
+              <w:top w:w="15" w:type="dxa"/>
+              <w:right w:w="15" w:type="dxa"/>
+              <w:bottom w:w="15" w:type="dxa"/>
+            </w:tcMar>
+            <w:tcW w:w="8807" w:type="dxa"/>
+            <w:vAlign w:val="center"/>
+          </w:tcPr>
+          <w:p>
+            <w:pPr>
+              <w:pBdr/>
+              <w:spacing w:after="0" w:before="0" w:line="240" w:lineRule="auto"/>
+              <w:ind/>
+              <w:rPr/>
+            </w:pPr>
+            <w:r>
+              <w:rPr>
+                <w:rFonts w:ascii="Times New Roman" w:hAnsi="Times New Roman" w:eastAsia="Times New Roman" w:cs="Times New Roman"/>
+                <w:color w:val="000000"/>
+                <w:sz w:val="24"/>
+              </w:rPr>
+              <w:t xml:space="preserve">En mode maintenance, seuls les administrateurs peuvent accéder à la plateforme.</w:t>
             </w:r>
             <w:r/>
           </w:p>
@@ -828,97 +620,81 @@
     </w:tbl>
     <w:p>
       <w:pPr>
-        <w:pBdr/>
-        <w:spacing/>
-        <w:ind/>
+        <w:pStyle w:val="839"/>
+        <w:pBdr>
+          <w:top w:val="none" w:color="000000" w:sz="4" w:space="0"/>
+          <w:left w:val="none" w:color="000000" w:sz="4" w:space="0"/>
+          <w:bottom w:val="none" w:color="000000" w:sz="4" w:space="0"/>
+          <w:right w:val="none" w:color="000000" w:sz="4" w:space="0"/>
+        </w:pBdr>
+        <w:spacing/>
+        <w:ind w:right="0" w:firstLine="0" w:left="0"/>
         <w:rPr/>
       </w:pPr>
-      <w:r/>
-      <w:r/>
-    </w:p>
-    <w:p>
-      <w:pPr>
-        <w:pBdr/>
-        <w:spacing/>
-        <w:ind/>
-        <w:rPr/>
-      </w:pPr>
-      <w:r/>
-      <w:r/>
-    </w:p>
-    <w:p>
-      <w:pPr>
-        <w:pBdr/>
-        <w:spacing/>
-        <w:ind/>
-        <w:rPr/>
-      </w:pPr>
       <w:r>
+        <w:rPr>
+          <w:rFonts w:ascii="Times New Roman" w:hAnsi="Times New Roman" w:eastAsia="Times New Roman" w:cs="Times New Roman"/>
+          <w:b/>
+          <w:color w:val="000000"/>
+          <w:sz w:val="28"/>
+        </w:rPr>
         <w:t xml:space="preserve">4.2.2 Gestion des projets et des conventions</w:t>
       </w:r>
       <w:r/>
     </w:p>
-    <w:p>
-      <w:pPr>
-        <w:pBdr/>
-        <w:spacing/>
-        <w:ind/>
-        <w:rPr/>
-      </w:pPr>
-      <w:r/>
-      <w:r/>
-    </w:p>
     <w:tbl>
       <w:tblPr>
-        <w:tblStyle w:val="701"/>
+        <w:tblStyle w:val="711"/>
+        <w:tblInd w:w="0" w:type="dxa"/>
         <w:tblW w:w="0" w:type="auto"/>
-        <w:tblBorders/>
-        <w:tblLayout w:type="fixed"/>
+        <w:tblBorders>
+          <w:top w:val="none" w:color="000000" w:sz="4" w:space="0"/>
+          <w:left w:val="none" w:color="000000" w:sz="4" w:space="0"/>
+          <w:bottom w:val="none" w:color="000000" w:sz="4" w:space="0"/>
+          <w:right w:val="none" w:color="000000" w:sz="4" w:space="0"/>
+          <w:insideH w:val="none" w:color="000000" w:sz="4" w:space="0"/>
+          <w:insideV w:val="none" w:color="000000" w:sz="4" w:space="0"/>
+        </w:tblBorders>
+        <w:tblLayout w:type="autofit"/>
         <w:tblLook w:val="04A0" w:firstRow="1" w:lastRow="0" w:firstColumn="1" w:lastColumn="0" w:noHBand="0" w:noVBand="1"/>
       </w:tblPr>
       <w:tblGrid>
-        <w:gridCol w:w="945"/>
-        <w:gridCol w:w="8267"/>
+        <w:gridCol w:w="573"/>
+        <w:gridCol w:w="8357"/>
       </w:tblGrid>
       <w:tr>
-        <w:trPr>
-          <w:trHeight w:val="280"/>
-        </w:trPr>
-        <w:tc>
-          <w:tcPr>
-            <w:tcBorders>
-              <w:top w:val="single" w:color="000000" w:sz="4" w:space="0"/>
-              <w:left w:val="single" w:color="000000" w:sz="4" w:space="0"/>
-              <w:bottom w:val="single" w:color="000000" w:sz="4" w:space="0"/>
-              <w:right w:val="single" w:color="000000" w:sz="4" w:space="0"/>
-            </w:tcBorders>
-            <w:tcMar>
-              <w:left w:w="0" w:type="dxa"/>
-              <w:top w:w="0" w:type="dxa"/>
-              <w:right w:w="0" w:type="dxa"/>
-              <w:bottom w:w="0" w:type="dxa"/>
-            </w:tcMar>
-            <w:tcW w:w="945" w:type="dxa"/>
-            <w:vAlign w:val="bottom"/>
-          </w:tcPr>
-          <w:p>
-            <w:pPr>
-              <w:pBdr/>
-              <w:spacing/>
-              <w:ind/>
-              <w:jc w:val="left"/>
-              <w:rPr/>
-            </w:pPr>
-            <w:r>
-              <w:rPr>
-                <w:rFonts w:ascii="Times New Roman" w:hAnsi="Times New Roman" w:eastAsia="Times New Roman" w:cs="Times New Roman"/>
-                <w:b w:val="0"/>
-                <w:i w:val="0"/>
-                <w:strike w:val="0"/>
-                <w:color w:val="000000"/>
-                <w:sz w:val="22"/>
-                <w:u w:val="none"/>
-                <w:vertAlign w:val="baseline"/>
+        <w:trPr/>
+        <w:tc>
+          <w:tcPr>
+            <w:tcBorders>
+              <w:top w:val="single" w:color="000000" w:sz="4" w:space="0"/>
+              <w:left w:val="single" w:color="000000" w:sz="4" w:space="0"/>
+              <w:bottom w:val="single" w:color="000000" w:sz="4" w:space="0"/>
+              <w:right w:val="single" w:color="000000" w:sz="4" w:space="0"/>
+            </w:tcBorders>
+            <w:tcMar>
+              <w:left w:w="15" w:type="dxa"/>
+              <w:top w:w="15" w:type="dxa"/>
+              <w:right w:w="15" w:type="dxa"/>
+              <w:bottom w:w="15" w:type="dxa"/>
+            </w:tcMar>
+            <w:tcW w:w="573" w:type="dxa"/>
+            <w:vAlign w:val="center"/>
+          </w:tcPr>
+          <w:p>
+            <w:pPr>
+              <w:pBdr/>
+              <w:spacing w:after="0" w:before="0" w:line="240" w:lineRule="auto"/>
+              <w:ind/>
+              <w:jc w:val="center"/>
+              <w:rPr/>
+            </w:pPr>
+            <w:r>
+              <w:rPr>
+                <w:rFonts w:ascii="Times New Roman" w:hAnsi="Times New Roman" w:eastAsia="Times New Roman" w:cs="Times New Roman"/>
+                <w:b/>
+                <w:color w:val="000000"/>
+                <w:sz w:val="24"/>
               </w:rPr>
               <w:t xml:space="preserve">N°</w:t>
             </w:r>
@@ -934,31 +710,28 @@
               <w:right w:val="single" w:color="000000" w:sz="4" w:space="0"/>
             </w:tcBorders>
             <w:tcMar>
-              <w:left w:w="0" w:type="dxa"/>
-              <w:top w:w="0" w:type="dxa"/>
-              <w:right w:w="0" w:type="dxa"/>
-              <w:bottom w:w="0" w:type="dxa"/>
-            </w:tcMar>
-            <w:tcW w:w="8267" w:type="dxa"/>
-            <w:vAlign w:val="bottom"/>
-          </w:tcPr>
-          <w:p>
-            <w:pPr>
-              <w:pBdr/>
-              <w:spacing/>
-              <w:ind/>
-              <w:rPr/>
-            </w:pPr>
-            <w:r>
-              <w:rPr>
-                <w:rFonts w:ascii="Times New Roman" w:hAnsi="Times New Roman" w:eastAsia="Times New Roman" w:cs="Times New Roman"/>
-                <w:b w:val="0"/>
-                <w:i w:val="0"/>
-                <w:strike w:val="0"/>
-                <w:color w:val="000000"/>
-                <w:sz w:val="22"/>
-                <w:u w:val="none"/>
-                <w:vertAlign w:val="baseline"/>
+              <w:left w:w="15" w:type="dxa"/>
+              <w:top w:w="15" w:type="dxa"/>
+              <w:right w:w="15" w:type="dxa"/>
+              <w:bottom w:w="15" w:type="dxa"/>
+            </w:tcMar>
+            <w:tcW w:w="8357" w:type="dxa"/>
+            <w:vAlign w:val="center"/>
+          </w:tcPr>
+          <w:p>
+            <w:pPr>
+              <w:pBdr/>
+              <w:spacing w:after="0" w:before="0" w:line="240" w:lineRule="auto"/>
+              <w:ind/>
+              <w:jc w:val="center"/>
+              <w:rPr/>
+            </w:pPr>
+            <w:r>
+              <w:rPr>
+                <w:rFonts w:ascii="Times New Roman" w:hAnsi="Times New Roman" w:eastAsia="Times New Roman" w:cs="Times New Roman"/>
+                <w:b/>
+                <w:color w:val="000000"/>
+                <w:sz w:val="24"/>
               </w:rPr>
               <w:t xml:space="preserve">Règle de gestion</w:t>
             </w:r>
@@ -967,602 +740,511 @@
         </w:tc>
       </w:tr>
       <w:tr>
-        <w:trPr>
-          <w:trHeight w:val="280"/>
-        </w:trPr>
-        <w:tc>
-          <w:tcPr>
-            <w:tcBorders>
-              <w:top w:val="single" w:color="000000" w:sz="4" w:space="0"/>
-              <w:left w:val="single" w:color="000000" w:sz="4" w:space="0"/>
-              <w:bottom w:val="single" w:color="000000" w:sz="4" w:space="0"/>
-              <w:right w:val="single" w:color="000000" w:sz="4" w:space="0"/>
-            </w:tcBorders>
-            <w:tcMar>
-              <w:left w:w="0" w:type="dxa"/>
-              <w:top w:w="0" w:type="dxa"/>
-              <w:right w:w="0" w:type="dxa"/>
-              <w:bottom w:w="0" w:type="dxa"/>
-            </w:tcMar>
-            <w:tcW w:w="945" w:type="dxa"/>
-            <w:vAlign w:val="bottom"/>
-          </w:tcPr>
-          <w:p>
-            <w:pPr>
-              <w:pBdr/>
-              <w:spacing/>
-              <w:ind/>
-              <w:jc w:val="left"/>
-              <w:rPr/>
-            </w:pPr>
-            <w:r>
-              <w:rPr>
-                <w:rFonts w:ascii="Times New Roman" w:hAnsi="Times New Roman" w:eastAsia="Times New Roman" w:cs="Times New Roman"/>
-                <w:b w:val="0"/>
-                <w:i w:val="0"/>
-                <w:strike w:val="0"/>
-                <w:color w:val="000000"/>
-                <w:sz w:val="22"/>
-                <w:u w:val="none"/>
-                <w:vertAlign w:val="baseline"/>
-              </w:rPr>
-              <w:t xml:space="preserve">RG08</w:t>
-            </w:r>
-            <w:r/>
-          </w:p>
-        </w:tc>
-        <w:tc>
-          <w:tcPr>
-            <w:tcBorders>
-              <w:top w:val="single" w:color="000000" w:sz="4" w:space="0"/>
-              <w:left w:val="single" w:color="000000" w:sz="4" w:space="0"/>
-              <w:bottom w:val="single" w:color="000000" w:sz="4" w:space="0"/>
-              <w:right w:val="single" w:color="000000" w:sz="4" w:space="0"/>
-            </w:tcBorders>
-            <w:tcMar>
-              <w:left w:w="0" w:type="dxa"/>
-              <w:top w:w="0" w:type="dxa"/>
-              <w:right w:w="0" w:type="dxa"/>
-              <w:bottom w:w="0" w:type="dxa"/>
-            </w:tcMar>
-            <w:tcW w:w="8267" w:type="dxa"/>
-            <w:vAlign w:val="bottom"/>
-          </w:tcPr>
-          <w:p>
-            <w:pPr>
-              <w:pBdr/>
-              <w:spacing/>
-              <w:ind/>
-              <w:rPr/>
-            </w:pPr>
-            <w:r>
-              <w:rPr>
-                <w:rFonts w:ascii="Times New Roman" w:hAnsi="Times New Roman" w:eastAsia="Times New Roman" w:cs="Times New Roman"/>
-                <w:b w:val="0"/>
-                <w:i w:val="0"/>
-                <w:strike w:val="0"/>
-                <w:color w:val="000000"/>
-                <w:sz w:val="22"/>
-                <w:u w:val="none"/>
-                <w:vertAlign w:val="baseline"/>
-              </w:rPr>
-              <w:t xml:space="preserve">Chaque projet est rattaché à un porteur de projet désigné.</w:t>
+        <w:trPr/>
+        <w:tc>
+          <w:tcPr>
+            <w:tcBorders>
+              <w:top w:val="single" w:color="000000" w:sz="4" w:space="0"/>
+              <w:left w:val="single" w:color="000000" w:sz="4" w:space="0"/>
+              <w:bottom w:val="single" w:color="000000" w:sz="4" w:space="0"/>
+              <w:right w:val="single" w:color="000000" w:sz="4" w:space="0"/>
+            </w:tcBorders>
+            <w:tcMar>
+              <w:left w:w="15" w:type="dxa"/>
+              <w:top w:w="15" w:type="dxa"/>
+              <w:right w:w="15" w:type="dxa"/>
+              <w:bottom w:w="15" w:type="dxa"/>
+            </w:tcMar>
+            <w:tcW w:w="573" w:type="dxa"/>
+            <w:vAlign w:val="center"/>
+          </w:tcPr>
+          <w:p>
+            <w:pPr>
+              <w:pBdr/>
+              <w:spacing w:after="0" w:before="0" w:line="240" w:lineRule="auto"/>
+              <w:ind/>
+              <w:rPr/>
+            </w:pPr>
+            <w:r>
+              <w:rPr>
+                <w:rFonts w:ascii="Times New Roman" w:hAnsi="Times New Roman" w:eastAsia="Times New Roman" w:cs="Times New Roman"/>
+                <w:color w:val="000000"/>
+                <w:sz w:val="24"/>
+              </w:rPr>
+              <w:t xml:space="preserve">RG06</w:t>
+            </w:r>
+            <w:r/>
+          </w:p>
+        </w:tc>
+        <w:tc>
+          <w:tcPr>
+            <w:tcBorders>
+              <w:top w:val="single" w:color="000000" w:sz="4" w:space="0"/>
+              <w:left w:val="single" w:color="000000" w:sz="4" w:space="0"/>
+              <w:bottom w:val="single" w:color="000000" w:sz="4" w:space="0"/>
+              <w:right w:val="single" w:color="000000" w:sz="4" w:space="0"/>
+            </w:tcBorders>
+            <w:tcMar>
+              <w:left w:w="15" w:type="dxa"/>
+              <w:top w:w="15" w:type="dxa"/>
+              <w:right w:w="15" w:type="dxa"/>
+              <w:bottom w:w="15" w:type="dxa"/>
+            </w:tcMar>
+            <w:tcW w:w="8357" w:type="dxa"/>
+            <w:vAlign w:val="center"/>
+          </w:tcPr>
+          <w:p>
+            <w:pPr>
+              <w:pBdr/>
+              <w:spacing w:after="0" w:before="0" w:line="240" w:lineRule="auto"/>
+              <w:ind/>
+              <w:rPr/>
+            </w:pPr>
+            <w:r>
+              <w:rPr>
+                <w:rFonts w:ascii="Times New Roman" w:hAnsi="Times New Roman" w:eastAsia="Times New Roman" w:cs="Times New Roman"/>
+                <w:color w:val="000000"/>
+                <w:sz w:val="24"/>
+              </w:rPr>
+              <w:t xml:space="preserve">Chaque projet doit être associé à un porteur de projet unique.</w:t>
             </w:r>
             <w:r/>
           </w:p>
         </w:tc>
       </w:tr>
       <w:tr>
-        <w:trPr>
-          <w:trHeight w:val="280"/>
-        </w:trPr>
-        <w:tc>
-          <w:tcPr>
-            <w:tcBorders>
-              <w:top w:val="single" w:color="000000" w:sz="4" w:space="0"/>
-              <w:left w:val="single" w:color="000000" w:sz="4" w:space="0"/>
-              <w:bottom w:val="single" w:color="000000" w:sz="4" w:space="0"/>
-              <w:right w:val="single" w:color="000000" w:sz="4" w:space="0"/>
-            </w:tcBorders>
-            <w:tcMar>
-              <w:left w:w="0" w:type="dxa"/>
-              <w:top w:w="0" w:type="dxa"/>
-              <w:right w:w="0" w:type="dxa"/>
-              <w:bottom w:w="0" w:type="dxa"/>
-            </w:tcMar>
-            <w:tcW w:w="945" w:type="dxa"/>
-            <w:vAlign w:val="bottom"/>
-          </w:tcPr>
-          <w:p>
-            <w:pPr>
-              <w:pBdr/>
-              <w:spacing/>
-              <w:ind/>
-              <w:jc w:val="left"/>
-              <w:rPr/>
-            </w:pPr>
-            <w:r>
-              <w:rPr>
-                <w:rFonts w:ascii="Times New Roman" w:hAnsi="Times New Roman" w:eastAsia="Times New Roman" w:cs="Times New Roman"/>
-                <w:b w:val="0"/>
-                <w:i w:val="0"/>
-                <w:strike w:val="0"/>
-                <w:color w:val="000000"/>
-                <w:sz w:val="22"/>
-                <w:u w:val="none"/>
-                <w:vertAlign w:val="baseline"/>
-              </w:rPr>
-              <w:t xml:space="preserve">RG09</w:t>
-            </w:r>
-            <w:r/>
-          </w:p>
-        </w:tc>
-        <w:tc>
-          <w:tcPr>
-            <w:tcBorders>
-              <w:top w:val="single" w:color="000000" w:sz="4" w:space="0"/>
-              <w:left w:val="single" w:color="000000" w:sz="4" w:space="0"/>
-              <w:bottom w:val="single" w:color="000000" w:sz="4" w:space="0"/>
-              <w:right w:val="single" w:color="000000" w:sz="4" w:space="0"/>
-            </w:tcBorders>
-            <w:tcMar>
-              <w:left w:w="0" w:type="dxa"/>
-              <w:top w:w="0" w:type="dxa"/>
-              <w:right w:w="0" w:type="dxa"/>
-              <w:bottom w:w="0" w:type="dxa"/>
-            </w:tcMar>
-            <w:tcW w:w="8267" w:type="dxa"/>
-            <w:vAlign w:val="bottom"/>
-          </w:tcPr>
-          <w:p>
-            <w:pPr>
-              <w:pBdr/>
-              <w:spacing/>
-              <w:ind/>
-              <w:rPr/>
-            </w:pPr>
-            <w:r>
-              <w:rPr>
-                <w:rFonts w:ascii="Times New Roman" w:hAnsi="Times New Roman" w:eastAsia="Times New Roman" w:cs="Times New Roman"/>
-                <w:b w:val="0"/>
-                <w:i w:val="0"/>
-                <w:strike w:val="0"/>
-                <w:color w:val="000000"/>
-                <w:sz w:val="22"/>
-                <w:u w:val="none"/>
-                <w:vertAlign w:val="baseline"/>
-              </w:rPr>
-              <w:t xml:space="preserve">Un projet possède un statut parmi : en cours, terminé.</w:t>
+        <w:trPr/>
+        <w:tc>
+          <w:tcPr>
+            <w:tcBorders>
+              <w:top w:val="single" w:color="000000" w:sz="4" w:space="0"/>
+              <w:left w:val="single" w:color="000000" w:sz="4" w:space="0"/>
+              <w:bottom w:val="single" w:color="000000" w:sz="4" w:space="0"/>
+              <w:right w:val="single" w:color="000000" w:sz="4" w:space="0"/>
+            </w:tcBorders>
+            <w:tcMar>
+              <w:left w:w="15" w:type="dxa"/>
+              <w:top w:w="15" w:type="dxa"/>
+              <w:right w:w="15" w:type="dxa"/>
+              <w:bottom w:w="15" w:type="dxa"/>
+            </w:tcMar>
+            <w:tcW w:w="573" w:type="dxa"/>
+            <w:vAlign w:val="center"/>
+          </w:tcPr>
+          <w:p>
+            <w:pPr>
+              <w:pBdr/>
+              <w:spacing w:after="0" w:before="0" w:line="240" w:lineRule="auto"/>
+              <w:ind/>
+              <w:rPr/>
+            </w:pPr>
+            <w:r>
+              <w:rPr>
+                <w:rFonts w:ascii="Times New Roman" w:hAnsi="Times New Roman" w:eastAsia="Times New Roman" w:cs="Times New Roman"/>
+                <w:color w:val="000000"/>
+                <w:sz w:val="24"/>
+              </w:rPr>
+              <w:t xml:space="preserve">RG07</w:t>
+            </w:r>
+            <w:r/>
+          </w:p>
+        </w:tc>
+        <w:tc>
+          <w:tcPr>
+            <w:tcBorders>
+              <w:top w:val="single" w:color="000000" w:sz="4" w:space="0"/>
+              <w:left w:val="single" w:color="000000" w:sz="4" w:space="0"/>
+              <w:bottom w:val="single" w:color="000000" w:sz="4" w:space="0"/>
+              <w:right w:val="single" w:color="000000" w:sz="4" w:space="0"/>
+            </w:tcBorders>
+            <w:tcMar>
+              <w:left w:w="15" w:type="dxa"/>
+              <w:top w:w="15" w:type="dxa"/>
+              <w:right w:w="15" w:type="dxa"/>
+              <w:bottom w:w="15" w:type="dxa"/>
+            </w:tcMar>
+            <w:tcW w:w="8357" w:type="dxa"/>
+            <w:vAlign w:val="center"/>
+          </w:tcPr>
+          <w:p>
+            <w:pPr>
+              <w:pBdr/>
+              <w:spacing w:after="0" w:before="0" w:line="240" w:lineRule="auto"/>
+              <w:ind/>
+              <w:rPr/>
+            </w:pPr>
+            <w:r>
+              <w:rPr>
+                <w:rFonts w:ascii="Times New Roman" w:hAnsi="Times New Roman" w:eastAsia="Times New Roman" w:cs="Times New Roman"/>
+                <w:color w:val="000000"/>
+                <w:sz w:val="24"/>
+              </w:rPr>
+              <w:t xml:space="preserve">Chaque convention doit être liée à un seul projet et un seul bailleur.</w:t>
             </w:r>
             <w:r/>
           </w:p>
         </w:tc>
       </w:tr>
       <w:tr>
-        <w:trPr>
-          <w:trHeight w:val="280"/>
-        </w:trPr>
-        <w:tc>
-          <w:tcPr>
-            <w:tcBorders>
-              <w:top w:val="single" w:color="000000" w:sz="4" w:space="0"/>
-              <w:left w:val="single" w:color="000000" w:sz="4" w:space="0"/>
-              <w:bottom w:val="single" w:color="000000" w:sz="4" w:space="0"/>
-              <w:right w:val="single" w:color="000000" w:sz="4" w:space="0"/>
-            </w:tcBorders>
-            <w:tcMar>
-              <w:left w:w="0" w:type="dxa"/>
-              <w:top w:w="0" w:type="dxa"/>
-              <w:right w:w="0" w:type="dxa"/>
-              <w:bottom w:w="0" w:type="dxa"/>
-            </w:tcMar>
-            <w:tcW w:w="945" w:type="dxa"/>
-            <w:vAlign w:val="bottom"/>
-          </w:tcPr>
-          <w:p>
-            <w:pPr>
-              <w:pBdr/>
-              <w:spacing/>
-              <w:ind/>
-              <w:jc w:val="left"/>
-              <w:rPr/>
-            </w:pPr>
-            <w:r>
-              <w:rPr>
-                <w:rFonts w:ascii="Times New Roman" w:hAnsi="Times New Roman" w:eastAsia="Times New Roman" w:cs="Times New Roman"/>
-                <w:b w:val="0"/>
-                <w:i w:val="0"/>
-                <w:strike w:val="0"/>
-                <w:color w:val="000000"/>
-                <w:sz w:val="22"/>
-                <w:u w:val="none"/>
-                <w:vertAlign w:val="baseline"/>
-              </w:rPr>
-              <w:t xml:space="preserve">RG10</w:t>
-            </w:r>
-            <w:r/>
-          </w:p>
-        </w:tc>
-        <w:tc>
-          <w:tcPr>
-            <w:tcBorders>
-              <w:top w:val="single" w:color="000000" w:sz="4" w:space="0"/>
-              <w:left w:val="single" w:color="000000" w:sz="4" w:space="0"/>
-              <w:bottom w:val="single" w:color="000000" w:sz="4" w:space="0"/>
-              <w:right w:val="single" w:color="000000" w:sz="4" w:space="0"/>
-            </w:tcBorders>
-            <w:tcMar>
-              <w:left w:w="0" w:type="dxa"/>
-              <w:top w:w="0" w:type="dxa"/>
-              <w:right w:w="0" w:type="dxa"/>
-              <w:bottom w:w="0" w:type="dxa"/>
-            </w:tcMar>
-            <w:tcW w:w="8267" w:type="dxa"/>
-            <w:vAlign w:val="bottom"/>
-          </w:tcPr>
-          <w:p>
-            <w:pPr>
-              <w:pBdr/>
-              <w:spacing/>
-              <w:ind/>
-              <w:rPr/>
-            </w:pPr>
-            <w:r>
-              <w:rPr>
-                <w:rFonts w:ascii="Times New Roman" w:hAnsi="Times New Roman" w:eastAsia="Times New Roman" w:cs="Times New Roman"/>
-                <w:b w:val="0"/>
-                <w:i w:val="0"/>
-                <w:strike w:val="0"/>
-                <w:color w:val="000000"/>
-                <w:sz w:val="22"/>
-                <w:u w:val="none"/>
-                <w:vertAlign w:val="baseline"/>
-              </w:rPr>
-              <w:t xml:space="preserve">Une convention est obligatoirement rattachée à un projet.</w:t>
+        <w:trPr/>
+        <w:tc>
+          <w:tcPr>
+            <w:tcBorders>
+              <w:top w:val="single" w:color="000000" w:sz="4" w:space="0"/>
+              <w:left w:val="single" w:color="000000" w:sz="4" w:space="0"/>
+              <w:bottom w:val="single" w:color="000000" w:sz="4" w:space="0"/>
+              <w:right w:val="single" w:color="000000" w:sz="4" w:space="0"/>
+            </w:tcBorders>
+            <w:tcMar>
+              <w:left w:w="15" w:type="dxa"/>
+              <w:top w:w="15" w:type="dxa"/>
+              <w:right w:w="15" w:type="dxa"/>
+              <w:bottom w:w="15" w:type="dxa"/>
+            </w:tcMar>
+            <w:tcW w:w="573" w:type="dxa"/>
+            <w:vAlign w:val="center"/>
+          </w:tcPr>
+          <w:p>
+            <w:pPr>
+              <w:pBdr/>
+              <w:spacing w:after="0" w:before="0" w:line="240" w:lineRule="auto"/>
+              <w:ind/>
+              <w:rPr/>
+            </w:pPr>
+            <w:r>
+              <w:rPr>
+                <w:rFonts w:ascii="Times New Roman" w:hAnsi="Times New Roman" w:eastAsia="Times New Roman" w:cs="Times New Roman"/>
+                <w:color w:val="000000"/>
+                <w:sz w:val="24"/>
+              </w:rPr>
+              <w:t xml:space="preserve">RG08</w:t>
+            </w:r>
+            <w:r/>
+          </w:p>
+        </w:tc>
+        <w:tc>
+          <w:tcPr>
+            <w:tcBorders>
+              <w:top w:val="single" w:color="000000" w:sz="4" w:space="0"/>
+              <w:left w:val="single" w:color="000000" w:sz="4" w:space="0"/>
+              <w:bottom w:val="single" w:color="000000" w:sz="4" w:space="0"/>
+              <w:right w:val="single" w:color="000000" w:sz="4" w:space="0"/>
+            </w:tcBorders>
+            <w:tcMar>
+              <w:left w:w="15" w:type="dxa"/>
+              <w:top w:w="15" w:type="dxa"/>
+              <w:right w:w="15" w:type="dxa"/>
+              <w:bottom w:w="15" w:type="dxa"/>
+            </w:tcMar>
+            <w:tcW w:w="8357" w:type="dxa"/>
+            <w:vAlign w:val="center"/>
+          </w:tcPr>
+          <w:p>
+            <w:pPr>
+              <w:pBdr/>
+              <w:spacing w:after="0" w:before="0" w:line="240" w:lineRule="auto"/>
+              <w:ind/>
+              <w:rPr/>
+            </w:pPr>
+            <w:r>
+              <w:rPr>
+                <w:rFonts w:ascii="Times New Roman" w:hAnsi="Times New Roman" w:eastAsia="Times New Roman" w:cs="Times New Roman"/>
+                <w:color w:val="000000"/>
+                <w:sz w:val="24"/>
+              </w:rPr>
+              <w:t xml:space="preserve">Une convention doit contenir au moins une rubrique budgétaire avant d’être utilisée.</w:t>
             </w:r>
             <w:r/>
           </w:p>
         </w:tc>
       </w:tr>
       <w:tr>
-        <w:trPr>
-          <w:trHeight w:val="280"/>
-        </w:trPr>
-        <w:tc>
-          <w:tcPr>
-            <w:tcBorders>
-              <w:top w:val="single" w:color="000000" w:sz="4" w:space="0"/>
-              <w:left w:val="single" w:color="000000" w:sz="4" w:space="0"/>
-              <w:bottom w:val="single" w:color="000000" w:sz="4" w:space="0"/>
-              <w:right w:val="single" w:color="000000" w:sz="4" w:space="0"/>
-            </w:tcBorders>
-            <w:tcMar>
-              <w:left w:w="0" w:type="dxa"/>
-              <w:top w:w="0" w:type="dxa"/>
-              <w:right w:w="0" w:type="dxa"/>
-              <w:bottom w:w="0" w:type="dxa"/>
-            </w:tcMar>
-            <w:tcW w:w="945" w:type="dxa"/>
-            <w:vAlign w:val="bottom"/>
-          </w:tcPr>
-          <w:p>
-            <w:pPr>
-              <w:pBdr/>
-              <w:spacing/>
-              <w:ind/>
-              <w:jc w:val="left"/>
-              <w:rPr/>
-            </w:pPr>
-            <w:r>
-              <w:rPr>
-                <w:rFonts w:ascii="Times New Roman" w:hAnsi="Times New Roman" w:eastAsia="Times New Roman" w:cs="Times New Roman"/>
-                <w:b w:val="0"/>
-                <w:i w:val="0"/>
-                <w:strike w:val="0"/>
-                <w:color w:val="000000"/>
-                <w:sz w:val="22"/>
-                <w:u w:val="none"/>
-                <w:vertAlign w:val="baseline"/>
-              </w:rPr>
-              <w:t xml:space="preserve">RG11</w:t>
-            </w:r>
-            <w:r/>
-          </w:p>
-        </w:tc>
-        <w:tc>
-          <w:tcPr>
-            <w:tcBorders>
-              <w:top w:val="single" w:color="000000" w:sz="4" w:space="0"/>
-              <w:left w:val="single" w:color="000000" w:sz="4" w:space="0"/>
-              <w:bottom w:val="single" w:color="000000" w:sz="4" w:space="0"/>
-              <w:right w:val="single" w:color="000000" w:sz="4" w:space="0"/>
-            </w:tcBorders>
-            <w:tcMar>
-              <w:left w:w="0" w:type="dxa"/>
-              <w:top w:w="0" w:type="dxa"/>
-              <w:right w:w="0" w:type="dxa"/>
-              <w:bottom w:w="0" w:type="dxa"/>
-            </w:tcMar>
-            <w:tcW w:w="8267" w:type="dxa"/>
-            <w:vAlign w:val="bottom"/>
-          </w:tcPr>
-          <w:p>
-            <w:pPr>
-              <w:pBdr/>
-              <w:spacing/>
-              <w:ind/>
-              <w:rPr/>
-            </w:pPr>
-            <w:r>
-              <w:rPr>
-                <w:rFonts w:ascii="Times New Roman" w:hAnsi="Times New Roman" w:eastAsia="Times New Roman" w:cs="Times New Roman"/>
-                <w:b w:val="0"/>
-                <w:i w:val="0"/>
-                <w:strike w:val="0"/>
-                <w:color w:val="000000"/>
-                <w:sz w:val="22"/>
-                <w:u w:val="none"/>
-                <w:vertAlign w:val="baseline"/>
-              </w:rPr>
-              <w:t xml:space="preserve">Une convention possède un statut parmi : active, suspendue, terminée, annulée.</w:t>
+        <w:trPr/>
+        <w:tc>
+          <w:tcPr>
+            <w:tcBorders>
+              <w:top w:val="single" w:color="000000" w:sz="4" w:space="0"/>
+              <w:left w:val="single" w:color="000000" w:sz="4" w:space="0"/>
+              <w:bottom w:val="single" w:color="000000" w:sz="4" w:space="0"/>
+              <w:right w:val="single" w:color="000000" w:sz="4" w:space="0"/>
+            </w:tcBorders>
+            <w:tcMar>
+              <w:left w:w="15" w:type="dxa"/>
+              <w:top w:w="15" w:type="dxa"/>
+              <w:right w:w="15" w:type="dxa"/>
+              <w:bottom w:w="15" w:type="dxa"/>
+            </w:tcMar>
+            <w:tcW w:w="573" w:type="dxa"/>
+            <w:vAlign w:val="center"/>
+          </w:tcPr>
+          <w:p>
+            <w:pPr>
+              <w:pBdr/>
+              <w:spacing w:after="0" w:before="0" w:line="240" w:lineRule="auto"/>
+              <w:ind/>
+              <w:rPr/>
+            </w:pPr>
+            <w:r>
+              <w:rPr>
+                <w:rFonts w:ascii="Times New Roman" w:hAnsi="Times New Roman" w:eastAsia="Times New Roman" w:cs="Times New Roman"/>
+                <w:color w:val="000000"/>
+                <w:sz w:val="24"/>
+              </w:rPr>
+              <w:t xml:space="preserve">RG09</w:t>
+            </w:r>
+            <w:r/>
+          </w:p>
+        </w:tc>
+        <w:tc>
+          <w:tcPr>
+            <w:tcBorders>
+              <w:top w:val="single" w:color="000000" w:sz="4" w:space="0"/>
+              <w:left w:val="single" w:color="000000" w:sz="4" w:space="0"/>
+              <w:bottom w:val="single" w:color="000000" w:sz="4" w:space="0"/>
+              <w:right w:val="single" w:color="000000" w:sz="4" w:space="0"/>
+            </w:tcBorders>
+            <w:tcMar>
+              <w:left w:w="15" w:type="dxa"/>
+              <w:top w:w="15" w:type="dxa"/>
+              <w:right w:w="15" w:type="dxa"/>
+              <w:bottom w:w="15" w:type="dxa"/>
+            </w:tcMar>
+            <w:tcW w:w="8357" w:type="dxa"/>
+            <w:vAlign w:val="center"/>
+          </w:tcPr>
+          <w:p>
+            <w:pPr>
+              <w:pBdr/>
+              <w:spacing w:after="0" w:before="0" w:line="240" w:lineRule="auto"/>
+              <w:ind/>
+              <w:rPr/>
+            </w:pPr>
+            <w:r>
+              <w:rPr>
+                <w:rFonts w:ascii="Times New Roman" w:hAnsi="Times New Roman" w:eastAsia="Times New Roman" w:cs="Times New Roman"/>
+                <w:color w:val="000000"/>
+                <w:sz w:val="24"/>
+              </w:rPr>
+              <w:t xml:space="preserve">Le montant total des rubriques budgétaires ne peut pas dépasser celui de la convention.</w:t>
             </w:r>
             <w:r/>
           </w:p>
         </w:tc>
       </w:tr>
       <w:tr>
-        <w:trPr>
-          <w:trHeight w:val="280"/>
-        </w:trPr>
-        <w:tc>
-          <w:tcPr>
-            <w:tcBorders>
-              <w:top w:val="single" w:color="000000" w:sz="4" w:space="0"/>
-              <w:left w:val="single" w:color="000000" w:sz="4" w:space="0"/>
-              <w:bottom w:val="single" w:color="000000" w:sz="4" w:space="0"/>
-              <w:right w:val="single" w:color="000000" w:sz="4" w:space="0"/>
-            </w:tcBorders>
-            <w:tcMar>
-              <w:left w:w="0" w:type="dxa"/>
-              <w:top w:w="0" w:type="dxa"/>
-              <w:right w:w="0" w:type="dxa"/>
-              <w:bottom w:w="0" w:type="dxa"/>
-            </w:tcMar>
-            <w:tcW w:w="945" w:type="dxa"/>
-            <w:vAlign w:val="bottom"/>
-          </w:tcPr>
-          <w:p>
-            <w:pPr>
-              <w:pBdr/>
-              <w:spacing/>
-              <w:ind/>
-              <w:jc w:val="left"/>
-              <w:rPr/>
-            </w:pPr>
-            <w:r>
-              <w:rPr>
-                <w:rFonts w:ascii="Times New Roman" w:hAnsi="Times New Roman" w:eastAsia="Times New Roman" w:cs="Times New Roman"/>
-                <w:b w:val="0"/>
-                <w:i w:val="0"/>
-                <w:strike w:val="0"/>
-                <w:color w:val="000000"/>
-                <w:sz w:val="22"/>
-                <w:u w:val="none"/>
-                <w:vertAlign w:val="baseline"/>
-              </w:rPr>
-              <w:t xml:space="preserve">RG12</w:t>
-            </w:r>
-            <w:r/>
-          </w:p>
-        </w:tc>
-        <w:tc>
-          <w:tcPr>
-            <w:tcBorders>
-              <w:top w:val="single" w:color="000000" w:sz="4" w:space="0"/>
-              <w:left w:val="single" w:color="000000" w:sz="4" w:space="0"/>
-              <w:bottom w:val="single" w:color="000000" w:sz="4" w:space="0"/>
-              <w:right w:val="single" w:color="000000" w:sz="4" w:space="0"/>
-            </w:tcBorders>
-            <w:tcMar>
-              <w:left w:w="0" w:type="dxa"/>
-              <w:top w:w="0" w:type="dxa"/>
-              <w:right w:w="0" w:type="dxa"/>
-              <w:bottom w:w="0" w:type="dxa"/>
-            </w:tcMar>
-            <w:tcW w:w="8267" w:type="dxa"/>
-            <w:vAlign w:val="bottom"/>
-          </w:tcPr>
-          <w:p>
-            <w:pPr>
-              <w:pBdr/>
-              <w:spacing/>
-              <w:ind/>
-              <w:rPr/>
-            </w:pPr>
-            <w:r>
-              <w:rPr>
-                <w:rFonts w:ascii="Times New Roman" w:hAnsi="Times New Roman" w:eastAsia="Times New Roman" w:cs="Times New Roman"/>
-                <w:b w:val="0"/>
-                <w:i w:val="0"/>
-                <w:strike w:val="0"/>
-                <w:color w:val="000000"/>
-                <w:sz w:val="22"/>
-                <w:u w:val="none"/>
-                <w:vertAlign w:val="baseline"/>
-              </w:rPr>
-              <w:t xml:space="preserve">Seules les conventions au statut « active » permettent la soumission de nouvelles demandes de dépense.</w:t>
+        <w:trPr/>
+        <w:tc>
+          <w:tcPr>
+            <w:tcBorders>
+              <w:top w:val="single" w:color="000000" w:sz="4" w:space="0"/>
+              <w:left w:val="single" w:color="000000" w:sz="4" w:space="0"/>
+              <w:bottom w:val="single" w:color="000000" w:sz="4" w:space="0"/>
+              <w:right w:val="single" w:color="000000" w:sz="4" w:space="0"/>
+            </w:tcBorders>
+            <w:tcMar>
+              <w:left w:w="15" w:type="dxa"/>
+              <w:top w:w="15" w:type="dxa"/>
+              <w:right w:w="15" w:type="dxa"/>
+              <w:bottom w:w="15" w:type="dxa"/>
+            </w:tcMar>
+            <w:tcW w:w="573" w:type="dxa"/>
+            <w:vAlign w:val="center"/>
+          </w:tcPr>
+          <w:p>
+            <w:pPr>
+              <w:pBdr/>
+              <w:spacing w:after="0" w:before="0" w:line="240" w:lineRule="auto"/>
+              <w:ind/>
+              <w:rPr/>
+            </w:pPr>
+            <w:r>
+              <w:rPr>
+                <w:rFonts w:ascii="Times New Roman" w:hAnsi="Times New Roman" w:eastAsia="Times New Roman" w:cs="Times New Roman"/>
+                <w:color w:val="000000"/>
+                <w:sz w:val="24"/>
+              </w:rPr>
+              <w:t xml:space="preserve">RG10</w:t>
+            </w:r>
+            <w:r/>
+          </w:p>
+        </w:tc>
+        <w:tc>
+          <w:tcPr>
+            <w:tcBorders>
+              <w:top w:val="single" w:color="000000" w:sz="4" w:space="0"/>
+              <w:left w:val="single" w:color="000000" w:sz="4" w:space="0"/>
+              <w:bottom w:val="single" w:color="000000" w:sz="4" w:space="0"/>
+              <w:right w:val="single" w:color="000000" w:sz="4" w:space="0"/>
+            </w:tcBorders>
+            <w:tcMar>
+              <w:left w:w="15" w:type="dxa"/>
+              <w:top w:w="15" w:type="dxa"/>
+              <w:right w:w="15" w:type="dxa"/>
+              <w:bottom w:w="15" w:type="dxa"/>
+            </w:tcMar>
+            <w:tcW w:w="8357" w:type="dxa"/>
+            <w:vAlign w:val="center"/>
+          </w:tcPr>
+          <w:p>
+            <w:pPr>
+              <w:pBdr/>
+              <w:spacing w:after="0" w:before="0" w:line="240" w:lineRule="auto"/>
+              <w:ind/>
+              <w:rPr/>
+            </w:pPr>
+            <w:r>
+              <w:rPr>
+                <w:rFonts w:ascii="Times New Roman" w:hAnsi="Times New Roman" w:eastAsia="Times New Roman" w:cs="Times New Roman"/>
+                <w:color w:val="000000"/>
+                <w:sz w:val="24"/>
+              </w:rPr>
+              <w:t xml:space="preserve">Seules les conventions actives peuvent recevoir des demandes de dépense.</w:t>
             </w:r>
             <w:r/>
           </w:p>
         </w:tc>
       </w:tr>
       <w:tr>
-        <w:trPr>
-          <w:trHeight w:val="280"/>
-        </w:trPr>
-        <w:tc>
-          <w:tcPr>
-            <w:tcBorders>
-              <w:top w:val="single" w:color="000000" w:sz="4" w:space="0"/>
-              <w:left w:val="single" w:color="000000" w:sz="4" w:space="0"/>
-              <w:bottom w:val="single" w:color="000000" w:sz="4" w:space="0"/>
-              <w:right w:val="single" w:color="000000" w:sz="4" w:space="0"/>
-            </w:tcBorders>
-            <w:tcMar>
-              <w:left w:w="0" w:type="dxa"/>
-              <w:top w:w="0" w:type="dxa"/>
-              <w:right w:w="0" w:type="dxa"/>
-              <w:bottom w:w="0" w:type="dxa"/>
-            </w:tcMar>
-            <w:tcW w:w="945" w:type="dxa"/>
-            <w:vAlign w:val="bottom"/>
-          </w:tcPr>
-          <w:p>
-            <w:pPr>
-              <w:pBdr/>
-              <w:spacing/>
-              <w:ind/>
-              <w:jc w:val="left"/>
-              <w:rPr/>
-            </w:pPr>
-            <w:r>
-              <w:rPr>
-                <w:rFonts w:ascii="Times New Roman" w:hAnsi="Times New Roman" w:eastAsia="Times New Roman" w:cs="Times New Roman"/>
-                <w:b w:val="0"/>
-                <w:i w:val="0"/>
-                <w:strike w:val="0"/>
-                <w:color w:val="000000"/>
-                <w:sz w:val="22"/>
-                <w:u w:val="none"/>
-                <w:vertAlign w:val="baseline"/>
-              </w:rPr>
-              <w:t xml:space="preserve">RG13</w:t>
-            </w:r>
-            <w:r/>
-          </w:p>
-        </w:tc>
-        <w:tc>
-          <w:tcPr>
-            <w:tcBorders>
-              <w:top w:val="single" w:color="000000" w:sz="4" w:space="0"/>
-              <w:left w:val="single" w:color="000000" w:sz="4" w:space="0"/>
-              <w:bottom w:val="single" w:color="000000" w:sz="4" w:space="0"/>
-              <w:right w:val="single" w:color="000000" w:sz="4" w:space="0"/>
-            </w:tcBorders>
-            <w:tcMar>
-              <w:left w:w="0" w:type="dxa"/>
-              <w:top w:w="0" w:type="dxa"/>
-              <w:right w:w="0" w:type="dxa"/>
-              <w:bottom w:w="0" w:type="dxa"/>
-            </w:tcMar>
-            <w:tcW w:w="8267" w:type="dxa"/>
-            <w:vAlign w:val="bottom"/>
-          </w:tcPr>
-          <w:p>
-            <w:pPr>
-              <w:pBdr/>
-              <w:spacing/>
-              <w:ind/>
-              <w:rPr/>
-            </w:pPr>
-            <w:r>
-              <w:rPr>
-                <w:rFonts w:ascii="Times New Roman" w:hAnsi="Times New Roman" w:eastAsia="Times New Roman" w:cs="Times New Roman"/>
-                <w:b w:val="0"/>
-                <w:i w:val="0"/>
-                <w:strike w:val="0"/>
-                <w:color w:val="000000"/>
-                <w:sz w:val="22"/>
-                <w:u w:val="none"/>
-                <w:vertAlign w:val="baseline"/>
-              </w:rPr>
-              <w:t xml:space="preserve">La somme des montants des rubriques d'une convention ne peut jamais dépasser le montant total de cette convention.</w:t>
+        <w:trPr/>
+        <w:tc>
+          <w:tcPr>
+            <w:tcBorders>
+              <w:top w:val="single" w:color="000000" w:sz="4" w:space="0"/>
+              <w:left w:val="single" w:color="000000" w:sz="4" w:space="0"/>
+              <w:bottom w:val="single" w:color="000000" w:sz="4" w:space="0"/>
+              <w:right w:val="single" w:color="000000" w:sz="4" w:space="0"/>
+            </w:tcBorders>
+            <w:tcMar>
+              <w:left w:w="15" w:type="dxa"/>
+              <w:top w:w="15" w:type="dxa"/>
+              <w:right w:w="15" w:type="dxa"/>
+              <w:bottom w:w="15" w:type="dxa"/>
+            </w:tcMar>
+            <w:tcW w:w="573" w:type="dxa"/>
+            <w:vAlign w:val="center"/>
+          </w:tcPr>
+          <w:p>
+            <w:pPr>
+              <w:pBdr/>
+              <w:spacing w:after="0" w:before="0" w:line="240" w:lineRule="auto"/>
+              <w:ind/>
+              <w:rPr/>
+            </w:pPr>
+            <w:r>
+              <w:rPr>
+                <w:rFonts w:ascii="Times New Roman" w:hAnsi="Times New Roman" w:eastAsia="Times New Roman" w:cs="Times New Roman"/>
+                <w:color w:val="000000"/>
+                <w:sz w:val="24"/>
+              </w:rPr>
+              <w:t xml:space="preserve">RG11</w:t>
+            </w:r>
+            <w:r/>
+          </w:p>
+        </w:tc>
+        <w:tc>
+          <w:tcPr>
+            <w:tcBorders>
+              <w:top w:val="single" w:color="000000" w:sz="4" w:space="0"/>
+              <w:left w:val="single" w:color="000000" w:sz="4" w:space="0"/>
+              <w:bottom w:val="single" w:color="000000" w:sz="4" w:space="0"/>
+              <w:right w:val="single" w:color="000000" w:sz="4" w:space="0"/>
+            </w:tcBorders>
+            <w:tcMar>
+              <w:left w:w="15" w:type="dxa"/>
+              <w:top w:w="15" w:type="dxa"/>
+              <w:right w:w="15" w:type="dxa"/>
+              <w:bottom w:w="15" w:type="dxa"/>
+            </w:tcMar>
+            <w:tcW w:w="8357" w:type="dxa"/>
+            <w:vAlign w:val="center"/>
+          </w:tcPr>
+          <w:p>
+            <w:pPr>
+              <w:pBdr/>
+              <w:spacing w:after="0" w:before="0" w:line="240" w:lineRule="auto"/>
+              <w:ind/>
+              <w:rPr/>
+            </w:pPr>
+            <w:r>
+              <w:rPr>
+                <w:rFonts w:ascii="Times New Roman" w:hAnsi="Times New Roman" w:eastAsia="Times New Roman" w:cs="Times New Roman"/>
+                <w:color w:val="000000"/>
+                <w:sz w:val="24"/>
+              </w:rPr>
+              <w:t xml:space="preserve">Les montants des conventions sont convertis en FCFA selon le taux défini.</w:t>
             </w:r>
             <w:r/>
           </w:p>
         </w:tc>
       </w:tr>
       <w:tr>
-        <w:trPr>
-          <w:trHeight w:val="280"/>
-        </w:trPr>
-        <w:tc>
-          <w:tcPr>
-            <w:tcBorders>
-              <w:top w:val="single" w:color="000000" w:sz="4" w:space="0"/>
-              <w:left w:val="single" w:color="000000" w:sz="4" w:space="0"/>
-              <w:bottom w:val="single" w:color="000000" w:sz="4" w:space="0"/>
-              <w:right w:val="single" w:color="000000" w:sz="4" w:space="0"/>
-            </w:tcBorders>
-            <w:tcMar>
-              <w:left w:w="0" w:type="dxa"/>
-              <w:top w:w="0" w:type="dxa"/>
-              <w:right w:w="0" w:type="dxa"/>
-              <w:bottom w:w="0" w:type="dxa"/>
-            </w:tcMar>
-            <w:tcW w:w="945" w:type="dxa"/>
-            <w:vAlign w:val="bottom"/>
-          </w:tcPr>
-          <w:p>
-            <w:pPr>
-              <w:pBdr/>
-              <w:spacing/>
-              <w:ind/>
-              <w:jc w:val="left"/>
-              <w:rPr/>
-            </w:pPr>
-            <w:r>
-              <w:rPr>
-                <w:rFonts w:ascii="Times New Roman" w:hAnsi="Times New Roman" w:eastAsia="Times New Roman" w:cs="Times New Roman"/>
-                <w:b w:val="0"/>
-                <w:i w:val="0"/>
-                <w:strike w:val="0"/>
-                <w:color w:val="000000"/>
-                <w:sz w:val="22"/>
-                <w:u w:val="none"/>
-                <w:vertAlign w:val="baseline"/>
-              </w:rPr>
-              <w:t xml:space="preserve">RG14</w:t>
-            </w:r>
-            <w:r/>
-          </w:p>
-        </w:tc>
-        <w:tc>
-          <w:tcPr>
-            <w:tcBorders>
-              <w:top w:val="single" w:color="000000" w:sz="4" w:space="0"/>
-              <w:left w:val="single" w:color="000000" w:sz="4" w:space="0"/>
-              <w:bottom w:val="single" w:color="000000" w:sz="4" w:space="0"/>
-              <w:right w:val="single" w:color="000000" w:sz="4" w:space="0"/>
-            </w:tcBorders>
-            <w:tcMar>
-              <w:left w:w="0" w:type="dxa"/>
-              <w:top w:w="0" w:type="dxa"/>
-              <w:right w:w="0" w:type="dxa"/>
-              <w:bottom w:w="0" w:type="dxa"/>
-            </w:tcMar>
-            <w:tcW w:w="8267" w:type="dxa"/>
-            <w:vAlign w:val="bottom"/>
-          </w:tcPr>
-          <w:p>
-            <w:pPr>
-              <w:pBdr/>
-              <w:spacing/>
-              <w:ind/>
-              <w:rPr/>
-            </w:pPr>
-            <w:r>
-              <w:rPr>
-                <w:rFonts w:ascii="Times New Roman" w:hAnsi="Times New Roman" w:eastAsia="Times New Roman" w:cs="Times New Roman"/>
-                <w:b w:val="0"/>
-                <w:i w:val="0"/>
-                <w:strike w:val="0"/>
-                <w:color w:val="000000"/>
-                <w:sz w:val="22"/>
-                <w:u w:val="none"/>
-                <w:vertAlign w:val="baseline"/>
-              </w:rPr>
-              <w:t xml:space="preserve">Si le montant total des conventions d'un projet dépasse le budget initial prévu, la DAF peut augmenter le montant d'une rubrique pour réajuster la répartition budgétaire.</w:t>
+        <w:trPr/>
+        <w:tc>
+          <w:tcPr>
+            <w:tcBorders>
+              <w:top w:val="single" w:color="000000" w:sz="4" w:space="0"/>
+              <w:left w:val="single" w:color="000000" w:sz="4" w:space="0"/>
+              <w:bottom w:val="single" w:color="000000" w:sz="4" w:space="0"/>
+              <w:right w:val="single" w:color="000000" w:sz="4" w:space="0"/>
+            </w:tcBorders>
+            <w:tcMar>
+              <w:left w:w="15" w:type="dxa"/>
+              <w:top w:w="15" w:type="dxa"/>
+              <w:right w:w="15" w:type="dxa"/>
+              <w:bottom w:w="15" w:type="dxa"/>
+            </w:tcMar>
+            <w:tcW w:w="573" w:type="dxa"/>
+            <w:vAlign w:val="center"/>
+          </w:tcPr>
+          <w:p>
+            <w:pPr>
+              <w:pBdr/>
+              <w:spacing w:after="0" w:before="0" w:line="240" w:lineRule="auto"/>
+              <w:ind/>
+              <w:rPr/>
+            </w:pPr>
+            <w:r>
+              <w:rPr>
+                <w:rFonts w:ascii="Times New Roman" w:hAnsi="Times New Roman" w:eastAsia="Times New Roman" w:cs="Times New Roman"/>
+                <w:color w:val="000000"/>
+                <w:sz w:val="24"/>
+              </w:rPr>
+              <w:t xml:space="preserve">RG12</w:t>
+            </w:r>
+            <w:r/>
+          </w:p>
+        </w:tc>
+        <w:tc>
+          <w:tcPr>
+            <w:tcBorders>
+              <w:top w:val="single" w:color="000000" w:sz="4" w:space="0"/>
+              <w:left w:val="single" w:color="000000" w:sz="4" w:space="0"/>
+              <w:bottom w:val="single" w:color="000000" w:sz="4" w:space="0"/>
+              <w:right w:val="single" w:color="000000" w:sz="4" w:space="0"/>
+            </w:tcBorders>
+            <w:tcMar>
+              <w:left w:w="15" w:type="dxa"/>
+              <w:top w:w="15" w:type="dxa"/>
+              <w:right w:w="15" w:type="dxa"/>
+              <w:bottom w:w="15" w:type="dxa"/>
+            </w:tcMar>
+            <w:tcW w:w="8357" w:type="dxa"/>
+            <w:vAlign w:val="center"/>
+          </w:tcPr>
+          <w:p>
+            <w:pPr>
+              <w:pBdr/>
+              <w:spacing w:after="0" w:before="0" w:line="240" w:lineRule="auto"/>
+              <w:ind/>
+              <w:rPr/>
+            </w:pPr>
+            <w:r>
+              <w:rPr>
+                <w:rFonts w:ascii="Times New Roman" w:hAnsi="Times New Roman" w:eastAsia="Times New Roman" w:cs="Times New Roman"/>
+                <w:color w:val="000000"/>
+                <w:sz w:val="24"/>
+              </w:rPr>
+              <w:t xml:space="preserve">Un projet clôturé ne peut plus recevoir de nouvelles opérations.</w:t>
             </w:r>
             <w:r/>
           </w:p>
@@ -1571,107 +1253,81 @@
     </w:tbl>
     <w:p>
       <w:pPr>
-        <w:pBdr/>
-        <w:spacing/>
-        <w:ind/>
+        <w:pStyle w:val="839"/>
+        <w:pBdr>
+          <w:top w:val="none" w:color="000000" w:sz="4" w:space="0"/>
+          <w:left w:val="none" w:color="000000" w:sz="4" w:space="0"/>
+          <w:bottom w:val="none" w:color="000000" w:sz="4" w:space="0"/>
+          <w:right w:val="none" w:color="000000" w:sz="4" w:space="0"/>
+        </w:pBdr>
+        <w:spacing/>
+        <w:ind w:right="0" w:firstLine="0" w:left="0"/>
         <w:rPr/>
       </w:pPr>
-      <w:r/>
-      <w:r/>
-    </w:p>
-    <w:p>
-      <w:pPr>
-        <w:pBdr/>
-        <w:spacing/>
-        <w:ind/>
-        <w:rPr/>
-      </w:pPr>
-      <w:r/>
-      <w:r/>
-    </w:p>
-    <w:p>
-      <w:pPr>
-        <w:pBdr/>
-        <w:spacing/>
-        <w:ind/>
-        <w:rPr/>
-      </w:pPr>
-      <w:r/>
-      <w:r/>
-    </w:p>
-    <w:p>
-      <w:pPr>
-        <w:pBdr/>
-        <w:spacing/>
-        <w:ind/>
-        <w:rPr/>
-      </w:pPr>
       <w:r>
+        <w:rPr>
+          <w:rFonts w:ascii="Times New Roman" w:hAnsi="Times New Roman" w:eastAsia="Times New Roman" w:cs="Times New Roman"/>
+          <w:b/>
+          <w:color w:val="000000"/>
+          <w:sz w:val="28"/>
+        </w:rPr>
         <w:t xml:space="preserve">4.2.3 Circuit des dépenses</w:t>
       </w:r>
       <w:r/>
     </w:p>
-    <w:p>
-      <w:pPr>
-        <w:pBdr/>
-        <w:spacing/>
-        <w:ind/>
-        <w:rPr/>
-      </w:pPr>
-      <w:r/>
-      <w:r/>
-    </w:p>
     <w:tbl>
       <w:tblPr>
-        <w:tblStyle w:val="701"/>
+        <w:tblStyle w:val="711"/>
+        <w:tblInd w:w="0" w:type="dxa"/>
         <w:tblW w:w="0" w:type="auto"/>
-        <w:tblBorders/>
-        <w:tblLayout w:type="fixed"/>
+        <w:tblBorders>
+          <w:top w:val="none" w:color="000000" w:sz="4" w:space="0"/>
+          <w:left w:val="none" w:color="000000" w:sz="4" w:space="0"/>
+          <w:bottom w:val="none" w:color="000000" w:sz="4" w:space="0"/>
+          <w:right w:val="none" w:color="000000" w:sz="4" w:space="0"/>
+          <w:insideH w:val="none" w:color="000000" w:sz="4" w:space="0"/>
+          <w:insideV w:val="none" w:color="000000" w:sz="4" w:space="0"/>
+        </w:tblBorders>
+        <w:tblLayout w:type="autofit"/>
         <w:tblLook w:val="04A0" w:firstRow="1" w:lastRow="0" w:firstColumn="1" w:lastColumn="0" w:noHBand="0" w:noVBand="1"/>
       </w:tblPr>
       <w:tblGrid>
-        <w:gridCol w:w="945"/>
-        <w:gridCol w:w="8267"/>
+        <w:gridCol w:w="503"/>
+        <w:gridCol w:w="8852"/>
       </w:tblGrid>
       <w:tr>
-        <w:trPr>
-          <w:trHeight w:val="280"/>
-        </w:trPr>
-        <w:tc>
-          <w:tcPr>
-            <w:tcBorders>
-              <w:top w:val="single" w:color="000000" w:sz="4" w:space="0"/>
-              <w:left w:val="single" w:color="000000" w:sz="4" w:space="0"/>
-              <w:bottom w:val="single" w:color="000000" w:sz="4" w:space="0"/>
-              <w:right w:val="single" w:color="000000" w:sz="4" w:space="0"/>
-            </w:tcBorders>
-            <w:tcMar>
-              <w:left w:w="0" w:type="dxa"/>
-              <w:top w:w="0" w:type="dxa"/>
-              <w:right w:w="0" w:type="dxa"/>
-              <w:bottom w:w="0" w:type="dxa"/>
-            </w:tcMar>
-            <w:tcW w:w="945" w:type="dxa"/>
-            <w:vAlign w:val="bottom"/>
-          </w:tcPr>
-          <w:p>
-            <w:pPr>
-              <w:pBdr/>
-              <w:spacing/>
-              <w:ind/>
-              <w:jc w:val="left"/>
-              <w:rPr/>
-            </w:pPr>
-            <w:r>
-              <w:rPr>
-                <w:rFonts w:ascii="Times New Roman" w:hAnsi="Times New Roman" w:eastAsia="Times New Roman" w:cs="Times New Roman"/>
-                <w:b w:val="0"/>
-                <w:i w:val="0"/>
-                <w:strike w:val="0"/>
-                <w:color w:val="000000"/>
-                <w:sz w:val="22"/>
-                <w:u w:val="none"/>
-                <w:vertAlign w:val="baseline"/>
+        <w:trPr/>
+        <w:tc>
+          <w:tcPr>
+            <w:tcBorders>
+              <w:top w:val="single" w:color="000000" w:sz="4" w:space="0"/>
+              <w:left w:val="single" w:color="000000" w:sz="4" w:space="0"/>
+              <w:bottom w:val="single" w:color="000000" w:sz="4" w:space="0"/>
+              <w:right w:val="single" w:color="000000" w:sz="4" w:space="0"/>
+            </w:tcBorders>
+            <w:tcMar>
+              <w:left w:w="15" w:type="dxa"/>
+              <w:top w:w="15" w:type="dxa"/>
+              <w:right w:w="15" w:type="dxa"/>
+              <w:bottom w:w="15" w:type="dxa"/>
+            </w:tcMar>
+            <w:tcW w:w="503" w:type="dxa"/>
+            <w:vAlign w:val="center"/>
+          </w:tcPr>
+          <w:p>
+            <w:pPr>
+              <w:pBdr/>
+              <w:spacing w:after="0" w:before="0" w:line="240" w:lineRule="auto"/>
+              <w:ind/>
+              <w:jc w:val="center"/>
+              <w:rPr/>
+            </w:pPr>
+            <w:r>
+              <w:rPr>
+                <w:rFonts w:ascii="Times New Roman" w:hAnsi="Times New Roman" w:eastAsia="Times New Roman" w:cs="Times New Roman"/>
+                <w:b/>
+                <w:color w:val="000000"/>
+                <w:sz w:val="24"/>
               </w:rPr>
               <w:t xml:space="preserve">N°</w:t>
             </w:r>
@@ -1687,31 +1343,28 @@
               <w:right w:val="single" w:color="000000" w:sz="4" w:space="0"/>
             </w:tcBorders>
             <w:tcMar>
-              <w:left w:w="0" w:type="dxa"/>
-              <w:top w:w="0" w:type="dxa"/>
-              <w:right w:w="0" w:type="dxa"/>
-              <w:bottom w:w="0" w:type="dxa"/>
-            </w:tcMar>
-            <w:tcW w:w="8267" w:type="dxa"/>
-            <w:vAlign w:val="bottom"/>
-          </w:tcPr>
-          <w:p>
-            <w:pPr>
-              <w:pBdr/>
-              <w:spacing/>
-              <w:ind/>
-              <w:rPr/>
-            </w:pPr>
-            <w:r>
-              <w:rPr>
-                <w:rFonts w:ascii="Times New Roman" w:hAnsi="Times New Roman" w:eastAsia="Times New Roman" w:cs="Times New Roman"/>
-                <w:b w:val="0"/>
-                <w:i w:val="0"/>
-                <w:strike w:val="0"/>
-                <w:color w:val="000000"/>
-                <w:sz w:val="22"/>
-                <w:u w:val="none"/>
-                <w:vertAlign w:val="baseline"/>
+              <w:left w:w="15" w:type="dxa"/>
+              <w:top w:w="15" w:type="dxa"/>
+              <w:right w:w="15" w:type="dxa"/>
+              <w:bottom w:w="15" w:type="dxa"/>
+            </w:tcMar>
+            <w:tcW w:w="8852" w:type="dxa"/>
+            <w:vAlign w:val="center"/>
+          </w:tcPr>
+          <w:p>
+            <w:pPr>
+              <w:pBdr/>
+              <w:spacing w:after="0" w:before="0" w:line="240" w:lineRule="auto"/>
+              <w:ind/>
+              <w:jc w:val="center"/>
+              <w:rPr/>
+            </w:pPr>
+            <w:r>
+              <w:rPr>
+                <w:rFonts w:ascii="Times New Roman" w:hAnsi="Times New Roman" w:eastAsia="Times New Roman" w:cs="Times New Roman"/>
+                <w:b/>
+                <w:color w:val="000000"/>
+                <w:sz w:val="24"/>
               </w:rPr>
               <w:t xml:space="preserve">Règle de gestion</w:t>
             </w:r>
@@ -1720,859 +1373,511 @@
         </w:tc>
       </w:tr>
       <w:tr>
-        <w:trPr>
-          <w:trHeight w:val="280"/>
-        </w:trPr>
-        <w:tc>
-          <w:tcPr>
-            <w:tcBorders>
-              <w:top w:val="single" w:color="000000" w:sz="4" w:space="0"/>
-              <w:left w:val="single" w:color="000000" w:sz="4" w:space="0"/>
-              <w:bottom w:val="single" w:color="000000" w:sz="4" w:space="0"/>
-              <w:right w:val="single" w:color="000000" w:sz="4" w:space="0"/>
-            </w:tcBorders>
-            <w:tcMar>
-              <w:left w:w="0" w:type="dxa"/>
-              <w:top w:w="0" w:type="dxa"/>
-              <w:right w:w="0" w:type="dxa"/>
-              <w:bottom w:w="0" w:type="dxa"/>
-            </w:tcMar>
-            <w:tcW w:w="945" w:type="dxa"/>
-            <w:vAlign w:val="bottom"/>
-          </w:tcPr>
-          <w:p>
-            <w:pPr>
-              <w:pBdr/>
-              <w:spacing/>
-              <w:ind/>
-              <w:jc w:val="left"/>
-              <w:rPr/>
-            </w:pPr>
-            <w:r>
-              <w:rPr>
-                <w:rFonts w:ascii="Times New Roman" w:hAnsi="Times New Roman" w:eastAsia="Times New Roman" w:cs="Times New Roman"/>
-                <w:b w:val="0"/>
-                <w:i w:val="0"/>
-                <w:strike w:val="0"/>
-                <w:color w:val="000000"/>
-                <w:sz w:val="22"/>
-                <w:u w:val="none"/>
-                <w:vertAlign w:val="baseline"/>
-              </w:rPr>
-              <w:t xml:space="preserve">RG15</w:t>
-            </w:r>
-            <w:r/>
-          </w:p>
-        </w:tc>
-        <w:tc>
-          <w:tcPr>
-            <w:tcBorders>
-              <w:top w:val="single" w:color="000000" w:sz="4" w:space="0"/>
-              <w:left w:val="single" w:color="000000" w:sz="4" w:space="0"/>
-              <w:bottom w:val="single" w:color="000000" w:sz="4" w:space="0"/>
-              <w:right w:val="single" w:color="000000" w:sz="4" w:space="0"/>
-            </w:tcBorders>
-            <w:tcMar>
-              <w:left w:w="0" w:type="dxa"/>
-              <w:top w:w="0" w:type="dxa"/>
-              <w:right w:w="0" w:type="dxa"/>
-              <w:bottom w:w="0" w:type="dxa"/>
-            </w:tcMar>
-            <w:tcW w:w="8267" w:type="dxa"/>
-            <w:vAlign w:val="bottom"/>
-          </w:tcPr>
-          <w:p>
-            <w:pPr>
-              <w:pBdr/>
-              <w:spacing/>
-              <w:ind/>
-              <w:rPr/>
-            </w:pPr>
-            <w:r>
-              <w:rPr>
-                <w:rFonts w:ascii="Times New Roman" w:hAnsi="Times New Roman" w:eastAsia="Times New Roman" w:cs="Times New Roman"/>
-                <w:b w:val="0"/>
-                <w:i w:val="0"/>
-                <w:strike w:val="0"/>
-                <w:color w:val="000000"/>
-                <w:sz w:val="22"/>
-                <w:u w:val="none"/>
-                <w:vertAlign w:val="baseline"/>
-              </w:rPr>
-              <w:t xml:space="preserve">Une demande de dépense ne peut être soumise que si le projet est en cours et la convention est active.</w:t>
+        <w:trPr/>
+        <w:tc>
+          <w:tcPr>
+            <w:tcBorders>
+              <w:top w:val="single" w:color="000000" w:sz="4" w:space="0"/>
+              <w:left w:val="single" w:color="000000" w:sz="4" w:space="0"/>
+              <w:bottom w:val="single" w:color="000000" w:sz="4" w:space="0"/>
+              <w:right w:val="single" w:color="000000" w:sz="4" w:space="0"/>
+            </w:tcBorders>
+            <w:tcMar>
+              <w:left w:w="15" w:type="dxa"/>
+              <w:top w:w="15" w:type="dxa"/>
+              <w:right w:w="15" w:type="dxa"/>
+              <w:bottom w:w="15" w:type="dxa"/>
+            </w:tcMar>
+            <w:tcW w:w="503" w:type="dxa"/>
+            <w:vAlign w:val="center"/>
+          </w:tcPr>
+          <w:p>
+            <w:pPr>
+              <w:pBdr/>
+              <w:spacing w:after="0" w:before="0" w:line="240" w:lineRule="auto"/>
+              <w:ind/>
+              <w:rPr/>
+            </w:pPr>
+            <w:r>
+              <w:rPr>
+                <w:rFonts w:ascii="Times New Roman" w:hAnsi="Times New Roman" w:eastAsia="Times New Roman" w:cs="Times New Roman"/>
+                <w:color w:val="000000"/>
+                <w:sz w:val="24"/>
+              </w:rPr>
+              <w:t xml:space="preserve">RG13</w:t>
+            </w:r>
+            <w:r/>
+          </w:p>
+        </w:tc>
+        <w:tc>
+          <w:tcPr>
+            <w:tcBorders>
+              <w:top w:val="single" w:color="000000" w:sz="4" w:space="0"/>
+              <w:left w:val="single" w:color="000000" w:sz="4" w:space="0"/>
+              <w:bottom w:val="single" w:color="000000" w:sz="4" w:space="0"/>
+              <w:right w:val="single" w:color="000000" w:sz="4" w:space="0"/>
+            </w:tcBorders>
+            <w:tcMar>
+              <w:left w:w="15" w:type="dxa"/>
+              <w:top w:w="15" w:type="dxa"/>
+              <w:right w:w="15" w:type="dxa"/>
+              <w:bottom w:w="15" w:type="dxa"/>
+            </w:tcMar>
+            <w:tcW w:w="8852" w:type="dxa"/>
+            <w:vAlign w:val="center"/>
+          </w:tcPr>
+          <w:p>
+            <w:pPr>
+              <w:pBdr/>
+              <w:spacing w:after="0" w:before="0" w:line="240" w:lineRule="auto"/>
+              <w:ind/>
+              <w:rPr/>
+            </w:pPr>
+            <w:r>
+              <w:rPr>
+                <w:rFonts w:ascii="Times New Roman" w:hAnsi="Times New Roman" w:eastAsia="Times New Roman" w:cs="Times New Roman"/>
+                <w:color w:val="000000"/>
+                <w:sz w:val="24"/>
+              </w:rPr>
+              <w:t xml:space="preserve">Seul le porteur du projet peut soumettre une demande de dépense.</w:t>
             </w:r>
             <w:r/>
           </w:p>
         </w:tc>
       </w:tr>
       <w:tr>
-        <w:trPr>
-          <w:trHeight w:val="280"/>
-        </w:trPr>
-        <w:tc>
-          <w:tcPr>
-            <w:tcBorders>
-              <w:top w:val="single" w:color="000000" w:sz="4" w:space="0"/>
-              <w:left w:val="single" w:color="000000" w:sz="4" w:space="0"/>
-              <w:bottom w:val="single" w:color="000000" w:sz="4" w:space="0"/>
-              <w:right w:val="single" w:color="000000" w:sz="4" w:space="0"/>
-            </w:tcBorders>
-            <w:tcMar>
-              <w:left w:w="0" w:type="dxa"/>
-              <w:top w:w="0" w:type="dxa"/>
-              <w:right w:w="0" w:type="dxa"/>
-              <w:bottom w:w="0" w:type="dxa"/>
-            </w:tcMar>
-            <w:tcW w:w="945" w:type="dxa"/>
-            <w:vAlign w:val="bottom"/>
-          </w:tcPr>
-          <w:p>
-            <w:pPr>
-              <w:pBdr/>
-              <w:spacing/>
-              <w:ind/>
-              <w:jc w:val="left"/>
-              <w:rPr/>
-            </w:pPr>
-            <w:r>
-              <w:rPr>
-                <w:rFonts w:ascii="Times New Roman" w:hAnsi="Times New Roman" w:eastAsia="Times New Roman" w:cs="Times New Roman"/>
-                <w:b w:val="0"/>
-                <w:i w:val="0"/>
-                <w:strike w:val="0"/>
-                <w:color w:val="000000"/>
-                <w:sz w:val="22"/>
-                <w:u w:val="none"/>
-                <w:vertAlign w:val="baseline"/>
-              </w:rPr>
-              <w:t xml:space="preserve">RG16</w:t>
-            </w:r>
-            <w:r/>
-          </w:p>
-        </w:tc>
-        <w:tc>
-          <w:tcPr>
-            <w:tcBorders>
-              <w:top w:val="single" w:color="000000" w:sz="4" w:space="0"/>
-              <w:left w:val="single" w:color="000000" w:sz="4" w:space="0"/>
-              <w:bottom w:val="single" w:color="000000" w:sz="4" w:space="0"/>
-              <w:right w:val="single" w:color="000000" w:sz="4" w:space="0"/>
-            </w:tcBorders>
-            <w:tcMar>
-              <w:left w:w="0" w:type="dxa"/>
-              <w:top w:w="0" w:type="dxa"/>
-              <w:right w:w="0" w:type="dxa"/>
-              <w:bottom w:w="0" w:type="dxa"/>
-            </w:tcMar>
-            <w:tcW w:w="8267" w:type="dxa"/>
-            <w:vAlign w:val="bottom"/>
-          </w:tcPr>
-          <w:p>
-            <w:pPr>
-              <w:pBdr/>
-              <w:spacing/>
-              <w:ind/>
-              <w:rPr/>
-            </w:pPr>
-            <w:r>
-              <w:rPr>
-                <w:rFonts w:ascii="Times New Roman" w:hAnsi="Times New Roman" w:eastAsia="Times New Roman" w:cs="Times New Roman"/>
-                <w:b w:val="0"/>
-                <w:i w:val="0"/>
-                <w:strike w:val="0"/>
-                <w:color w:val="000000"/>
-                <w:sz w:val="22"/>
-                <w:u w:val="none"/>
-                <w:vertAlign w:val="baseline"/>
-              </w:rPr>
-              <w:t xml:space="preserve">Il ne peut exister qu'une seule demande en cours de traitement à la fois sur une même convention. Une demande est considérée en cours de traitement tant qu'elle n'a pas atteint le statut « rejetée » ou « terminée ».</w:t>
+        <w:trPr/>
+        <w:tc>
+          <w:tcPr>
+            <w:tcBorders>
+              <w:top w:val="single" w:color="000000" w:sz="4" w:space="0"/>
+              <w:left w:val="single" w:color="000000" w:sz="4" w:space="0"/>
+              <w:bottom w:val="single" w:color="000000" w:sz="4" w:space="0"/>
+              <w:right w:val="single" w:color="000000" w:sz="4" w:space="0"/>
+            </w:tcBorders>
+            <w:tcMar>
+              <w:left w:w="15" w:type="dxa"/>
+              <w:top w:w="15" w:type="dxa"/>
+              <w:right w:w="15" w:type="dxa"/>
+              <w:bottom w:w="15" w:type="dxa"/>
+            </w:tcMar>
+            <w:tcW w:w="503" w:type="dxa"/>
+            <w:vAlign w:val="center"/>
+          </w:tcPr>
+          <w:p>
+            <w:pPr>
+              <w:pBdr/>
+              <w:spacing w:after="0" w:before="0" w:line="240" w:lineRule="auto"/>
+              <w:ind/>
+              <w:rPr/>
+            </w:pPr>
+            <w:r>
+              <w:rPr>
+                <w:rFonts w:ascii="Times New Roman" w:hAnsi="Times New Roman" w:eastAsia="Times New Roman" w:cs="Times New Roman"/>
+                <w:color w:val="000000"/>
+                <w:sz w:val="24"/>
+              </w:rPr>
+              <w:t xml:space="preserve">RG14</w:t>
+            </w:r>
+            <w:r/>
+          </w:p>
+        </w:tc>
+        <w:tc>
+          <w:tcPr>
+            <w:tcBorders>
+              <w:top w:val="single" w:color="000000" w:sz="4" w:space="0"/>
+              <w:left w:val="single" w:color="000000" w:sz="4" w:space="0"/>
+              <w:bottom w:val="single" w:color="000000" w:sz="4" w:space="0"/>
+              <w:right w:val="single" w:color="000000" w:sz="4" w:space="0"/>
+            </w:tcBorders>
+            <w:tcMar>
+              <w:left w:w="15" w:type="dxa"/>
+              <w:top w:w="15" w:type="dxa"/>
+              <w:right w:w="15" w:type="dxa"/>
+              <w:bottom w:w="15" w:type="dxa"/>
+            </w:tcMar>
+            <w:tcW w:w="8852" w:type="dxa"/>
+            <w:vAlign w:val="center"/>
+          </w:tcPr>
+          <w:p>
+            <w:pPr>
+              <w:pBdr/>
+              <w:spacing w:after="0" w:before="0" w:line="240" w:lineRule="auto"/>
+              <w:ind/>
+              <w:rPr/>
+            </w:pPr>
+            <w:r>
+              <w:rPr>
+                <w:rFonts w:ascii="Times New Roman" w:hAnsi="Times New Roman" w:eastAsia="Times New Roman" w:cs="Times New Roman"/>
+                <w:color w:val="000000"/>
+                <w:sz w:val="24"/>
+              </w:rPr>
+              <w:t xml:space="preserve">Une demande de dépense doit être liée à une rubrique budgétaire valide et respecter le budget disponible.</w:t>
             </w:r>
             <w:r/>
           </w:p>
         </w:tc>
       </w:tr>
       <w:tr>
-        <w:trPr>
-          <w:trHeight w:val="280"/>
-        </w:trPr>
-        <w:tc>
-          <w:tcPr>
-            <w:tcBorders>
-              <w:top w:val="single" w:color="000000" w:sz="4" w:space="0"/>
-              <w:left w:val="single" w:color="000000" w:sz="4" w:space="0"/>
-              <w:bottom w:val="single" w:color="000000" w:sz="4" w:space="0"/>
-              <w:right w:val="single" w:color="000000" w:sz="4" w:space="0"/>
-            </w:tcBorders>
-            <w:tcMar>
-              <w:left w:w="0" w:type="dxa"/>
-              <w:top w:w="0" w:type="dxa"/>
-              <w:right w:w="0" w:type="dxa"/>
-              <w:bottom w:w="0" w:type="dxa"/>
-            </w:tcMar>
-            <w:tcW w:w="945" w:type="dxa"/>
-            <w:vAlign w:val="bottom"/>
-          </w:tcPr>
-          <w:p>
-            <w:pPr>
-              <w:pBdr/>
-              <w:spacing/>
-              <w:ind/>
-              <w:jc w:val="left"/>
-              <w:rPr/>
-            </w:pPr>
-            <w:r>
-              <w:rPr>
-                <w:rFonts w:ascii="Times New Roman" w:hAnsi="Times New Roman" w:eastAsia="Times New Roman" w:cs="Times New Roman"/>
-                <w:b w:val="0"/>
-                <w:i w:val="0"/>
-                <w:strike w:val="0"/>
-                <w:color w:val="000000"/>
-                <w:sz w:val="22"/>
-                <w:u w:val="none"/>
-                <w:vertAlign w:val="baseline"/>
-              </w:rPr>
-              <w:t xml:space="preserve">RG17</w:t>
-            </w:r>
-            <w:r/>
-          </w:p>
-        </w:tc>
-        <w:tc>
-          <w:tcPr>
-            <w:tcBorders>
-              <w:top w:val="single" w:color="000000" w:sz="4" w:space="0"/>
-              <w:left w:val="single" w:color="000000" w:sz="4" w:space="0"/>
-              <w:bottom w:val="single" w:color="000000" w:sz="4" w:space="0"/>
-              <w:right w:val="single" w:color="000000" w:sz="4" w:space="0"/>
-            </w:tcBorders>
-            <w:tcMar>
-              <w:left w:w="0" w:type="dxa"/>
-              <w:top w:w="0" w:type="dxa"/>
-              <w:right w:w="0" w:type="dxa"/>
-              <w:bottom w:w="0" w:type="dxa"/>
-            </w:tcMar>
-            <w:tcW w:w="8267" w:type="dxa"/>
-            <w:vAlign w:val="bottom"/>
-          </w:tcPr>
-          <w:p>
-            <w:pPr>
-              <w:pBdr/>
-              <w:spacing/>
-              <w:ind/>
-              <w:rPr/>
-            </w:pPr>
-            <w:r>
-              <w:rPr>
-                <w:rFonts w:ascii="Times New Roman" w:hAnsi="Times New Roman" w:eastAsia="Times New Roman" w:cs="Times New Roman"/>
-                <w:b w:val="0"/>
-                <w:i w:val="0"/>
-                <w:strike w:val="0"/>
-                <w:color w:val="000000"/>
-                <w:sz w:val="22"/>
-                <w:u w:val="none"/>
-                <w:vertAlign w:val="baseline"/>
-              </w:rPr>
-              <w:t xml:space="preserve">Le montant d'une demande ne peut pas dépasser le disponible restant sur la rubrique concernée.</w:t>
+        <w:trPr/>
+        <w:tc>
+          <w:tcPr>
+            <w:tcBorders>
+              <w:top w:val="single" w:color="000000" w:sz="4" w:space="0"/>
+              <w:left w:val="single" w:color="000000" w:sz="4" w:space="0"/>
+              <w:bottom w:val="single" w:color="000000" w:sz="4" w:space="0"/>
+              <w:right w:val="single" w:color="000000" w:sz="4" w:space="0"/>
+            </w:tcBorders>
+            <w:tcMar>
+              <w:left w:w="15" w:type="dxa"/>
+              <w:top w:w="15" w:type="dxa"/>
+              <w:right w:w="15" w:type="dxa"/>
+              <w:bottom w:w="15" w:type="dxa"/>
+            </w:tcMar>
+            <w:tcW w:w="503" w:type="dxa"/>
+            <w:vAlign w:val="center"/>
+          </w:tcPr>
+          <w:p>
+            <w:pPr>
+              <w:pBdr/>
+              <w:spacing w:after="0" w:before="0" w:line="240" w:lineRule="auto"/>
+              <w:ind/>
+              <w:rPr/>
+            </w:pPr>
+            <w:r>
+              <w:rPr>
+                <w:rFonts w:ascii="Times New Roman" w:hAnsi="Times New Roman" w:eastAsia="Times New Roman" w:cs="Times New Roman"/>
+                <w:color w:val="000000"/>
+                <w:sz w:val="24"/>
+              </w:rPr>
+              <w:t xml:space="preserve">RG15</w:t>
+            </w:r>
+            <w:r/>
+          </w:p>
+        </w:tc>
+        <w:tc>
+          <w:tcPr>
+            <w:tcBorders>
+              <w:top w:val="single" w:color="000000" w:sz="4" w:space="0"/>
+              <w:left w:val="single" w:color="000000" w:sz="4" w:space="0"/>
+              <w:bottom w:val="single" w:color="000000" w:sz="4" w:space="0"/>
+              <w:right w:val="single" w:color="000000" w:sz="4" w:space="0"/>
+            </w:tcBorders>
+            <w:tcMar>
+              <w:left w:w="15" w:type="dxa"/>
+              <w:top w:w="15" w:type="dxa"/>
+              <w:right w:w="15" w:type="dxa"/>
+              <w:bottom w:w="15" w:type="dxa"/>
+            </w:tcMar>
+            <w:tcW w:w="8852" w:type="dxa"/>
+            <w:vAlign w:val="center"/>
+          </w:tcPr>
+          <w:p>
+            <w:pPr>
+              <w:pBdr/>
+              <w:spacing w:after="0" w:before="0" w:line="240" w:lineRule="auto"/>
+              <w:ind/>
+              <w:rPr/>
+            </w:pPr>
+            <w:r>
+              <w:rPr>
+                <w:rFonts w:ascii="Times New Roman" w:hAnsi="Times New Roman" w:eastAsia="Times New Roman" w:cs="Times New Roman"/>
+                <w:color w:val="000000"/>
+                <w:sz w:val="24"/>
+              </w:rPr>
+              <w:t xml:space="preserve">Une seule demande peut être en cours de traitement par convention.</w:t>
             </w:r>
             <w:r/>
           </w:p>
         </w:tc>
       </w:tr>
       <w:tr>
-        <w:trPr>
-          <w:trHeight w:val="280"/>
-        </w:trPr>
-        <w:tc>
-          <w:tcPr>
-            <w:tcBorders>
-              <w:top w:val="single" w:color="000000" w:sz="4" w:space="0"/>
-              <w:left w:val="single" w:color="000000" w:sz="4" w:space="0"/>
-              <w:bottom w:val="single" w:color="000000" w:sz="4" w:space="0"/>
-              <w:right w:val="single" w:color="000000" w:sz="4" w:space="0"/>
-            </w:tcBorders>
-            <w:tcMar>
-              <w:left w:w="0" w:type="dxa"/>
-              <w:top w:w="0" w:type="dxa"/>
-              <w:right w:w="0" w:type="dxa"/>
-              <w:bottom w:w="0" w:type="dxa"/>
-            </w:tcMar>
-            <w:tcW w:w="945" w:type="dxa"/>
-            <w:vAlign w:val="bottom"/>
-          </w:tcPr>
-          <w:p>
-            <w:pPr>
-              <w:pBdr/>
-              <w:spacing/>
-              <w:ind/>
-              <w:jc w:val="left"/>
-              <w:rPr/>
-            </w:pPr>
-            <w:r>
-              <w:rPr>
-                <w:rFonts w:ascii="Times New Roman" w:hAnsi="Times New Roman" w:eastAsia="Times New Roman" w:cs="Times New Roman"/>
-                <w:b w:val="0"/>
-                <w:i w:val="0"/>
-                <w:strike w:val="0"/>
-                <w:color w:val="000000"/>
-                <w:sz w:val="22"/>
-                <w:u w:val="none"/>
-                <w:vertAlign w:val="baseline"/>
-              </w:rPr>
-              <w:t xml:space="preserve">RG18</w:t>
-            </w:r>
-            <w:r/>
-          </w:p>
-        </w:tc>
-        <w:tc>
-          <w:tcPr>
-            <w:tcBorders>
-              <w:top w:val="single" w:color="000000" w:sz="4" w:space="0"/>
-              <w:left w:val="single" w:color="000000" w:sz="4" w:space="0"/>
-              <w:bottom w:val="single" w:color="000000" w:sz="4" w:space="0"/>
-              <w:right w:val="single" w:color="000000" w:sz="4" w:space="0"/>
-            </w:tcBorders>
-            <w:tcMar>
-              <w:left w:w="0" w:type="dxa"/>
-              <w:top w:w="0" w:type="dxa"/>
-              <w:right w:w="0" w:type="dxa"/>
-              <w:bottom w:w="0" w:type="dxa"/>
-            </w:tcMar>
-            <w:tcW w:w="8267" w:type="dxa"/>
-            <w:vAlign w:val="bottom"/>
-          </w:tcPr>
-          <w:p>
-            <w:pPr>
-              <w:pBdr/>
-              <w:spacing/>
-              <w:ind/>
-              <w:rPr/>
-            </w:pPr>
-            <w:r>
-              <w:rPr>
-                <w:rFonts w:ascii="Times New Roman" w:hAnsi="Times New Roman" w:eastAsia="Times New Roman" w:cs="Times New Roman"/>
-                <w:b w:val="0"/>
-                <w:i w:val="0"/>
-                <w:strike w:val="0"/>
-                <w:color w:val="000000"/>
-                <w:sz w:val="22"/>
-                <w:u w:val="none"/>
-                <w:vertAlign w:val="baseline"/>
-              </w:rPr>
-              <w:t xml:space="preserve">Le justificatif joint à une demande doit être au format PDF et ne pas dépasser 10 Mo.</w:t>
+        <w:trPr/>
+        <w:tc>
+          <w:tcPr>
+            <w:tcBorders>
+              <w:top w:val="single" w:color="000000" w:sz="4" w:space="0"/>
+              <w:left w:val="single" w:color="000000" w:sz="4" w:space="0"/>
+              <w:bottom w:val="single" w:color="000000" w:sz="4" w:space="0"/>
+              <w:right w:val="single" w:color="000000" w:sz="4" w:space="0"/>
+            </w:tcBorders>
+            <w:tcMar>
+              <w:left w:w="15" w:type="dxa"/>
+              <w:top w:w="15" w:type="dxa"/>
+              <w:right w:w="15" w:type="dxa"/>
+              <w:bottom w:w="15" w:type="dxa"/>
+            </w:tcMar>
+            <w:tcW w:w="503" w:type="dxa"/>
+            <w:vAlign w:val="center"/>
+          </w:tcPr>
+          <w:p>
+            <w:pPr>
+              <w:pBdr/>
+              <w:spacing w:after="0" w:before="0" w:line="240" w:lineRule="auto"/>
+              <w:ind/>
+              <w:rPr/>
+            </w:pPr>
+            <w:r>
+              <w:rPr>
+                <w:rFonts w:ascii="Times New Roman" w:hAnsi="Times New Roman" w:eastAsia="Times New Roman" w:cs="Times New Roman"/>
+                <w:color w:val="000000"/>
+                <w:sz w:val="24"/>
+              </w:rPr>
+              <w:t xml:space="preserve">RG16</w:t>
+            </w:r>
+            <w:r/>
+          </w:p>
+        </w:tc>
+        <w:tc>
+          <w:tcPr>
+            <w:tcBorders>
+              <w:top w:val="single" w:color="000000" w:sz="4" w:space="0"/>
+              <w:left w:val="single" w:color="000000" w:sz="4" w:space="0"/>
+              <w:bottom w:val="single" w:color="000000" w:sz="4" w:space="0"/>
+              <w:right w:val="single" w:color="000000" w:sz="4" w:space="0"/>
+            </w:tcBorders>
+            <w:tcMar>
+              <w:left w:w="15" w:type="dxa"/>
+              <w:top w:w="15" w:type="dxa"/>
+              <w:right w:w="15" w:type="dxa"/>
+              <w:bottom w:w="15" w:type="dxa"/>
+            </w:tcMar>
+            <w:tcW w:w="8852" w:type="dxa"/>
+            <w:vAlign w:val="center"/>
+          </w:tcPr>
+          <w:p>
+            <w:pPr>
+              <w:pBdr/>
+              <w:spacing w:after="0" w:before="0" w:line="240" w:lineRule="auto"/>
+              <w:ind/>
+              <w:rPr/>
+            </w:pPr>
+            <w:r>
+              <w:rPr>
+                <w:rFonts w:ascii="Times New Roman" w:hAnsi="Times New Roman" w:eastAsia="Times New Roman" w:cs="Times New Roman"/>
+                <w:color w:val="000000"/>
+                <w:sz w:val="24"/>
+              </w:rPr>
+              <w:t xml:space="preserve">Une demande suit un circuit de validation : DAF → AC → paiement → rapport d’exécution.</w:t>
             </w:r>
             <w:r/>
           </w:p>
         </w:tc>
       </w:tr>
       <w:tr>
-        <w:trPr>
-          <w:trHeight w:val="280"/>
-        </w:trPr>
-        <w:tc>
-          <w:tcPr>
-            <w:tcBorders>
-              <w:top w:val="single" w:color="000000" w:sz="4" w:space="0"/>
-              <w:left w:val="single" w:color="000000" w:sz="4" w:space="0"/>
-              <w:bottom w:val="single" w:color="000000" w:sz="4" w:space="0"/>
-              <w:right w:val="single" w:color="000000" w:sz="4" w:space="0"/>
-            </w:tcBorders>
-            <w:tcMar>
-              <w:left w:w="0" w:type="dxa"/>
-              <w:top w:w="0" w:type="dxa"/>
-              <w:right w:w="0" w:type="dxa"/>
-              <w:bottom w:w="0" w:type="dxa"/>
-            </w:tcMar>
-            <w:tcW w:w="945" w:type="dxa"/>
-            <w:vAlign w:val="bottom"/>
-          </w:tcPr>
-          <w:p>
-            <w:pPr>
-              <w:pBdr/>
-              <w:spacing/>
-              <w:ind/>
-              <w:jc w:val="left"/>
-              <w:rPr/>
-            </w:pPr>
-            <w:r>
-              <w:rPr>
-                <w:rFonts w:ascii="Times New Roman" w:hAnsi="Times New Roman" w:eastAsia="Times New Roman" w:cs="Times New Roman"/>
-                <w:b w:val="0"/>
-                <w:i w:val="0"/>
-                <w:strike w:val="0"/>
-                <w:color w:val="000000"/>
-                <w:sz w:val="22"/>
-                <w:u w:val="none"/>
-                <w:vertAlign w:val="baseline"/>
-              </w:rPr>
-              <w:t xml:space="preserve">RG19</w:t>
-            </w:r>
-            <w:r/>
-          </w:p>
-        </w:tc>
-        <w:tc>
-          <w:tcPr>
-            <w:tcBorders>
-              <w:top w:val="single" w:color="000000" w:sz="4" w:space="0"/>
-              <w:left w:val="single" w:color="000000" w:sz="4" w:space="0"/>
-              <w:bottom w:val="single" w:color="000000" w:sz="4" w:space="0"/>
-              <w:right w:val="single" w:color="000000" w:sz="4" w:space="0"/>
-            </w:tcBorders>
-            <w:tcMar>
-              <w:left w:w="0" w:type="dxa"/>
-              <w:top w:w="0" w:type="dxa"/>
-              <w:right w:w="0" w:type="dxa"/>
-              <w:bottom w:w="0" w:type="dxa"/>
-            </w:tcMar>
-            <w:tcW w:w="8267" w:type="dxa"/>
-            <w:vAlign w:val="bottom"/>
-          </w:tcPr>
-          <w:p>
-            <w:pPr>
-              <w:pBdr/>
-              <w:spacing/>
-              <w:ind/>
-              <w:rPr/>
-            </w:pPr>
-            <w:r>
-              <w:rPr>
-                <w:rFonts w:ascii="Times New Roman" w:hAnsi="Times New Roman" w:eastAsia="Times New Roman" w:cs="Times New Roman"/>
-                <w:b w:val="0"/>
-                <w:i w:val="0"/>
-                <w:strike w:val="0"/>
-                <w:color w:val="000000"/>
-                <w:sz w:val="22"/>
-                <w:u w:val="none"/>
-                <w:vertAlign w:val="baseline"/>
-              </w:rPr>
-              <w:t xml:space="preserve">Une demande suit le circuit suivant : soumise → validée par la DAF ou rejetée → validée par l'AC ou rejetée → payée → terminée. Un rejet à n'importe quelle étape interrompt le traitement de la demande.</w:t>
+        <w:trPr/>
+        <w:tc>
+          <w:tcPr>
+            <w:tcBorders>
+              <w:top w:val="single" w:color="000000" w:sz="4" w:space="0"/>
+              <w:left w:val="single" w:color="000000" w:sz="4" w:space="0"/>
+              <w:bottom w:val="single" w:color="000000" w:sz="4" w:space="0"/>
+              <w:right w:val="single" w:color="000000" w:sz="4" w:space="0"/>
+            </w:tcBorders>
+            <w:tcMar>
+              <w:left w:w="15" w:type="dxa"/>
+              <w:top w:w="15" w:type="dxa"/>
+              <w:right w:w="15" w:type="dxa"/>
+              <w:bottom w:w="15" w:type="dxa"/>
+            </w:tcMar>
+            <w:tcW w:w="503" w:type="dxa"/>
+            <w:vAlign w:val="center"/>
+          </w:tcPr>
+          <w:p>
+            <w:pPr>
+              <w:pBdr/>
+              <w:spacing w:after="0" w:before="0" w:line="240" w:lineRule="auto"/>
+              <w:ind/>
+              <w:rPr/>
+            </w:pPr>
+            <w:r>
+              <w:rPr>
+                <w:rFonts w:ascii="Times New Roman" w:hAnsi="Times New Roman" w:eastAsia="Times New Roman" w:cs="Times New Roman"/>
+                <w:color w:val="000000"/>
+                <w:sz w:val="24"/>
+              </w:rPr>
+              <w:t xml:space="preserve">RG17</w:t>
+            </w:r>
+            <w:r/>
+          </w:p>
+        </w:tc>
+        <w:tc>
+          <w:tcPr>
+            <w:tcBorders>
+              <w:top w:val="single" w:color="000000" w:sz="4" w:space="0"/>
+              <w:left w:val="single" w:color="000000" w:sz="4" w:space="0"/>
+              <w:bottom w:val="single" w:color="000000" w:sz="4" w:space="0"/>
+              <w:right w:val="single" w:color="000000" w:sz="4" w:space="0"/>
+            </w:tcBorders>
+            <w:tcMar>
+              <w:left w:w="15" w:type="dxa"/>
+              <w:top w:w="15" w:type="dxa"/>
+              <w:right w:w="15" w:type="dxa"/>
+              <w:bottom w:w="15" w:type="dxa"/>
+            </w:tcMar>
+            <w:tcW w:w="8852" w:type="dxa"/>
+            <w:vAlign w:val="center"/>
+          </w:tcPr>
+          <w:p>
+            <w:pPr>
+              <w:pBdr/>
+              <w:spacing w:after="0" w:before="0" w:line="240" w:lineRule="auto"/>
+              <w:ind/>
+              <w:rPr/>
+            </w:pPr>
+            <w:r>
+              <w:rPr>
+                <w:rFonts w:ascii="Times New Roman" w:hAnsi="Times New Roman" w:eastAsia="Times New Roman" w:cs="Times New Roman"/>
+                <w:color w:val="000000"/>
+                <w:sz w:val="24"/>
+              </w:rPr>
+              <w:t xml:space="preserve">La DAF ou l’AC peut rejeter une demande avec un motif obligatoire.</w:t>
             </w:r>
             <w:r/>
           </w:p>
         </w:tc>
       </w:tr>
       <w:tr>
-        <w:trPr>
-          <w:trHeight w:val="280"/>
-        </w:trPr>
-        <w:tc>
-          <w:tcPr>
-            <w:tcBorders>
-              <w:top w:val="single" w:color="000000" w:sz="4" w:space="0"/>
-              <w:left w:val="single" w:color="000000" w:sz="4" w:space="0"/>
-              <w:bottom w:val="single" w:color="000000" w:sz="4" w:space="0"/>
-              <w:right w:val="single" w:color="000000" w:sz="4" w:space="0"/>
-            </w:tcBorders>
-            <w:tcMar>
-              <w:left w:w="0" w:type="dxa"/>
-              <w:top w:w="0" w:type="dxa"/>
-              <w:right w:w="0" w:type="dxa"/>
-              <w:bottom w:w="0" w:type="dxa"/>
-            </w:tcMar>
-            <w:tcW w:w="945" w:type="dxa"/>
-            <w:vAlign w:val="bottom"/>
-          </w:tcPr>
-          <w:p>
-            <w:pPr>
-              <w:pBdr/>
-              <w:spacing/>
-              <w:ind/>
-              <w:jc w:val="left"/>
-              <w:rPr/>
-            </w:pPr>
-            <w:r>
-              <w:rPr>
-                <w:rFonts w:ascii="Times New Roman" w:hAnsi="Times New Roman" w:eastAsia="Times New Roman" w:cs="Times New Roman"/>
-                <w:b w:val="0"/>
-                <w:i w:val="0"/>
-                <w:strike w:val="0"/>
-                <w:color w:val="000000"/>
-                <w:sz w:val="22"/>
-                <w:u w:val="none"/>
-                <w:vertAlign w:val="baseline"/>
-              </w:rPr>
-              <w:t xml:space="preserve">RG20</w:t>
-            </w:r>
-            <w:r/>
-          </w:p>
-        </w:tc>
-        <w:tc>
-          <w:tcPr>
-            <w:tcBorders>
-              <w:top w:val="single" w:color="000000" w:sz="4" w:space="0"/>
-              <w:left w:val="single" w:color="000000" w:sz="4" w:space="0"/>
-              <w:bottom w:val="single" w:color="000000" w:sz="4" w:space="0"/>
-              <w:right w:val="single" w:color="000000" w:sz="4" w:space="0"/>
-            </w:tcBorders>
-            <w:tcMar>
-              <w:left w:w="0" w:type="dxa"/>
-              <w:top w:w="0" w:type="dxa"/>
-              <w:right w:w="0" w:type="dxa"/>
-              <w:bottom w:w="0" w:type="dxa"/>
-            </w:tcMar>
-            <w:tcW w:w="8267" w:type="dxa"/>
-            <w:vAlign w:val="bottom"/>
-          </w:tcPr>
-          <w:p>
-            <w:pPr>
-              <w:pBdr/>
-              <w:spacing/>
-              <w:ind/>
-              <w:rPr/>
-            </w:pPr>
-            <w:r>
-              <w:rPr>
-                <w:rFonts w:ascii="Times New Roman" w:hAnsi="Times New Roman" w:eastAsia="Times New Roman" w:cs="Times New Roman"/>
-                <w:b w:val="0"/>
-                <w:i w:val="0"/>
-                <w:strike w:val="0"/>
-                <w:color w:val="000000"/>
-                <w:sz w:val="22"/>
-                <w:u w:val="none"/>
-                <w:vertAlign w:val="baseline"/>
-              </w:rPr>
+        <w:trPr/>
+        <w:tc>
+          <w:tcPr>
+            <w:tcBorders>
+              <w:top w:val="single" w:color="000000" w:sz="4" w:space="0"/>
+              <w:left w:val="single" w:color="000000" w:sz="4" w:space="0"/>
+              <w:bottom w:val="single" w:color="000000" w:sz="4" w:space="0"/>
+              <w:right w:val="single" w:color="000000" w:sz="4" w:space="0"/>
+            </w:tcBorders>
+            <w:tcMar>
+              <w:left w:w="15" w:type="dxa"/>
+              <w:top w:w="15" w:type="dxa"/>
+              <w:right w:w="15" w:type="dxa"/>
+              <w:bottom w:w="15" w:type="dxa"/>
+            </w:tcMar>
+            <w:tcW w:w="503" w:type="dxa"/>
+            <w:vAlign w:val="center"/>
+          </w:tcPr>
+          <w:p>
+            <w:pPr>
+              <w:pBdr/>
+              <w:spacing w:after="0" w:before="0" w:line="240" w:lineRule="auto"/>
+              <w:ind/>
+              <w:rPr/>
+            </w:pPr>
+            <w:r>
+              <w:rPr>
+                <w:rFonts w:ascii="Times New Roman" w:hAnsi="Times New Roman" w:eastAsia="Times New Roman" w:cs="Times New Roman"/>
+                <w:color w:val="000000"/>
+                <w:sz w:val="24"/>
+              </w:rPr>
+              <w:t xml:space="preserve">RG18</w:t>
+            </w:r>
+            <w:r/>
+          </w:p>
+        </w:tc>
+        <w:tc>
+          <w:tcPr>
+            <w:tcBorders>
+              <w:top w:val="single" w:color="000000" w:sz="4" w:space="0"/>
+              <w:left w:val="single" w:color="000000" w:sz="4" w:space="0"/>
+              <w:bottom w:val="single" w:color="000000" w:sz="4" w:space="0"/>
+              <w:right w:val="single" w:color="000000" w:sz="4" w:space="0"/>
+            </w:tcBorders>
+            <w:tcMar>
+              <w:left w:w="15" w:type="dxa"/>
+              <w:top w:w="15" w:type="dxa"/>
+              <w:right w:w="15" w:type="dxa"/>
+              <w:bottom w:w="15" w:type="dxa"/>
+            </w:tcMar>
+            <w:tcW w:w="8852" w:type="dxa"/>
+            <w:vAlign w:val="center"/>
+          </w:tcPr>
+          <w:p>
+            <w:pPr>
+              <w:pBdr/>
+              <w:spacing w:after="0" w:before="0" w:line="240" w:lineRule="auto"/>
+              <w:ind/>
+              <w:rPr/>
+            </w:pPr>
+            <w:r>
+              <w:rPr>
+                <w:rFonts w:ascii="Times New Roman" w:hAnsi="Times New Roman" w:eastAsia="Times New Roman" w:cs="Times New Roman"/>
+                <w:color w:val="000000"/>
+                <w:sz w:val="24"/>
+              </w:rPr>
+              <w:t xml:space="preserve">Une demande ne peut recevoir qu’un seul paiement.</w:t>
             </w:r>
             <w:r/>
           </w:p>
         </w:tc>
       </w:tr>
       <w:tr>
-        <w:trPr>
-          <w:trHeight w:val="280"/>
-        </w:trPr>
-        <w:tc>
-          <w:tcPr>
-            <w:tcBorders>
-              <w:top w:val="single" w:color="000000" w:sz="4" w:space="0"/>
-              <w:left w:val="single" w:color="000000" w:sz="4" w:space="0"/>
-              <w:bottom w:val="single" w:color="000000" w:sz="4" w:space="0"/>
-              <w:right w:val="single" w:color="000000" w:sz="4" w:space="0"/>
-            </w:tcBorders>
-            <w:tcMar>
-              <w:left w:w="0" w:type="dxa"/>
-              <w:top w:w="0" w:type="dxa"/>
-              <w:right w:w="0" w:type="dxa"/>
-              <w:bottom w:w="0" w:type="dxa"/>
-            </w:tcMar>
-            <w:tcW w:w="945" w:type="dxa"/>
-            <w:vAlign w:val="bottom"/>
-          </w:tcPr>
-          <w:p>
-            <w:pPr>
-              <w:pBdr/>
-              <w:spacing/>
-              <w:ind/>
-              <w:jc w:val="left"/>
-              <w:rPr/>
-            </w:pPr>
-            <w:r>
-              <w:rPr>
-                <w:rFonts w:ascii="Times New Roman" w:hAnsi="Times New Roman" w:eastAsia="Times New Roman" w:cs="Times New Roman"/>
-                <w:b w:val="0"/>
-                <w:i w:val="0"/>
-                <w:strike w:val="0"/>
-                <w:color w:val="000000"/>
-                <w:sz w:val="22"/>
-                <w:u w:val="none"/>
-                <w:vertAlign w:val="baseline"/>
-              </w:rPr>
-              <w:t xml:space="preserve">RG21</w:t>
-            </w:r>
-            <w:r/>
-          </w:p>
-        </w:tc>
-        <w:tc>
-          <w:tcPr>
-            <w:tcBorders>
-              <w:top w:val="single" w:color="000000" w:sz="4" w:space="0"/>
-              <w:left w:val="single" w:color="000000" w:sz="4" w:space="0"/>
-              <w:bottom w:val="single" w:color="000000" w:sz="4" w:space="0"/>
-              <w:right w:val="single" w:color="000000" w:sz="4" w:space="0"/>
-            </w:tcBorders>
-            <w:tcMar>
-              <w:left w:w="0" w:type="dxa"/>
-              <w:top w:w="0" w:type="dxa"/>
-              <w:right w:w="0" w:type="dxa"/>
-              <w:bottom w:w="0" w:type="dxa"/>
-            </w:tcMar>
-            <w:tcW w:w="8267" w:type="dxa"/>
-            <w:vAlign w:val="bottom"/>
-          </w:tcPr>
-          <w:p>
-            <w:pPr>
-              <w:pBdr/>
-              <w:spacing/>
-              <w:ind/>
-              <w:rPr/>
-            </w:pPr>
-            <w:r>
-              <w:rPr>
-                <w:rFonts w:ascii="Times New Roman" w:hAnsi="Times New Roman" w:eastAsia="Times New Roman" w:cs="Times New Roman"/>
-                <w:b w:val="0"/>
-                <w:i w:val="0"/>
-                <w:strike w:val="0"/>
-                <w:color w:val="000000"/>
-                <w:sz w:val="22"/>
-                <w:u w:val="none"/>
-                <w:vertAlign w:val="baseline"/>
-              </w:rPr>
-              <w:t xml:space="preserve">La date d'enregistrement d'un paiement ne peut pas être postérieure à la date du jour.</w:t>
-            </w:r>
-            <w:r/>
-          </w:p>
-        </w:tc>
-      </w:tr>
-      <w:tr>
-        <w:trPr>
-          <w:trHeight w:val="280"/>
-        </w:trPr>
-        <w:tc>
-          <w:tcPr>
-            <w:tcBorders>
-              <w:top w:val="single" w:color="000000" w:sz="4" w:space="0"/>
-              <w:left w:val="single" w:color="000000" w:sz="4" w:space="0"/>
-              <w:bottom w:val="single" w:color="000000" w:sz="4" w:space="0"/>
-              <w:right w:val="single" w:color="000000" w:sz="4" w:space="0"/>
-            </w:tcBorders>
-            <w:tcMar>
-              <w:left w:w="0" w:type="dxa"/>
-              <w:top w:w="0" w:type="dxa"/>
-              <w:right w:w="0" w:type="dxa"/>
-              <w:bottom w:w="0" w:type="dxa"/>
-            </w:tcMar>
-            <w:tcW w:w="945" w:type="dxa"/>
-            <w:vAlign w:val="bottom"/>
-          </w:tcPr>
-          <w:p>
-            <w:pPr>
-              <w:pBdr/>
-              <w:spacing/>
-              <w:ind/>
-              <w:jc w:val="left"/>
-              <w:rPr/>
-            </w:pPr>
-            <w:r>
-              <w:rPr>
-                <w:rFonts w:ascii="Times New Roman" w:hAnsi="Times New Roman" w:eastAsia="Times New Roman" w:cs="Times New Roman"/>
-                <w:b w:val="0"/>
-                <w:i w:val="0"/>
-                <w:strike w:val="0"/>
-                <w:color w:val="000000"/>
-                <w:sz w:val="22"/>
-                <w:u w:val="none"/>
-                <w:vertAlign w:val="baseline"/>
-              </w:rPr>
-              <w:t xml:space="preserve">RG22</w:t>
-            </w:r>
-            <w:r/>
-          </w:p>
-        </w:tc>
-        <w:tc>
-          <w:tcPr>
-            <w:tcBorders>
-              <w:top w:val="single" w:color="000000" w:sz="4" w:space="0"/>
-              <w:left w:val="single" w:color="000000" w:sz="4" w:space="0"/>
-              <w:bottom w:val="single" w:color="000000" w:sz="4" w:space="0"/>
-              <w:right w:val="single" w:color="000000" w:sz="4" w:space="0"/>
-            </w:tcBorders>
-            <w:tcMar>
-              <w:left w:w="0" w:type="dxa"/>
-              <w:top w:w="0" w:type="dxa"/>
-              <w:right w:w="0" w:type="dxa"/>
-              <w:bottom w:w="0" w:type="dxa"/>
-            </w:tcMar>
-            <w:tcW w:w="8267" w:type="dxa"/>
-            <w:vAlign w:val="bottom"/>
-          </w:tcPr>
-          <w:p>
-            <w:pPr>
-              <w:pBdr/>
-              <w:spacing/>
-              <w:ind/>
-              <w:rPr/>
-            </w:pPr>
-            <w:r>
-              <w:rPr>
-                <w:rFonts w:ascii="Times New Roman" w:hAnsi="Times New Roman" w:eastAsia="Times New Roman" w:cs="Times New Roman"/>
-                <w:b w:val="0"/>
-                <w:i w:val="0"/>
-                <w:strike w:val="0"/>
-                <w:color w:val="000000"/>
-                <w:sz w:val="22"/>
-                <w:u w:val="none"/>
-                <w:vertAlign w:val="baseline"/>
-              </w:rPr>
-              <w:t xml:space="preserve">Après paiement, le porteur doit déposer un rapport d'exécution avant que la demande ne soit définitivement clôturée.</w:t>
-            </w:r>
-            <w:r/>
-          </w:p>
-        </w:tc>
-      </w:tr>
-      <w:tr>
-        <w:trPr>
-          <w:trHeight w:val="280"/>
-        </w:trPr>
-        <w:tc>
-          <w:tcPr>
-            <w:tcBorders>
-              <w:top w:val="single" w:color="000000" w:sz="4" w:space="0"/>
-              <w:left w:val="single" w:color="000000" w:sz="4" w:space="0"/>
-              <w:bottom w:val="single" w:color="000000" w:sz="4" w:space="0"/>
-              <w:right w:val="single" w:color="000000" w:sz="4" w:space="0"/>
-            </w:tcBorders>
-            <w:tcMar>
-              <w:left w:w="0" w:type="dxa"/>
-              <w:top w:w="0" w:type="dxa"/>
-              <w:right w:w="0" w:type="dxa"/>
-              <w:bottom w:w="0" w:type="dxa"/>
-            </w:tcMar>
-            <w:tcW w:w="945" w:type="dxa"/>
-            <w:vAlign w:val="bottom"/>
-          </w:tcPr>
-          <w:p>
-            <w:pPr>
-              <w:pBdr/>
-              <w:spacing/>
-              <w:ind/>
-              <w:jc w:val="left"/>
-              <w:rPr/>
-            </w:pPr>
-            <w:r>
-              <w:rPr>
-                <w:rFonts w:ascii="Times New Roman" w:hAnsi="Times New Roman" w:eastAsia="Times New Roman" w:cs="Times New Roman"/>
-                <w:b w:val="0"/>
-                <w:i w:val="0"/>
-                <w:strike w:val="0"/>
-                <w:color w:val="000000"/>
-                <w:sz w:val="22"/>
-                <w:u w:val="none"/>
-                <w:vertAlign w:val="baseline"/>
-              </w:rPr>
-              <w:t xml:space="preserve">RG23</w:t>
-            </w:r>
-            <w:r/>
-          </w:p>
-        </w:tc>
-        <w:tc>
-          <w:tcPr>
-            <w:tcBorders>
-              <w:top w:val="single" w:color="000000" w:sz="4" w:space="0"/>
-              <w:left w:val="single" w:color="000000" w:sz="4" w:space="0"/>
-              <w:bottom w:val="single" w:color="000000" w:sz="4" w:space="0"/>
-              <w:right w:val="single" w:color="000000" w:sz="4" w:space="0"/>
-            </w:tcBorders>
-            <w:tcMar>
-              <w:left w:w="0" w:type="dxa"/>
-              <w:top w:w="0" w:type="dxa"/>
-              <w:right w:w="0" w:type="dxa"/>
-              <w:bottom w:w="0" w:type="dxa"/>
-            </w:tcMar>
-            <w:tcW w:w="8267" w:type="dxa"/>
-            <w:vAlign w:val="bottom"/>
-          </w:tcPr>
-          <w:p>
-            <w:pPr>
-              <w:pBdr/>
-              <w:spacing/>
-              <w:ind/>
-              <w:rPr/>
-            </w:pPr>
-            <w:r>
-              <w:rPr>
-                <w:rFonts w:ascii="Times New Roman" w:hAnsi="Times New Roman" w:eastAsia="Times New Roman" w:cs="Times New Roman"/>
-                <w:b w:val="0"/>
-                <w:i w:val="0"/>
-                <w:strike w:val="0"/>
-                <w:color w:val="000000"/>
-                <w:sz w:val="22"/>
-                <w:u w:val="none"/>
-                <w:vertAlign w:val="baseline"/>
-              </w:rPr>
-              <w:t xml:space="preserve">Le rapport d'exécution suit le même circuit de double validation que la demande : DAF puis AC.</w:t>
-            </w:r>
-            <w:r/>
-          </w:p>
-        </w:tc>
-      </w:tr>
-      <w:tr>
-        <w:trPr>
-          <w:trHeight w:val="280"/>
-        </w:trPr>
-        <w:tc>
-          <w:tcPr>
-            <w:tcBorders>
-              <w:top w:val="single" w:color="000000" w:sz="4" w:space="0"/>
-              <w:left w:val="single" w:color="000000" w:sz="4" w:space="0"/>
-              <w:bottom w:val="single" w:color="000000" w:sz="4" w:space="0"/>
-              <w:right w:val="single" w:color="000000" w:sz="4" w:space="0"/>
-            </w:tcBorders>
-            <w:tcMar>
-              <w:left w:w="0" w:type="dxa"/>
-              <w:top w:w="0" w:type="dxa"/>
-              <w:right w:w="0" w:type="dxa"/>
-              <w:bottom w:w="0" w:type="dxa"/>
-            </w:tcMar>
-            <w:tcW w:w="945" w:type="dxa"/>
-            <w:vAlign w:val="bottom"/>
-          </w:tcPr>
-          <w:p>
-            <w:pPr>
-              <w:pBdr/>
-              <w:spacing/>
-              <w:ind/>
-              <w:jc w:val="left"/>
-              <w:rPr/>
-            </w:pPr>
-            <w:r>
-              <w:rPr>
-                <w:rFonts w:ascii="Times New Roman" w:hAnsi="Times New Roman" w:eastAsia="Times New Roman" w:cs="Times New Roman"/>
-                <w:b w:val="0"/>
-                <w:i w:val="0"/>
-                <w:strike w:val="0"/>
-                <w:color w:val="000000"/>
-                <w:sz w:val="22"/>
-                <w:u w:val="none"/>
-                <w:vertAlign w:val="baseline"/>
-              </w:rPr>
-              <w:t xml:space="preserve">RG24</w:t>
-            </w:r>
-            <w:r/>
-          </w:p>
-        </w:tc>
-        <w:tc>
-          <w:tcPr>
-            <w:tcBorders>
-              <w:top w:val="single" w:color="000000" w:sz="4" w:space="0"/>
-              <w:left w:val="single" w:color="000000" w:sz="4" w:space="0"/>
-              <w:bottom w:val="single" w:color="000000" w:sz="4" w:space="0"/>
-              <w:right w:val="single" w:color="000000" w:sz="4" w:space="0"/>
-            </w:tcBorders>
-            <w:tcMar>
-              <w:left w:w="0" w:type="dxa"/>
-              <w:top w:w="0" w:type="dxa"/>
-              <w:right w:w="0" w:type="dxa"/>
-              <w:bottom w:w="0" w:type="dxa"/>
-            </w:tcMar>
-            <w:tcW w:w="8267" w:type="dxa"/>
-            <w:vAlign w:val="bottom"/>
-          </w:tcPr>
-          <w:p>
-            <w:pPr>
-              <w:pBdr/>
-              <w:spacing/>
-              <w:ind/>
-              <w:rPr/>
-            </w:pPr>
-            <w:r>
-              <w:rPr>
-                <w:rFonts w:ascii="Times New Roman" w:hAnsi="Times New Roman" w:eastAsia="Times New Roman" w:cs="Times New Roman"/>
-                <w:b w:val="0"/>
-                <w:i w:val="0"/>
-                <w:strike w:val="0"/>
-                <w:color w:val="000000"/>
-                <w:sz w:val="22"/>
-                <w:u w:val="none"/>
-                <w:vertAlign w:val="baseline"/>
-              </w:rPr>
-              <w:t xml:space="preserve">La demande passe au statut « terminée » uniquement après validation du rapport par les deux acteurs.</w:t>
+        <w:trPr/>
+        <w:tc>
+          <w:tcPr>
+            <w:tcBorders>
+              <w:top w:val="single" w:color="000000" w:sz="4" w:space="0"/>
+              <w:left w:val="single" w:color="000000" w:sz="4" w:space="0"/>
+              <w:bottom w:val="single" w:color="000000" w:sz="4" w:space="0"/>
+              <w:right w:val="single" w:color="000000" w:sz="4" w:space="0"/>
+            </w:tcBorders>
+            <w:tcMar>
+              <w:left w:w="15" w:type="dxa"/>
+              <w:top w:w="15" w:type="dxa"/>
+              <w:right w:w="15" w:type="dxa"/>
+              <w:bottom w:w="15" w:type="dxa"/>
+            </w:tcMar>
+            <w:tcW w:w="503" w:type="dxa"/>
+            <w:vAlign w:val="center"/>
+          </w:tcPr>
+          <w:p>
+            <w:pPr>
+              <w:pBdr/>
+              <w:spacing w:after="0" w:before="0" w:line="240" w:lineRule="auto"/>
+              <w:ind/>
+              <w:rPr/>
+            </w:pPr>
+            <w:r>
+              <w:rPr>
+                <w:rFonts w:ascii="Times New Roman" w:hAnsi="Times New Roman" w:eastAsia="Times New Roman" w:cs="Times New Roman"/>
+                <w:color w:val="000000"/>
+                <w:sz w:val="24"/>
+              </w:rPr>
+              <w:t xml:space="preserve">RG19</w:t>
+            </w:r>
+            <w:r/>
+          </w:p>
+        </w:tc>
+        <w:tc>
+          <w:tcPr>
+            <w:tcBorders>
+              <w:top w:val="single" w:color="000000" w:sz="4" w:space="0"/>
+              <w:left w:val="single" w:color="000000" w:sz="4" w:space="0"/>
+              <w:bottom w:val="single" w:color="000000" w:sz="4" w:space="0"/>
+              <w:right w:val="single" w:color="000000" w:sz="4" w:space="0"/>
+            </w:tcBorders>
+            <w:tcMar>
+              <w:left w:w="15" w:type="dxa"/>
+              <w:top w:w="15" w:type="dxa"/>
+              <w:right w:w="15" w:type="dxa"/>
+              <w:bottom w:w="15" w:type="dxa"/>
+            </w:tcMar>
+            <w:tcW w:w="8852" w:type="dxa"/>
+            <w:vAlign w:val="center"/>
+          </w:tcPr>
+          <w:p>
+            <w:pPr>
+              <w:pBdr/>
+              <w:spacing w:after="0" w:before="0" w:line="240" w:lineRule="auto"/>
+              <w:ind/>
+              <w:rPr/>
+            </w:pPr>
+            <w:r>
+              <w:rPr>
+                <w:rFonts w:ascii="Times New Roman" w:hAnsi="Times New Roman" w:eastAsia="Times New Roman" w:cs="Times New Roman"/>
+                <w:color w:val="000000"/>
+                <w:sz w:val="24"/>
+              </w:rPr>
+              <w:t xml:space="preserve">Après paiement, le porteur doit déposer un rapport d’exécution validé par la DAF puis l’AC.</w:t>
             </w:r>
             <w:r/>
           </w:p>
@@ -2581,525 +1886,485 @@
     </w:tbl>
     <w:p>
       <w:pPr>
-        <w:pBdr/>
-        <w:spacing/>
-        <w:ind/>
+        <w:pStyle w:val="839"/>
+        <w:pBdr>
+          <w:top w:val="none" w:color="000000" w:sz="4" w:space="0"/>
+          <w:left w:val="none" w:color="000000" w:sz="4" w:space="0"/>
+          <w:bottom w:val="none" w:color="000000" w:sz="4" w:space="0"/>
+          <w:right w:val="none" w:color="000000" w:sz="4" w:space="0"/>
+        </w:pBdr>
+        <w:spacing/>
+        <w:ind w:right="0" w:firstLine="0" w:left="0"/>
         <w:rPr/>
       </w:pPr>
-      <w:r/>
-      <w:r/>
-    </w:p>
-    <w:p>
-      <w:pPr>
-        <w:pBdr/>
-        <w:spacing/>
-        <w:ind/>
-        <w:rPr/>
-      </w:pPr>
       <w:r>
+        <w:rPr>
+          <w:rFonts w:ascii="Times New Roman" w:hAnsi="Times New Roman" w:eastAsia="Times New Roman" w:cs="Times New Roman"/>
+          <w:b/>
+          <w:color w:val="000000"/>
+          <w:sz w:val="28"/>
+        </w:rPr>
         <w:t xml:space="preserve">4.2.4 Clôture et reporting</w:t>
       </w:r>
       <w:r/>
     </w:p>
     <w:tbl>
       <w:tblPr>
-        <w:tblStyle w:val="701"/>
+        <w:tblStyle w:val="711"/>
+        <w:tblInd w:w="0" w:type="dxa"/>
         <w:tblW w:w="0" w:type="auto"/>
-        <w:tblBorders/>
-        <w:tblLayout w:type="fixed"/>
+        <w:tblBorders>
+          <w:top w:val="none" w:color="000000" w:sz="4" w:space="0"/>
+          <w:left w:val="none" w:color="000000" w:sz="4" w:space="0"/>
+          <w:bottom w:val="none" w:color="000000" w:sz="4" w:space="0"/>
+          <w:right w:val="none" w:color="000000" w:sz="4" w:space="0"/>
+          <w:insideH w:val="none" w:color="000000" w:sz="4" w:space="0"/>
+          <w:insideV w:val="none" w:color="000000" w:sz="4" w:space="0"/>
+        </w:tblBorders>
+        <w:tblLayout w:type="autofit"/>
         <w:tblLook w:val="04A0" w:firstRow="1" w:lastRow="0" w:firstColumn="1" w:lastColumn="0" w:noHBand="0" w:noVBand="1"/>
       </w:tblPr>
       <w:tblGrid>
-        <w:gridCol w:w="945"/>
-        <w:gridCol w:w="8126"/>
+        <w:gridCol w:w="573"/>
+        <w:gridCol w:w="8364"/>
       </w:tblGrid>
       <w:tr>
-        <w:trPr>
-          <w:trHeight w:val="280"/>
-        </w:trPr>
-        <w:tc>
-          <w:tcPr>
-            <w:tcBorders>
-              <w:top w:val="single" w:color="000000" w:sz="4" w:space="0"/>
-              <w:left w:val="single" w:color="000000" w:sz="4" w:space="0"/>
-              <w:bottom w:val="single" w:color="000000" w:sz="4" w:space="0"/>
-              <w:right w:val="single" w:color="000000" w:sz="4" w:space="0"/>
-            </w:tcBorders>
-            <w:tcMar>
-              <w:left w:w="0" w:type="dxa"/>
-              <w:top w:w="0" w:type="dxa"/>
-              <w:right w:w="0" w:type="dxa"/>
-              <w:bottom w:w="0" w:type="dxa"/>
-            </w:tcMar>
-            <w:tcW w:w="945" w:type="dxa"/>
-            <w:vAlign w:val="bottom"/>
-            <w:vMerge w:val="restart"/>
-          </w:tcPr>
-          <w:p>
-            <w:pPr>
-              <w:pBdr/>
-              <w:spacing/>
-              <w:ind/>
-              <w:jc w:val="left"/>
-              <w:rPr>
-                <w:rFonts w:ascii="Times New Roman" w:hAnsi="Times New Roman" w:eastAsia="Times New Roman" w:cs="Times New Roman"/>
-                <w:b w:val="0"/>
-                <w:i w:val="0"/>
-                <w:strike w:val="0"/>
-                <w:color w:val="000000"/>
-                <w:sz w:val="22"/>
-                <w:u w:val="none"/>
-              </w:rPr>
-            </w:pPr>
-            <w:r>
-              <w:rPr>
-                <w:rFonts w:ascii="Times New Roman" w:hAnsi="Times New Roman" w:eastAsia="Times New Roman" w:cs="Times New Roman"/>
-                <w:b w:val="0"/>
-                <w:i w:val="0"/>
-                <w:strike w:val="0"/>
-                <w:color w:val="000000"/>
-                <w:sz w:val="22"/>
-                <w:u w:val="none"/>
-              </w:rPr>
-            </w:r>
-            <w:r>
+        <w:trPr/>
+        <w:tc>
+          <w:tcPr>
+            <w:tcBorders>
+              <w:top w:val="single" w:color="000000" w:sz="4" w:space="0"/>
+              <w:left w:val="single" w:color="000000" w:sz="4" w:space="0"/>
+              <w:bottom w:val="single" w:color="000000" w:sz="4" w:space="0"/>
+              <w:right w:val="single" w:color="000000" w:sz="4" w:space="0"/>
+            </w:tcBorders>
+            <w:tcMar>
+              <w:left w:w="15" w:type="dxa"/>
+              <w:top w:w="15" w:type="dxa"/>
+              <w:right w:w="15" w:type="dxa"/>
+              <w:bottom w:w="15" w:type="dxa"/>
+            </w:tcMar>
+            <w:tcW w:w="573" w:type="dxa"/>
+            <w:vAlign w:val="center"/>
+          </w:tcPr>
+          <w:p>
+            <w:pPr>
+              <w:pBdr/>
+              <w:spacing w:after="0" w:before="0" w:line="240" w:lineRule="auto"/>
+              <w:ind/>
+              <w:jc w:val="center"/>
+              <w:rPr/>
+            </w:pPr>
+            <w:r>
+              <w:rPr>
+                <w:rFonts w:ascii="Times New Roman" w:hAnsi="Times New Roman" w:eastAsia="Times New Roman" w:cs="Times New Roman"/>
+                <w:b/>
+                <w:color w:val="000000"/>
+                <w:sz w:val="24"/>
+              </w:rPr>
               <w:t xml:space="preserve">N°</w:t>
             </w:r>
-            <w:r>
-              <w:rPr>
-                <w:rFonts w:ascii="Times New Roman" w:hAnsi="Times New Roman" w:eastAsia="Times New Roman" w:cs="Times New Roman"/>
-                <w:b w:val="0"/>
-                <w:i w:val="0"/>
-                <w:strike w:val="0"/>
-                <w:color w:val="000000"/>
-                <w:sz w:val="22"/>
-                <w:u w:val="none"/>
-              </w:rPr>
-            </w:r>
-            <w:r>
-              <w:rPr>
-                <w:rFonts w:ascii="Times New Roman" w:hAnsi="Times New Roman" w:eastAsia="Times New Roman" w:cs="Times New Roman"/>
-                <w:b w:val="0"/>
-                <w:i w:val="0"/>
-                <w:strike w:val="0"/>
-                <w:color w:val="000000"/>
-                <w:sz w:val="22"/>
-                <w:u w:val="none"/>
-              </w:rPr>
-            </w:r>
-          </w:p>
-        </w:tc>
-        <w:tc>
-          <w:tcPr>
-            <w:tcBorders>
-              <w:top w:val="single" w:color="000000" w:sz="4" w:space="0"/>
-              <w:left w:val="single" w:color="000000" w:sz="4" w:space="0"/>
-              <w:bottom w:val="single" w:color="000000" w:sz="4" w:space="0"/>
-              <w:right w:val="single" w:color="000000" w:sz="4" w:space="0"/>
-            </w:tcBorders>
-            <w:tcMar>
-              <w:left w:w="0" w:type="dxa"/>
-              <w:top w:w="0" w:type="dxa"/>
-              <w:right w:w="0" w:type="dxa"/>
-              <w:bottom w:w="0" w:type="dxa"/>
-            </w:tcMar>
-            <w:tcW w:w="8126" w:type="dxa"/>
-            <w:vAlign w:val="bottom"/>
-            <w:vMerge w:val="restart"/>
-          </w:tcPr>
-          <w:p>
-            <w:pPr>
-              <w:pBdr/>
-              <w:spacing/>
-              <w:ind/>
-              <w:rPr>
-                <w:rFonts w:ascii="Times New Roman" w:hAnsi="Times New Roman" w:eastAsia="Times New Roman" w:cs="Times New Roman"/>
-                <w:b w:val="0"/>
-                <w:i w:val="0"/>
-                <w:strike w:val="0"/>
-                <w:color w:val="000000"/>
-                <w:sz w:val="22"/>
-                <w:u w:val="none"/>
-              </w:rPr>
-            </w:pPr>
-            <w:r>
-              <w:rPr>
-                <w:rFonts w:ascii="Times New Roman" w:hAnsi="Times New Roman" w:eastAsia="Times New Roman" w:cs="Times New Roman"/>
-                <w:b w:val="0"/>
-                <w:i w:val="0"/>
-                <w:strike w:val="0"/>
-                <w:color w:val="000000"/>
-                <w:sz w:val="22"/>
-                <w:u w:val="none"/>
-              </w:rPr>
-            </w:r>
-            <w:r>
+            <w:r/>
+          </w:p>
+        </w:tc>
+        <w:tc>
+          <w:tcPr>
+            <w:tcBorders>
+              <w:top w:val="single" w:color="000000" w:sz="4" w:space="0"/>
+              <w:left w:val="single" w:color="000000" w:sz="4" w:space="0"/>
+              <w:bottom w:val="single" w:color="000000" w:sz="4" w:space="0"/>
+              <w:right w:val="single" w:color="000000" w:sz="4" w:space="0"/>
+            </w:tcBorders>
+            <w:tcMar>
+              <w:left w:w="15" w:type="dxa"/>
+              <w:top w:w="15" w:type="dxa"/>
+              <w:right w:w="15" w:type="dxa"/>
+              <w:bottom w:w="15" w:type="dxa"/>
+            </w:tcMar>
+            <w:tcW w:w="8364" w:type="dxa"/>
+            <w:vAlign w:val="center"/>
+          </w:tcPr>
+          <w:p>
+            <w:pPr>
+              <w:pBdr/>
+              <w:spacing w:after="0" w:before="0" w:line="240" w:lineRule="auto"/>
+              <w:ind/>
+              <w:jc w:val="center"/>
+              <w:rPr/>
+            </w:pPr>
+            <w:r>
+              <w:rPr>
+                <w:rFonts w:ascii="Times New Roman" w:hAnsi="Times New Roman" w:eastAsia="Times New Roman" w:cs="Times New Roman"/>
+                <w:b/>
+                <w:color w:val="000000"/>
+                <w:sz w:val="24"/>
+              </w:rPr>
               <w:t xml:space="preserve">Règle de gestion</w:t>
             </w:r>
-            <w:r>
-              <w:rPr>
-                <w:rFonts w:ascii="Times New Roman" w:hAnsi="Times New Roman" w:eastAsia="Times New Roman" w:cs="Times New Roman"/>
-                <w:b w:val="0"/>
-                <w:i w:val="0"/>
-                <w:strike w:val="0"/>
-                <w:color w:val="000000"/>
-                <w:sz w:val="22"/>
-                <w:u w:val="none"/>
-              </w:rPr>
-            </w:r>
-            <w:r>
-              <w:rPr>
-                <w:rFonts w:ascii="Times New Roman" w:hAnsi="Times New Roman" w:eastAsia="Times New Roman" w:cs="Times New Roman"/>
-                <w:b w:val="0"/>
-                <w:i w:val="0"/>
-                <w:strike w:val="0"/>
-                <w:color w:val="000000"/>
-                <w:sz w:val="22"/>
-                <w:u w:val="none"/>
-              </w:rPr>
-            </w:r>
+            <w:r/>
           </w:p>
         </w:tc>
       </w:tr>
       <w:tr>
-        <w:trPr>
-          <w:trHeight w:val="280"/>
-        </w:trPr>
-        <w:tc>
-          <w:tcPr>
-            <w:tcBorders>
-              <w:top w:val="single" w:color="000000" w:sz="4" w:space="0"/>
-              <w:left w:val="single" w:color="000000" w:sz="4" w:space="0"/>
-              <w:bottom w:val="single" w:color="000000" w:sz="4" w:space="0"/>
-              <w:right w:val="single" w:color="000000" w:sz="4" w:space="0"/>
-            </w:tcBorders>
-            <w:tcMar>
-              <w:left w:w="0" w:type="dxa"/>
-              <w:top w:w="0" w:type="dxa"/>
-              <w:right w:w="0" w:type="dxa"/>
-              <w:bottom w:w="0" w:type="dxa"/>
-            </w:tcMar>
-            <w:tcW w:w="945" w:type="dxa"/>
-            <w:vAlign w:val="bottom"/>
-          </w:tcPr>
-          <w:p>
-            <w:pPr>
-              <w:pBdr/>
-              <w:spacing/>
-              <w:ind/>
-              <w:jc w:val="left"/>
-              <w:rPr/>
-            </w:pPr>
-            <w:r>
-              <w:rPr>
-                <w:rFonts w:ascii="Times New Roman" w:hAnsi="Times New Roman" w:eastAsia="Times New Roman" w:cs="Times New Roman"/>
-                <w:b w:val="0"/>
-                <w:i w:val="0"/>
-                <w:strike w:val="0"/>
-                <w:color w:val="000000"/>
-                <w:sz w:val="22"/>
-                <w:u w:val="none"/>
-                <w:vertAlign w:val="baseline"/>
-              </w:rPr>
-              <w:t xml:space="preserve">RG25</w:t>
-            </w:r>
-            <w:r/>
-          </w:p>
-        </w:tc>
-        <w:tc>
-          <w:tcPr>
-            <w:tcBorders>
-              <w:top w:val="single" w:color="000000" w:sz="4" w:space="0"/>
-              <w:left w:val="single" w:color="000000" w:sz="4" w:space="0"/>
-              <w:bottom w:val="single" w:color="000000" w:sz="4" w:space="0"/>
-              <w:right w:val="single" w:color="000000" w:sz="4" w:space="0"/>
-            </w:tcBorders>
-            <w:tcMar>
-              <w:left w:w="0" w:type="dxa"/>
-              <w:top w:w="0" w:type="dxa"/>
-              <w:right w:w="0" w:type="dxa"/>
-              <w:bottom w:w="0" w:type="dxa"/>
-            </w:tcMar>
-            <w:tcW w:w="8126" w:type="dxa"/>
-            <w:vAlign w:val="bottom"/>
-          </w:tcPr>
-          <w:p>
-            <w:pPr>
-              <w:pBdr/>
-              <w:spacing/>
-              <w:ind/>
-              <w:rPr/>
-            </w:pPr>
-            <w:r>
-              <w:rPr>
-                <w:rFonts w:ascii="Times New Roman" w:hAnsi="Times New Roman" w:eastAsia="Times New Roman" w:cs="Times New Roman"/>
-                <w:b w:val="0"/>
-                <w:i w:val="0"/>
-                <w:strike w:val="0"/>
-                <w:color w:val="000000"/>
-                <w:sz w:val="22"/>
-                <w:u w:val="none"/>
-                <w:vertAlign w:val="baseline"/>
-              </w:rPr>
-              <w:t xml:space="preserve">Un projet ne peut être clôturé que si toutes ses demandes de dépense sont au statut « terminée » ou « rejetée ».</w:t>
+        <w:trPr/>
+        <w:tc>
+          <w:tcPr>
+            <w:tcBorders>
+              <w:top w:val="single" w:color="000000" w:sz="4" w:space="0"/>
+              <w:left w:val="single" w:color="000000" w:sz="4" w:space="0"/>
+              <w:bottom w:val="single" w:color="000000" w:sz="4" w:space="0"/>
+              <w:right w:val="single" w:color="000000" w:sz="4" w:space="0"/>
+            </w:tcBorders>
+            <w:tcMar>
+              <w:left w:w="15" w:type="dxa"/>
+              <w:top w:w="15" w:type="dxa"/>
+              <w:right w:w="15" w:type="dxa"/>
+              <w:bottom w:w="15" w:type="dxa"/>
+            </w:tcMar>
+            <w:tcW w:w="573" w:type="dxa"/>
+            <w:vAlign w:val="center"/>
+          </w:tcPr>
+          <w:p>
+            <w:pPr>
+              <w:pBdr/>
+              <w:spacing w:after="0" w:before="0" w:line="240" w:lineRule="auto"/>
+              <w:ind/>
+              <w:rPr/>
+            </w:pPr>
+            <w:r>
+              <w:rPr>
+                <w:rFonts w:ascii="Times New Roman" w:hAnsi="Times New Roman" w:eastAsia="Times New Roman" w:cs="Times New Roman"/>
+                <w:color w:val="000000"/>
+                <w:sz w:val="24"/>
+              </w:rPr>
+              <w:t xml:space="preserve">RG20</w:t>
+            </w:r>
+            <w:r/>
+          </w:p>
+        </w:tc>
+        <w:tc>
+          <w:tcPr>
+            <w:tcBorders>
+              <w:top w:val="single" w:color="000000" w:sz="4" w:space="0"/>
+              <w:left w:val="single" w:color="000000" w:sz="4" w:space="0"/>
+              <w:bottom w:val="single" w:color="000000" w:sz="4" w:space="0"/>
+              <w:right w:val="single" w:color="000000" w:sz="4" w:space="0"/>
+            </w:tcBorders>
+            <w:tcMar>
+              <w:left w:w="15" w:type="dxa"/>
+              <w:top w:w="15" w:type="dxa"/>
+              <w:right w:w="15" w:type="dxa"/>
+              <w:bottom w:w="15" w:type="dxa"/>
+            </w:tcMar>
+            <w:tcW w:w="8364" w:type="dxa"/>
+            <w:vAlign w:val="center"/>
+          </w:tcPr>
+          <w:p>
+            <w:pPr>
+              <w:pBdr/>
+              <w:spacing w:after="0" w:before="0" w:line="240" w:lineRule="auto"/>
+              <w:ind/>
+              <w:rPr/>
+            </w:pPr>
+            <w:r>
+              <w:rPr>
+                <w:rFonts w:ascii="Times New Roman" w:hAnsi="Times New Roman" w:eastAsia="Times New Roman" w:cs="Times New Roman"/>
+                <w:color w:val="000000"/>
+                <w:sz w:val="24"/>
+              </w:rPr>
+              <w:t xml:space="preserve">Seule la DAF peut lancer la clôture d’un projet.</w:t>
             </w:r>
             <w:r/>
           </w:p>
         </w:tc>
       </w:tr>
       <w:tr>
-        <w:trPr>
-          <w:trHeight w:val="280"/>
-        </w:trPr>
-        <w:tc>
-          <w:tcPr>
-            <w:tcBorders>
-              <w:top w:val="single" w:color="000000" w:sz="4" w:space="0"/>
-              <w:left w:val="single" w:color="000000" w:sz="4" w:space="0"/>
-              <w:bottom w:val="single" w:color="000000" w:sz="4" w:space="0"/>
-              <w:right w:val="single" w:color="000000" w:sz="4" w:space="0"/>
-            </w:tcBorders>
-            <w:tcMar>
-              <w:left w:w="0" w:type="dxa"/>
-              <w:top w:w="0" w:type="dxa"/>
-              <w:right w:w="0" w:type="dxa"/>
-              <w:bottom w:w="0" w:type="dxa"/>
-            </w:tcMar>
-            <w:tcW w:w="945" w:type="dxa"/>
-            <w:vAlign w:val="bottom"/>
-          </w:tcPr>
-          <w:p>
-            <w:pPr>
-              <w:pBdr/>
-              <w:spacing/>
-              <w:ind/>
-              <w:jc w:val="left"/>
-              <w:rPr/>
-            </w:pPr>
-            <w:r>
-              <w:rPr>
-                <w:rFonts w:ascii="Times New Roman" w:hAnsi="Times New Roman" w:eastAsia="Times New Roman" w:cs="Times New Roman"/>
-                <w:b w:val="0"/>
-                <w:i w:val="0"/>
-                <w:strike w:val="0"/>
-                <w:color w:val="000000"/>
-                <w:sz w:val="22"/>
-                <w:u w:val="none"/>
-                <w:vertAlign w:val="baseline"/>
-              </w:rPr>
-              <w:t xml:space="preserve">RG26</w:t>
-            </w:r>
-            <w:r/>
-          </w:p>
-        </w:tc>
-        <w:tc>
-          <w:tcPr>
-            <w:tcBorders>
-              <w:top w:val="single" w:color="000000" w:sz="4" w:space="0"/>
-              <w:left w:val="single" w:color="000000" w:sz="4" w:space="0"/>
-              <w:bottom w:val="single" w:color="000000" w:sz="4" w:space="0"/>
-              <w:right w:val="single" w:color="000000" w:sz="4" w:space="0"/>
-            </w:tcBorders>
-            <w:tcMar>
-              <w:left w:w="0" w:type="dxa"/>
-              <w:top w:w="0" w:type="dxa"/>
-              <w:right w:w="0" w:type="dxa"/>
-              <w:bottom w:w="0" w:type="dxa"/>
-            </w:tcMar>
-            <w:tcW w:w="8126" w:type="dxa"/>
-            <w:vAlign w:val="bottom"/>
-          </w:tcPr>
-          <w:p>
-            <w:pPr>
-              <w:pBdr/>
-              <w:spacing/>
-              <w:ind/>
-              <w:rPr/>
-            </w:pPr>
-            <w:r>
-              <w:rPr>
-                <w:rFonts w:ascii="Times New Roman" w:hAnsi="Times New Roman" w:eastAsia="Times New Roman" w:cs="Times New Roman"/>
-                <w:b w:val="0"/>
-                <w:i w:val="0"/>
-                <w:strike w:val="0"/>
-                <w:color w:val="000000"/>
-                <w:sz w:val="22"/>
-                <w:u w:val="none"/>
-                <w:vertAlign w:val="baseline"/>
-              </w:rPr>
-              <w:t xml:space="preserve">Un projet ne peut être clôturé que si toutes ses conventions sont au statut « terminée » ou « annulée ».</w:t>
+        <w:trPr/>
+        <w:tc>
+          <w:tcPr>
+            <w:tcBorders>
+              <w:top w:val="single" w:color="000000" w:sz="4" w:space="0"/>
+              <w:left w:val="single" w:color="000000" w:sz="4" w:space="0"/>
+              <w:bottom w:val="single" w:color="000000" w:sz="4" w:space="0"/>
+              <w:right w:val="single" w:color="000000" w:sz="4" w:space="0"/>
+            </w:tcBorders>
+            <w:tcMar>
+              <w:left w:w="15" w:type="dxa"/>
+              <w:top w:w="15" w:type="dxa"/>
+              <w:right w:w="15" w:type="dxa"/>
+              <w:bottom w:w="15" w:type="dxa"/>
+            </w:tcMar>
+            <w:tcW w:w="573" w:type="dxa"/>
+            <w:vAlign w:val="center"/>
+          </w:tcPr>
+          <w:p>
+            <w:pPr>
+              <w:pBdr/>
+              <w:spacing w:after="0" w:before="0" w:line="240" w:lineRule="auto"/>
+              <w:ind/>
+              <w:rPr/>
+            </w:pPr>
+            <w:r>
+              <w:rPr>
+                <w:rFonts w:ascii="Times New Roman" w:hAnsi="Times New Roman" w:eastAsia="Times New Roman" w:cs="Times New Roman"/>
+                <w:color w:val="000000"/>
+                <w:sz w:val="24"/>
+              </w:rPr>
+              <w:t xml:space="preserve">RG21</w:t>
+            </w:r>
+            <w:r/>
+          </w:p>
+        </w:tc>
+        <w:tc>
+          <w:tcPr>
+            <w:tcBorders>
+              <w:top w:val="single" w:color="000000" w:sz="4" w:space="0"/>
+              <w:left w:val="single" w:color="000000" w:sz="4" w:space="0"/>
+              <w:bottom w:val="single" w:color="000000" w:sz="4" w:space="0"/>
+              <w:right w:val="single" w:color="000000" w:sz="4" w:space="0"/>
+            </w:tcBorders>
+            <w:tcMar>
+              <w:left w:w="15" w:type="dxa"/>
+              <w:top w:w="15" w:type="dxa"/>
+              <w:right w:w="15" w:type="dxa"/>
+              <w:bottom w:w="15" w:type="dxa"/>
+            </w:tcMar>
+            <w:tcW w:w="8364" w:type="dxa"/>
+            <w:vAlign w:val="center"/>
+          </w:tcPr>
+          <w:p>
+            <w:pPr>
+              <w:pBdr/>
+              <w:spacing w:after="0" w:before="0" w:line="240" w:lineRule="auto"/>
+              <w:ind/>
+              <w:rPr/>
+            </w:pPr>
+            <w:r>
+              <w:rPr>
+                <w:rFonts w:ascii="Times New Roman" w:hAnsi="Times New Roman" w:eastAsia="Times New Roman" w:cs="Times New Roman"/>
+                <w:color w:val="000000"/>
+                <w:sz w:val="24"/>
+              </w:rPr>
+              <w:t xml:space="preserve">Un projet ne peut être clôturé que si toutes les conventions et demandes sont finalisées.</w:t>
             </w:r>
             <w:r/>
           </w:p>
         </w:tc>
       </w:tr>
       <w:tr>
-        <w:trPr>
-          <w:trHeight w:val="280"/>
-        </w:trPr>
-        <w:tc>
-          <w:tcPr>
-            <w:tcBorders>
-              <w:top w:val="single" w:color="000000" w:sz="4" w:space="0"/>
-              <w:left w:val="single" w:color="000000" w:sz="4" w:space="0"/>
-              <w:bottom w:val="single" w:color="000000" w:sz="4" w:space="0"/>
-              <w:right w:val="single" w:color="000000" w:sz="4" w:space="0"/>
-            </w:tcBorders>
-            <w:tcMar>
-              <w:left w:w="0" w:type="dxa"/>
-              <w:top w:w="0" w:type="dxa"/>
-              <w:right w:w="0" w:type="dxa"/>
-              <w:bottom w:w="0" w:type="dxa"/>
-            </w:tcMar>
-            <w:tcW w:w="945" w:type="dxa"/>
-            <w:vAlign w:val="bottom"/>
-          </w:tcPr>
-          <w:p>
-            <w:pPr>
-              <w:pBdr/>
-              <w:spacing/>
-              <w:ind/>
-              <w:jc w:val="left"/>
-              <w:rPr/>
-            </w:pPr>
-            <w:r>
-              <w:rPr>
-                <w:rFonts w:ascii="Times New Roman" w:hAnsi="Times New Roman" w:eastAsia="Times New Roman" w:cs="Times New Roman"/>
-                <w:b w:val="0"/>
-                <w:i w:val="0"/>
-                <w:strike w:val="0"/>
-                <w:color w:val="000000"/>
-                <w:sz w:val="22"/>
-                <w:u w:val="none"/>
-                <w:vertAlign w:val="baseline"/>
-              </w:rPr>
-              <w:t xml:space="preserve">RG27</w:t>
-            </w:r>
-            <w:r/>
-          </w:p>
-        </w:tc>
-        <w:tc>
-          <w:tcPr>
-            <w:tcBorders>
-              <w:top w:val="single" w:color="000000" w:sz="4" w:space="0"/>
-              <w:left w:val="single" w:color="000000" w:sz="4" w:space="0"/>
-              <w:bottom w:val="single" w:color="000000" w:sz="4" w:space="0"/>
-              <w:right w:val="single" w:color="000000" w:sz="4" w:space="0"/>
-            </w:tcBorders>
-            <w:tcMar>
-              <w:left w:w="0" w:type="dxa"/>
-              <w:top w:w="0" w:type="dxa"/>
-              <w:right w:w="0" w:type="dxa"/>
-              <w:bottom w:w="0" w:type="dxa"/>
-            </w:tcMar>
-            <w:tcW w:w="8126" w:type="dxa"/>
-            <w:vAlign w:val="bottom"/>
-          </w:tcPr>
-          <w:p>
-            <w:pPr>
-              <w:pBdr/>
-              <w:spacing/>
-              <w:ind/>
-              <w:rPr/>
-            </w:pPr>
-            <w:r>
-              <w:rPr>
-                <w:rFonts w:ascii="Times New Roman" w:hAnsi="Times New Roman" w:eastAsia="Times New Roman" w:cs="Times New Roman"/>
-                <w:b w:val="0"/>
-                <w:i w:val="0"/>
-                <w:strike w:val="0"/>
-                <w:color w:val="000000"/>
-                <w:sz w:val="22"/>
-                <w:u w:val="none"/>
-                <w:vertAlign w:val="baseline"/>
-              </w:rPr>
-              <w:t xml:space="preserve">La clôture d'un projet requiert la saisie d'une date de fin réelle et d'un statut final : succès ou échec.</w:t>
+        <w:trPr/>
+        <w:tc>
+          <w:tcPr>
+            <w:tcBorders>
+              <w:top w:val="single" w:color="000000" w:sz="4" w:space="0"/>
+              <w:left w:val="single" w:color="000000" w:sz="4" w:space="0"/>
+              <w:bottom w:val="single" w:color="000000" w:sz="4" w:space="0"/>
+              <w:right w:val="single" w:color="000000" w:sz="4" w:space="0"/>
+            </w:tcBorders>
+            <w:tcMar>
+              <w:left w:w="15" w:type="dxa"/>
+              <w:top w:w="15" w:type="dxa"/>
+              <w:right w:w="15" w:type="dxa"/>
+              <w:bottom w:w="15" w:type="dxa"/>
+            </w:tcMar>
+            <w:tcW w:w="573" w:type="dxa"/>
+            <w:vAlign w:val="center"/>
+          </w:tcPr>
+          <w:p>
+            <w:pPr>
+              <w:pBdr/>
+              <w:spacing w:after="0" w:before="0" w:line="240" w:lineRule="auto"/>
+              <w:ind/>
+              <w:rPr/>
+            </w:pPr>
+            <w:r>
+              <w:rPr>
+                <w:rFonts w:ascii="Times New Roman" w:hAnsi="Times New Roman" w:eastAsia="Times New Roman" w:cs="Times New Roman"/>
+                <w:color w:val="000000"/>
+                <w:sz w:val="24"/>
+              </w:rPr>
+              <w:t xml:space="preserve">RG22</w:t>
+            </w:r>
+            <w:r/>
+          </w:p>
+        </w:tc>
+        <w:tc>
+          <w:tcPr>
+            <w:tcBorders>
+              <w:top w:val="single" w:color="000000" w:sz="4" w:space="0"/>
+              <w:left w:val="single" w:color="000000" w:sz="4" w:space="0"/>
+              <w:bottom w:val="single" w:color="000000" w:sz="4" w:space="0"/>
+              <w:right w:val="single" w:color="000000" w:sz="4" w:space="0"/>
+            </w:tcBorders>
+            <w:tcMar>
+              <w:left w:w="15" w:type="dxa"/>
+              <w:top w:w="15" w:type="dxa"/>
+              <w:right w:w="15" w:type="dxa"/>
+              <w:bottom w:w="15" w:type="dxa"/>
+            </w:tcMar>
+            <w:tcW w:w="8364" w:type="dxa"/>
+            <w:vAlign w:val="center"/>
+          </w:tcPr>
+          <w:p>
+            <w:pPr>
+              <w:pBdr/>
+              <w:spacing w:after="0" w:before="0" w:line="240" w:lineRule="auto"/>
+              <w:ind/>
+              <w:rPr/>
+            </w:pPr>
+            <w:r>
+              <w:rPr>
+                <w:rFonts w:ascii="Times New Roman" w:hAnsi="Times New Roman" w:eastAsia="Times New Roman" w:cs="Times New Roman"/>
+                <w:color w:val="000000"/>
+                <w:sz w:val="24"/>
+              </w:rPr>
+              <w:t xml:space="preserve">La clôture d’un projet nécessite une date de fin réelle et un statut final.</w:t>
             </w:r>
             <w:r/>
           </w:p>
         </w:tc>
       </w:tr>
       <w:tr>
-        <w:trPr>
-          <w:trHeight w:val="280"/>
-        </w:trPr>
-        <w:tc>
-          <w:tcPr>
-            <w:tcBorders>
-              <w:top w:val="single" w:color="000000" w:sz="4" w:space="0"/>
-              <w:left w:val="single" w:color="000000" w:sz="4" w:space="0"/>
-              <w:bottom w:val="single" w:color="000000" w:sz="4" w:space="0"/>
-              <w:right w:val="single" w:color="000000" w:sz="4" w:space="0"/>
-            </w:tcBorders>
-            <w:tcMar>
-              <w:left w:w="0" w:type="dxa"/>
-              <w:top w:w="0" w:type="dxa"/>
-              <w:right w:w="0" w:type="dxa"/>
-              <w:bottom w:w="0" w:type="dxa"/>
-            </w:tcMar>
-            <w:tcW w:w="945" w:type="dxa"/>
-            <w:vAlign w:val="bottom"/>
-          </w:tcPr>
-          <w:p>
-            <w:pPr>
-              <w:pBdr/>
-              <w:spacing/>
-              <w:ind/>
-              <w:jc w:val="left"/>
-              <w:rPr/>
-            </w:pPr>
-            <w:r>
-              <w:rPr>
-                <w:rFonts w:ascii="Times New Roman" w:hAnsi="Times New Roman" w:eastAsia="Times New Roman" w:cs="Times New Roman"/>
-                <w:b w:val="0"/>
-                <w:i w:val="0"/>
-                <w:strike w:val="0"/>
-                <w:color w:val="000000"/>
-                <w:sz w:val="22"/>
-                <w:u w:val="none"/>
-                <w:vertAlign w:val="baseline"/>
-              </w:rPr>
-              <w:t xml:space="preserve">RG28</w:t>
-            </w:r>
-            <w:r/>
-          </w:p>
-        </w:tc>
-        <w:tc>
-          <w:tcPr>
-            <w:tcBorders>
-              <w:top w:val="single" w:color="000000" w:sz="4" w:space="0"/>
-              <w:left w:val="single" w:color="000000" w:sz="4" w:space="0"/>
-              <w:bottom w:val="single" w:color="000000" w:sz="4" w:space="0"/>
-              <w:right w:val="single" w:color="000000" w:sz="4" w:space="0"/>
-            </w:tcBorders>
-            <w:tcMar>
-              <w:left w:w="0" w:type="dxa"/>
-              <w:top w:w="0" w:type="dxa"/>
-              <w:right w:w="0" w:type="dxa"/>
-              <w:bottom w:w="0" w:type="dxa"/>
-            </w:tcMar>
-            <w:tcW w:w="8126" w:type="dxa"/>
-            <w:vAlign w:val="bottom"/>
-          </w:tcPr>
-          <w:p>
-            <w:pPr>
-              <w:pBdr/>
-              <w:spacing/>
-              <w:ind/>
-              <w:rPr/>
-            </w:pPr>
-            <w:r>
-              <w:rPr>
-                <w:rFonts w:ascii="Times New Roman" w:hAnsi="Times New Roman" w:eastAsia="Times New Roman" w:cs="Times New Roman"/>
-                <w:b w:val="0"/>
-                <w:i w:val="0"/>
-                <w:strike w:val="0"/>
-                <w:color w:val="000000"/>
-                <w:sz w:val="22"/>
-                <w:u w:val="none"/>
-                <w:vertAlign w:val="baseline"/>
-              </w:rPr>
-              <w:t xml:space="preserve">Le bilan de clôture est généré automatiquement à la clôture du projet. Il consolide les versements reçus, les dépenses engagées, le taux d'exécution et les écarts budgétaires et temporels.</w:t>
+        <w:trPr/>
+        <w:tc>
+          <w:tcPr>
+            <w:tcBorders>
+              <w:top w:val="single" w:color="000000" w:sz="4" w:space="0"/>
+              <w:left w:val="single" w:color="000000" w:sz="4" w:space="0"/>
+              <w:bottom w:val="single" w:color="000000" w:sz="4" w:space="0"/>
+              <w:right w:val="single" w:color="000000" w:sz="4" w:space="0"/>
+            </w:tcBorders>
+            <w:tcMar>
+              <w:left w:w="15" w:type="dxa"/>
+              <w:top w:w="15" w:type="dxa"/>
+              <w:right w:w="15" w:type="dxa"/>
+              <w:bottom w:w="15" w:type="dxa"/>
+            </w:tcMar>
+            <w:tcW w:w="573" w:type="dxa"/>
+            <w:vAlign w:val="center"/>
+          </w:tcPr>
+          <w:p>
+            <w:pPr>
+              <w:pBdr/>
+              <w:spacing w:after="0" w:before="0" w:line="240" w:lineRule="auto"/>
+              <w:ind/>
+              <w:rPr/>
+            </w:pPr>
+            <w:r>
+              <w:rPr>
+                <w:rFonts w:ascii="Times New Roman" w:hAnsi="Times New Roman" w:eastAsia="Times New Roman" w:cs="Times New Roman"/>
+                <w:color w:val="000000"/>
+                <w:sz w:val="24"/>
+              </w:rPr>
+              <w:t xml:space="preserve">RG23</w:t>
+            </w:r>
+            <w:r/>
+          </w:p>
+        </w:tc>
+        <w:tc>
+          <w:tcPr>
+            <w:tcBorders>
+              <w:top w:val="single" w:color="000000" w:sz="4" w:space="0"/>
+              <w:left w:val="single" w:color="000000" w:sz="4" w:space="0"/>
+              <w:bottom w:val="single" w:color="000000" w:sz="4" w:space="0"/>
+              <w:right w:val="single" w:color="000000" w:sz="4" w:space="0"/>
+            </w:tcBorders>
+            <w:tcMar>
+              <w:left w:w="15" w:type="dxa"/>
+              <w:top w:w="15" w:type="dxa"/>
+              <w:right w:w="15" w:type="dxa"/>
+              <w:bottom w:w="15" w:type="dxa"/>
+            </w:tcMar>
+            <w:tcW w:w="8364" w:type="dxa"/>
+            <w:vAlign w:val="center"/>
+          </w:tcPr>
+          <w:p>
+            <w:pPr>
+              <w:pBdr/>
+              <w:spacing w:after="0" w:before="0" w:line="240" w:lineRule="auto"/>
+              <w:ind/>
+              <w:rPr/>
+            </w:pPr>
+            <w:r>
+              <w:rPr>
+                <w:rFonts w:ascii="Times New Roman" w:hAnsi="Times New Roman" w:eastAsia="Times New Roman" w:cs="Times New Roman"/>
+                <w:color w:val="000000"/>
+                <w:sz w:val="24"/>
+              </w:rPr>
+              <w:t xml:space="preserve">Le système génère automatiquement un bilan de clôture du projet.</w:t>
+            </w:r>
+            <w:r/>
+          </w:p>
+        </w:tc>
+      </w:tr>
+      <w:tr>
+        <w:trPr/>
+        <w:tc>
+          <w:tcPr>
+            <w:tcBorders>
+              <w:top w:val="single" w:color="000000" w:sz="4" w:space="0"/>
+              <w:left w:val="single" w:color="000000" w:sz="4" w:space="0"/>
+              <w:bottom w:val="single" w:color="000000" w:sz="4" w:space="0"/>
+              <w:right w:val="single" w:color="000000" w:sz="4" w:space="0"/>
+            </w:tcBorders>
+            <w:tcMar>
+              <w:left w:w="15" w:type="dxa"/>
+              <w:top w:w="15" w:type="dxa"/>
+              <w:right w:w="15" w:type="dxa"/>
+              <w:bottom w:w="15" w:type="dxa"/>
+            </w:tcMar>
+            <w:tcW w:w="573" w:type="dxa"/>
+            <w:vAlign w:val="center"/>
+          </w:tcPr>
+          <w:p>
+            <w:pPr>
+              <w:pBdr/>
+              <w:spacing w:after="0" w:before="0" w:line="240" w:lineRule="auto"/>
+              <w:ind/>
+              <w:rPr/>
+            </w:pPr>
+            <w:r>
+              <w:rPr>
+                <w:rFonts w:ascii="Times New Roman" w:hAnsi="Times New Roman" w:eastAsia="Times New Roman" w:cs="Times New Roman"/>
+                <w:color w:val="000000"/>
+                <w:sz w:val="24"/>
+              </w:rPr>
+              <w:t xml:space="preserve">RG24</w:t>
+            </w:r>
+            <w:r/>
+          </w:p>
+        </w:tc>
+        <w:tc>
+          <w:tcPr>
+            <w:tcBorders>
+              <w:top w:val="single" w:color="000000" w:sz="4" w:space="0"/>
+              <w:left w:val="single" w:color="000000" w:sz="4" w:space="0"/>
+              <w:bottom w:val="single" w:color="000000" w:sz="4" w:space="0"/>
+              <w:right w:val="single" w:color="000000" w:sz="4" w:space="0"/>
+            </w:tcBorders>
+            <w:tcMar>
+              <w:left w:w="15" w:type="dxa"/>
+              <w:top w:w="15" w:type="dxa"/>
+              <w:right w:w="15" w:type="dxa"/>
+              <w:bottom w:w="15" w:type="dxa"/>
+            </w:tcMar>
+            <w:tcW w:w="8364" w:type="dxa"/>
+            <w:vAlign w:val="center"/>
+          </w:tcPr>
+          <w:p>
+            <w:pPr>
+              <w:pBdr/>
+              <w:spacing w:after="0" w:before="0" w:line="240" w:lineRule="auto"/>
+              <w:ind/>
+              <w:rPr/>
+            </w:pPr>
+            <w:r>
+              <w:rPr>
+                <w:rFonts w:ascii="Times New Roman" w:hAnsi="Times New Roman" w:eastAsia="Times New Roman" w:cs="Times New Roman"/>
+                <w:color w:val="000000"/>
+                <w:sz w:val="24"/>
+              </w:rPr>
+              <w:t xml:space="preserve">Toutes les actions importantes du système sont enregistrées dans le journal d’audit.</w:t>
             </w:r>
             <w:r/>
           </w:p>
@@ -3108,87 +2373,81 @@
     </w:tbl>
     <w:p>
       <w:pPr>
-        <w:pBdr/>
-        <w:spacing/>
-        <w:ind/>
+        <w:pStyle w:val="839"/>
+        <w:pBdr>
+          <w:top w:val="none" w:color="000000" w:sz="4" w:space="0"/>
+          <w:left w:val="none" w:color="000000" w:sz="4" w:space="0"/>
+          <w:bottom w:val="none" w:color="000000" w:sz="4" w:space="0"/>
+          <w:right w:val="none" w:color="000000" w:sz="4" w:space="0"/>
+        </w:pBdr>
+        <w:spacing/>
+        <w:ind w:right="0" w:firstLine="0" w:left="0"/>
         <w:rPr/>
       </w:pPr>
-      <w:r/>
-      <w:r/>
-    </w:p>
-    <w:p>
-      <w:pPr>
-        <w:pBdr/>
-        <w:spacing/>
-        <w:ind/>
-        <w:rPr/>
-      </w:pPr>
-      <w:r/>
-      <w:r/>
-    </w:p>
-    <w:p>
-      <w:pPr>
-        <w:pBdr/>
-        <w:spacing/>
-        <w:ind/>
-        <w:rPr/>
-      </w:pPr>
       <w:r>
+        <w:rPr>
+          <w:rFonts w:ascii="Times New Roman" w:hAnsi="Times New Roman" w:eastAsia="Times New Roman" w:cs="Times New Roman"/>
+          <w:b/>
+          <w:color w:val="000000"/>
+          <w:sz w:val="28"/>
+        </w:rPr>
         <w:t xml:space="preserve">4.2.5 Assistance et communication</w:t>
       </w:r>
       <w:r/>
     </w:p>
     <w:tbl>
       <w:tblPr>
-        <w:tblStyle w:val="701"/>
+        <w:tblStyle w:val="711"/>
+        <w:tblInd w:w="0" w:type="dxa"/>
         <w:tblW w:w="0" w:type="auto"/>
-        <w:tblBorders/>
-        <w:tblLayout w:type="fixed"/>
+        <w:tblBorders>
+          <w:top w:val="none" w:color="000000" w:sz="4" w:space="0"/>
+          <w:left w:val="none" w:color="000000" w:sz="4" w:space="0"/>
+          <w:bottom w:val="none" w:color="000000" w:sz="4" w:space="0"/>
+          <w:right w:val="none" w:color="000000" w:sz="4" w:space="0"/>
+          <w:insideH w:val="none" w:color="000000" w:sz="4" w:space="0"/>
+          <w:insideV w:val="none" w:color="000000" w:sz="4" w:space="0"/>
+        </w:tblBorders>
+        <w:tblLayout w:type="autofit"/>
         <w:tblLook w:val="04A0" w:firstRow="1" w:lastRow="0" w:firstColumn="1" w:lastColumn="0" w:noHBand="0" w:noVBand="1"/>
       </w:tblPr>
       <w:tblGrid>
-        <w:gridCol w:w="945"/>
-        <w:gridCol w:w="8126"/>
+        <w:gridCol w:w="573"/>
+        <w:gridCol w:w="8048"/>
       </w:tblGrid>
       <w:tr>
-        <w:trPr>
-          <w:trHeight w:val="280"/>
-        </w:trPr>
-        <w:tc>
-          <w:tcPr>
-            <w:tcBorders>
-              <w:top w:val="single" w:color="000000" w:sz="4" w:space="0"/>
-              <w:left w:val="single" w:color="000000" w:sz="4" w:space="0"/>
-              <w:bottom w:val="single" w:color="000000" w:sz="4" w:space="0"/>
-              <w:right w:val="single" w:color="000000" w:sz="4" w:space="0"/>
-            </w:tcBorders>
-            <w:tcMar>
-              <w:left w:w="0" w:type="dxa"/>
-              <w:top w:w="0" w:type="dxa"/>
-              <w:right w:w="0" w:type="dxa"/>
-              <w:bottom w:w="0" w:type="dxa"/>
-            </w:tcMar>
-            <w:tcW w:w="945" w:type="dxa"/>
-            <w:vAlign w:val="bottom"/>
-          </w:tcPr>
-          <w:p>
-            <w:pPr>
-              <w:pBdr/>
-              <w:spacing/>
-              <w:ind/>
-              <w:jc w:val="left"/>
-              <w:rPr/>
-            </w:pPr>
-            <w:r>
-              <w:rPr>
-                <w:rFonts w:ascii="Times New Roman" w:hAnsi="Times New Roman" w:eastAsia="Times New Roman" w:cs="Times New Roman"/>
-                <w:b w:val="0"/>
-                <w:i w:val="0"/>
-                <w:strike w:val="0"/>
-                <w:color w:val="000000"/>
-                <w:sz w:val="22"/>
-                <w:u w:val="none"/>
-                <w:vertAlign w:val="baseline"/>
+        <w:trPr/>
+        <w:tc>
+          <w:tcPr>
+            <w:tcBorders>
+              <w:top w:val="single" w:color="000000" w:sz="4" w:space="0"/>
+              <w:left w:val="single" w:color="000000" w:sz="4" w:space="0"/>
+              <w:bottom w:val="single" w:color="000000" w:sz="4" w:space="0"/>
+              <w:right w:val="single" w:color="000000" w:sz="4" w:space="0"/>
+            </w:tcBorders>
+            <w:tcMar>
+              <w:left w:w="15" w:type="dxa"/>
+              <w:top w:w="15" w:type="dxa"/>
+              <w:right w:w="15" w:type="dxa"/>
+              <w:bottom w:w="15" w:type="dxa"/>
+            </w:tcMar>
+            <w:tcW w:w="573" w:type="dxa"/>
+            <w:vAlign w:val="center"/>
+          </w:tcPr>
+          <w:p>
+            <w:pPr>
+              <w:pBdr/>
+              <w:spacing w:after="0" w:before="0" w:line="240" w:lineRule="auto"/>
+              <w:ind/>
+              <w:jc w:val="center"/>
+              <w:rPr/>
+            </w:pPr>
+            <w:r>
+              <w:rPr>
+                <w:rFonts w:ascii="Times New Roman" w:hAnsi="Times New Roman" w:eastAsia="Times New Roman" w:cs="Times New Roman"/>
+                <w:b/>
+                <w:color w:val="000000"/>
+                <w:sz w:val="24"/>
               </w:rPr>
               <w:t xml:space="preserve">N°</w:t>
             </w:r>
@@ -3204,31 +2463,28 @@
               <w:right w:val="single" w:color="000000" w:sz="4" w:space="0"/>
             </w:tcBorders>
             <w:tcMar>
-              <w:left w:w="0" w:type="dxa"/>
-              <w:top w:w="0" w:type="dxa"/>
-              <w:right w:w="0" w:type="dxa"/>
-              <w:bottom w:w="0" w:type="dxa"/>
-            </w:tcMar>
-            <w:tcW w:w="8126" w:type="dxa"/>
-            <w:vAlign w:val="bottom"/>
-          </w:tcPr>
-          <w:p>
-            <w:pPr>
-              <w:pBdr/>
-              <w:spacing/>
-              <w:ind/>
-              <w:rPr/>
-            </w:pPr>
-            <w:r>
-              <w:rPr>
-                <w:rFonts w:ascii="Times New Roman" w:hAnsi="Times New Roman" w:eastAsia="Times New Roman" w:cs="Times New Roman"/>
-                <w:b w:val="0"/>
-                <w:i w:val="0"/>
-                <w:strike w:val="0"/>
-                <w:color w:val="000000"/>
-                <w:sz w:val="22"/>
-                <w:u w:val="none"/>
-                <w:vertAlign w:val="baseline"/>
+              <w:left w:w="15" w:type="dxa"/>
+              <w:top w:w="15" w:type="dxa"/>
+              <w:right w:w="15" w:type="dxa"/>
+              <w:bottom w:w="15" w:type="dxa"/>
+            </w:tcMar>
+            <w:tcW w:w="8048" w:type="dxa"/>
+            <w:vAlign w:val="center"/>
+          </w:tcPr>
+          <w:p>
+            <w:pPr>
+              <w:pBdr/>
+              <w:spacing w:after="0" w:before="0" w:line="240" w:lineRule="auto"/>
+              <w:ind/>
+              <w:jc w:val="center"/>
+              <w:rPr/>
+            </w:pPr>
+            <w:r>
+              <w:rPr>
+                <w:rFonts w:ascii="Times New Roman" w:hAnsi="Times New Roman" w:eastAsia="Times New Roman" w:cs="Times New Roman"/>
+                <w:b/>
+                <w:color w:val="000000"/>
+                <w:sz w:val="24"/>
               </w:rPr>
               <w:t xml:space="preserve">Règle de gestion</w:t>
             </w:r>
@@ -3237,172 +2493,73 @@
         </w:tc>
       </w:tr>
       <w:tr>
-        <w:trPr>
-          <w:trHeight w:val="280"/>
-        </w:trPr>
-        <w:tc>
-          <w:tcPr>
-            <w:tcBorders>
-              <w:top w:val="single" w:color="000000" w:sz="4" w:space="0"/>
-              <w:left w:val="single" w:color="000000" w:sz="4" w:space="0"/>
-              <w:bottom w:val="single" w:color="000000" w:sz="4" w:space="0"/>
-              <w:right w:val="single" w:color="000000" w:sz="4" w:space="0"/>
-            </w:tcBorders>
-            <w:tcMar>
-              <w:left w:w="0" w:type="dxa"/>
-              <w:top w:w="0" w:type="dxa"/>
-              <w:right w:w="0" w:type="dxa"/>
-              <w:bottom w:w="0" w:type="dxa"/>
-            </w:tcMar>
-            <w:tcW w:w="945" w:type="dxa"/>
-            <w:vAlign w:val="bottom"/>
-          </w:tcPr>
-          <w:p>
-            <w:pPr>
-              <w:pBdr/>
-              <w:spacing/>
-              <w:ind/>
-              <w:jc w:val="left"/>
-              <w:rPr/>
-            </w:pPr>
-            <w:r>
-              <w:rPr>
-                <w:rFonts w:ascii="Times New Roman" w:hAnsi="Times New Roman" w:eastAsia="Times New Roman" w:cs="Times New Roman"/>
-                <w:b w:val="0"/>
-                <w:i w:val="0"/>
-                <w:strike w:val="0"/>
-                <w:color w:val="000000"/>
-                <w:sz w:val="22"/>
-                <w:u w:val="none"/>
-                <w:vertAlign w:val="baseline"/>
-              </w:rPr>
-              <w:t xml:space="preserve">RG29</w:t>
-            </w:r>
-            <w:r/>
-          </w:p>
-        </w:tc>
-        <w:tc>
-          <w:tcPr>
-            <w:tcBorders>
-              <w:top w:val="single" w:color="000000" w:sz="4" w:space="0"/>
-              <w:left w:val="single" w:color="000000" w:sz="4" w:space="0"/>
-              <w:bottom w:val="single" w:color="000000" w:sz="4" w:space="0"/>
-              <w:right w:val="single" w:color="000000" w:sz="4" w:space="0"/>
-            </w:tcBorders>
-            <w:tcMar>
-              <w:left w:w="0" w:type="dxa"/>
-              <w:top w:w="0" w:type="dxa"/>
-              <w:right w:w="0" w:type="dxa"/>
-              <w:bottom w:w="0" w:type="dxa"/>
-            </w:tcMar>
-            <w:tcW w:w="8126" w:type="dxa"/>
-            <w:vAlign w:val="bottom"/>
-          </w:tcPr>
-          <w:p>
-            <w:pPr>
-              <w:pBdr/>
-              <w:spacing/>
-              <w:ind/>
-              <w:rPr/>
-            </w:pPr>
-            <w:r>
-              <w:rPr>
-                <w:rFonts w:ascii="Times New Roman" w:hAnsi="Times New Roman" w:eastAsia="Times New Roman" w:cs="Times New Roman"/>
-                <w:b w:val="0"/>
-                <w:i w:val="0"/>
-                <w:strike w:val="0"/>
-                <w:color w:val="000000"/>
-                <w:sz w:val="22"/>
-                <w:u w:val="none"/>
-                <w:vertAlign w:val="baseline"/>
-              </w:rPr>
-              <w:t xml:space="preserve">Chaque item de la FAQ est associé à un ou plusieurs rôles cibles. Un utilisateur ne voit que les items correspondant à son rôle.</w:t>
-            </w:r>
-            <w:r/>
-          </w:p>
-        </w:tc>
-      </w:tr>
-      <w:tr>
-        <w:trPr>
-          <w:trHeight w:val="280"/>
-        </w:trPr>
-        <w:tc>
-          <w:tcPr>
-            <w:tcBorders>
-              <w:top w:val="single" w:color="000000" w:sz="4" w:space="0"/>
-              <w:left w:val="single" w:color="000000" w:sz="4" w:space="0"/>
-              <w:bottom w:val="single" w:color="000000" w:sz="4" w:space="0"/>
-              <w:right w:val="single" w:color="000000" w:sz="4" w:space="0"/>
-            </w:tcBorders>
-            <w:tcMar>
-              <w:left w:w="0" w:type="dxa"/>
-              <w:top w:w="0" w:type="dxa"/>
-              <w:right w:w="0" w:type="dxa"/>
-              <w:bottom w:w="0" w:type="dxa"/>
-            </w:tcMar>
-            <w:tcW w:w="945" w:type="dxa"/>
-            <w:vAlign w:val="bottom"/>
-          </w:tcPr>
-          <w:p>
-            <w:pPr>
-              <w:pBdr/>
-              <w:spacing/>
-              <w:ind/>
-              <w:jc w:val="left"/>
-              <w:rPr/>
-            </w:pPr>
-            <w:r>
-              <w:rPr>
-                <w:rFonts w:ascii="Times New Roman" w:hAnsi="Times New Roman" w:eastAsia="Times New Roman" w:cs="Times New Roman"/>
-                <w:b w:val="0"/>
-                <w:i w:val="0"/>
-                <w:strike w:val="0"/>
-                <w:color w:val="000000"/>
-                <w:sz w:val="22"/>
-                <w:u w:val="none"/>
-                <w:vertAlign w:val="baseline"/>
-              </w:rPr>
-              <w:t xml:space="preserve">RG30</w:t>
-            </w:r>
-            <w:r/>
-          </w:p>
-        </w:tc>
-        <w:tc>
-          <w:tcPr>
-            <w:tcBorders>
-              <w:top w:val="single" w:color="000000" w:sz="4" w:space="0"/>
-              <w:left w:val="single" w:color="000000" w:sz="4" w:space="0"/>
-              <w:bottom w:val="single" w:color="000000" w:sz="4" w:space="0"/>
-              <w:right w:val="single" w:color="000000" w:sz="4" w:space="0"/>
-            </w:tcBorders>
-            <w:tcMar>
-              <w:left w:w="0" w:type="dxa"/>
-              <w:top w:w="0" w:type="dxa"/>
-              <w:right w:w="0" w:type="dxa"/>
-              <w:bottom w:w="0" w:type="dxa"/>
-            </w:tcMar>
-            <w:tcW w:w="8126" w:type="dxa"/>
-            <w:vAlign w:val="bottom"/>
-          </w:tcPr>
-          <w:p>
-            <w:pPr>
-              <w:pBdr/>
-              <w:spacing/>
-              <w:ind/>
-              <w:rPr/>
-            </w:pPr>
-            <w:r>
-              <w:rPr>
-                <w:rFonts w:ascii="Times New Roman" w:hAnsi="Times New Roman" w:eastAsia="Times New Roman" w:cs="Times New Roman"/>
-                <w:b w:val="0"/>
-                <w:i w:val="0"/>
-                <w:strike w:val="0"/>
-                <w:color w:val="000000"/>
-                <w:sz w:val="22"/>
-                <w:u w:val="none"/>
-                <w:vertAlign w:val="baseline"/>
-              </w:rPr>
-              <w:t xml:space="preserve">Seuls la DAF, l'Agent Comptable et l'administrateur ont accès au chat d'assistance. Les porteurs de projet consultent uniquement la FAQ.</w:t>
+        <w:trPr/>
+        <w:tc>
+          <w:tcPr>
+            <w:tcBorders>
+              <w:top w:val="single" w:color="000000" w:sz="4" w:space="0"/>
+              <w:left w:val="single" w:color="000000" w:sz="4" w:space="0"/>
+              <w:bottom w:val="single" w:color="000000" w:sz="4" w:space="0"/>
+              <w:right w:val="single" w:color="000000" w:sz="4" w:space="0"/>
+            </w:tcBorders>
+            <w:tcMar>
+              <w:left w:w="15" w:type="dxa"/>
+              <w:top w:w="15" w:type="dxa"/>
+              <w:right w:w="15" w:type="dxa"/>
+              <w:bottom w:w="15" w:type="dxa"/>
+            </w:tcMar>
+            <w:tcW w:w="573" w:type="dxa"/>
+            <w:vAlign w:val="center"/>
+          </w:tcPr>
+          <w:p>
+            <w:pPr>
+              <w:pBdr/>
+              <w:spacing w:after="0" w:before="0" w:line="240" w:lineRule="auto"/>
+              <w:ind/>
+              <w:rPr/>
+            </w:pPr>
+            <w:r>
+              <w:rPr>
+                <w:rFonts w:ascii="Times New Roman" w:hAnsi="Times New Roman" w:eastAsia="Times New Roman" w:cs="Times New Roman"/>
+                <w:color w:val="000000"/>
+                <w:sz w:val="24"/>
+              </w:rPr>
+              <w:t xml:space="preserve">RG25</w:t>
+            </w:r>
+            <w:r/>
+          </w:p>
+        </w:tc>
+        <w:tc>
+          <w:tcPr>
+            <w:tcBorders>
+              <w:top w:val="single" w:color="000000" w:sz="4" w:space="0"/>
+              <w:left w:val="single" w:color="000000" w:sz="4" w:space="0"/>
+              <w:bottom w:val="single" w:color="000000" w:sz="4" w:space="0"/>
+              <w:right w:val="single" w:color="000000" w:sz="4" w:space="0"/>
+            </w:tcBorders>
+            <w:tcMar>
+              <w:left w:w="15" w:type="dxa"/>
+              <w:top w:w="15" w:type="dxa"/>
+              <w:right w:w="15" w:type="dxa"/>
+              <w:bottom w:w="15" w:type="dxa"/>
+            </w:tcMar>
+            <w:tcW w:w="8048" w:type="dxa"/>
+            <w:vAlign w:val="center"/>
+          </w:tcPr>
+          <w:p>
+            <w:pPr>
+              <w:pBdr/>
+              <w:spacing w:after="0" w:before="0" w:line="240" w:lineRule="auto"/>
+              <w:ind/>
+              <w:rPr/>
+            </w:pPr>
+            <w:r>
+              <w:rPr>
+                <w:rFonts w:ascii="Times New Roman" w:hAnsi="Times New Roman" w:eastAsia="Times New Roman" w:cs="Times New Roman"/>
+                <w:color w:val="000000"/>
+                <w:sz w:val="24"/>
+              </w:rPr>
+              <w:t xml:space="preserve">Les contenus d’assistance sont affichés selon le rôle de l’utilisateur.</w:t>
             </w:r>
             <w:r/>
           </w:p>
@@ -3558,7 +2715,7 @@
     </w:p>
     <w:tbl>
       <w:tblPr>
-        <w:tblStyle w:val="701"/>
+        <w:tblStyle w:val="711"/>
         <w:tblW w:w="0" w:type="auto"/>
         <w:tblBorders/>
         <w:tblLayout w:type="fixed"/>
@@ -4492,7 +3649,7 @@
     </w:p>
     <w:tbl>
       <w:tblPr>
-        <w:tblStyle w:val="701"/>
+        <w:tblStyle w:val="711"/>
         <w:tblW w:w="0" w:type="auto"/>
         <w:tblBorders/>
         <w:tblLayout w:type="fixed"/>
@@ -5039,7 +4196,7 @@
     </w:p>
     <w:p>
       <w:pPr>
-        <w:pStyle w:val="828"/>
+        <w:pStyle w:val="838"/>
         <w:pBdr>
           <w:top w:val="none" w:color="000000" w:sz="4" w:space="0"/>
           <w:left w:val="none" w:color="000000" w:sz="4" w:space="0"/>
@@ -5085,7 +4242,7 @@
     </w:p>
     <w:p>
       <w:pPr>
-        <w:pStyle w:val="829"/>
+        <w:pStyle w:val="839"/>
         <w:pBdr>
           <w:top w:val="none" w:color="000000" w:sz="4" w:space="0"/>
           <w:left w:val="none" w:color="000000" w:sz="4" w:space="0"/>
@@ -5110,7 +4267,7 @@
     </w:p>
     <w:tbl>
       <w:tblPr>
-        <w:tblStyle w:val="701"/>
+        <w:tblStyle w:val="711"/>
         <w:tblInd w:w="0" w:type="dxa"/>
         <w:tblW w:w="0" w:type="auto"/>
         <w:tblBorders>
@@ -6429,7 +5586,7 @@
     </w:tbl>
     <w:p>
       <w:pPr>
-        <w:pStyle w:val="829"/>
+        <w:pStyle w:val="839"/>
         <w:pBdr>
           <w:top w:val="none" w:color="000000" w:sz="4" w:space="0"/>
           <w:left w:val="none" w:color="000000" w:sz="4" w:space="0"/>
@@ -6454,7 +5611,7 @@
     </w:p>
     <w:tbl>
       <w:tblPr>
-        <w:tblStyle w:val="701"/>
+        <w:tblStyle w:val="711"/>
         <w:tblInd w:w="0" w:type="dxa"/>
         <w:tblW w:w="0" w:type="auto"/>
         <w:tblBorders>
@@ -8202,7 +7359,7 @@
     </w:tbl>
     <w:p>
       <w:pPr>
-        <w:pStyle w:val="829"/>
+        <w:pStyle w:val="839"/>
         <w:pBdr>
           <w:top w:val="none" w:color="000000" w:sz="4" w:space="0"/>
           <w:left w:val="none" w:color="000000" w:sz="4" w:space="0"/>
@@ -8227,7 +7384,7 @@
     </w:p>
     <w:tbl>
       <w:tblPr>
-        <w:tblStyle w:val="701"/>
+        <w:tblStyle w:val="711"/>
         <w:tblInd w:w="0" w:type="dxa"/>
         <w:tblW w:w="0" w:type="auto"/>
         <w:tblBorders>
@@ -9832,7 +8989,7 @@
     </w:tbl>
     <w:p>
       <w:pPr>
-        <w:pStyle w:val="829"/>
+        <w:pStyle w:val="839"/>
         <w:pBdr>
           <w:top w:val="none" w:color="000000" w:sz="4" w:space="0"/>
           <w:left w:val="none" w:color="000000" w:sz="4" w:space="0"/>
@@ -9857,7 +9014,7 @@
     </w:p>
     <w:tbl>
       <w:tblPr>
-        <w:tblStyle w:val="701"/>
+        <w:tblStyle w:val="711"/>
         <w:tblInd w:w="0" w:type="dxa"/>
         <w:tblW w:w="0" w:type="auto"/>
         <w:tblBorders>
@@ -12034,7 +11191,7 @@
     </w:tbl>
     <w:p>
       <w:pPr>
-        <w:pStyle w:val="829"/>
+        <w:pStyle w:val="839"/>
         <w:pBdr>
           <w:top w:val="none" w:color="000000" w:sz="4" w:space="0"/>
           <w:left w:val="none" w:color="000000" w:sz="4" w:space="0"/>
@@ -12059,7 +11216,7 @@
     </w:p>
     <w:tbl>
       <w:tblPr>
-        <w:tblStyle w:val="701"/>
+        <w:tblStyle w:val="711"/>
         <w:tblInd w:w="0" w:type="dxa"/>
         <w:tblW w:w="0" w:type="auto"/>
         <w:tblBorders>
@@ -12949,7 +12106,7 @@
     </w:tbl>
     <w:p>
       <w:pPr>
-        <w:pStyle w:val="829"/>
+        <w:pStyle w:val="839"/>
         <w:pBdr>
           <w:top w:val="none" w:color="000000" w:sz="4" w:space="0"/>
           <w:left w:val="none" w:color="000000" w:sz="4" w:space="0"/>
@@ -12974,7 +12131,7 @@
     </w:p>
     <w:tbl>
       <w:tblPr>
-        <w:tblStyle w:val="701"/>
+        <w:tblStyle w:val="711"/>
         <w:tblInd w:w="0" w:type="dxa"/>
         <w:tblW w:w="0" w:type="auto"/>
         <w:tblBorders>
@@ -14150,7 +13307,7 @@
     </w:tbl>
     <w:p>
       <w:pPr>
-        <w:pStyle w:val="829"/>
+        <w:pStyle w:val="839"/>
         <w:pBdr>
           <w:top w:val="none" w:color="000000" w:sz="4" w:space="0"/>
           <w:left w:val="none" w:color="000000" w:sz="4" w:space="0"/>
@@ -14175,7 +13332,7 @@
     </w:p>
     <w:tbl>
       <w:tblPr>
-        <w:tblStyle w:val="701"/>
+        <w:tblStyle w:val="711"/>
         <w:tblInd w:w="0" w:type="dxa"/>
         <w:tblW w:w="0" w:type="auto"/>
         <w:tblBorders>
@@ -16781,7 +15938,7 @@
     </w:tbl>
     <w:p>
       <w:pPr>
-        <w:pStyle w:val="829"/>
+        <w:pStyle w:val="839"/>
         <w:pBdr>
           <w:top w:val="none" w:color="000000" w:sz="4" w:space="0"/>
           <w:left w:val="none" w:color="000000" w:sz="4" w:space="0"/>
@@ -16806,7 +15963,7 @@
     </w:p>
     <w:tbl>
       <w:tblPr>
-        <w:tblStyle w:val="701"/>
+        <w:tblStyle w:val="711"/>
         <w:tblInd w:w="0" w:type="dxa"/>
         <w:tblW w:w="0" w:type="auto"/>
         <w:tblBorders>
@@ -17982,7 +17139,7 @@
     </w:tbl>
     <w:p>
       <w:pPr>
-        <w:pStyle w:val="829"/>
+        <w:pStyle w:val="839"/>
         <w:pBdr>
           <w:top w:val="none" w:color="000000" w:sz="4" w:space="0"/>
           <w:left w:val="none" w:color="000000" w:sz="4" w:space="0"/>
@@ -18007,7 +17164,7 @@
     </w:p>
     <w:tbl>
       <w:tblPr>
-        <w:tblStyle w:val="701"/>
+        <w:tblStyle w:val="711"/>
         <w:tblInd w:w="0" w:type="dxa"/>
         <w:tblW w:w="0" w:type="auto"/>
         <w:tblBorders>
@@ -19326,7 +18483,7 @@
     </w:tbl>
     <w:p>
       <w:pPr>
-        <w:pStyle w:val="829"/>
+        <w:pStyle w:val="839"/>
         <w:pBdr>
           <w:top w:val="none" w:color="000000" w:sz="4" w:space="0"/>
           <w:left w:val="none" w:color="000000" w:sz="4" w:space="0"/>
@@ -19351,7 +18508,7 @@
     </w:p>
     <w:tbl>
       <w:tblPr>
-        <w:tblStyle w:val="701"/>
+        <w:tblStyle w:val="711"/>
         <w:tblInd w:w="0" w:type="dxa"/>
         <w:tblW w:w="0" w:type="auto"/>
         <w:tblBorders>
@@ -21099,7 +20256,7 @@
     </w:tbl>
     <w:p>
       <w:pPr>
-        <w:pStyle w:val="829"/>
+        <w:pStyle w:val="839"/>
         <w:pBdr>
           <w:top w:val="none" w:color="000000" w:sz="4" w:space="0"/>
           <w:left w:val="none" w:color="000000" w:sz="4" w:space="0"/>
@@ -21124,7 +20281,7 @@
     </w:p>
     <w:tbl>
       <w:tblPr>
-        <w:tblStyle w:val="701"/>
+        <w:tblStyle w:val="711"/>
         <w:tblInd w:w="0" w:type="dxa"/>
         <w:tblW w:w="0" w:type="auto"/>
         <w:tblBorders>
@@ -22157,7 +21314,7 @@
     </w:tbl>
     <w:p>
       <w:pPr>
-        <w:pStyle w:val="829"/>
+        <w:pStyle w:val="839"/>
         <w:pBdr>
           <w:top w:val="none" w:color="000000" w:sz="4" w:space="0"/>
           <w:left w:val="none" w:color="000000" w:sz="4" w:space="0"/>
@@ -22182,7 +21339,7 @@
     </w:p>
     <w:tbl>
       <w:tblPr>
-        <w:tblStyle w:val="701"/>
+        <w:tblStyle w:val="711"/>
         <w:tblInd w:w="0" w:type="dxa"/>
         <w:tblW w:w="0" w:type="auto"/>
         <w:tblBorders>
@@ -23072,7 +22229,7 @@
     </w:tbl>
     <w:p>
       <w:pPr>
-        <w:pStyle w:val="829"/>
+        <w:pStyle w:val="839"/>
         <w:pBdr>
           <w:top w:val="none" w:color="000000" w:sz="4" w:space="0"/>
           <w:left w:val="none" w:color="000000" w:sz="4" w:space="0"/>
@@ -23097,7 +22254,7 @@
     </w:p>
     <w:tbl>
       <w:tblPr>
-        <w:tblStyle w:val="701"/>
+        <w:tblStyle w:val="711"/>
         <w:tblInd w:w="0" w:type="dxa"/>
         <w:tblW w:w="0" w:type="auto"/>
         <w:tblBorders>
@@ -23875,7 +23032,543 @@
         </w:rPr>
       </w:r>
     </w:p>
+    <w:p>
+      <w:pPr>
+        <w:pBdr/>
+        <w:spacing/>
+        <w:ind w:firstLine="0"/>
+        <w:rPr>
+          <w:rFonts w:ascii="Arial" w:hAnsi="Arial" w:eastAsia="Arial" w:cs="Arial"/>
+          <w:sz w:val="24"/>
+          <w:szCs w:val="24"/>
+        </w:rPr>
+      </w:pPr>
+      <w:r>
+        <w:rPr>
+          <w:rFonts w:ascii="Arial" w:hAnsi="Arial" w:eastAsia="Arial" w:cs="Arial"/>
+          <w:sz w:val="24"/>
+          <w:szCs w:val="24"/>
+        </w:rPr>
+      </w:r>
+      <w:r>
+        <w:rPr>
+          <w:rFonts w:ascii="Arial" w:hAnsi="Arial" w:eastAsia="Arial" w:cs="Arial"/>
+          <w:sz w:val="24"/>
+          <w:szCs w:val="24"/>
+        </w:rPr>
+      </w:r>
+      <w:r>
+        <w:rPr>
+          <w:rFonts w:ascii="Arial" w:hAnsi="Arial" w:eastAsia="Arial" w:cs="Arial"/>
+          <w:sz w:val="24"/>
+          <w:szCs w:val="24"/>
+        </w:rPr>
+      </w:r>
+    </w:p>
+    <w:p>
+      <w:pPr>
+        <w:pBdr/>
+        <w:spacing/>
+        <w:ind w:firstLine="0"/>
+        <w:rPr>
+          <w:rFonts w:ascii="Arial" w:hAnsi="Arial" w:eastAsia="Arial" w:cs="Arial"/>
+          <w:sz w:val="24"/>
+          <w:szCs w:val="24"/>
+        </w:rPr>
+      </w:pPr>
+      <w:r>
+        <w:rPr>
+          <w:rFonts w:ascii="Arial" w:hAnsi="Arial" w:eastAsia="Arial" w:cs="Arial"/>
+          <w:sz w:val="24"/>
+          <w:szCs w:val="24"/>
+        </w:rPr>
+      </w:r>
+      <w:r>
+        <w:rPr>
+          <w:rFonts w:ascii="Arial" w:hAnsi="Arial" w:eastAsia="Arial" w:cs="Arial"/>
+          <w:sz w:val="24"/>
+          <w:szCs w:val="24"/>
+        </w:rPr>
+      </w:r>
+      <w:r>
+        <w:rPr>
+          <w:rFonts w:ascii="Arial" w:hAnsi="Arial" w:eastAsia="Arial" w:cs="Arial"/>
+          <w:sz w:val="24"/>
+          <w:szCs w:val="24"/>
+        </w:rPr>
+      </w:r>
+    </w:p>
+    <w:p>
+      <w:pPr>
+        <w:pBdr/>
+        <w:spacing/>
+        <w:ind w:firstLine="0"/>
+        <w:rPr>
+          <w:rFonts w:ascii="Arial" w:hAnsi="Arial" w:eastAsia="Arial" w:cs="Arial"/>
+          <w:sz w:val="24"/>
+          <w:szCs w:val="24"/>
+        </w:rPr>
+      </w:pPr>
+      <w:r>
+        <w:rPr>
+          <w:rFonts w:ascii="Arial" w:hAnsi="Arial" w:eastAsia="Arial" w:cs="Arial"/>
+          <w:sz w:val="24"/>
+          <w:szCs w:val="24"/>
+        </w:rPr>
+      </w:r>
+      <w:r>
+        <w:rPr>
+          <w:rFonts w:ascii="Arial" w:hAnsi="Arial" w:eastAsia="Arial" w:cs="Arial"/>
+          <w:sz w:val="24"/>
+          <w:szCs w:val="24"/>
+        </w:rPr>
+      </w:r>
+      <w:r>
+        <w:rPr>
+          <w:rFonts w:ascii="Arial" w:hAnsi="Arial" w:eastAsia="Arial" w:cs="Arial"/>
+          <w:sz w:val="24"/>
+          <w:szCs w:val="24"/>
+        </w:rPr>
+      </w:r>
+    </w:p>
+    <w:p>
+      <w:pPr>
+        <w:pBdr/>
+        <w:spacing/>
+        <w:ind w:firstLine="0"/>
+        <w:rPr>
+          <w:rFonts w:ascii="Arial" w:hAnsi="Arial" w:eastAsia="Arial" w:cs="Arial"/>
+          <w:sz w:val="24"/>
+          <w:szCs w:val="24"/>
+        </w:rPr>
+      </w:pPr>
+      <w:r>
+        <w:rPr>
+          <w:rFonts w:ascii="Arial" w:hAnsi="Arial" w:eastAsia="Arial" w:cs="Arial"/>
+          <w:sz w:val="24"/>
+          <w:szCs w:val="24"/>
+        </w:rPr>
+      </w:r>
+      <w:r>
+        <w:rPr>
+          <w:rFonts w:ascii="Arial" w:hAnsi="Arial" w:eastAsia="Arial" w:cs="Arial"/>
+          <w:sz w:val="24"/>
+          <w:szCs w:val="24"/>
+        </w:rPr>
+      </w:r>
+      <w:r>
+        <w:rPr>
+          <w:rFonts w:ascii="Arial" w:hAnsi="Arial" w:eastAsia="Arial" w:cs="Arial"/>
+          <w:sz w:val="24"/>
+          <w:szCs w:val="24"/>
+        </w:rPr>
+      </w:r>
+    </w:p>
+    <w:p>
+      <w:pPr>
+        <w:pBdr/>
+        <w:spacing/>
+        <w:ind w:firstLine="0"/>
+        <w:rPr>
+          <w:rFonts w:ascii="Arial" w:hAnsi="Arial" w:eastAsia="Arial" w:cs="Arial"/>
+          <w:sz w:val="24"/>
+          <w:szCs w:val="24"/>
+        </w:rPr>
+      </w:pPr>
+      <w:r>
+        <w:rPr>
+          <w:rFonts w:ascii="Arial" w:hAnsi="Arial" w:eastAsia="Arial" w:cs="Arial"/>
+          <w:sz w:val="24"/>
+          <w:szCs w:val="24"/>
+        </w:rPr>
+      </w:r>
+      <w:r>
+        <w:rPr>
+          <w:rFonts w:ascii="Arial" w:hAnsi="Arial" w:eastAsia="Arial" w:cs="Arial"/>
+          <w:sz w:val="24"/>
+          <w:szCs w:val="24"/>
+        </w:rPr>
+      </w:r>
+      <w:r>
+        <w:rPr>
+          <w:rFonts w:ascii="Arial" w:hAnsi="Arial" w:eastAsia="Arial" w:cs="Arial"/>
+          <w:sz w:val="24"/>
+          <w:szCs w:val="24"/>
+        </w:rPr>
+      </w:r>
+    </w:p>
+    <w:p>
+      <w:pPr>
+        <w:pBdr/>
+        <w:spacing/>
+        <w:ind w:firstLine="0"/>
+        <w:rPr>
+          <w:rFonts w:ascii="Arial" w:hAnsi="Arial" w:eastAsia="Arial" w:cs="Arial"/>
+          <w:sz w:val="24"/>
+          <w:szCs w:val="24"/>
+        </w:rPr>
+      </w:pPr>
+      <w:r>
+        <w:rPr>
+          <w:rFonts w:ascii="Arial" w:hAnsi="Arial" w:eastAsia="Arial" w:cs="Arial"/>
+          <w:sz w:val="24"/>
+          <w:szCs w:val="24"/>
+        </w:rPr>
+      </w:r>
+      <w:r>
+        <w:rPr>
+          <w:rFonts w:ascii="Arial" w:hAnsi="Arial" w:eastAsia="Arial" w:cs="Arial"/>
+          <w:sz w:val="24"/>
+          <w:szCs w:val="24"/>
+        </w:rPr>
+      </w:r>
+      <w:r>
+        <w:rPr>
+          <w:rFonts w:ascii="Arial" w:hAnsi="Arial" w:eastAsia="Arial" w:cs="Arial"/>
+          <w:sz w:val="24"/>
+          <w:szCs w:val="24"/>
+        </w:rPr>
+      </w:r>
+    </w:p>
+    <w:p>
+      <w:pPr>
+        <w:pBdr/>
+        <w:spacing/>
+        <w:ind w:firstLine="0"/>
+        <w:rPr>
+          <w:rFonts w:ascii="Arial" w:hAnsi="Arial" w:eastAsia="Arial" w:cs="Arial"/>
+          <w:sz w:val="24"/>
+          <w:szCs w:val="24"/>
+        </w:rPr>
+      </w:pPr>
+      <w:r>
+        <w:rPr>
+          <w:rFonts w:ascii="Arial" w:hAnsi="Arial" w:eastAsia="Arial" w:cs="Arial"/>
+          <w:sz w:val="24"/>
+          <w:szCs w:val="24"/>
+        </w:rPr>
+      </w:r>
+      <w:r>
+        <w:rPr>
+          <w:rFonts w:ascii="Arial" w:hAnsi="Arial" w:eastAsia="Arial" w:cs="Arial"/>
+          <w:sz w:val="24"/>
+          <w:szCs w:val="24"/>
+        </w:rPr>
+      </w:r>
+      <w:r>
+        <w:rPr>
+          <w:rFonts w:ascii="Arial" w:hAnsi="Arial" w:eastAsia="Arial" w:cs="Arial"/>
+          <w:sz w:val="24"/>
+          <w:szCs w:val="24"/>
+        </w:rPr>
+      </w:r>
+    </w:p>
+    <w:p>
+      <w:pPr>
+        <w:pBdr/>
+        <w:spacing/>
+        <w:ind w:firstLine="0"/>
+        <w:rPr>
+          <w:rFonts w:ascii="Arial" w:hAnsi="Arial" w:eastAsia="Arial" w:cs="Arial"/>
+          <w:sz w:val="24"/>
+          <w:szCs w:val="24"/>
+        </w:rPr>
+      </w:pPr>
+      <w:r>
+        <w:rPr>
+          <w:rFonts w:ascii="Arial" w:hAnsi="Arial" w:eastAsia="Arial" w:cs="Arial"/>
+          <w:sz w:val="24"/>
+          <w:szCs w:val="24"/>
+        </w:rPr>
+      </w:r>
+      <w:r>
+        <w:rPr>
+          <w:rFonts w:ascii="Arial" w:hAnsi="Arial" w:eastAsia="Arial" w:cs="Arial"/>
+          <w:sz w:val="24"/>
+          <w:szCs w:val="24"/>
+        </w:rPr>
+      </w:r>
+      <w:r>
+        <w:rPr>
+          <w:rFonts w:ascii="Arial" w:hAnsi="Arial" w:eastAsia="Arial" w:cs="Arial"/>
+          <w:sz w:val="24"/>
+          <w:szCs w:val="24"/>
+        </w:rPr>
+      </w:r>
+    </w:p>
+    <w:p>
+      <w:pPr>
+        <w:pBdr/>
+        <w:spacing/>
+        <w:ind w:firstLine="0"/>
+        <w:rPr>
+          <w:rFonts w:ascii="Arial" w:hAnsi="Arial" w:eastAsia="Arial" w:cs="Arial"/>
+          <w:sz w:val="24"/>
+          <w:szCs w:val="24"/>
+        </w:rPr>
+      </w:pPr>
+      <w:r>
+        <w:rPr>
+          <w:rFonts w:ascii="Arial" w:hAnsi="Arial" w:eastAsia="Arial" w:cs="Arial"/>
+          <w:sz w:val="24"/>
+          <w:szCs w:val="24"/>
+        </w:rPr>
+      </w:r>
+      <w:r>
+        <w:rPr>
+          <w:rFonts w:ascii="Arial" w:hAnsi="Arial" w:eastAsia="Arial" w:cs="Arial"/>
+          <w:sz w:val="24"/>
+          <w:szCs w:val="24"/>
+        </w:rPr>
+      </w:r>
+      <w:r>
+        <w:rPr>
+          <w:rFonts w:ascii="Arial" w:hAnsi="Arial" w:eastAsia="Arial" w:cs="Arial"/>
+          <w:sz w:val="24"/>
+          <w:szCs w:val="24"/>
+        </w:rPr>
+      </w:r>
+    </w:p>
+    <w:p>
+      <w:pPr>
+        <w:pBdr/>
+        <w:spacing/>
+        <w:ind w:firstLine="0"/>
+        <w:rPr>
+          <w:rFonts w:ascii="Arial" w:hAnsi="Arial" w:eastAsia="Arial" w:cs="Arial"/>
+          <w:sz w:val="24"/>
+          <w:szCs w:val="24"/>
+        </w:rPr>
+      </w:pPr>
+      <w:r>
+        <w:rPr>
+          <w:rFonts w:ascii="Arial" w:hAnsi="Arial" w:eastAsia="Arial" w:cs="Arial"/>
+          <w:sz w:val="24"/>
+          <w:szCs w:val="24"/>
+        </w:rPr>
+      </w:r>
+      <w:r>
+        <w:rPr>
+          <w:rFonts w:ascii="Arial" w:hAnsi="Arial" w:eastAsia="Arial" w:cs="Arial"/>
+          <w:sz w:val="24"/>
+          <w:szCs w:val="24"/>
+        </w:rPr>
+      </w:r>
+      <w:r>
+        <w:rPr>
+          <w:rFonts w:ascii="Arial" w:hAnsi="Arial" w:eastAsia="Arial" w:cs="Arial"/>
+          <w:sz w:val="24"/>
+          <w:szCs w:val="24"/>
+        </w:rPr>
+      </w:r>
+    </w:p>
+    <w:p>
+      <w:pPr>
+        <w:pBdr/>
+        <w:spacing/>
+        <w:ind w:firstLine="0"/>
+        <w:rPr>
+          <w:rFonts w:ascii="Arial" w:hAnsi="Arial" w:eastAsia="Arial" w:cs="Arial"/>
+          <w:sz w:val="24"/>
+          <w:szCs w:val="24"/>
+        </w:rPr>
+      </w:pPr>
+      <w:r>
+        <w:rPr>
+          <w:rFonts w:ascii="Arial" w:hAnsi="Arial" w:eastAsia="Arial" w:cs="Arial"/>
+          <w:sz w:val="24"/>
+          <w:szCs w:val="24"/>
+        </w:rPr>
+      </w:r>
+      <w:r>
+        <w:rPr>
+          <w:rFonts w:ascii="Arial" w:hAnsi="Arial" w:eastAsia="Arial" w:cs="Arial"/>
+          <w:sz w:val="24"/>
+          <w:szCs w:val="24"/>
+        </w:rPr>
+      </w:r>
+      <w:r>
+        <w:rPr>
+          <w:rFonts w:ascii="Arial" w:hAnsi="Arial" w:eastAsia="Arial" w:cs="Arial"/>
+          <w:sz w:val="24"/>
+          <w:szCs w:val="24"/>
+        </w:rPr>
+      </w:r>
+    </w:p>
+    <w:p>
+      <w:pPr>
+        <w:pBdr/>
+        <w:spacing/>
+        <w:ind w:firstLine="0"/>
+        <w:rPr>
+          <w:rFonts w:ascii="Arial" w:hAnsi="Arial" w:eastAsia="Arial" w:cs="Arial"/>
+          <w:sz w:val="24"/>
+          <w:szCs w:val="24"/>
+        </w:rPr>
+      </w:pPr>
+      <w:r>
+        <w:rPr>
+          <w:rFonts w:ascii="Arial" w:hAnsi="Arial" w:eastAsia="Arial" w:cs="Arial"/>
+          <w:sz w:val="24"/>
+          <w:szCs w:val="24"/>
+        </w:rPr>
+      </w:r>
+      <w:r>
+        <w:rPr>
+          <w:rFonts w:ascii="Arial" w:hAnsi="Arial" w:eastAsia="Arial" w:cs="Arial"/>
+          <w:sz w:val="24"/>
+          <w:szCs w:val="24"/>
+        </w:rPr>
+      </w:r>
+      <w:r>
+        <w:rPr>
+          <w:rFonts w:ascii="Arial" w:hAnsi="Arial" w:eastAsia="Arial" w:cs="Arial"/>
+          <w:sz w:val="24"/>
+          <w:szCs w:val="24"/>
+        </w:rPr>
+      </w:r>
+    </w:p>
+    <w:p>
+      <w:pPr>
+        <w:pBdr/>
+        <w:spacing/>
+        <w:ind w:firstLine="0"/>
+        <w:rPr>
+          <w:rFonts w:ascii="Arial" w:hAnsi="Arial" w:eastAsia="Arial" w:cs="Arial"/>
+          <w:sz w:val="24"/>
+          <w:szCs w:val="24"/>
+        </w:rPr>
+      </w:pPr>
+      <w:r>
+        <w:rPr>
+          <w:rFonts w:ascii="Arial" w:hAnsi="Arial" w:eastAsia="Arial" w:cs="Arial"/>
+          <w:sz w:val="24"/>
+          <w:szCs w:val="24"/>
+        </w:rPr>
+      </w:r>
+      <w:r>
+        <w:rPr>
+          <w:rFonts w:ascii="Arial" w:hAnsi="Arial" w:eastAsia="Arial" w:cs="Arial"/>
+          <w:sz w:val="24"/>
+          <w:szCs w:val="24"/>
+        </w:rPr>
+      </w:r>
+      <w:r>
+        <w:rPr>
+          <w:rFonts w:ascii="Arial" w:hAnsi="Arial" w:eastAsia="Arial" w:cs="Arial"/>
+          <w:sz w:val="24"/>
+          <w:szCs w:val="24"/>
+        </w:rPr>
+      </w:r>
+    </w:p>
+    <w:p>
+      <w:pPr>
+        <w:pBdr/>
+        <w:spacing/>
+        <w:ind w:firstLine="0"/>
+        <w:rPr>
+          <w:rFonts w:ascii="Arial" w:hAnsi="Arial" w:eastAsia="Arial" w:cs="Arial"/>
+          <w:sz w:val="24"/>
+          <w:szCs w:val="24"/>
+        </w:rPr>
+      </w:pPr>
+      <w:r>
+        <w:rPr>
+          <w:rFonts w:ascii="Arial" w:hAnsi="Arial" w:eastAsia="Arial" w:cs="Arial"/>
+          <w:sz w:val="24"/>
+          <w:szCs w:val="24"/>
+        </w:rPr>
+        <mc:AlternateContent>
+          <mc:Choice Requires="wpg">
+            <w:drawing>
+              <wp:inline xmlns:wp="http://schemas.openxmlformats.org/drawingml/2006/wordprocessingDrawing" distT="0" distB="0" distL="0" distR="0">
+                <wp:extent cx="5940425" cy="2726546"/>
+                <wp:effectExtent l="0" t="0" r="0" b="0"/>
+                <wp:docPr id="1" name=""/>
+                <wp:cNvGraphicFramePr>
+                  <a:graphicFrameLocks xmlns:a="http://schemas.openxmlformats.org/drawingml/2006/main" noChangeAspect="1"/>
+                </wp:cNvGraphicFramePr>
+                <a:graphic xmlns:a="http://schemas.openxmlformats.org/drawingml/2006/main">
+                  <a:graphicData uri="http://schemas.openxmlformats.org/drawingml/2006/picture">
+                    <pic:pic xmlns:pic="http://schemas.openxmlformats.org/drawingml/2006/picture">
+                      <pic:nvPicPr>
+                        <pic:cNvPr id="1951144809" name=""/>
+                        <pic:cNvPicPr>
+                          <a:picLocks noChangeAspect="1"/>
+                        </pic:cNvPicPr>
+                        <pic:nvPr/>
+                      </pic:nvPicPr>
+                      <pic:blipFill rotWithShape="1">
+                        <a:blip r:embed="rId9">
+                          <a:extLst>
+                            <a:ext uri="{96DAC541-7B7A-43D3-8B79-37D633B846F1}">
+                              <asvg:svgBlip xmlns:asvg="http://schemas.microsoft.com/office/drawing/2016/SVG/main" r:embed="rId10"/>
+                            </a:ext>
+                          </a:extLst>
+                        </a:blip>
+                        <a:stretch/>
+                      </pic:blipFill>
+                      <pic:spPr bwMode="auto">
+                        <a:xfrm>
+                          <a:off x="0" y="0"/>
+                          <a:ext cx="5940424" cy="2726546"/>
+                        </a:xfrm>
+                        <a:prstGeom prst="rect">
+                          <a:avLst/>
+                        </a:prstGeom>
+                      </pic:spPr>
+                    </pic:pic>
+                  </a:graphicData>
+                </a:graphic>
+              </wp:inline>
+            </w:drawing>
+          </mc:Choice>
+          <mc:Fallback>
+            <w:pict>
+              <v:shapetype id="_x0000_t75" coordsize="21600,21600" o:spt="75" o:preferrelative="t" path="m@4@5l@4@11@9@11@9@5xe" filled="f" stroked="f">
+                <v:stroke joinstyle="miter"/>
+                <v:formulas>
+                  <v:f eqn="if lineDrawn pixelLineWidth 0"/>
+                  <v:f eqn="sum @0 1 0"/>
+                  <v:f eqn="sum 0 0 @1"/>
+                  <v:f eqn="prod @2 1 2"/>
+                  <v:f eqn="prod @3 21600 pixelWidth"/>
+                  <v:f eqn="prod @3 21600 pixelHeight"/>
+                  <v:f eqn="sum @0 0 1"/>
+                  <v:f eqn="prod @6 1 2"/>
+                  <v:f eqn="prod @7 21600 pixelWidth"/>
+                  <v:f eqn="sum @8 21600 0"/>
+                  <v:f eqn="prod @7 21600 pixelHeight"/>
+                  <v:f eqn="sum @10 21600 0"/>
+                </v:formulas>
+                <v:path o:extrusionok="f" gradientshapeok="t" o:connecttype="rect"/>
+                <o:lock v:ext="edit" aspectratio="t"/>
+              </v:shapetype>
+              <v:shape id="_x0000_i0" o:spid="_x0000_s0" type="#_x0000_t75" style="width:467.75pt;height:214.69pt;mso-wrap-distance-left:0.00pt;mso-wrap-distance-top:0.00pt;mso-wrap-distance-right:0.00pt;mso-wrap-distance-bottom:0.00pt;z-index:1;" stroked="false">
+                <v:imagedata r:id="rId9" o:title=""/>
+                <o:lock v:ext="edit" rotation="t"/>
+              </v:shape>
+            </w:pict>
+          </mc:Fallback>
+        </mc:AlternateContent>
+      </w:r>
+      <w:r>
+        <w:rPr>
+          <w:rFonts w:ascii="Arial" w:hAnsi="Arial" w:eastAsia="Arial" w:cs="Arial"/>
+          <w:sz w:val="24"/>
+          <w:szCs w:val="24"/>
+        </w:rPr>
+      </w:r>
+      <w:r>
+        <w:rPr>
+          <w:rFonts w:ascii="Arial" w:hAnsi="Arial" w:eastAsia="Arial" w:cs="Arial"/>
+          <w:sz w:val="24"/>
+          <w:szCs w:val="24"/>
+        </w:rPr>
+      </w:r>
+    </w:p>
     <w:sectPr>
+      <w:footerReference w:type="default" r:id="rId8"/>
       <w:footnotePr/>
       <w:endnotePr/>
       <w:type w:val="nextPage"/>
@@ -23918,6 +23611,22 @@
     </w:p>
   </w:endnote>
 </w:endnotes>
+</file>
+
+<file path=word/footer1.xml><?xml version="1.0" encoding="utf-8"?>
+<w:ftr xmlns:wpc="http://schemas.microsoft.com/office/word/2010/wordprocessingCanvas" xmlns:mc="http://schemas.openxmlformats.org/markup-compatibility/2006" xmlns:o="urn:schemas-microsoft-com:office:office" xmlns:r="http://schemas.openxmlformats.org/officeDocument/2006/relationships" xmlns:m="http://schemas.openxmlformats.org/officeDocument/2006/math" xmlns:v="urn:schemas-microsoft-com:vml" xmlns:wp14="http://schemas.microsoft.com/office/word/2010/wordprocessingDrawing" xmlns:wp="http://schemas.openxmlformats.org/drawingml/2006/wordprocessingDrawing" xmlns:w10="urn:schemas-microsoft-com:office:word" xmlns:w="http://schemas.openxmlformats.org/wordprocessingml/2006/main" xmlns:w14="http://schemas.microsoft.com/office/word/2010/wordml" xmlns:w15="http://schemas.microsoft.com/office/word/2012/wordml" xmlns:wpg="http://schemas.microsoft.com/office/word/2010/wordprocessingGroup" xmlns:wpi="http://schemas.microsoft.com/office/word/2010/wordprocessingInk" xmlns:wne="http://schemas.microsoft.com/office/word/2006/wordml" xmlns:a="http://schemas.openxmlformats.org/drawingml/2006/main" xmlns:wps="http://schemas.microsoft.com/office/word/2010/wordprocessingShape" mc:Ignorable="w14 w15 wp14">
+  <w:p>
+    <w:pPr>
+      <w:pStyle w:val="873"/>
+      <w:pBdr/>
+      <w:spacing/>
+      <w:ind/>
+      <w:rPr/>
+    </w:pPr>
+    <w:r/>
+    <w:r/>
+  </w:p>
+</w:ftr>
 </file>
 
 <file path=word/footnotes.xml><?xml version="1.0" encoding="utf-8"?>
@@ -24111,9 +23820,9 @@
     <w:lsdException w:name="Bibliography" w:uiPriority="37"/>
     <w:lsdException w:name="TOC Heading" w:uiPriority="39" w:qFormat="1"/>
   </w:latentStyles>
-  <w:style w:type="table" w:styleId="701">
+  <w:style w:type="table" w:styleId="711">
     <w:name w:val="Table Grid"/>
-    <w:basedOn w:val="887"/>
+    <w:basedOn w:val="897"/>
     <w:uiPriority w:val="59"/>
     <w:pPr>
       <w:pBdr/>
@@ -24310,9 +24019,9 @@
       </w:tcPr>
     </w:tblStylePr>
   </w:style>
-  <w:style w:type="table" w:styleId="702">
+  <w:style w:type="table" w:styleId="712">
     <w:name w:val="Table Grid Light"/>
-    <w:basedOn w:val="887"/>
+    <w:basedOn w:val="897"/>
     <w:uiPriority w:val="59"/>
     <w:pPr>
       <w:pBdr/>
@@ -24509,9 +24218,9 @@
       </w:tcPr>
     </w:tblStylePr>
   </w:style>
-  <w:style w:type="table" w:styleId="703">
+  <w:style w:type="table" w:styleId="713">
     <w:name w:val="Plain Table 1"/>
-    <w:basedOn w:val="887"/>
+    <w:basedOn w:val="897"/>
     <w:uiPriority w:val="59"/>
     <w:pPr>
       <w:pBdr/>
@@ -24734,9 +24443,9 @@
       </w:tcPr>
     </w:tblStylePr>
   </w:style>
-  <w:style w:type="table" w:styleId="704">
+  <w:style w:type="table" w:styleId="714">
     <w:name w:val="Plain Table 2"/>
-    <w:basedOn w:val="887"/>
+    <w:basedOn w:val="897"/>
     <w:uiPriority w:val="59"/>
     <w:pPr>
       <w:pBdr/>
@@ -24967,9 +24676,9 @@
       </w:tcPr>
     </w:tblStylePr>
   </w:style>
-  <w:style w:type="table" w:styleId="705">
+  <w:style w:type="table" w:styleId="715">
     <w:name w:val="Plain Table 3"/>
-    <w:basedOn w:val="887"/>
+    <w:basedOn w:val="897"/>
     <w:uiPriority w:val="99"/>
     <w:pPr>
       <w:pBdr/>
@@ -25197,9 +24906,9 @@
       </w:tcPr>
     </w:tblStylePr>
   </w:style>
-  <w:style w:type="table" w:styleId="706">
+  <w:style w:type="table" w:styleId="716">
     <w:name w:val="Plain Table 4"/>
-    <w:basedOn w:val="887"/>
+    <w:basedOn w:val="897"/>
     <w:uiPriority w:val="99"/>
     <w:pPr>
       <w:pBdr/>
@@ -25413,9 +25122,9 @@
       </w:tcPr>
     </w:tblStylePr>
   </w:style>
-  <w:style w:type="table" w:styleId="707">
+  <w:style w:type="table" w:styleId="717">
     <w:name w:val="Plain Table 5"/>
-    <w:basedOn w:val="887"/>
+    <w:basedOn w:val="897"/>
     <w:uiPriority w:val="99"/>
     <w:pPr>
       <w:pBdr/>
@@ -25646,9 +25355,9 @@
       </w:tcPr>
     </w:tblStylePr>
   </w:style>
-  <w:style w:type="table" w:styleId="708">
+  <w:style w:type="table" w:styleId="718">
     <w:name w:val="Grid Table 1 Light"/>
-    <w:basedOn w:val="887"/>
+    <w:basedOn w:val="897"/>
     <w:uiPriority w:val="99"/>
     <w:pPr>
       <w:pBdr/>
@@ -25869,9 +25578,9 @@
       </w:tcPr>
     </w:tblStylePr>
   </w:style>
-  <w:style w:type="table" w:styleId="709">
+  <w:style w:type="table" w:styleId="719">
     <w:name w:val="Grid Table 1 Light - Accent 1"/>
-    <w:basedOn w:val="887"/>
+    <w:basedOn w:val="897"/>
     <w:uiPriority w:val="99"/>
     <w:pPr>
       <w:pBdr/>
@@ -26092,9 +25801,9 @@
       </w:tcPr>
     </w:tblStylePr>
   </w:style>
-  <w:style w:type="table" w:styleId="710">
+  <w:style w:type="table" w:styleId="720">
     <w:name w:val="Grid Table 1 Light - Accent 2"/>
-    <w:basedOn w:val="887"/>
+    <w:basedOn w:val="897"/>
     <w:uiPriority w:val="99"/>
     <w:pPr>
       <w:pBdr/>
@@ -26315,9 +26024,9 @@
       </w:tcPr>
     </w:tblStylePr>
   </w:style>
-  <w:style w:type="table" w:styleId="711">
+  <w:style w:type="table" w:styleId="721">
     <w:name w:val="Grid Table 1 Light - Accent 3"/>
-    <w:basedOn w:val="887"/>
+    <w:basedOn w:val="897"/>
     <w:uiPriority w:val="99"/>
     <w:pPr>
       <w:pBdr/>
@@ -26538,9 +26247,9 @@
       </w:tcPr>
     </w:tblStylePr>
   </w:style>
-  <w:style w:type="table" w:styleId="712">
+  <w:style w:type="table" w:styleId="722">
     <w:name w:val="Grid Table 1 Light - Accent 4"/>
-    <w:basedOn w:val="887"/>
+    <w:basedOn w:val="897"/>
     <w:uiPriority w:val="99"/>
     <w:pPr>
       <w:pBdr/>
@@ -26761,9 +26470,9 @@
       </w:tcPr>
     </w:tblStylePr>
   </w:style>
-  <w:style w:type="table" w:styleId="713">
+  <w:style w:type="table" w:styleId="723">
     <w:name w:val="Grid Table 1 Light - Accent 5"/>
-    <w:basedOn w:val="887"/>
+    <w:basedOn w:val="897"/>
     <w:uiPriority w:val="99"/>
     <w:pPr>
       <w:pBdr/>
@@ -26984,9 +26693,9 @@
       </w:tcPr>
     </w:tblStylePr>
   </w:style>
-  <w:style w:type="table" w:styleId="714">
+  <w:style w:type="table" w:styleId="724">
     <w:name w:val="Grid Table 1 Light - Accent 6"/>
-    <w:basedOn w:val="887"/>
+    <w:basedOn w:val="897"/>
     <w:uiPriority w:val="99"/>
     <w:pPr>
       <w:pBdr/>
@@ -27207,9 +26916,9 @@
       </w:tcPr>
     </w:tblStylePr>
   </w:style>
-  <w:style w:type="table" w:styleId="715">
+  <w:style w:type="table" w:styleId="725">
     <w:name w:val="Grid Table 2"/>
-    <w:basedOn w:val="887"/>
+    <w:basedOn w:val="897"/>
     <w:uiPriority w:val="99"/>
     <w:pPr>
       <w:pBdr/>
@@ -27439,9 +27148,9 @@
       </w:tcPr>
     </w:tblStylePr>
   </w:style>
-  <w:style w:type="table" w:styleId="716">
+  <w:style w:type="table" w:styleId="726">
     <w:name w:val="Grid Table 2 - Accent 1"/>
-    <w:basedOn w:val="887"/>
+    <w:basedOn w:val="897"/>
     <w:uiPriority w:val="99"/>
     <w:pPr>
       <w:pBdr/>
@@ -27671,9 +27380,9 @@
       </w:tcPr>
     </w:tblStylePr>
   </w:style>
-  <w:style w:type="table" w:styleId="717">
+  <w:style w:type="table" w:styleId="727">
     <w:name w:val="Grid Table 2 - Accent 2"/>
-    <w:basedOn w:val="887"/>
+    <w:basedOn w:val="897"/>
     <w:uiPriority w:val="99"/>
     <w:pPr>
       <w:pBdr/>
@@ -27903,9 +27612,9 @@
       </w:tcPr>
     </w:tblStylePr>
   </w:style>
-  <w:style w:type="table" w:styleId="718">
+  <w:style w:type="table" w:styleId="728">
     <w:name w:val="Grid Table 2 - Accent 3"/>
-    <w:basedOn w:val="887"/>
+    <w:basedOn w:val="897"/>
     <w:uiPriority w:val="99"/>
     <w:pPr>
       <w:pBdr/>
@@ -28135,9 +27844,9 @@
       </w:tcPr>
     </w:tblStylePr>
   </w:style>
-  <w:style w:type="table" w:styleId="719">
+  <w:style w:type="table" w:styleId="729">
     <w:name w:val="Grid Table 2 - Accent 4"/>
-    <w:basedOn w:val="887"/>
+    <w:basedOn w:val="897"/>
     <w:uiPriority w:val="99"/>
     <w:pPr>
       <w:pBdr/>
@@ -28367,9 +28076,9 @@
       </w:tcPr>
     </w:tblStylePr>
   </w:style>
-  <w:style w:type="table" w:styleId="720">
+  <w:style w:type="table" w:styleId="730">
     <w:name w:val="Grid Table 2 - Accent 5"/>
-    <w:basedOn w:val="887"/>
+    <w:basedOn w:val="897"/>
     <w:uiPriority w:val="99"/>
     <w:pPr>
       <w:pBdr/>
@@ -28599,9 +28308,9 @@
       </w:tcPr>
     </w:tblStylePr>
   </w:style>
-  <w:style w:type="table" w:styleId="721">
+  <w:style w:type="table" w:styleId="731">
     <w:name w:val="Grid Table 2 - Accent 6"/>
-    <w:basedOn w:val="887"/>
+    <w:basedOn w:val="897"/>
     <w:uiPriority w:val="99"/>
     <w:pPr>
       <w:pBdr/>
@@ -28831,9 +28540,9 @@
       </w:tcPr>
     </w:tblStylePr>
   </w:style>
-  <w:style w:type="table" w:styleId="722">
+  <w:style w:type="table" w:styleId="732">
     <w:name w:val="Grid Table 3"/>
-    <w:basedOn w:val="887"/>
+    <w:basedOn w:val="897"/>
     <w:uiPriority w:val="99"/>
     <w:pPr>
       <w:pBdr/>
@@ -29076,9 +28785,9 @@
       </w:tcPr>
     </w:tblStylePr>
   </w:style>
-  <w:style w:type="table" w:styleId="723">
+  <w:style w:type="table" w:styleId="733">
     <w:name w:val="Grid Table 3 - Accent 1"/>
-    <w:basedOn w:val="887"/>
+    <w:basedOn w:val="897"/>
     <w:uiPriority w:val="99"/>
     <w:pPr>
       <w:pBdr/>
@@ -29321,9 +29030,9 @@
       </w:tcPr>
     </w:tblStylePr>
   </w:style>
-  <w:style w:type="table" w:styleId="724">
+  <w:style w:type="table" w:styleId="734">
     <w:name w:val="Grid Table 3 - Accent 2"/>
-    <w:basedOn w:val="887"/>
+    <w:basedOn w:val="897"/>
     <w:uiPriority w:val="99"/>
     <w:pPr>
       <w:pBdr/>
@@ -29566,9 +29275,9 @@
       </w:tcPr>
     </w:tblStylePr>
   </w:style>
-  <w:style w:type="table" w:styleId="725">
+  <w:style w:type="table" w:styleId="735">
     <w:name w:val="Grid Table 3 - Accent 3"/>
-    <w:basedOn w:val="887"/>
+    <w:basedOn w:val="897"/>
     <w:uiPriority w:val="99"/>
     <w:pPr>
       <w:pBdr/>
@@ -29811,9 +29520,9 @@
       </w:tcPr>
     </w:tblStylePr>
   </w:style>
-  <w:style w:type="table" w:styleId="726">
+  <w:style w:type="table" w:styleId="736">
     <w:name w:val="Grid Table 3 - Accent 4"/>
-    <w:basedOn w:val="887"/>
+    <w:basedOn w:val="897"/>
     <w:uiPriority w:val="99"/>
     <w:pPr>
       <w:pBdr/>
@@ -30056,9 +29765,9 @@
       </w:tcPr>
     </w:tblStylePr>
   </w:style>
-  <w:style w:type="table" w:styleId="727">
+  <w:style w:type="table" w:styleId="737">
     <w:name w:val="Grid Table 3 - Accent 5"/>
-    <w:basedOn w:val="887"/>
+    <w:basedOn w:val="897"/>
     <w:uiPriority w:val="99"/>
     <w:pPr>
       <w:pBdr/>
@@ -30301,9 +30010,9 @@
       </w:tcPr>
     </w:tblStylePr>
   </w:style>
-  <w:style w:type="table" w:styleId="728">
+  <w:style w:type="table" w:styleId="738">
     <w:name w:val="Grid Table 3 - Accent 6"/>
-    <w:basedOn w:val="887"/>
+    <w:basedOn w:val="897"/>
     <w:uiPriority w:val="99"/>
     <w:pPr>
       <w:pBdr/>
@@ -30546,9 +30255,9 @@
       </w:tcPr>
     </w:tblStylePr>
   </w:style>
-  <w:style w:type="table" w:styleId="729">
+  <w:style w:type="table" w:styleId="739">
     <w:name w:val="Grid Table 4"/>
-    <w:basedOn w:val="887"/>
+    <w:basedOn w:val="897"/>
     <w:uiPriority w:val="59"/>
     <w:pPr>
       <w:pBdr/>
@@ -30779,9 +30488,9 @@
       </w:tcPr>
     </w:tblStylePr>
   </w:style>
-  <w:style w:type="table" w:styleId="730">
+  <w:style w:type="table" w:styleId="740">
     <w:name w:val="Grid Table 4 - Accent 1"/>
-    <w:basedOn w:val="887"/>
+    <w:basedOn w:val="897"/>
     <w:uiPriority w:val="59"/>
     <w:pPr>
       <w:pBdr/>
@@ -31012,9 +30721,9 @@
       </w:tcPr>
     </w:tblStylePr>
   </w:style>
-  <w:style w:type="table" w:styleId="731">
+  <w:style w:type="table" w:styleId="741">
     <w:name w:val="Grid Table 4 - Accent 2"/>
-    <w:basedOn w:val="887"/>
+    <w:basedOn w:val="897"/>
     <w:uiPriority w:val="59"/>
     <w:pPr>
       <w:pBdr/>
@@ -31245,9 +30954,9 @@
       </w:tcPr>
     </w:tblStylePr>
   </w:style>
-  <w:style w:type="table" w:styleId="732">
+  <w:style w:type="table" w:styleId="742">
     <w:name w:val="Grid Table 4 - Accent 3"/>
-    <w:basedOn w:val="887"/>
+    <w:basedOn w:val="897"/>
     <w:uiPriority w:val="59"/>
     <w:pPr>
       <w:pBdr/>
@@ -31478,9 +31187,9 @@
       </w:tcPr>
     </w:tblStylePr>
   </w:style>
-  <w:style w:type="table" w:styleId="733">
+  <w:style w:type="table" w:styleId="743">
     <w:name w:val="Grid Table 4 - Accent 4"/>
-    <w:basedOn w:val="887"/>
+    <w:basedOn w:val="897"/>
     <w:uiPriority w:val="59"/>
     <w:pPr>
       <w:pBdr/>
@@ -31711,9 +31420,9 @@
       </w:tcPr>
     </w:tblStylePr>
   </w:style>
-  <w:style w:type="table" w:styleId="734">
+  <w:style w:type="table" w:styleId="744">
     <w:name w:val="Grid Table 4 - Accent 5"/>
-    <w:basedOn w:val="887"/>
+    <w:basedOn w:val="897"/>
     <w:uiPriority w:val="59"/>
     <w:pPr>
       <w:pBdr/>
@@ -31944,9 +31653,9 @@
       </w:tcPr>
     </w:tblStylePr>
   </w:style>
-  <w:style w:type="table" w:styleId="735">
+  <w:style w:type="table" w:styleId="745">
     <w:name w:val="Grid Table 4 - Accent 6"/>
-    <w:basedOn w:val="887"/>
+    <w:basedOn w:val="897"/>
     <w:uiPriority w:val="59"/>
     <w:pPr>
       <w:pBdr/>
@@ -32177,9 +31886,9 @@
       </w:tcPr>
     </w:tblStylePr>
   </w:style>
-  <w:style w:type="table" w:styleId="736">
+  <w:style w:type="table" w:styleId="746">
     <w:name w:val="Grid Table 5 Dark"/>
-    <w:basedOn w:val="887"/>
+    <w:basedOn w:val="897"/>
     <w:uiPriority w:val="99"/>
     <w:pPr>
       <w:pBdr/>
@@ -32405,9 +32114,9 @@
       </w:tcPr>
     </w:tblStylePr>
   </w:style>
-  <w:style w:type="table" w:styleId="737">
+  <w:style w:type="table" w:styleId="747">
     <w:name w:val="Grid Table 5 Dark- Accent 1"/>
-    <w:basedOn w:val="887"/>
+    <w:basedOn w:val="897"/>
     <w:uiPriority w:val="99"/>
     <w:pPr>
       <w:pBdr/>
@@ -32633,9 +32342,9 @@
       </w:tcPr>
     </w:tblStylePr>
   </w:style>
-  <w:style w:type="table" w:styleId="738">
+  <w:style w:type="table" w:styleId="748">
     <w:name w:val="Grid Table 5 Dark - Accent 2"/>
-    <w:basedOn w:val="887"/>
+    <w:basedOn w:val="897"/>
     <w:uiPriority w:val="99"/>
     <w:pPr>
       <w:pBdr/>
@@ -32861,9 +32570,9 @@
       </w:tcPr>
     </w:tblStylePr>
   </w:style>
-  <w:style w:type="table" w:styleId="739">
+  <w:style w:type="table" w:styleId="749">
     <w:name w:val="Grid Table 5 Dark - Accent 3"/>
-    <w:basedOn w:val="887"/>
+    <w:basedOn w:val="897"/>
     <w:uiPriority w:val="99"/>
     <w:pPr>
       <w:pBdr/>
@@ -33089,9 +32798,9 @@
       </w:tcPr>
     </w:tblStylePr>
   </w:style>
-  <w:style w:type="table" w:styleId="740">
+  <w:style w:type="table" w:styleId="750">
     <w:name w:val="Grid Table 5 Dark- Accent 4"/>
-    <w:basedOn w:val="887"/>
+    <w:basedOn w:val="897"/>
     <w:uiPriority w:val="99"/>
     <w:pPr>
       <w:pBdr/>
@@ -33317,9 +33026,9 @@
       </w:tcPr>
     </w:tblStylePr>
   </w:style>
-  <w:style w:type="table" w:styleId="741">
+  <w:style w:type="table" w:styleId="751">
     <w:name w:val="Grid Table 5 Dark - Accent 5"/>
-    <w:basedOn w:val="887"/>
+    <w:basedOn w:val="897"/>
     <w:uiPriority w:val="99"/>
     <w:pPr>
       <w:pBdr/>
@@ -33545,9 +33254,9 @@
       </w:tcPr>
     </w:tblStylePr>
   </w:style>
-  <w:style w:type="table" w:styleId="742">
+  <w:style w:type="table" w:styleId="752">
     <w:name w:val="Grid Table 5 Dark - Accent 6"/>
-    <w:basedOn w:val="887"/>
+    <w:basedOn w:val="897"/>
     <w:uiPriority w:val="99"/>
     <w:pPr>
       <w:pBdr/>
@@ -33773,9 +33482,9 @@
       </w:tcPr>
     </w:tblStylePr>
   </w:style>
-  <w:style w:type="table" w:styleId="743">
+  <w:style w:type="table" w:styleId="753">
     <w:name w:val="Grid Table 6 Colorful"/>
-    <w:basedOn w:val="887"/>
+    <w:basedOn w:val="897"/>
     <w:uiPriority w:val="99"/>
     <w:pPr>
       <w:pBdr/>
@@ -34003,9 +33712,9 @@
       </w:tcPr>
     </w:tblStylePr>
   </w:style>
-  <w:style w:type="table" w:styleId="744">
+  <w:style w:type="table" w:styleId="754">
     <w:name w:val="Grid Table 6 Colorful - Accent 1"/>
-    <w:basedOn w:val="887"/>
+    <w:basedOn w:val="897"/>
     <w:uiPriority w:val="99"/>
     <w:pPr>
       <w:pBdr/>
@@ -34233,9 +33942,9 @@
       </w:tcPr>
     </w:tblStylePr>
   </w:style>
-  <w:style w:type="table" w:styleId="745">
+  <w:style w:type="table" w:styleId="755">
     <w:name w:val="Grid Table 6 Colorful - Accent 2"/>
-    <w:basedOn w:val="887"/>
+    <w:basedOn w:val="897"/>
     <w:uiPriority w:val="99"/>
     <w:pPr>
       <w:pBdr/>
@@ -34463,9 +34172,9 @@
       </w:tcPr>
     </w:tblStylePr>
   </w:style>
-  <w:style w:type="table" w:styleId="746">
+  <w:style w:type="table" w:styleId="756">
     <w:name w:val="Grid Table 6 Colorful - Accent 3"/>
-    <w:basedOn w:val="887"/>
+    <w:basedOn w:val="897"/>
     <w:uiPriority w:val="99"/>
     <w:pPr>
       <w:pBdr/>
@@ -34693,9 +34402,9 @@
       </w:tcPr>
     </w:tblStylePr>
   </w:style>
-  <w:style w:type="table" w:styleId="747">
+  <w:style w:type="table" w:styleId="757">
     <w:name w:val="Grid Table 6 Colorful - Accent 4"/>
-    <w:basedOn w:val="887"/>
+    <w:basedOn w:val="897"/>
     <w:uiPriority w:val="99"/>
     <w:pPr>
       <w:pBdr/>
@@ -34923,9 +34632,9 @@
       </w:tcPr>
     </w:tblStylePr>
   </w:style>
-  <w:style w:type="table" w:styleId="748">
+  <w:style w:type="table" w:styleId="758">
     <w:name w:val="Grid Table 6 Colorful - Accent 5"/>
-    <w:basedOn w:val="887"/>
+    <w:basedOn w:val="897"/>
     <w:uiPriority w:val="99"/>
     <w:pPr>
       <w:pBdr/>
@@ -35153,9 +34862,9 @@
       </w:tcPr>
     </w:tblStylePr>
   </w:style>
-  <w:style w:type="table" w:styleId="749">
+  <w:style w:type="table" w:styleId="759">
     <w:name w:val="Grid Table 6 Colorful - Accent 6"/>
-    <w:basedOn w:val="887"/>
+    <w:basedOn w:val="897"/>
     <w:uiPriority w:val="99"/>
     <w:pPr>
       <w:pBdr/>
@@ -35383,9 +35092,9 @@
       </w:tcPr>
     </w:tblStylePr>
   </w:style>
-  <w:style w:type="table" w:styleId="750">
+  <w:style w:type="table" w:styleId="760">
     <w:name w:val="Grid Table 7 Colorful"/>
-    <w:basedOn w:val="887"/>
+    <w:basedOn w:val="897"/>
     <w:uiPriority w:val="99"/>
     <w:pPr>
       <w:pBdr/>
@@ -35637,9 +35346,9 @@
       </w:tcPr>
     </w:tblStylePr>
   </w:style>
-  <w:style w:type="table" w:styleId="751">
+  <w:style w:type="table" w:styleId="761">
     <w:name w:val="Grid Table 7 Colorful - Accent 1"/>
-    <w:basedOn w:val="887"/>
+    <w:basedOn w:val="897"/>
     <w:uiPriority w:val="99"/>
     <w:pPr>
       <w:pBdr/>
@@ -35891,9 +35600,9 @@
       </w:tcPr>
     </w:tblStylePr>
   </w:style>
-  <w:style w:type="table" w:styleId="752">
+  <w:style w:type="table" w:styleId="762">
     <w:name w:val="Grid Table 7 Colorful - Accent 2"/>
-    <w:basedOn w:val="887"/>
+    <w:basedOn w:val="897"/>
     <w:uiPriority w:val="99"/>
     <w:pPr>
       <w:pBdr/>
@@ -36145,9 +35854,9 @@
       </w:tcPr>
     </w:tblStylePr>
   </w:style>
-  <w:style w:type="table" w:styleId="753">
+  <w:style w:type="table" w:styleId="763">
     <w:name w:val="Grid Table 7 Colorful - Accent 3"/>
-    <w:basedOn w:val="887"/>
+    <w:basedOn w:val="897"/>
     <w:uiPriority w:val="99"/>
     <w:pPr>
       <w:pBdr/>
@@ -36399,9 +36108,9 @@
       </w:tcPr>
     </w:tblStylePr>
   </w:style>
-  <w:style w:type="table" w:styleId="754">
+  <w:style w:type="table" w:styleId="764">
     <w:name w:val="Grid Table 7 Colorful - Accent 4"/>
-    <w:basedOn w:val="887"/>
+    <w:basedOn w:val="897"/>
     <w:uiPriority w:val="99"/>
     <w:pPr>
       <w:pBdr/>
@@ -36653,9 +36362,9 @@
       </w:tcPr>
     </w:tblStylePr>
   </w:style>
-  <w:style w:type="table" w:styleId="755">
+  <w:style w:type="table" w:styleId="765">
     <w:name w:val="Grid Table 7 Colorful - Accent 5"/>
-    <w:basedOn w:val="887"/>
+    <w:basedOn w:val="897"/>
     <w:uiPriority w:val="99"/>
     <w:pPr>
       <w:pBdr/>
@@ -36907,9 +36616,9 @@
       </w:tcPr>
     </w:tblStylePr>
   </w:style>
-  <w:style w:type="table" w:styleId="756">
+  <w:style w:type="table" w:styleId="766">
     <w:name w:val="Grid Table 7 Colorful - Accent 6"/>
-    <w:basedOn w:val="887"/>
+    <w:basedOn w:val="897"/>
     <w:uiPriority w:val="99"/>
     <w:pPr>
       <w:pBdr/>
@@ -37161,9 +36870,9 @@
       </w:tcPr>
     </w:tblStylePr>
   </w:style>
-  <w:style w:type="table" w:styleId="757">
+  <w:style w:type="table" w:styleId="767">
     <w:name w:val="List Table 1 Light"/>
-    <w:basedOn w:val="887"/>
+    <w:basedOn w:val="897"/>
     <w:uiPriority w:val="99"/>
     <w:pPr>
       <w:pBdr/>
@@ -37377,9 +37086,9 @@
       </w:tcPr>
     </w:tblStylePr>
   </w:style>
-  <w:style w:type="table" w:styleId="758">
+  <w:style w:type="table" w:styleId="768">
     <w:name w:val="List Table 1 Light - Accent 1"/>
-    <w:basedOn w:val="887"/>
+    <w:basedOn w:val="897"/>
     <w:uiPriority w:val="99"/>
     <w:pPr>
       <w:pBdr/>
@@ -37593,9 +37302,9 @@
       </w:tcPr>
     </w:tblStylePr>
   </w:style>
-  <w:style w:type="table" w:styleId="759">
+  <w:style w:type="table" w:styleId="769">
     <w:name w:val="List Table 1 Light - Accent 2"/>
-    <w:basedOn w:val="887"/>
+    <w:basedOn w:val="897"/>
     <w:uiPriority w:val="99"/>
     <w:pPr>
       <w:pBdr/>
@@ -37809,9 +37518,9 @@
       </w:tcPr>
     </w:tblStylePr>
   </w:style>
-  <w:style w:type="table" w:styleId="760">
+  <w:style w:type="table" w:styleId="770">
     <w:name w:val="List Table 1 Light - Accent 3"/>
-    <w:basedOn w:val="887"/>
+    <w:basedOn w:val="897"/>
     <w:uiPriority w:val="99"/>
     <w:pPr>
       <w:pBdr/>
@@ -38025,9 +37734,9 @@
       </w:tcPr>
     </w:tblStylePr>
   </w:style>
-  <w:style w:type="table" w:styleId="761">
+  <w:style w:type="table" w:styleId="771">
     <w:name w:val="List Table 1 Light - Accent 4"/>
-    <w:basedOn w:val="887"/>
+    <w:basedOn w:val="897"/>
     <w:uiPriority w:val="99"/>
     <w:pPr>
       <w:pBdr/>
@@ -38241,9 +37950,9 @@
       </w:tcPr>
     </w:tblStylePr>
   </w:style>
-  <w:style w:type="table" w:styleId="762">
+  <w:style w:type="table" w:styleId="772">
     <w:name w:val="List Table 1 Light - Accent 5"/>
-    <w:basedOn w:val="887"/>
+    <w:basedOn w:val="897"/>
     <w:uiPriority w:val="99"/>
     <w:pPr>
       <w:pBdr/>
@@ -38457,9 +38166,9 @@
       </w:tcPr>
     </w:tblStylePr>
   </w:style>
-  <w:style w:type="table" w:styleId="763">
+  <w:style w:type="table" w:styleId="773">
     <w:name w:val="List Table 1 Light - Accent 6"/>
-    <w:basedOn w:val="887"/>
+    <w:basedOn w:val="897"/>
     <w:uiPriority w:val="99"/>
     <w:pPr>
       <w:pBdr/>
@@ -38673,9 +38382,9 @@
       </w:tcPr>
     </w:tblStylePr>
   </w:style>
-  <w:style w:type="table" w:styleId="764">
+  <w:style w:type="table" w:styleId="774">
     <w:name w:val="List Table 2"/>
-    <w:basedOn w:val="887"/>
+    <w:basedOn w:val="897"/>
     <w:uiPriority w:val="99"/>
     <w:pPr>
       <w:pBdr/>
@@ -38911,9 +38620,9 @@
       </w:tcPr>
     </w:tblStylePr>
   </w:style>
-  <w:style w:type="table" w:styleId="765">
+  <w:style w:type="table" w:styleId="775">
     <w:name w:val="List Table 2 - Accent 1"/>
-    <w:basedOn w:val="887"/>
+    <w:basedOn w:val="897"/>
     <w:uiPriority w:val="99"/>
     <w:pPr>
       <w:pBdr/>
@@ -39149,9 +38858,9 @@
       </w:tcPr>
     </w:tblStylePr>
   </w:style>
-  <w:style w:type="table" w:styleId="766">
+  <w:style w:type="table" w:styleId="776">
     <w:name w:val="List Table 2 - Accent 2"/>
-    <w:basedOn w:val="887"/>
+    <w:basedOn w:val="897"/>
     <w:uiPriority w:val="99"/>
     <w:pPr>
       <w:pBdr/>
@@ -39387,9 +39096,9 @@
       </w:tcPr>
     </w:tblStylePr>
   </w:style>
-  <w:style w:type="table" w:styleId="767">
+  <w:style w:type="table" w:styleId="777">
     <w:name w:val="List Table 2 - Accent 3"/>
-    <w:basedOn w:val="887"/>
+    <w:basedOn w:val="897"/>
     <w:uiPriority w:val="99"/>
     <w:pPr>
       <w:pBdr/>
@@ -39625,9 +39334,9 @@
       </w:tcPr>
     </w:tblStylePr>
   </w:style>
-  <w:style w:type="table" w:styleId="768">
+  <w:style w:type="table" w:styleId="778">
     <w:name w:val="List Table 2 - Accent 4"/>
-    <w:basedOn w:val="887"/>
+    <w:basedOn w:val="897"/>
     <w:uiPriority w:val="99"/>
     <w:pPr>
       <w:pBdr/>
@@ -39863,9 +39572,9 @@
       </w:tcPr>
     </w:tblStylePr>
   </w:style>
-  <w:style w:type="table" w:styleId="769">
+  <w:style w:type="table" w:styleId="779">
     <w:name w:val="List Table 2 - Accent 5"/>
-    <w:basedOn w:val="887"/>
+    <w:basedOn w:val="897"/>
     <w:uiPriority w:val="99"/>
     <w:pPr>
       <w:pBdr/>
@@ -40101,9 +39810,9 @@
       </w:tcPr>
     </w:tblStylePr>
   </w:style>
-  <w:style w:type="table" w:styleId="770">
+  <w:style w:type="table" w:styleId="780">
     <w:name w:val="List Table 2 - Accent 6"/>
-    <w:basedOn w:val="887"/>
+    <w:basedOn w:val="897"/>
     <w:uiPriority w:val="99"/>
     <w:pPr>
       <w:pBdr/>
@@ -40339,9 +40048,9 @@
       </w:tcPr>
     </w:tblStylePr>
   </w:style>
-  <w:style w:type="table" w:styleId="771">
+  <w:style w:type="table" w:styleId="781">
     <w:name w:val="List Table 3"/>
-    <w:basedOn w:val="887"/>
+    <w:basedOn w:val="897"/>
     <w:uiPriority w:val="99"/>
     <w:pPr>
       <w:pBdr/>
@@ -40567,9 +40276,9 @@
       </w:tcPr>
     </w:tblStylePr>
   </w:style>
-  <w:style w:type="table" w:styleId="772">
+  <w:style w:type="table" w:styleId="782">
     <w:name w:val="List Table 3 - Accent 1"/>
-    <w:basedOn w:val="887"/>
+    <w:basedOn w:val="897"/>
     <w:uiPriority w:val="99"/>
     <w:pPr>
       <w:pBdr/>
@@ -40795,9 +40504,9 @@
       </w:tcPr>
     </w:tblStylePr>
   </w:style>
-  <w:style w:type="table" w:styleId="773">
+  <w:style w:type="table" w:styleId="783">
     <w:name w:val="List Table 3 - Accent 2"/>
-    <w:basedOn w:val="887"/>
+    <w:basedOn w:val="897"/>
     <w:uiPriority w:val="99"/>
     <w:pPr>
       <w:pBdr/>
@@ -41023,9 +40732,9 @@
       </w:tcPr>
     </w:tblStylePr>
   </w:style>
-  <w:style w:type="table" w:styleId="774">
+  <w:style w:type="table" w:styleId="784">
     <w:name w:val="List Table 3 - Accent 3"/>
-    <w:basedOn w:val="887"/>
+    <w:basedOn w:val="897"/>
     <w:uiPriority w:val="99"/>
     <w:pPr>
       <w:pBdr/>
@@ -41251,9 +40960,9 @@
       </w:tcPr>
     </w:tblStylePr>
   </w:style>
-  <w:style w:type="table" w:styleId="775">
+  <w:style w:type="table" w:styleId="785">
     <w:name w:val="List Table 3 - Accent 4"/>
-    <w:basedOn w:val="887"/>
+    <w:basedOn w:val="897"/>
     <w:uiPriority w:val="99"/>
     <w:pPr>
       <w:pBdr/>
@@ -41479,9 +41188,9 @@
       </w:tcPr>
     </w:tblStylePr>
   </w:style>
-  <w:style w:type="table" w:styleId="776">
+  <w:style w:type="table" w:styleId="786">
     <w:name w:val="List Table 3 - Accent 5"/>
-    <w:basedOn w:val="887"/>
+    <w:basedOn w:val="897"/>
     <w:uiPriority w:val="99"/>
     <w:pPr>
       <w:pBdr/>
@@ -41707,9 +41416,9 @@
       </w:tcPr>
     </w:tblStylePr>
   </w:style>
-  <w:style w:type="table" w:styleId="777">
+  <w:style w:type="table" w:styleId="787">
     <w:name w:val="List Table 3 - Accent 6"/>
-    <w:basedOn w:val="887"/>
+    <w:basedOn w:val="897"/>
     <w:uiPriority w:val="99"/>
     <w:pPr>
       <w:pBdr/>
@@ -41935,9 +41644,9 @@
       </w:tcPr>
     </w:tblStylePr>
   </w:style>
-  <w:style w:type="table" w:styleId="778">
+  <w:style w:type="table" w:styleId="788">
     <w:name w:val="List Table 4"/>
-    <w:basedOn w:val="887"/>
+    <w:basedOn w:val="897"/>
     <w:uiPriority w:val="99"/>
     <w:pPr>
       <w:pBdr/>
@@ -42160,9 +41869,9 @@
       </w:tcPr>
     </w:tblStylePr>
   </w:style>
-  <w:style w:type="table" w:styleId="779">
+  <w:style w:type="table" w:styleId="789">
     <w:name w:val="List Table 4 - Accent 1"/>
-    <w:basedOn w:val="887"/>
+    <w:basedOn w:val="897"/>
     <w:uiPriority w:val="99"/>
     <w:pPr>
       <w:pBdr/>
@@ -42385,9 +42094,9 @@
       </w:tcPr>
     </w:tblStylePr>
   </w:style>
-  <w:style w:type="table" w:styleId="780">
+  <w:style w:type="table" w:styleId="790">
     <w:name w:val="List Table 4 - Accent 2"/>
-    <w:basedOn w:val="887"/>
+    <w:basedOn w:val="897"/>
     <w:uiPriority w:val="99"/>
     <w:pPr>
       <w:pBdr/>
@@ -42610,9 +42319,9 @@
       </w:tcPr>
     </w:tblStylePr>
   </w:style>
-  <w:style w:type="table" w:styleId="781">
+  <w:style w:type="table" w:styleId="791">
     <w:name w:val="List Table 4 - Accent 3"/>
-    <w:basedOn w:val="887"/>
+    <w:basedOn w:val="897"/>
     <w:uiPriority w:val="99"/>
     <w:pPr>
       <w:pBdr/>
@@ -42835,9 +42544,9 @@
       </w:tcPr>
     </w:tblStylePr>
   </w:style>
-  <w:style w:type="table" w:styleId="782">
+  <w:style w:type="table" w:styleId="792">
     <w:name w:val="List Table 4 - Accent 4"/>
-    <w:basedOn w:val="887"/>
+    <w:basedOn w:val="897"/>
     <w:uiPriority w:val="99"/>
     <w:pPr>
       <w:pBdr/>
@@ -43060,9 +42769,9 @@
       </w:tcPr>
     </w:tblStylePr>
   </w:style>
-  <w:style w:type="table" w:styleId="783">
+  <w:style w:type="table" w:styleId="793">
     <w:name w:val="List Table 4 - Accent 5"/>
-    <w:basedOn w:val="887"/>
+    <w:basedOn w:val="897"/>
     <w:uiPriority w:val="99"/>
     <w:pPr>
       <w:pBdr/>
@@ -43285,9 +42994,9 @@
       </w:tcPr>
     </w:tblStylePr>
   </w:style>
-  <w:style w:type="table" w:styleId="784">
+  <w:style w:type="table" w:styleId="794">
     <w:name w:val="List Table 4 - Accent 6"/>
-    <w:basedOn w:val="887"/>
+    <w:basedOn w:val="897"/>
     <w:uiPriority w:val="99"/>
     <w:pPr>
       <w:pBdr/>
@@ -43510,9 +43219,9 @@
       </w:tcPr>
     </w:tblStylePr>
   </w:style>
-  <w:style w:type="table" w:styleId="785">
+  <w:style w:type="table" w:styleId="795">
     <w:name w:val="List Table 5 Dark"/>
-    <w:basedOn w:val="887"/>
+    <w:basedOn w:val="897"/>
     <w:uiPriority w:val="99"/>
     <w:pPr>
       <w:pBdr/>
@@ -43752,9 +43461,9 @@
       </w:tcPr>
     </w:tblStylePr>
   </w:style>
-  <w:style w:type="table" w:styleId="786">
+  <w:style w:type="table" w:styleId="796">
     <w:name w:val="List Table 5 Dark - Accent 1"/>
-    <w:basedOn w:val="887"/>
+    <w:basedOn w:val="897"/>
     <w:uiPriority w:val="99"/>
     <w:pPr>
       <w:pBdr/>
@@ -43994,9 +43703,9 @@
       </w:tcPr>
     </w:tblStylePr>
   </w:style>
-  <w:style w:type="table" w:styleId="787">
+  <w:style w:type="table" w:styleId="797">
     <w:name w:val="List Table 5 Dark - Accent 2"/>
-    <w:basedOn w:val="887"/>
+    <w:basedOn w:val="897"/>
     <w:uiPriority w:val="99"/>
     <w:pPr>
       <w:pBdr/>
@@ -44236,9 +43945,9 @@
       </w:tcPr>
     </w:tblStylePr>
   </w:style>
-  <w:style w:type="table" w:styleId="788">
+  <w:style w:type="table" w:styleId="798">
     <w:name w:val="List Table 5 Dark - Accent 3"/>
-    <w:basedOn w:val="887"/>
+    <w:basedOn w:val="897"/>
     <w:uiPriority w:val="99"/>
     <w:pPr>
       <w:pBdr/>
@@ -44478,9 +44187,9 @@
       </w:tcPr>
     </w:tblStylePr>
   </w:style>
-  <w:style w:type="table" w:styleId="789">
+  <w:style w:type="table" w:styleId="799">
     <w:name w:val="List Table 5 Dark - Accent 4"/>
-    <w:basedOn w:val="887"/>
+    <w:basedOn w:val="897"/>
     <w:uiPriority w:val="99"/>
     <w:pPr>
       <w:pBdr/>
@@ -44720,9 +44429,9 @@
       </w:tcPr>
     </w:tblStylePr>
   </w:style>
-  <w:style w:type="table" w:styleId="790">
+  <w:style w:type="table" w:styleId="800">
     <w:name w:val="List Table 5 Dark - Accent 5"/>
-    <w:basedOn w:val="887"/>
+    <w:basedOn w:val="897"/>
     <w:uiPriority w:val="99"/>
     <w:pPr>
       <w:pBdr/>
@@ -44962,9 +44671,9 @@
       </w:tcPr>
     </w:tblStylePr>
   </w:style>
-  <w:style w:type="table" w:styleId="791">
+  <w:style w:type="table" w:styleId="801">
     <w:name w:val="List Table 5 Dark - Accent 6"/>
-    <w:basedOn w:val="887"/>
+    <w:basedOn w:val="897"/>
     <w:uiPriority w:val="99"/>
     <w:pPr>
       <w:pBdr/>
@@ -45204,9 +44913,9 @@
       </w:tcPr>
     </w:tblStylePr>
   </w:style>
-  <w:style w:type="table" w:styleId="792">
+  <w:style w:type="table" w:styleId="802">
     <w:name w:val="List Table 6 Colorful"/>
-    <w:basedOn w:val="887"/>
+    <w:basedOn w:val="897"/>
     <w:uiPriority w:val="99"/>
     <w:pPr>
       <w:pBdr/>
@@ -45427,9 +45136,9 @@
       </w:tcPr>
     </w:tblStylePr>
   </w:style>
-  <w:style w:type="table" w:styleId="793">
+  <w:style w:type="table" w:styleId="803">
     <w:name w:val="List Table 6 Colorful - Accent 1"/>
-    <w:basedOn w:val="887"/>
+    <w:basedOn w:val="897"/>
     <w:uiPriority w:val="99"/>
     <w:pPr>
       <w:pBdr/>
@@ -45650,9 +45359,9 @@
       </w:tcPr>
     </w:tblStylePr>
   </w:style>
-  <w:style w:type="table" w:styleId="794">
+  <w:style w:type="table" w:styleId="804">
     <w:name w:val="List Table 6 Colorful - Accent 2"/>
-    <w:basedOn w:val="887"/>
+    <w:basedOn w:val="897"/>
     <w:uiPriority w:val="99"/>
     <w:pPr>
       <w:pBdr/>
@@ -45873,9 +45582,9 @@
       </w:tcPr>
     </w:tblStylePr>
   </w:style>
-  <w:style w:type="table" w:styleId="795">
+  <w:style w:type="table" w:styleId="805">
     <w:name w:val="List Table 6 Colorful - Accent 3"/>
-    <w:basedOn w:val="887"/>
+    <w:basedOn w:val="897"/>
     <w:uiPriority w:val="99"/>
     <w:pPr>
       <w:pBdr/>
@@ -46096,9 +45805,9 @@
       </w:tcPr>
     </w:tblStylePr>
   </w:style>
-  <w:style w:type="table" w:styleId="796">
+  <w:style w:type="table" w:styleId="806">
     <w:name w:val="List Table 6 Colorful - Accent 4"/>
-    <w:basedOn w:val="887"/>
+    <w:basedOn w:val="897"/>
     <w:uiPriority w:val="99"/>
     <w:pPr>
       <w:pBdr/>
@@ -46319,9 +46028,9 @@
       </w:tcPr>
     </w:tblStylePr>
   </w:style>
-  <w:style w:type="table" w:styleId="797">
+  <w:style w:type="table" w:styleId="807">
     <w:name w:val="List Table 6 Colorful - Accent 5"/>
-    <w:basedOn w:val="887"/>
+    <w:basedOn w:val="897"/>
     <w:uiPriority w:val="99"/>
     <w:pPr>
       <w:pBdr/>
@@ -46542,9 +46251,9 @@
       </w:tcPr>
     </w:tblStylePr>
   </w:style>
-  <w:style w:type="table" w:styleId="798">
+  <w:style w:type="table" w:styleId="808">
     <w:name w:val="List Table 6 Colorful - Accent 6"/>
-    <w:basedOn w:val="887"/>
+    <w:basedOn w:val="897"/>
     <w:uiPriority w:val="99"/>
     <w:pPr>
       <w:pBdr/>
@@ -46765,9 +46474,9 @@
       </w:tcPr>
     </w:tblStylePr>
   </w:style>
-  <w:style w:type="table" w:styleId="799">
+  <w:style w:type="table" w:styleId="809">
     <w:name w:val="List Table 7 Colorful"/>
-    <w:basedOn w:val="887"/>
+    <w:basedOn w:val="897"/>
     <w:uiPriority w:val="99"/>
     <w:pPr>
       <w:pBdr/>
@@ -47021,9 +46730,9 @@
       </w:tcPr>
     </w:tblStylePr>
   </w:style>
-  <w:style w:type="table" w:styleId="800">
+  <w:style w:type="table" w:styleId="810">
     <w:name w:val="List Table 7 Colorful - Accent 1"/>
-    <w:basedOn w:val="887"/>
+    <w:basedOn w:val="897"/>
     <w:uiPriority w:val="99"/>
     <w:pPr>
       <w:pBdr/>
@@ -47277,9 +46986,9 @@
       </w:tcPr>
     </w:tblStylePr>
   </w:style>
-  <w:style w:type="table" w:styleId="801">
+  <w:style w:type="table" w:styleId="811">
     <w:name w:val="List Table 7 Colorful - Accent 2"/>
-    <w:basedOn w:val="887"/>
+    <w:basedOn w:val="897"/>
     <w:uiPriority w:val="99"/>
     <w:pPr>
       <w:pBdr/>
@@ -47533,9 +47242,9 @@
       </w:tcPr>
     </w:tblStylePr>
   </w:style>
-  <w:style w:type="table" w:styleId="802">
+  <w:style w:type="table" w:styleId="812">
     <w:name w:val="List Table 7 Colorful - Accent 3"/>
-    <w:basedOn w:val="887"/>
+    <w:basedOn w:val="897"/>
     <w:uiPriority w:val="99"/>
     <w:pPr>
       <w:pBdr/>
@@ -47789,9 +47498,9 @@
       </w:tcPr>
     </w:tblStylePr>
   </w:style>
-  <w:style w:type="table" w:styleId="803">
+  <w:style w:type="table" w:styleId="813">
     <w:name w:val="List Table 7 Colorful - Accent 4"/>
-    <w:basedOn w:val="887"/>
+    <w:basedOn w:val="897"/>
     <w:uiPriority w:val="99"/>
     <w:pPr>
       <w:pBdr/>
@@ -48045,9 +47754,9 @@
       </w:tcPr>
     </w:tblStylePr>
   </w:style>
-  <w:style w:type="table" w:styleId="804">
+  <w:style w:type="table" w:styleId="814">
     <w:name w:val="List Table 7 Colorful - Accent 5"/>
-    <w:basedOn w:val="887"/>
+    <w:basedOn w:val="897"/>
     <w:uiPriority w:val="99"/>
     <w:pPr>
       <w:pBdr/>
@@ -48301,9 +48010,9 @@
       </w:tcPr>
     </w:tblStylePr>
   </w:style>
-  <w:style w:type="table" w:styleId="805">
+  <w:style w:type="table" w:styleId="815">
     <w:name w:val="List Table 7 Colorful - Accent 6"/>
-    <w:basedOn w:val="887"/>
+    <w:basedOn w:val="897"/>
     <w:uiPriority w:val="99"/>
     <w:pPr>
       <w:pBdr/>
@@ -48557,9 +48266,9 @@
       </w:tcPr>
     </w:tblStylePr>
   </w:style>
-  <w:style w:type="table" w:styleId="806">
+  <w:style w:type="table" w:styleId="816">
     <w:name w:val="Lined - Accent"/>
-    <w:basedOn w:val="887"/>
+    <w:basedOn w:val="897"/>
     <w:uiPriority w:val="99"/>
     <w:pPr>
       <w:pBdr/>
@@ -48794,9 +48503,9 @@
       </w:tcPr>
     </w:tblStylePr>
   </w:style>
-  <w:style w:type="table" w:styleId="807">
+  <w:style w:type="table" w:styleId="817">
     <w:name w:val="Lined - Accent 1"/>
-    <w:basedOn w:val="887"/>
+    <w:basedOn w:val="897"/>
     <w:uiPriority w:val="99"/>
     <w:pPr>
       <w:pBdr/>
@@ -49031,9 +48740,9 @@
       </w:tcPr>
     </w:tblStylePr>
   </w:style>
-  <w:style w:type="table" w:styleId="808">
+  <w:style w:type="table" w:styleId="818">
     <w:name w:val="Lined - Accent 2"/>
-    <w:basedOn w:val="887"/>
+    <w:basedOn w:val="897"/>
     <w:uiPriority w:val="99"/>
     <w:pPr>
       <w:pBdr/>
@@ -49268,9 +48977,9 @@
       </w:tcPr>
     </w:tblStylePr>
   </w:style>
-  <w:style w:type="table" w:styleId="809">
+  <w:style w:type="table" w:styleId="819">
     <w:name w:val="Lined - Accent 3"/>
-    <w:basedOn w:val="887"/>
+    <w:basedOn w:val="897"/>
     <w:uiPriority w:val="99"/>
     <w:pPr>
       <w:pBdr/>
@@ -49505,9 +49214,9 @@
       </w:tcPr>
     </w:tblStylePr>
   </w:style>
-  <w:style w:type="table" w:styleId="810">
+  <w:style w:type="table" w:styleId="820">
     <w:name w:val="Lined - Accent 4"/>
-    <w:basedOn w:val="887"/>
+    <w:basedOn w:val="897"/>
     <w:uiPriority w:val="99"/>
     <w:pPr>
       <w:pBdr/>
@@ -49742,9 +49451,9 @@
       </w:tcPr>
     </w:tblStylePr>
   </w:style>
-  <w:style w:type="table" w:styleId="811">
+  <w:style w:type="table" w:styleId="821">
     <w:name w:val="Lined - Accent 5"/>
-    <w:basedOn w:val="887"/>
+    <w:basedOn w:val="897"/>
     <w:uiPriority w:val="99"/>
     <w:pPr>
       <w:pBdr/>
@@ -49979,9 +49688,9 @@
       </w:tcPr>
     </w:tblStylePr>
   </w:style>
-  <w:style w:type="table" w:styleId="812">
+  <w:style w:type="table" w:styleId="822">
     <w:name w:val="Lined - Accent 6"/>
-    <w:basedOn w:val="887"/>
+    <w:basedOn w:val="897"/>
     <w:uiPriority w:val="99"/>
     <w:pPr>
       <w:pBdr/>
@@ -50216,9 +49925,9 @@
       </w:tcPr>
     </w:tblStylePr>
   </w:style>
-  <w:style w:type="table" w:styleId="813">
+  <w:style w:type="table" w:styleId="823">
     <w:name w:val="Bordered &amp; Lined - Accent"/>
-    <w:basedOn w:val="887"/>
+    <w:basedOn w:val="897"/>
     <w:uiPriority w:val="99"/>
     <w:pPr>
       <w:pBdr/>
@@ -50460,9 +50169,9 @@
       </w:tcPr>
     </w:tblStylePr>
   </w:style>
-  <w:style w:type="table" w:styleId="814">
+  <w:style w:type="table" w:styleId="824">
     <w:name w:val="Bordered &amp; Lined - Accent 1"/>
-    <w:basedOn w:val="887"/>
+    <w:basedOn w:val="897"/>
     <w:uiPriority w:val="99"/>
     <w:pPr>
       <w:pBdr/>
@@ -50704,9 +50413,9 @@
       </w:tcPr>
     </w:tblStylePr>
   </w:style>
-  <w:style w:type="table" w:styleId="815">
+  <w:style w:type="table" w:styleId="825">
     <w:name w:val="Bordered &amp; Lined - Accent 2"/>
-    <w:basedOn w:val="887"/>
+    <w:basedOn w:val="897"/>
     <w:uiPriority w:val="99"/>
     <w:pPr>
       <w:pBdr/>
@@ -50948,9 +50657,9 @@
       </w:tcPr>
     </w:tblStylePr>
   </w:style>
-  <w:style w:type="table" w:styleId="816">
+  <w:style w:type="table" w:styleId="826">
     <w:name w:val="Bordered &amp; Lined - Accent 3"/>
-    <w:basedOn w:val="887"/>
+    <w:basedOn w:val="897"/>
     <w:uiPriority w:val="99"/>
     <w:pPr>
       <w:pBdr/>
@@ -51192,9 +50901,9 @@
       </w:tcPr>
     </w:tblStylePr>
   </w:style>
-  <w:style w:type="table" w:styleId="817">
+  <w:style w:type="table" w:styleId="827">
     <w:name w:val="Bordered &amp; Lined - Accent 4"/>
-    <w:basedOn w:val="887"/>
+    <w:basedOn w:val="897"/>
     <w:uiPriority w:val="99"/>
     <w:pPr>
       <w:pBdr/>
@@ -51436,9 +51145,9 @@
       </w:tcPr>
     </w:tblStylePr>
   </w:style>
-  <w:style w:type="table" w:styleId="818">
+  <w:style w:type="table" w:styleId="828">
     <w:name w:val="Bordered &amp; Lined - Accent 5"/>
-    <w:basedOn w:val="887"/>
+    <w:basedOn w:val="897"/>
     <w:uiPriority w:val="99"/>
     <w:pPr>
       <w:pBdr/>
@@ -51680,9 +51389,9 @@
       </w:tcPr>
     </w:tblStylePr>
   </w:style>
-  <w:style w:type="table" w:styleId="819">
+  <w:style w:type="table" w:styleId="829">
     <w:name w:val="Bordered &amp; Lined - Accent 6"/>
-    <w:basedOn w:val="887"/>
+    <w:basedOn w:val="897"/>
     <w:uiPriority w:val="99"/>
     <w:pPr>
       <w:pBdr/>
@@ -51924,9 +51633,9 @@
       </w:tcPr>
     </w:tblStylePr>
   </w:style>
-  <w:style w:type="table" w:styleId="820">
+  <w:style w:type="table" w:styleId="830">
     <w:name w:val="Bordered"/>
-    <w:basedOn w:val="887"/>
+    <w:basedOn w:val="897"/>
     <w:uiPriority w:val="99"/>
     <w:pPr>
       <w:pBdr/>
@@ -52155,9 +51864,9 @@
       </w:tcPr>
     </w:tblStylePr>
   </w:style>
-  <w:style w:type="table" w:styleId="821">
+  <w:style w:type="table" w:styleId="831">
     <w:name w:val="Bordered - Accent 1"/>
-    <w:basedOn w:val="887"/>
+    <w:basedOn w:val="897"/>
     <w:uiPriority w:val="99"/>
     <w:pPr>
       <w:pBdr/>
@@ -52386,9 +52095,9 @@
       </w:tcPr>
     </w:tblStylePr>
   </w:style>
-  <w:style w:type="table" w:styleId="822">
+  <w:style w:type="table" w:styleId="832">
     <w:name w:val="Bordered - Accent 2"/>
-    <w:basedOn w:val="887"/>
+    <w:basedOn w:val="897"/>
     <w:uiPriority w:val="99"/>
     <w:pPr>
       <w:pBdr/>
@@ -52617,9 +52326,9 @@
       </w:tcPr>
     </w:tblStylePr>
   </w:style>
-  <w:style w:type="table" w:styleId="823">
+  <w:style w:type="table" w:styleId="833">
     <w:name w:val="Bordered - Accent 3"/>
-    <w:basedOn w:val="887"/>
+    <w:basedOn w:val="897"/>
     <w:uiPriority w:val="99"/>
     <w:pPr>
       <w:pBdr/>
@@ -52848,9 +52557,9 @@
       </w:tcPr>
     </w:tblStylePr>
   </w:style>
-  <w:style w:type="table" w:styleId="824">
+  <w:style w:type="table" w:styleId="834">
     <w:name w:val="Bordered - Accent 4"/>
-    <w:basedOn w:val="887"/>
+    <w:basedOn w:val="897"/>
     <w:uiPriority w:val="99"/>
     <w:pPr>
       <w:pBdr/>
@@ -53079,9 +52788,9 @@
       </w:tcPr>
     </w:tblStylePr>
   </w:style>
-  <w:style w:type="table" w:styleId="825">
+  <w:style w:type="table" w:styleId="835">
     <w:name w:val="Bordered - Accent 5"/>
-    <w:basedOn w:val="887"/>
+    <w:basedOn w:val="897"/>
     <w:uiPriority w:val="99"/>
     <w:pPr>
       <w:pBdr/>
@@ -53310,9 +53019,9 @@
       </w:tcPr>
     </w:tblStylePr>
   </w:style>
-  <w:style w:type="table" w:styleId="826">
+  <w:style w:type="table" w:styleId="836">
     <w:name w:val="Bordered - Accent 6"/>
-    <w:basedOn w:val="887"/>
+    <w:basedOn w:val="897"/>
     <w:uiPriority w:val="99"/>
     <w:pPr>
       <w:pBdr/>
@@ -53541,11 +53250,11 @@
       </w:tcPr>
     </w:tblStylePr>
   </w:style>
-  <w:style w:type="paragraph" w:styleId="827">
+  <w:style w:type="paragraph" w:styleId="837">
     <w:name w:val="Heading 1"/>
-    <w:basedOn w:val="886"/>
-    <w:next w:val="886"/>
-    <w:link w:val="837"/>
+    <w:basedOn w:val="896"/>
+    <w:next w:val="896"/>
+    <w:link w:val="847"/>
     <w:uiPriority w:val="9"/>
     <w:qFormat/>
     <w:pPr>
@@ -53563,11 +53272,11 @@
       <w:szCs w:val="40"/>
     </w:rPr>
   </w:style>
-  <w:style w:type="paragraph" w:styleId="828">
+  <w:style w:type="paragraph" w:styleId="838">
     <w:name w:val="Heading 2"/>
-    <w:basedOn w:val="886"/>
-    <w:next w:val="886"/>
-    <w:link w:val="838"/>
+    <w:basedOn w:val="896"/>
+    <w:next w:val="896"/>
+    <w:link w:val="848"/>
     <w:uiPriority w:val="9"/>
     <w:unhideWhenUsed/>
     <w:qFormat/>
@@ -53586,11 +53295,11 @@
       <w:szCs w:val="32"/>
     </w:rPr>
   </w:style>
-  <w:style w:type="paragraph" w:styleId="829">
+  <w:style w:type="paragraph" w:styleId="839">
     <w:name w:val="Heading 3"/>
-    <w:basedOn w:val="886"/>
-    <w:next w:val="886"/>
-    <w:link w:val="839"/>
+    <w:basedOn w:val="896"/>
+    <w:next w:val="896"/>
+    <w:link w:val="849"/>
     <w:uiPriority w:val="9"/>
     <w:unhideWhenUsed/>
     <w:qFormat/>
@@ -53609,11 +53318,11 @@
       <w:szCs w:val="28"/>
     </w:rPr>
   </w:style>
-  <w:style w:type="paragraph" w:styleId="830">
+  <w:style w:type="paragraph" w:styleId="840">
     <w:name w:val="Heading 4"/>
-    <w:basedOn w:val="886"/>
-    <w:next w:val="886"/>
-    <w:link w:val="840"/>
+    <w:basedOn w:val="896"/>
+    <w:next w:val="896"/>
+    <w:link w:val="850"/>
     <w:uiPriority w:val="9"/>
     <w:unhideWhenUsed/>
     <w:qFormat/>
@@ -53632,11 +53341,11 @@
       <w:color w:val="0f4761" w:themeColor="accent1" w:themeShade="BF"/>
     </w:rPr>
   </w:style>
-  <w:style w:type="paragraph" w:styleId="831">
+  <w:style w:type="paragraph" w:styleId="841">
     <w:name w:val="Heading 5"/>
-    <w:basedOn w:val="886"/>
-    <w:next w:val="886"/>
-    <w:link w:val="841"/>
+    <w:basedOn w:val="896"/>
+    <w:next w:val="896"/>
+    <w:link w:val="851"/>
     <w:uiPriority w:val="9"/>
     <w:unhideWhenUsed/>
     <w:qFormat/>
@@ -53653,11 +53362,11 @@
       <w:color w:val="0f4761" w:themeColor="accent1" w:themeShade="BF"/>
     </w:rPr>
   </w:style>
-  <w:style w:type="paragraph" w:styleId="832">
+  <w:style w:type="paragraph" w:styleId="842">
     <w:name w:val="Heading 6"/>
-    <w:basedOn w:val="886"/>
-    <w:next w:val="886"/>
-    <w:link w:val="842"/>
+    <w:basedOn w:val="896"/>
+    <w:next w:val="896"/>
+    <w:link w:val="852"/>
     <w:uiPriority w:val="9"/>
     <w:unhideWhenUsed/>
     <w:qFormat/>
@@ -53676,11 +53385,11 @@
       <w:color w:val="595959" w:themeColor="text1" w:themeTint="A6"/>
     </w:rPr>
   </w:style>
-  <w:style w:type="paragraph" w:styleId="833">
+  <w:style w:type="paragraph" w:styleId="843">
     <w:name w:val="Heading 7"/>
-    <w:basedOn w:val="886"/>
-    <w:next w:val="886"/>
-    <w:link w:val="843"/>
+    <w:basedOn w:val="896"/>
+    <w:next w:val="896"/>
+    <w:link w:val="853"/>
     <w:uiPriority w:val="9"/>
     <w:unhideWhenUsed/>
     <w:qFormat/>
@@ -53697,11 +53406,11 @@
       <w:color w:val="595959" w:themeColor="text1" w:themeTint="A6"/>
     </w:rPr>
   </w:style>
-  <w:style w:type="paragraph" w:styleId="834">
+  <w:style w:type="paragraph" w:styleId="844">
     <w:name w:val="Heading 8"/>
-    <w:basedOn w:val="886"/>
-    <w:next w:val="886"/>
-    <w:link w:val="844"/>
+    <w:basedOn w:val="896"/>
+    <w:next w:val="896"/>
+    <w:link w:val="854"/>
     <w:uiPriority w:val="9"/>
     <w:unhideWhenUsed/>
     <w:qFormat/>
@@ -53720,11 +53429,11 @@
       <w:color w:val="272727" w:themeColor="text1" w:themeTint="D8"/>
     </w:rPr>
   </w:style>
-  <w:style w:type="paragraph" w:styleId="835">
+  <w:style w:type="paragraph" w:styleId="845">
     <w:name w:val="Heading 9"/>
-    <w:basedOn w:val="886"/>
-    <w:next w:val="886"/>
-    <w:link w:val="845"/>
+    <w:basedOn w:val="896"/>
+    <w:next w:val="896"/>
+    <w:link w:val="855"/>
     <w:uiPriority w:val="9"/>
     <w:unhideWhenUsed/>
     <w:qFormat/>
@@ -53743,7 +53452,7 @@
       <w:color w:val="272727" w:themeColor="text1" w:themeTint="D8"/>
     </w:rPr>
   </w:style>
-  <w:style w:type="character" w:styleId="836" w:default="1">
+  <w:style w:type="character" w:styleId="846" w:default="1">
     <w:name w:val="Default Paragraph Font"/>
     <w:uiPriority w:val="1"/>
     <w:semiHidden/>
@@ -53754,10 +53463,10 @@
       <w:ind/>
     </w:pPr>
   </w:style>
-  <w:style w:type="character" w:styleId="837">
+  <w:style w:type="character" w:styleId="847">
     <w:name w:val="Heading 1 Char"/>
-    <w:basedOn w:val="836"/>
-    <w:link w:val="827"/>
+    <w:basedOn w:val="846"/>
+    <w:link w:val="837"/>
     <w:uiPriority w:val="9"/>
     <w:pPr>
       <w:pBdr/>
@@ -53771,10 +53480,10 @@
       <w:szCs w:val="40"/>
     </w:rPr>
   </w:style>
-  <w:style w:type="character" w:styleId="838">
+  <w:style w:type="character" w:styleId="848">
     <w:name w:val="Heading 2 Char"/>
-    <w:basedOn w:val="836"/>
-    <w:link w:val="828"/>
+    <w:basedOn w:val="846"/>
+    <w:link w:val="838"/>
     <w:uiPriority w:val="9"/>
     <w:pPr>
       <w:pBdr/>
@@ -53788,10 +53497,10 @@
       <w:szCs w:val="32"/>
     </w:rPr>
   </w:style>
-  <w:style w:type="character" w:styleId="839">
+  <w:style w:type="character" w:styleId="849">
     <w:name w:val="Heading 3 Char"/>
-    <w:basedOn w:val="836"/>
-    <w:link w:val="829"/>
+    <w:basedOn w:val="846"/>
+    <w:link w:val="839"/>
     <w:uiPriority w:val="9"/>
     <w:pPr>
       <w:pBdr/>
@@ -53805,10 +53514,10 @@
       <w:szCs w:val="28"/>
     </w:rPr>
   </w:style>
-  <w:style w:type="character" w:styleId="840">
+  <w:style w:type="character" w:styleId="850">
     <w:name w:val="Heading 4 Char"/>
-    <w:basedOn w:val="836"/>
-    <w:link w:val="830"/>
+    <w:basedOn w:val="846"/>
+    <w:link w:val="840"/>
     <w:uiPriority w:val="9"/>
     <w:pPr>
       <w:pBdr/>
@@ -53822,10 +53531,10 @@
       <w:color w:val="0f4761" w:themeColor="accent1" w:themeShade="BF"/>
     </w:rPr>
   </w:style>
-  <w:style w:type="character" w:styleId="841">
+  <w:style w:type="character" w:styleId="851">
     <w:name w:val="Heading 5 Char"/>
-    <w:basedOn w:val="836"/>
-    <w:link w:val="831"/>
+    <w:basedOn w:val="846"/>
+    <w:link w:val="841"/>
     <w:uiPriority w:val="9"/>
     <w:pPr>
       <w:pBdr/>
@@ -53837,10 +53546,10 @@
       <w:color w:val="0f4761" w:themeColor="accent1" w:themeShade="BF"/>
     </w:rPr>
   </w:style>
-  <w:style w:type="character" w:styleId="842">
+  <w:style w:type="character" w:styleId="852">
     <w:name w:val="Heading 6 Char"/>
-    <w:basedOn w:val="836"/>
-    <w:link w:val="832"/>
+    <w:basedOn w:val="846"/>
+    <w:link w:val="842"/>
     <w:uiPriority w:val="9"/>
     <w:pPr>
       <w:pBdr/>
@@ -53854,10 +53563,10 @@
       <w:color w:val="595959" w:themeColor="text1" w:themeTint="A6"/>
     </w:rPr>
   </w:style>
-  <w:style w:type="character" w:styleId="843">
+  <w:style w:type="character" w:styleId="853">
     <w:name w:val="Heading 7 Char"/>
-    <w:basedOn w:val="836"/>
-    <w:link w:val="833"/>
+    <w:basedOn w:val="846"/>
+    <w:link w:val="843"/>
     <w:uiPriority w:val="9"/>
     <w:pPr>
       <w:pBdr/>
@@ -53869,10 +53578,10 @@
       <w:color w:val="595959" w:themeColor="text1" w:themeTint="A6"/>
     </w:rPr>
   </w:style>
-  <w:style w:type="character" w:styleId="844">
+  <w:style w:type="character" w:styleId="854">
     <w:name w:val="Heading 8 Char"/>
-    <w:basedOn w:val="836"/>
-    <w:link w:val="834"/>
+    <w:basedOn w:val="846"/>
+    <w:link w:val="844"/>
     <w:uiPriority w:val="9"/>
     <w:pPr>
       <w:pBdr/>
@@ -53886,10 +53595,10 @@
       <w:color w:val="272727" w:themeColor="text1" w:themeTint="D8"/>
     </w:rPr>
   </w:style>
-  <w:style w:type="character" w:styleId="845">
+  <w:style w:type="character" w:styleId="855">
     <w:name w:val="Heading 9 Char"/>
-    <w:basedOn w:val="836"/>
-    <w:link w:val="835"/>
+    <w:basedOn w:val="846"/>
+    <w:link w:val="845"/>
     <w:uiPriority w:val="9"/>
     <w:pPr>
       <w:pBdr/>
@@ -53903,11 +53612,11 @@
       <w:color w:val="272727" w:themeColor="text1" w:themeTint="D8"/>
     </w:rPr>
   </w:style>
-  <w:style w:type="paragraph" w:styleId="846">
+  <w:style w:type="paragraph" w:styleId="856">
     <w:name w:val="Title"/>
-    <w:basedOn w:val="886"/>
-    <w:next w:val="886"/>
-    <w:link w:val="847"/>
+    <w:basedOn w:val="896"/>
+    <w:next w:val="896"/>
+    <w:link w:val="857"/>
     <w:uiPriority w:val="10"/>
     <w:qFormat/>
     <w:pPr>
@@ -53923,10 +53632,10 @@
       <w:szCs w:val="56"/>
     </w:rPr>
   </w:style>
-  <w:style w:type="character" w:styleId="847">
+  <w:style w:type="character" w:styleId="857">
     <w:name w:val="Title Char"/>
-    <w:basedOn w:val="836"/>
-    <w:link w:val="846"/>
+    <w:basedOn w:val="846"/>
+    <w:link w:val="856"/>
     <w:uiPriority w:val="10"/>
     <w:pPr>
       <w:pBdr/>
@@ -53940,11 +53649,11 @@
       <w:szCs w:val="56"/>
     </w:rPr>
   </w:style>
-  <w:style w:type="paragraph" w:styleId="848">
+  <w:style w:type="paragraph" w:styleId="858">
     <w:name w:val="Subtitle"/>
-    <w:basedOn w:val="886"/>
-    <w:next w:val="886"/>
-    <w:link w:val="849"/>
+    <w:basedOn w:val="896"/>
+    <w:next w:val="896"/>
+    <w:link w:val="859"/>
     <w:uiPriority w:val="11"/>
     <w:qFormat/>
     <w:pPr>
@@ -53962,10 +53671,10 @@
       <w:szCs w:val="28"/>
     </w:rPr>
   </w:style>
-  <w:style w:type="character" w:styleId="849">
+  <w:style w:type="character" w:styleId="859">
     <w:name w:val="Subtitle Char"/>
-    <w:basedOn w:val="836"/>
-    <w:link w:val="848"/>
+    <w:basedOn w:val="846"/>
+    <w:link w:val="858"/>
     <w:uiPriority w:val="11"/>
     <w:pPr>
       <w:pBdr/>
@@ -53979,11 +53688,11 @@
       <w:szCs w:val="28"/>
     </w:rPr>
   </w:style>
-  <w:style w:type="paragraph" w:styleId="850">
+  <w:style w:type="paragraph" w:styleId="860">
     <w:name w:val="Quote"/>
-    <w:basedOn w:val="886"/>
-    <w:next w:val="886"/>
-    <w:link w:val="851"/>
+    <w:basedOn w:val="896"/>
+    <w:next w:val="896"/>
+    <w:link w:val="861"/>
     <w:uiPriority w:val="29"/>
     <w:qFormat/>
     <w:pPr>
@@ -53998,10 +53707,10 @@
       <w:color w:val="404040" w:themeColor="text1" w:themeTint="BF"/>
     </w:rPr>
   </w:style>
-  <w:style w:type="character" w:styleId="851">
+  <w:style w:type="character" w:styleId="861">
     <w:name w:val="Quote Char"/>
-    <w:basedOn w:val="836"/>
-    <w:link w:val="850"/>
+    <w:basedOn w:val="846"/>
+    <w:link w:val="860"/>
     <w:uiPriority w:val="29"/>
     <w:pPr>
       <w:pBdr/>
@@ -54014,9 +53723,9 @@
       <w:color w:val="404040" w:themeColor="text1" w:themeTint="BF"/>
     </w:rPr>
   </w:style>
-  <w:style w:type="character" w:styleId="852">
+  <w:style w:type="character" w:styleId="862">
     <w:name w:val="Intense Emphasis"/>
-    <w:basedOn w:val="836"/>
+    <w:basedOn w:val="846"/>
     <w:uiPriority w:val="21"/>
     <w:qFormat/>
     <w:pPr>
@@ -54030,11 +53739,11 @@
       <w:color w:val="0f4761" w:themeColor="accent1" w:themeShade="BF"/>
     </w:rPr>
   </w:style>
-  <w:style w:type="paragraph" w:styleId="853">
+  <w:style w:type="paragraph" w:styleId="863">
     <w:name w:val="Intense Quote"/>
-    <w:basedOn w:val="886"/>
-    <w:next w:val="886"/>
-    <w:link w:val="854"/>
+    <w:basedOn w:val="896"/>
+    <w:next w:val="896"/>
+    <w:link w:val="864"/>
     <w:uiPriority w:val="30"/>
     <w:qFormat/>
     <w:pPr>
@@ -54052,10 +53761,10 @@
       <w:color w:val="0f4761" w:themeColor="accent1" w:themeShade="BF"/>
     </w:rPr>
   </w:style>
-  <w:style w:type="character" w:styleId="854">
+  <w:style w:type="character" w:styleId="864">
     <w:name w:val="Intense Quote Char"/>
-    <w:basedOn w:val="836"/>
-    <w:link w:val="853"/>
+    <w:basedOn w:val="846"/>
+    <w:link w:val="863"/>
     <w:uiPriority w:val="30"/>
     <w:pPr>
       <w:pBdr/>
@@ -54068,9 +53777,9 @@
       <w:color w:val="0f4761" w:themeColor="accent1" w:themeShade="BF"/>
     </w:rPr>
   </w:style>
-  <w:style w:type="character" w:styleId="855">
+  <w:style w:type="character" w:styleId="865">
     <w:name w:val="Intense Reference"/>
-    <w:basedOn w:val="836"/>
+    <w:basedOn w:val="846"/>
     <w:uiPriority w:val="32"/>
     <w:qFormat/>
     <w:pPr>
@@ -54086,9 +53795,9 @@
       <w:spacing w:val="5"/>
     </w:rPr>
   </w:style>
-  <w:style w:type="character" w:styleId="856">
+  <w:style w:type="character" w:styleId="866">
     <w:name w:val="Subtle Emphasis"/>
-    <w:basedOn w:val="836"/>
+    <w:basedOn w:val="846"/>
     <w:uiPriority w:val="19"/>
     <w:qFormat/>
     <w:pPr>
@@ -54102,9 +53811,9 @@
       <w:color w:val="404040" w:themeColor="text1" w:themeTint="BF"/>
     </w:rPr>
   </w:style>
-  <w:style w:type="character" w:styleId="857">
+  <w:style w:type="character" w:styleId="867">
     <w:name w:val="Emphasis"/>
-    <w:basedOn w:val="836"/>
+    <w:basedOn w:val="846"/>
     <w:uiPriority w:val="20"/>
     <w:qFormat/>
     <w:pPr>
@@ -54117,9 +53826,9 @@
       <w:iCs/>
     </w:rPr>
   </w:style>
-  <w:style w:type="character" w:styleId="858">
+  <w:style w:type="character" w:styleId="868">
     <w:name w:val="Strong"/>
-    <w:basedOn w:val="836"/>
+    <w:basedOn w:val="846"/>
     <w:uiPriority w:val="22"/>
     <w:qFormat/>
     <w:pPr>
@@ -54132,9 +53841,9 @@
       <w:bCs/>
     </w:rPr>
   </w:style>
-  <w:style w:type="character" w:styleId="859">
+  <w:style w:type="character" w:styleId="869">
     <w:name w:val="Subtle Reference"/>
-    <w:basedOn w:val="836"/>
+    <w:basedOn w:val="846"/>
     <w:uiPriority w:val="31"/>
     <w:qFormat/>
     <w:pPr>
@@ -54147,9 +53856,9 @@
       <w:color w:val="5a5a5a" w:themeColor="text1" w:themeTint="A5"/>
     </w:rPr>
   </w:style>
-  <w:style w:type="character" w:styleId="860">
+  <w:style w:type="character" w:styleId="870">
     <w:name w:val="Book Title"/>
-    <w:basedOn w:val="836"/>
+    <w:basedOn w:val="846"/>
     <w:uiPriority w:val="33"/>
     <w:qFormat/>
     <w:pPr>
@@ -54165,10 +53874,10 @@
       <w:spacing w:val="5"/>
     </w:rPr>
   </w:style>
-  <w:style w:type="paragraph" w:styleId="861">
+  <w:style w:type="paragraph" w:styleId="871">
     <w:name w:val="Header"/>
-    <w:basedOn w:val="886"/>
-    <w:link w:val="862"/>
+    <w:basedOn w:val="896"/>
+    <w:link w:val="872"/>
     <w:uiPriority w:val="99"/>
     <w:unhideWhenUsed/>
     <w:pPr>
@@ -54181,10 +53890,10 @@
       <w:ind/>
     </w:pPr>
   </w:style>
-  <w:style w:type="character" w:styleId="862">
+  <w:style w:type="character" w:styleId="872">
     <w:name w:val="Header Char"/>
-    <w:basedOn w:val="836"/>
-    <w:link w:val="861"/>
+    <w:basedOn w:val="846"/>
+    <w:link w:val="871"/>
     <w:uiPriority w:val="99"/>
     <w:pPr>
       <w:pBdr/>
@@ -54192,10 +53901,10 @@
       <w:ind/>
     </w:pPr>
   </w:style>
-  <w:style w:type="paragraph" w:styleId="863">
+  <w:style w:type="paragraph" w:styleId="873">
     <w:name w:val="Footer"/>
-    <w:basedOn w:val="886"/>
-    <w:link w:val="864"/>
+    <w:basedOn w:val="896"/>
+    <w:link w:val="874"/>
     <w:uiPriority w:val="99"/>
     <w:unhideWhenUsed/>
     <w:pPr>
@@ -54208,10 +53917,10 @@
       <w:ind/>
     </w:pPr>
   </w:style>
-  <w:style w:type="character" w:styleId="864">
+  <w:style w:type="character" w:styleId="874">
     <w:name w:val="Footer Char"/>
-    <w:basedOn w:val="836"/>
-    <w:link w:val="863"/>
+    <w:basedOn w:val="846"/>
+    <w:link w:val="873"/>
     <w:uiPriority w:val="99"/>
     <w:pPr>
       <w:pBdr/>
@@ -54219,10 +53928,10 @@
       <w:ind/>
     </w:pPr>
   </w:style>
-  <w:style w:type="paragraph" w:styleId="865">
+  <w:style w:type="paragraph" w:styleId="875">
     <w:name w:val="Caption"/>
-    <w:basedOn w:val="886"/>
-    <w:next w:val="886"/>
+    <w:basedOn w:val="896"/>
+    <w:next w:val="896"/>
     <w:uiPriority w:val="35"/>
     <w:unhideWhenUsed/>
     <w:qFormat/>
@@ -54239,10 +53948,10 @@
       <w:szCs w:val="18"/>
     </w:rPr>
   </w:style>
-  <w:style w:type="paragraph" w:styleId="866">
+  <w:style w:type="paragraph" w:styleId="876">
     <w:name w:val="footnote text"/>
-    <w:basedOn w:val="886"/>
-    <w:link w:val="867"/>
+    <w:basedOn w:val="896"/>
+    <w:link w:val="877"/>
     <w:uiPriority w:val="99"/>
     <w:semiHidden/>
     <w:unhideWhenUsed/>
@@ -54256,10 +53965,10 @@
       <w:szCs w:val="20"/>
     </w:rPr>
   </w:style>
-  <w:style w:type="character" w:styleId="867">
+  <w:style w:type="character" w:styleId="877">
     <w:name w:val="Footnote Text Char"/>
-    <w:basedOn w:val="836"/>
-    <w:link w:val="866"/>
+    <w:basedOn w:val="846"/>
+    <w:link w:val="876"/>
     <w:uiPriority w:val="99"/>
     <w:semiHidden/>
     <w:pPr>
@@ -54272,9 +53981,9 @@
       <w:szCs w:val="20"/>
     </w:rPr>
   </w:style>
-  <w:style w:type="character" w:styleId="868">
+  <w:style w:type="character" w:styleId="878">
     <w:name w:val="footnote reference"/>
-    <w:basedOn w:val="836"/>
+    <w:basedOn w:val="846"/>
     <w:uiPriority w:val="99"/>
     <w:semiHidden/>
     <w:unhideWhenUsed/>
@@ -54287,10 +53996,10 @@
       <w:vertAlign w:val="superscript"/>
     </w:rPr>
   </w:style>
-  <w:style w:type="paragraph" w:styleId="869">
+  <w:style w:type="paragraph" w:styleId="879">
     <w:name w:val="endnote text"/>
-    <w:basedOn w:val="886"/>
-    <w:link w:val="870"/>
+    <w:basedOn w:val="896"/>
+    <w:link w:val="880"/>
     <w:uiPriority w:val="99"/>
     <w:semiHidden/>
     <w:unhideWhenUsed/>
@@ -54304,10 +54013,10 @@
       <w:szCs w:val="20"/>
     </w:rPr>
   </w:style>
-  <w:style w:type="character" w:styleId="870">
+  <w:style w:type="character" w:styleId="880">
     <w:name w:val="Endnote Text Char"/>
-    <w:basedOn w:val="836"/>
-    <w:link w:val="869"/>
+    <w:basedOn w:val="846"/>
+    <w:link w:val="879"/>
     <w:uiPriority w:val="99"/>
     <w:semiHidden/>
     <w:pPr>
@@ -54320,9 +54029,9 @@
       <w:szCs w:val="20"/>
     </w:rPr>
   </w:style>
-  <w:style w:type="character" w:styleId="871">
+  <w:style w:type="character" w:styleId="881">
     <w:name w:val="endnote reference"/>
-    <w:basedOn w:val="836"/>
+    <w:basedOn w:val="846"/>
     <w:uiPriority w:val="99"/>
     <w:semiHidden/>
     <w:unhideWhenUsed/>
@@ -54335,9 +54044,9 @@
       <w:vertAlign w:val="superscript"/>
     </w:rPr>
   </w:style>
-  <w:style w:type="character" w:styleId="872">
+  <w:style w:type="character" w:styleId="882">
     <w:name w:val="Hyperlink"/>
-    <w:basedOn w:val="836"/>
+    <w:basedOn w:val="846"/>
     <w:uiPriority w:val="99"/>
     <w:unhideWhenUsed/>
     <w:pPr>
@@ -54350,9 +54059,9 @@
       <w:u w:val="single"/>
     </w:rPr>
   </w:style>
-  <w:style w:type="character" w:styleId="873">
+  <w:style w:type="character" w:styleId="883">
     <w:name w:val="FollowedHyperlink"/>
-    <w:basedOn w:val="836"/>
+    <w:basedOn w:val="846"/>
     <w:uiPriority w:val="99"/>
     <w:semiHidden/>
     <w:unhideWhenUsed/>
@@ -54366,10 +54075,10 @@
       <w:u w:val="single"/>
     </w:rPr>
   </w:style>
-  <w:style w:type="paragraph" w:styleId="874">
+  <w:style w:type="paragraph" w:styleId="884">
     <w:name w:val="toc 1"/>
-    <w:basedOn w:val="886"/>
-    <w:next w:val="886"/>
+    <w:basedOn w:val="896"/>
+    <w:next w:val="896"/>
     <w:uiPriority w:val="39"/>
     <w:unhideWhenUsed/>
     <w:pPr>
@@ -54378,10 +54087,10 @@
       <w:ind/>
     </w:pPr>
   </w:style>
-  <w:style w:type="paragraph" w:styleId="875">
+  <w:style w:type="paragraph" w:styleId="885">
     <w:name w:val="toc 2"/>
-    <w:basedOn w:val="886"/>
-    <w:next w:val="886"/>
+    <w:basedOn w:val="896"/>
+    <w:next w:val="896"/>
     <w:uiPriority w:val="39"/>
     <w:unhideWhenUsed/>
     <w:pPr>
@@ -54390,10 +54099,10 @@
       <w:ind w:left="220"/>
     </w:pPr>
   </w:style>
-  <w:style w:type="paragraph" w:styleId="876">
+  <w:style w:type="paragraph" w:styleId="886">
     <w:name w:val="toc 3"/>
-    <w:basedOn w:val="886"/>
-    <w:next w:val="886"/>
+    <w:basedOn w:val="896"/>
+    <w:next w:val="896"/>
     <w:uiPriority w:val="39"/>
     <w:unhideWhenUsed/>
     <w:pPr>
@@ -54402,10 +54111,10 @@
       <w:ind w:left="440"/>
     </w:pPr>
   </w:style>
-  <w:style w:type="paragraph" w:styleId="877">
+  <w:style w:type="paragraph" w:styleId="887">
     <w:name w:val="toc 4"/>
-    <w:basedOn w:val="886"/>
-    <w:next w:val="886"/>
+    <w:basedOn w:val="896"/>
+    <w:next w:val="896"/>
     <w:uiPriority w:val="39"/>
     <w:unhideWhenUsed/>
     <w:pPr>
@@ -54414,10 +54123,10 @@
       <w:ind w:left="660"/>
     </w:pPr>
   </w:style>
-  <w:style w:type="paragraph" w:styleId="878">
+  <w:style w:type="paragraph" w:styleId="888">
     <w:name w:val="toc 5"/>
-    <w:basedOn w:val="886"/>
-    <w:next w:val="886"/>
+    <w:basedOn w:val="896"/>
+    <w:next w:val="896"/>
     <w:uiPriority w:val="39"/>
     <w:unhideWhenUsed/>
     <w:pPr>
@@ -54426,10 +54135,10 @@
       <w:ind w:left="880"/>
     </w:pPr>
   </w:style>
-  <w:style w:type="paragraph" w:styleId="879">
+  <w:style w:type="paragraph" w:styleId="889">
     <w:name w:val="toc 6"/>
-    <w:basedOn w:val="886"/>
-    <w:next w:val="886"/>
+    <w:basedOn w:val="896"/>
+    <w:next w:val="896"/>
     <w:uiPriority w:val="39"/>
     <w:unhideWhenUsed/>
     <w:pPr>
@@ -54438,10 +54147,10 @@
       <w:ind w:left="1100"/>
     </w:pPr>
   </w:style>
-  <w:style w:type="paragraph" w:styleId="880">
+  <w:style w:type="paragraph" w:styleId="890">
     <w:name w:val="toc 7"/>
-    <w:basedOn w:val="886"/>
-    <w:next w:val="886"/>
+    <w:basedOn w:val="896"/>
+    <w:next w:val="896"/>
     <w:uiPriority w:val="39"/>
     <w:unhideWhenUsed/>
     <w:pPr>
@@ -54450,10 +54159,10 @@
       <w:ind w:left="1320"/>
     </w:pPr>
   </w:style>
-  <w:style w:type="paragraph" w:styleId="881">
+  <w:style w:type="paragraph" w:styleId="891">
     <w:name w:val="toc 8"/>
-    <w:basedOn w:val="886"/>
-    <w:next w:val="886"/>
+    <w:basedOn w:val="896"/>
+    <w:next w:val="896"/>
     <w:uiPriority w:val="39"/>
     <w:unhideWhenUsed/>
     <w:pPr>
@@ -54462,10 +54171,10 @@
       <w:ind w:left="1540"/>
     </w:pPr>
   </w:style>
-  <w:style w:type="paragraph" w:styleId="882">
+  <w:style w:type="paragraph" w:styleId="892">
     <w:name w:val="toc 9"/>
-    <w:basedOn w:val="886"/>
-    <w:next w:val="886"/>
+    <w:basedOn w:val="896"/>
+    <w:next w:val="896"/>
     <w:uiPriority w:val="39"/>
     <w:unhideWhenUsed/>
     <w:pPr>
@@ -54474,9 +54183,9 @@
       <w:ind w:left="1760"/>
     </w:pPr>
   </w:style>
-  <w:style w:type="character" w:styleId="883">
+  <w:style w:type="character" w:styleId="893">
     <w:name w:val="Placeholder Text"/>
-    <w:basedOn w:val="836"/>
+    <w:basedOn w:val="846"/>
     <w:uiPriority w:val="99"/>
     <w:semiHidden/>
     <w:pPr>
@@ -54488,7 +54197,7 @@
       <w:color w:val="666666"/>
     </w:rPr>
   </w:style>
-  <w:style w:type="paragraph" w:styleId="884">
+  <w:style w:type="paragraph" w:styleId="894">
     <w:name w:val="TOC Heading"/>
     <w:uiPriority w:val="39"/>
     <w:unhideWhenUsed/>
@@ -54498,10 +54207,10 @@
       <w:ind/>
     </w:pPr>
   </w:style>
-  <w:style w:type="paragraph" w:styleId="885">
+  <w:style w:type="paragraph" w:styleId="895">
     <w:name w:val="table of figures"/>
-    <w:basedOn w:val="886"/>
-    <w:next w:val="886"/>
+    <w:basedOn w:val="896"/>
+    <w:next w:val="896"/>
     <w:uiPriority w:val="99"/>
     <w:unhideWhenUsed/>
     <w:pPr>
@@ -54510,7 +54219,7 @@
       <w:ind/>
     </w:pPr>
   </w:style>
-  <w:style w:type="paragraph" w:styleId="886" w:default="1">
+  <w:style w:type="paragraph" w:styleId="896" w:default="1">
     <w:name w:val="Normal"/>
     <w:qFormat/>
     <w:pPr>
@@ -54519,7 +54228,7 @@
       <w:ind/>
     </w:pPr>
   </w:style>
-  <w:style w:type="table" w:styleId="887" w:default="1">
+  <w:style w:type="table" w:styleId="897" w:default="1">
     <w:name w:val="Normal Table"/>
     <w:uiPriority w:val="99"/>
     <w:semiHidden/>
@@ -54712,7 +54421,7 @@
       </w:tcPr>
     </w:tblStylePr>
   </w:style>
-  <w:style w:type="numbering" w:styleId="888" w:default="1">
+  <w:style w:type="numbering" w:styleId="898" w:default="1">
     <w:name w:val="No List"/>
     <w:uiPriority w:val="99"/>
     <w:semiHidden/>
@@ -54723,9 +54432,9 @@
       <w:ind/>
     </w:pPr>
   </w:style>
-  <w:style w:type="paragraph" w:styleId="889">
+  <w:style w:type="paragraph" w:styleId="899">
     <w:name w:val="No Spacing"/>
-    <w:basedOn w:val="886"/>
+    <w:basedOn w:val="896"/>
     <w:uiPriority w:val="1"/>
     <w:qFormat/>
     <w:pPr>
@@ -54734,9 +54443,9 @@
       <w:ind/>
     </w:pPr>
   </w:style>
-  <w:style w:type="paragraph" w:styleId="890">
+  <w:style w:type="paragraph" w:styleId="900">
     <w:name w:val="List Paragraph"/>
-    <w:basedOn w:val="886"/>
+    <w:basedOn w:val="896"/>
     <w:uiPriority w:val="34"/>
     <w:qFormat/>
     <w:pPr>

--- a/rapport/components/chap4.docx
+++ b/rapport/components/chap4.docx
@@ -4,6 +4,7 @@
   <w:body>
     <w:p>
       <w:pPr>
+        <w:pStyle w:val="837"/>
         <w:pBdr/>
         <w:spacing/>
         <w:ind/>
@@ -13,7 +14,7 @@
         <w:rPr>
           <w:highlight w:val="none"/>
         </w:rPr>
-        <w:t xml:space="preserve">Chap 4 : </w:t>
+        <w:t xml:space="preserve">CHAP 4 : </w:t>
       </w:r>
       <w:r>
         <w:t xml:space="preserve">MODÉLISATION DU DOMAINE</w:t>
@@ -27,6 +28,7 @@
     </w:p>
     <w:p>
       <w:pPr>
+        <w:pStyle w:val="838"/>
         <w:pBdr/>
         <w:spacing/>
         <w:ind/>
@@ -45,7 +47,7 @@
           <w:sz w:val="28"/>
           <w:szCs w:val="28"/>
         </w:rPr>
-        <w:t xml:space="preserve">4.1 Introduction</w:t>
+        <w:t xml:space="preserve">4.1. Introduction</w:t>
       </w:r>
       <w:r>
         <w:rPr>
@@ -95,6 +97,14 @@
           <w:highlight w:val="none"/>
         </w:rPr>
       </w:r>
+      <w:r>
+        <w:rPr>
+          <w:rFonts w:ascii="Arial" w:hAnsi="Arial" w:eastAsia="Arial" w:cs="Arial"/>
+          <w:sz w:val="24"/>
+          <w:szCs w:val="24"/>
+          <w:highlight w:val="none"/>
+        </w:rPr>
+      </w:r>
     </w:p>
     <w:p>
       <w:pPr>
@@ -123,13 +133,14 @@
     </w:p>
     <w:p>
       <w:pPr>
+        <w:pStyle w:val="838"/>
         <w:pBdr/>
         <w:spacing/>
         <w:ind/>
         <w:rPr/>
       </w:pPr>
       <w:r>
-        <w:t xml:space="preserve">4.2 Règles de gestion</w:t>
+        <w:t xml:space="preserve">4.2. Règles de gestion</w:t>
       </w:r>
       <w:r/>
     </w:p>
@@ -140,11 +151,9 @@
         <w:ind/>
         <w:rPr/>
       </w:pPr>
-      <w:r/>
       <w:r>
         <w:t xml:space="preserve">Les règles de gestion définissent les contraintes que le système doit respecter afin d’assurer la cohérence des données et le bon déroulement des opérations. Elles ont été établies à partir des besoins identifiés auprès des différents acteurs du projet.</w:t>
       </w:r>
-      <w:r/>
       <w:r/>
     </w:p>
     <w:p>
@@ -168,16 +177,12 @@
         </w:pBdr>
         <w:spacing/>
         <w:ind w:right="0" w:firstLine="0" w:left="0"/>
-        <w:rPr/>
+        <w:rPr>
+          <w14:ligatures w14:val="none"/>
+        </w:rPr>
       </w:pPr>
       <w:r>
-        <w:rPr>
-          <w:rFonts w:ascii="Times New Roman" w:hAnsi="Times New Roman" w:eastAsia="Times New Roman" w:cs="Times New Roman"/>
-          <w:b/>
-          <w:color w:val="000000"/>
-          <w:sz w:val="28"/>
-        </w:rPr>
-        <w:t xml:space="preserve">4.2.1 Gestion des utilisateurs et des accès</w:t>
+        <w:t xml:space="preserve">4.2.1. Gestion des utilisateurs et des accès</w:t>
       </w:r>
       <w:r/>
     </w:p>
@@ -655,15 +660,11 @@
         </w:pBdr>
         <w:spacing/>
         <w:ind w:right="0" w:firstLine="0" w:left="0"/>
-        <w:rPr/>
+        <w:rPr>
+          <w14:ligatures w14:val="none"/>
+        </w:rPr>
       </w:pPr>
       <w:r>
-        <w:rPr>
-          <w:rFonts w:ascii="Times New Roman" w:hAnsi="Times New Roman" w:eastAsia="Times New Roman" w:cs="Times New Roman"/>
-          <w:b/>
-          <w:color w:val="000000"/>
-          <w:sz w:val="28"/>
-        </w:rPr>
         <w:t xml:space="preserve">4.2.2 Gestion des projets et des conventions</w:t>
       </w:r>
       <w:r/>
@@ -899,11 +900,9 @@
               <w:ind/>
               <w:rPr/>
             </w:pPr>
-            <w:r/>
             <w:r>
               <w:t xml:space="preserve">Une convention ne peut être associée qu’à un seul projet et un seul bailleur.</w:t>
             </w:r>
-            <w:r/>
             <w:r>
               <w:rPr>
                 <w:rFonts w:ascii="Times New Roman" w:hAnsi="Times New Roman" w:eastAsia="Times New Roman" w:cs="Times New Roman"/>
@@ -1291,15 +1290,11 @@
         </w:pBdr>
         <w:spacing/>
         <w:ind w:right="0" w:firstLine="0" w:left="0"/>
-        <w:rPr/>
+        <w:rPr>
+          <w14:ligatures w14:val="none"/>
+        </w:rPr>
       </w:pPr>
       <w:r>
-        <w:rPr>
-          <w:rFonts w:ascii="Times New Roman" w:hAnsi="Times New Roman" w:eastAsia="Times New Roman" w:cs="Times New Roman"/>
-          <w:b/>
-          <w:color w:val="000000"/>
-          <w:sz w:val="28"/>
-        </w:rPr>
         <w:t xml:space="preserve">4.2.3 Circuit des dépenses</w:t>
       </w:r>
       <w:r/>
@@ -1933,15 +1928,11 @@
         </w:pBdr>
         <w:spacing/>
         <w:ind w:right="0" w:firstLine="0" w:left="0"/>
-        <w:rPr/>
+        <w:rPr>
+          <w14:ligatures w14:val="none"/>
+        </w:rPr>
       </w:pPr>
       <w:r>
-        <w:rPr>
-          <w:rFonts w:ascii="Times New Roman" w:hAnsi="Times New Roman" w:eastAsia="Times New Roman" w:cs="Times New Roman"/>
-          <w:b/>
-          <w:color w:val="000000"/>
-          <w:sz w:val="28"/>
-        </w:rPr>
         <w:t xml:space="preserve">4.2.4 Clôture et reporting</w:t>
       </w:r>
       <w:r/>
@@ -2420,15 +2411,11 @@
         </w:pBdr>
         <w:spacing/>
         <w:ind w:right="0" w:firstLine="0" w:left="0"/>
-        <w:rPr/>
+        <w:rPr>
+          <w14:ligatures w14:val="none"/>
+        </w:rPr>
       </w:pPr>
       <w:r>
-        <w:rPr>
-          <w:rFonts w:ascii="Times New Roman" w:hAnsi="Times New Roman" w:eastAsia="Times New Roman" w:cs="Times New Roman"/>
-          <w:b/>
-          <w:color w:val="000000"/>
-          <w:sz w:val="28"/>
-        </w:rPr>
         <w:t xml:space="preserve">4.2.5 Assistance et communication</w:t>
       </w:r>
       <w:r/>
@@ -2600,6 +2587,101 @@
               <w:t xml:space="preserve">Les contenus d’assistance sont affichés selon le rôle de l’utilisateur.</w:t>
             </w:r>
             <w:r/>
+          </w:p>
+        </w:tc>
+      </w:tr>
+      <w:tr>
+        <w:trPr/>
+        <w:tc>
+          <w:tcPr>
+            <w:tcBorders>
+              <w:top w:val="single" w:color="000000" w:sz="4" w:space="0"/>
+              <w:left w:val="single" w:color="000000" w:sz="4" w:space="0"/>
+              <w:bottom w:val="single" w:color="000000" w:sz="4" w:space="0"/>
+              <w:right w:val="single" w:color="000000" w:sz="4" w:space="0"/>
+            </w:tcBorders>
+            <w:tcMar>
+              <w:left w:w="15" w:type="dxa"/>
+              <w:top w:w="15" w:type="dxa"/>
+              <w:right w:w="15" w:type="dxa"/>
+              <w:bottom w:w="15" w:type="dxa"/>
+            </w:tcMar>
+            <w:tcW w:w="573" w:type="dxa"/>
+            <w:vAlign w:val="center"/>
+            <w:vMerge w:val="restart"/>
+          </w:tcPr>
+          <w:p>
+            <w:pPr>
+              <w:pBdr/>
+              <w:spacing w:after="0" w:before="0" w:line="240" w:lineRule="auto"/>
+              <w:ind/>
+              <w:rPr>
+                <w:rFonts w:ascii="Times New Roman" w:hAnsi="Times New Roman" w:eastAsia="Times New Roman" w:cs="Times New Roman"/>
+                <w:color w:val="000000"/>
+                <w:sz w:val="24"/>
+              </w:rPr>
+            </w:pPr>
+            <w:r>
+              <w:rPr>
+                <w:rFonts w:ascii="Times New Roman" w:hAnsi="Times New Roman" w:eastAsia="Times New Roman" w:cs="Times New Roman"/>
+                <w:color w:val="000000"/>
+                <w:sz w:val="24"/>
+              </w:rPr>
+              <w:t xml:space="preserve">RG26</w:t>
+            </w:r>
+            <w:r>
+              <w:rPr>
+                <w:rFonts w:ascii="Times New Roman" w:hAnsi="Times New Roman" w:eastAsia="Times New Roman" w:cs="Times New Roman"/>
+                <w:color w:val="000000"/>
+                <w:sz w:val="24"/>
+              </w:rPr>
+            </w:r>
+          </w:p>
+        </w:tc>
+        <w:tc>
+          <w:tcPr>
+            <w:tcBorders>
+              <w:top w:val="single" w:color="000000" w:sz="4" w:space="0"/>
+              <w:left w:val="single" w:color="000000" w:sz="4" w:space="0"/>
+              <w:bottom w:val="single" w:color="000000" w:sz="4" w:space="0"/>
+              <w:right w:val="single" w:color="000000" w:sz="4" w:space="0"/>
+            </w:tcBorders>
+            <w:tcMar>
+              <w:left w:w="15" w:type="dxa"/>
+              <w:top w:w="15" w:type="dxa"/>
+              <w:right w:w="15" w:type="dxa"/>
+              <w:bottom w:w="15" w:type="dxa"/>
+            </w:tcMar>
+            <w:tcW w:w="8048" w:type="dxa"/>
+            <w:vAlign w:val="center"/>
+            <w:vMerge w:val="restart"/>
+          </w:tcPr>
+          <w:p>
+            <w:pPr>
+              <w:pBdr/>
+              <w:spacing w:after="0" w:before="0" w:line="240" w:lineRule="auto"/>
+              <w:ind/>
+              <w:rPr>
+                <w:rFonts w:ascii="Times New Roman" w:hAnsi="Times New Roman" w:eastAsia="Times New Roman" w:cs="Times New Roman"/>
+                <w:color w:val="000000"/>
+                <w:sz w:val="24"/>
+              </w:rPr>
+            </w:pPr>
+            <w:r>
+              <w:rPr>
+                <w:rFonts w:ascii="Times New Roman" w:hAnsi="Times New Roman" w:eastAsia="Times New Roman" w:cs="Times New Roman"/>
+                <w:color w:val="000000"/>
+                <w:sz w:val="24"/>
+              </w:rPr>
+              <w:t xml:space="preserve">Tout utilisateur a accès au chat mais le porteur de projet ne peux pas communiquer avec un autre porteur, juste avec daf,ac,admin</w:t>
+            </w:r>
+            <w:r>
+              <w:rPr>
+                <w:rFonts w:ascii="Times New Roman" w:hAnsi="Times New Roman" w:eastAsia="Times New Roman" w:cs="Times New Roman"/>
+                <w:color w:val="000000"/>
+                <w:sz w:val="24"/>
+              </w:rPr>
+            </w:r>
           </w:p>
         </w:tc>
       </w:tr>
@@ -2635,6 +2717,7 @@
     </w:p>
     <w:p>
       <w:pPr>
+        <w:pStyle w:val="838"/>
         <w:pBdr/>
         <w:spacing/>
         <w:ind/>
@@ -2693,6 +2776,13 @@
         </w:rPr>
         <w:t xml:space="preserve">
 </w:t>
+      </w:r>
+      <w:r>
+        <w:rPr>
+          <w:sz w:val="24"/>
+          <w:szCs w:val="24"/>
+          <w:highlight w:val="none"/>
+        </w:rPr>
       </w:r>
       <w:r>
         <w:rPr>
@@ -2750,13 +2840,6 @@
           <w:highlight w:val="none"/>
         </w:rPr>
       </w:r>
-      <w:r>
-        <w:rPr>
-          <w:sz w:val="24"/>
-          <w:szCs w:val="24"/>
-          <w:highlight w:val="none"/>
-        </w:rPr>
-      </w:r>
     </w:p>
     <w:p>
       <w:pPr>
@@ -2994,14 +3077,7 @@
             </w:r>
             <w:r>
               <w:rPr>
-                <w:rFonts w:ascii="Arial" w:hAnsi="Arial" w:eastAsia="Arial" w:cs="Arial"/>
-                <w:b w:val="0"/>
-                <w:i w:val="0"/>
-                <w:strike w:val="0"/>
-                <w:color w:val="000000"/>
-                <w:sz w:val="23"/>
-                <w:u w:val="none"/>
-                <w:vertAlign w:val="baseline"/>
+                <w:highlight w:val="none"/>
               </w:rPr>
             </w:r>
             <w:r>
@@ -4338,7 +4414,11 @@
       </w:r>
       <w:r>
         <w:rPr>
-          <w:highlight w:val="none"/>
+          <w:rFonts w:ascii="Arial" w:hAnsi="Arial" w:eastAsia="Arial" w:cs="Arial"/>
+          <w:color w:val="0f1115"/>
+          <w:sz w:val="24"/>
+          <w:szCs w:val="24"/>
+          <w:highlight w:val="white"/>
         </w:rPr>
       </w:r>
       <w:r>
@@ -4362,15 +4442,11 @@
         </w:pBdr>
         <w:spacing/>
         <w:ind w:right="0" w:firstLine="0" w:left="0"/>
-        <w:rPr/>
+        <w:rPr>
+          <w14:ligatures w14:val="none"/>
+        </w:rPr>
       </w:pPr>
       <w:r>
-        <w:rPr>
-          <w:rFonts w:ascii="Times New Roman" w:hAnsi="Times New Roman" w:eastAsia="Times New Roman" w:cs="Times New Roman"/>
-          <w:b/>
-          <w:color w:val="000000"/>
-          <w:sz w:val="36"/>
-        </w:rPr>
         <w:t xml:space="preserve">4.4 Dictionnaire des données</w:t>
       </w:r>
       <w:r/>
@@ -4407,17 +4483,21 @@
           <w:sz w:val="24"/>
         </w:rPr>
       </w:r>
+      <w:r>
+        <w:rPr>
+          <w:rFonts w:ascii="Times New Roman" w:hAnsi="Times New Roman" w:eastAsia="Times New Roman" w:cs="Times New Roman"/>
+          <w:color w:val="000000"/>
+          <w:sz w:val="24"/>
+          <w:szCs w:val="24"/>
+          <w:highlight w:val="none"/>
+        </w:rPr>
+      </w:r>
     </w:p>
     <w:p>
       <w:pPr>
-        <w:pBdr>
-          <w:top w:val="none" w:color="000000" w:sz="4" w:space="0"/>
-          <w:left w:val="none" w:color="000000" w:sz="4" w:space="0"/>
-          <w:bottom w:val="none" w:color="000000" w:sz="4" w:space="0"/>
-          <w:right w:val="none" w:color="000000" w:sz="4" w:space="0"/>
-        </w:pBdr>
-        <w:spacing/>
-        <w:ind w:right="0" w:firstLine="0" w:left="0"/>
+        <w:pBdr/>
+        <w:spacing/>
+        <w:ind/>
         <w:rPr>
           <w:rFonts w:ascii="Times New Roman" w:hAnsi="Times New Roman" w:eastAsia="Times New Roman" w:cs="Times New Roman"/>
           <w:sz w:val="24"/>
@@ -4443,15 +4523,13 @@
       <w:r>
         <w:rPr>
           <w:rFonts w:ascii="Times New Roman" w:hAnsi="Times New Roman" w:eastAsia="Times New Roman" w:cs="Times New Roman"/>
-          <w:color w:val="000000"/>
           <w:sz w:val="24"/>
-          <w:highlight w:val="none"/>
+          <w:szCs w:val="24"/>
         </w:rPr>
       </w:r>
     </w:p>
     <w:p>
       <w:pPr>
-        <w:pStyle w:val="838"/>
         <w:pBdr/>
         <w:spacing/>
         <w:ind/>
@@ -4460,7 +4538,6 @@
       <w:r>
         <w:t xml:space="preserve">Classe Utilisateur</w:t>
       </w:r>
-      <w:r/>
       <w:r/>
     </w:p>
     <w:tbl>
@@ -4494,7 +4571,6 @@
               <w:t xml:space="preserve">Nom</w:t>
             </w:r>
             <w:r/>
-            <w:r/>
           </w:p>
         </w:tc>
         <w:tc>
@@ -4513,7 +4589,6 @@
               <w:t xml:space="preserve">Désignation</w:t>
             </w:r>
             <w:r/>
-            <w:r/>
           </w:p>
         </w:tc>
         <w:tc>
@@ -4532,7 +4607,6 @@
               <w:t xml:space="preserve">Type SQL</w:t>
             </w:r>
             <w:r/>
-            <w:r/>
           </w:p>
         </w:tc>
         <w:tc>
@@ -4550,7 +4624,6 @@
             <w:r>
               <w:t xml:space="preserve">Taille</w:t>
             </w:r>
-            <w:r/>
             <w:r/>
           </w:p>
         </w:tc>
@@ -4573,7 +4646,6 @@
               <w:t xml:space="preserve">id_utilisateur</w:t>
             </w:r>
             <w:r/>
-            <w:r/>
           </w:p>
         </w:tc>
         <w:tc>
@@ -4592,7 +4664,6 @@
               <w:t xml:space="preserve">Identifiant de l'utilisateur</w:t>
             </w:r>
             <w:r/>
-            <w:r/>
           </w:p>
         </w:tc>
         <w:tc>
@@ -4611,7 +4682,6 @@
               <w:t xml:space="preserve">INT</w:t>
             </w:r>
             <w:r/>
-            <w:r/>
           </w:p>
         </w:tc>
         <w:tc>
@@ -4629,7 +4699,6 @@
             <w:r>
               <w:t xml:space="preserve">20</w:t>
             </w:r>
-            <w:r/>
             <w:r/>
           </w:p>
         </w:tc>
@@ -4648,14 +4717,12 @@
               <w:ind/>
               <w:rPr/>
             </w:pPr>
-            <w:r/>
             <w:r>
               <w:t xml:space="preserve">utilisateur</w:t>
             </w:r>
             <w:r>
               <w:t xml:space="preserve">_nom</w:t>
             </w:r>
-            <w:r/>
             <w:r/>
           </w:p>
         </w:tc>
@@ -4675,7 +4742,6 @@
               <w:t xml:space="preserve">Nom complet de l'utilisateur</w:t>
             </w:r>
             <w:r/>
-            <w:r/>
           </w:p>
         </w:tc>
         <w:tc>
@@ -4694,7 +4760,6 @@
               <w:t xml:space="preserve">VARCHAR</w:t>
             </w:r>
             <w:r/>
-            <w:r/>
           </w:p>
         </w:tc>
         <w:tc>
@@ -4712,7 +4777,6 @@
             <w:r>
               <w:t xml:space="preserve">100</w:t>
             </w:r>
-            <w:r/>
             <w:r/>
           </w:p>
         </w:tc>
@@ -4731,18 +4795,15 @@
               <w:ind/>
               <w:rPr/>
             </w:pPr>
-            <w:r/>
             <w:r>
               <w:t xml:space="preserve">utilisateur</w:t>
             </w:r>
             <w:r>
               <w:t xml:space="preserve">_</w:t>
             </w:r>
-            <w:r/>
             <w:r>
               <w:t xml:space="preserve">email</w:t>
             </w:r>
-            <w:r/>
             <w:r/>
           </w:p>
         </w:tc>
@@ -4762,7 +4823,6 @@
               <w:t xml:space="preserve">Adresse électronique</w:t>
             </w:r>
             <w:r/>
-            <w:r/>
           </w:p>
         </w:tc>
         <w:tc>
@@ -4781,7 +4841,6 @@
               <w:t xml:space="preserve">VARCHAR</w:t>
             </w:r>
             <w:r/>
-            <w:r/>
           </w:p>
         </w:tc>
         <w:tc>
@@ -4799,7 +4858,6 @@
             <w:r>
               <w:t xml:space="preserve">100</w:t>
             </w:r>
-            <w:r/>
             <w:r/>
           </w:p>
         </w:tc>
@@ -4818,18 +4876,15 @@
               <w:ind/>
               <w:rPr/>
             </w:pPr>
-            <w:r/>
             <w:r>
               <w:t xml:space="preserve">utilisateur</w:t>
             </w:r>
             <w:r>
               <w:t xml:space="preserve">_</w:t>
             </w:r>
-            <w:r/>
             <w:r>
               <w:t xml:space="preserve">mot_de_passe</w:t>
             </w:r>
-            <w:r/>
             <w:r/>
           </w:p>
         </w:tc>
@@ -4849,7 +4904,6 @@
               <w:t xml:space="preserve">Mot de passe chiffré</w:t>
             </w:r>
             <w:r/>
-            <w:r/>
           </w:p>
         </w:tc>
         <w:tc>
@@ -4868,7 +4922,6 @@
               <w:t xml:space="preserve">VARCHAR</w:t>
             </w:r>
             <w:r/>
-            <w:r/>
           </w:p>
         </w:tc>
         <w:tc>
@@ -4886,7 +4939,6 @@
             <w:r>
               <w:t xml:space="preserve">255</w:t>
             </w:r>
-            <w:r/>
             <w:r/>
           </w:p>
         </w:tc>
@@ -4905,18 +4957,15 @@
               <w:ind/>
               <w:rPr/>
             </w:pPr>
-            <w:r/>
             <w:r>
               <w:t xml:space="preserve">utilisateur</w:t>
             </w:r>
             <w:r>
               <w:t xml:space="preserve">_</w:t>
             </w:r>
-            <w:r/>
             <w:r>
               <w:t xml:space="preserve">role</w:t>
             </w:r>
-            <w:r/>
             <w:r/>
           </w:p>
         </w:tc>
@@ -4936,7 +4985,6 @@
               <w:t xml:space="preserve">Rôle de l'utilisateur</w:t>
             </w:r>
             <w:r/>
-            <w:r/>
           </w:p>
         </w:tc>
         <w:tc>
@@ -4955,7 +5003,6 @@
               <w:t xml:space="preserve">ENUM(admin, daf, ac, porteur)</w:t>
             </w:r>
             <w:r/>
-            <w:r/>
           </w:p>
         </w:tc>
         <w:tc>
@@ -4973,7 +5020,6 @@
             <w:r>
               <w:t xml:space="preserve">-</w:t>
             </w:r>
-            <w:r/>
             <w:r/>
           </w:p>
         </w:tc>
@@ -4992,18 +5038,15 @@
               <w:ind/>
               <w:rPr/>
             </w:pPr>
-            <w:r/>
             <w:r>
               <w:t xml:space="preserve">utilisateur</w:t>
             </w:r>
             <w:r>
               <w:t xml:space="preserve">_</w:t>
             </w:r>
-            <w:r/>
             <w:r>
               <w:t xml:space="preserve">actif</w:t>
             </w:r>
-            <w:r/>
             <w:r/>
           </w:p>
         </w:tc>
@@ -5023,7 +5066,6 @@
               <w:t xml:space="preserve">Statut du compte</w:t>
             </w:r>
             <w:r/>
-            <w:r/>
           </w:p>
         </w:tc>
         <w:tc>
@@ -5042,7 +5084,6 @@
               <w:t xml:space="preserve">BOOLEAN</w:t>
             </w:r>
             <w:r/>
-            <w:r/>
           </w:p>
         </w:tc>
         <w:tc>
@@ -5060,7 +5101,6 @@
             <w:r>
               <w:t xml:space="preserve">1</w:t>
             </w:r>
-            <w:r/>
             <w:r/>
           </w:p>
         </w:tc>
@@ -5079,18 +5119,15 @@
               <w:ind/>
               <w:rPr/>
             </w:pPr>
-            <w:r/>
             <w:r>
               <w:t xml:space="preserve">utilisateur</w:t>
             </w:r>
             <w:r>
               <w:t xml:space="preserve">_</w:t>
             </w:r>
-            <w:r/>
             <w:r>
               <w:t xml:space="preserve">telephone</w:t>
             </w:r>
-            <w:r/>
             <w:r/>
           </w:p>
         </w:tc>
@@ -5110,7 +5147,6 @@
               <w:t xml:space="preserve">Numéro de téléphone</w:t>
             </w:r>
             <w:r/>
-            <w:r/>
           </w:p>
         </w:tc>
         <w:tc>
@@ -5129,7 +5165,6 @@
               <w:t xml:space="preserve">VARCHAR</w:t>
             </w:r>
             <w:r/>
-            <w:r/>
           </w:p>
         </w:tc>
         <w:tc>
@@ -5147,7 +5182,6 @@
             <w:r>
               <w:t xml:space="preserve">20</w:t>
             </w:r>
-            <w:r/>
             <w:r/>
           </w:p>
         </w:tc>
@@ -5166,18 +5200,15 @@
               <w:ind/>
               <w:rPr/>
             </w:pPr>
-            <w:r/>
             <w:r>
               <w:t xml:space="preserve">utilisateur</w:t>
             </w:r>
             <w:r>
               <w:t xml:space="preserve">_</w:t>
             </w:r>
-            <w:r/>
             <w:r>
               <w:t xml:space="preserve">avatar_chemin</w:t>
             </w:r>
-            <w:r/>
             <w:r/>
           </w:p>
         </w:tc>
@@ -5197,7 +5228,6 @@
               <w:t xml:space="preserve">Chemin de l'avatar</w:t>
             </w:r>
             <w:r/>
-            <w:r/>
           </w:p>
         </w:tc>
         <w:tc>
@@ -5216,7 +5246,6 @@
               <w:t xml:space="preserve">VARCHAR</w:t>
             </w:r>
             <w:r/>
-            <w:r/>
           </w:p>
         </w:tc>
         <w:tc>
@@ -5234,7 +5263,6 @@
             <w:r>
               <w:t xml:space="preserve">255</w:t>
             </w:r>
-            <w:r/>
             <w:r/>
           </w:p>
         </w:tc>
@@ -5247,13 +5275,11 @@
         <w:ind/>
         <w:rPr/>
       </w:pPr>
-      <w:r/>
       <w:r/>
       <w:r/>
     </w:p>
     <w:p>
       <w:pPr>
-        <w:pStyle w:val="838"/>
         <w:pBdr/>
         <w:spacing/>
         <w:ind/>
@@ -5262,7 +5288,6 @@
       <w:r>
         <w:t xml:space="preserve">Classe Projet</w:t>
       </w:r>
-      <w:r/>
       <w:r/>
     </w:p>
     <w:tbl>
@@ -5296,7 +5321,6 @@
               <w:t xml:space="preserve">Nom</w:t>
             </w:r>
             <w:r/>
-            <w:r/>
           </w:p>
         </w:tc>
         <w:tc>
@@ -5315,7 +5339,6 @@
               <w:t xml:space="preserve">Désignation</w:t>
             </w:r>
             <w:r/>
-            <w:r/>
           </w:p>
         </w:tc>
         <w:tc>
@@ -5334,7 +5357,6 @@
               <w:t xml:space="preserve">Type SQL</w:t>
             </w:r>
             <w:r/>
-            <w:r/>
           </w:p>
         </w:tc>
         <w:tc>
@@ -5352,7 +5374,6 @@
             <w:r>
               <w:t xml:space="preserve">Taille</w:t>
             </w:r>
-            <w:r/>
             <w:r/>
           </w:p>
         </w:tc>
@@ -5375,7 +5396,6 @@
               <w:t xml:space="preserve">id_projet</w:t>
             </w:r>
             <w:r/>
-            <w:r/>
           </w:p>
         </w:tc>
         <w:tc>
@@ -5394,7 +5414,6 @@
               <w:t xml:space="preserve">Identifiant du projet</w:t>
             </w:r>
             <w:r/>
-            <w:r/>
           </w:p>
         </w:tc>
         <w:tc>
@@ -5413,7 +5432,6 @@
               <w:t xml:space="preserve">INT</w:t>
             </w:r>
             <w:r/>
-            <w:r/>
           </w:p>
         </w:tc>
         <w:tc>
@@ -5431,7 +5449,6 @@
             <w:r>
               <w:t xml:space="preserve">20</w:t>
             </w:r>
-            <w:r/>
             <w:r/>
           </w:p>
         </w:tc>
@@ -5454,7 +5471,6 @@
               <w:t xml:space="preserve">projet_titre</w:t>
             </w:r>
             <w:r/>
-            <w:r/>
           </w:p>
         </w:tc>
         <w:tc>
@@ -5473,7 +5489,6 @@
               <w:t xml:space="preserve">Titre du projet</w:t>
             </w:r>
             <w:r/>
-            <w:r/>
           </w:p>
         </w:tc>
         <w:tc>
@@ -5492,7 +5507,6 @@
               <w:t xml:space="preserve">VARCHAR</w:t>
             </w:r>
             <w:r/>
-            <w:r/>
           </w:p>
         </w:tc>
         <w:tc>
@@ -5510,7 +5524,6 @@
             <w:r>
               <w:t xml:space="preserve">150</w:t>
             </w:r>
-            <w:r/>
             <w:r/>
           </w:p>
         </w:tc>
@@ -5529,15 +5542,12 @@
               <w:ind/>
               <w:rPr/>
             </w:pPr>
-            <w:r/>
             <w:r>
               <w:t xml:space="preserve">projet_</w:t>
             </w:r>
-            <w:r/>
             <w:r>
               <w:t xml:space="preserve">description</w:t>
             </w:r>
-            <w:r/>
             <w:r/>
           </w:p>
         </w:tc>
@@ -5557,7 +5567,6 @@
               <w:t xml:space="preserve">Description du projet</w:t>
             </w:r>
             <w:r/>
-            <w:r/>
           </w:p>
         </w:tc>
         <w:tc>
@@ -5576,7 +5585,6 @@
               <w:t xml:space="preserve">TEXT</w:t>
             </w:r>
             <w:r/>
-            <w:r/>
           </w:p>
         </w:tc>
         <w:tc>
@@ -5594,7 +5602,6 @@
             <w:r>
               <w:t xml:space="preserve">-</w:t>
             </w:r>
-            <w:r/>
             <w:r/>
           </w:p>
         </w:tc>
@@ -5613,15 +5620,12 @@
               <w:ind/>
               <w:rPr/>
             </w:pPr>
-            <w:r/>
             <w:r>
               <w:t xml:space="preserve">projet_</w:t>
             </w:r>
-            <w:r/>
             <w:r>
               <w:t xml:space="preserve">activites</w:t>
             </w:r>
-            <w:r/>
             <w:r/>
           </w:p>
         </w:tc>
@@ -5641,7 +5645,6 @@
               <w:t xml:space="preserve">Activités prévues</w:t>
             </w:r>
             <w:r/>
-            <w:r/>
           </w:p>
         </w:tc>
         <w:tc>
@@ -5660,7 +5663,6 @@
               <w:t xml:space="preserve">TEXT</w:t>
             </w:r>
             <w:r/>
-            <w:r/>
           </w:p>
         </w:tc>
         <w:tc>
@@ -5678,7 +5680,6 @@
             <w:r>
               <w:t xml:space="preserve">-</w:t>
             </w:r>
-            <w:r/>
             <w:r/>
           </w:p>
         </w:tc>
@@ -5697,15 +5698,12 @@
               <w:ind/>
               <w:rPr/>
             </w:pPr>
-            <w:r/>
             <w:r>
               <w:t xml:space="preserve">projet_</w:t>
             </w:r>
-            <w:r/>
             <w:r>
               <w:t xml:space="preserve">objectifs</w:t>
             </w:r>
-            <w:r/>
             <w:r/>
           </w:p>
         </w:tc>
@@ -5725,7 +5723,6 @@
               <w:t xml:space="preserve">Objectifs du projet</w:t>
             </w:r>
             <w:r/>
-            <w:r/>
           </w:p>
         </w:tc>
         <w:tc>
@@ -5744,7 +5741,6 @@
               <w:t xml:space="preserve">TEXT</w:t>
             </w:r>
             <w:r/>
-            <w:r/>
           </w:p>
         </w:tc>
         <w:tc>
@@ -5762,7 +5758,6 @@
             <w:r>
               <w:t xml:space="preserve">-</w:t>
             </w:r>
-            <w:r/>
             <w:r/>
           </w:p>
         </w:tc>
@@ -5781,15 +5776,12 @@
               <w:ind/>
               <w:rPr/>
             </w:pPr>
-            <w:r/>
             <w:r>
               <w:t xml:space="preserve">projet_</w:t>
             </w:r>
-            <w:r/>
             <w:r>
               <w:t xml:space="preserve">montant_estime</w:t>
             </w:r>
-            <w:r/>
             <w:r/>
           </w:p>
         </w:tc>
@@ -5809,7 +5801,6 @@
               <w:t xml:space="preserve">Montant estimé du projet</w:t>
             </w:r>
             <w:r/>
-            <w:r/>
           </w:p>
         </w:tc>
         <w:tc>
@@ -5828,7 +5819,6 @@
               <w:t xml:space="preserve">DECIMAL</w:t>
             </w:r>
             <w:r/>
-            <w:r/>
           </w:p>
         </w:tc>
         <w:tc>
@@ -5846,7 +5836,6 @@
             <w:r>
               <w:t xml:space="preserve">15,2</w:t>
             </w:r>
-            <w:r/>
             <w:r/>
           </w:p>
         </w:tc>
@@ -5865,15 +5854,12 @@
               <w:ind/>
               <w:rPr/>
             </w:pPr>
-            <w:r/>
             <w:r>
               <w:t xml:space="preserve">projet_</w:t>
             </w:r>
-            <w:r/>
             <w:r>
               <w:t xml:space="preserve">statut</w:t>
             </w:r>
-            <w:r/>
             <w:r/>
           </w:p>
         </w:tc>
@@ -5893,7 +5879,6 @@
               <w:t xml:space="preserve">Statut du projet</w:t>
             </w:r>
             <w:r/>
-            <w:r/>
           </w:p>
         </w:tc>
         <w:tc>
@@ -5912,7 +5897,6 @@
               <w:t xml:space="preserve">ENUM(en_attente_financement, en_cours, suspendu, termine, annule)</w:t>
             </w:r>
             <w:r/>
-            <w:r/>
           </w:p>
         </w:tc>
         <w:tc>
@@ -5930,7 +5914,6 @@
             <w:r>
               <w:t xml:space="preserve">-</w:t>
             </w:r>
-            <w:r/>
             <w:r/>
           </w:p>
         </w:tc>
@@ -5951,12 +5934,11 @@
               <w:rPr/>
             </w:pPr>
             <w:r>
-              <w:t xml:space="preserve">Projet_</w:t>
+              <w:t xml:space="preserve">projet_</w:t>
             </w:r>
             <w:r>
               <w:t xml:space="preserve">statut_final</w:t>
             </w:r>
-            <w:r/>
             <w:r/>
           </w:p>
         </w:tc>
@@ -6033,11 +6015,9 @@
               <w:ind/>
               <w:rPr/>
             </w:pPr>
-            <w:r/>
             <w:r>
               <w:t xml:space="preserve">projet_date_fin_prevue</w:t>
             </w:r>
-            <w:r/>
             <w:r/>
           </w:p>
         </w:tc>
@@ -6054,11 +6034,9 @@
               <w:ind/>
               <w:rPr/>
             </w:pPr>
-            <w:r/>
             <w:r>
               <w:t xml:space="preserve">Date de fin prévue</w:t>
             </w:r>
-            <w:r/>
             <w:r/>
           </w:p>
         </w:tc>
@@ -6116,11 +6094,9 @@
               <w:ind/>
               <w:rPr/>
             </w:pPr>
-            <w:r/>
             <w:r>
               <w:t xml:space="preserve">projet_date_fin_reelle</w:t>
             </w:r>
-            <w:r/>
             <w:r/>
           </w:p>
         </w:tc>
@@ -6137,7 +6113,6 @@
               <w:ind/>
               <w:rPr/>
             </w:pPr>
-            <w:r/>
             <w:r>
               <w:t xml:space="preserve">Date de fin </w:t>
             </w:r>
@@ -6271,13 +6246,11 @@
         <w:ind/>
         <w:rPr/>
       </w:pPr>
-      <w:r/>
       <w:r/>
       <w:r/>
     </w:p>
     <w:p>
       <w:pPr>
-        <w:pStyle w:val="838"/>
         <w:pBdr/>
         <w:spacing/>
         <w:ind/>
@@ -6286,7 +6259,6 @@
       <w:r>
         <w:t xml:space="preserve">Classe Bailleur</w:t>
       </w:r>
-      <w:r/>
       <w:r/>
     </w:p>
     <w:tbl>
@@ -6320,7 +6292,6 @@
               <w:t xml:space="preserve">Nom</w:t>
             </w:r>
             <w:r/>
-            <w:r/>
           </w:p>
         </w:tc>
         <w:tc>
@@ -6339,7 +6310,6 @@
               <w:t xml:space="preserve">Désignation</w:t>
             </w:r>
             <w:r/>
-            <w:r/>
           </w:p>
         </w:tc>
         <w:tc>
@@ -6358,7 +6328,6 @@
               <w:t xml:space="preserve">Type SQL</w:t>
             </w:r>
             <w:r/>
-            <w:r/>
           </w:p>
         </w:tc>
         <w:tc>
@@ -6376,7 +6345,6 @@
             <w:r>
               <w:t xml:space="preserve">Taille</w:t>
             </w:r>
-            <w:r/>
             <w:r/>
           </w:p>
         </w:tc>
@@ -6399,7 +6367,6 @@
               <w:t xml:space="preserve">id_bailleur</w:t>
             </w:r>
             <w:r/>
-            <w:r/>
           </w:p>
         </w:tc>
         <w:tc>
@@ -6418,7 +6385,6 @@
               <w:t xml:space="preserve">Identifiant du bailleur</w:t>
             </w:r>
             <w:r/>
-            <w:r/>
           </w:p>
         </w:tc>
         <w:tc>
@@ -6437,7 +6403,6 @@
               <w:t xml:space="preserve">INT</w:t>
             </w:r>
             <w:r/>
-            <w:r/>
           </w:p>
         </w:tc>
         <w:tc>
@@ -6455,7 +6420,6 @@
             <w:r>
               <w:t xml:space="preserve">20</w:t>
             </w:r>
-            <w:r/>
             <w:r/>
           </w:p>
         </w:tc>
@@ -6478,7 +6442,6 @@
               <w:t xml:space="preserve">bailleur_nom</w:t>
             </w:r>
             <w:r/>
-            <w:r/>
           </w:p>
         </w:tc>
         <w:tc>
@@ -6497,7 +6460,6 @@
               <w:t xml:space="preserve">Nom du bailleur</w:t>
             </w:r>
             <w:r/>
-            <w:r/>
           </w:p>
         </w:tc>
         <w:tc>
@@ -6516,7 +6478,6 @@
               <w:t xml:space="preserve">VARCHAR</w:t>
             </w:r>
             <w:r/>
-            <w:r/>
           </w:p>
         </w:tc>
         <w:tc>
@@ -6534,7 +6495,6 @@
             <w:r>
               <w:t xml:space="preserve">100</w:t>
             </w:r>
-            <w:r/>
             <w:r/>
           </w:p>
         </w:tc>
@@ -6553,14 +6513,12 @@
               <w:ind/>
               <w:rPr/>
             </w:pPr>
-            <w:r/>
             <w:r>
               <w:t xml:space="preserve">bailleur</w:t>
             </w:r>
             <w:r>
               <w:t xml:space="preserve">_sigle</w:t>
             </w:r>
-            <w:r/>
             <w:r/>
           </w:p>
         </w:tc>
@@ -6580,7 +6538,6 @@
               <w:t xml:space="preserve">Sigle du bailleur</w:t>
             </w:r>
             <w:r/>
-            <w:r/>
           </w:p>
         </w:tc>
         <w:tc>
@@ -6599,7 +6556,6 @@
               <w:t xml:space="preserve">VARCHAR</w:t>
             </w:r>
             <w:r/>
-            <w:r/>
           </w:p>
         </w:tc>
         <w:tc>
@@ -6617,7 +6573,6 @@
             <w:r>
               <w:t xml:space="preserve">30</w:t>
             </w:r>
-            <w:r/>
             <w:r/>
           </w:p>
         </w:tc>
@@ -6636,14 +6591,12 @@
               <w:ind/>
               <w:rPr/>
             </w:pPr>
-            <w:r/>
             <w:r>
               <w:t xml:space="preserve">bailleur</w:t>
             </w:r>
             <w:r>
               <w:t xml:space="preserve">_pays</w:t>
             </w:r>
-            <w:r/>
             <w:r/>
           </w:p>
         </w:tc>
@@ -6663,7 +6616,6 @@
               <w:t xml:space="preserve">Pays du bailleur</w:t>
             </w:r>
             <w:r/>
-            <w:r/>
           </w:p>
         </w:tc>
         <w:tc>
@@ -6682,7 +6634,6 @@
               <w:t xml:space="preserve">VARCHAR</w:t>
             </w:r>
             <w:r/>
-            <w:r/>
           </w:p>
         </w:tc>
         <w:tc>
@@ -6700,7 +6651,6 @@
             <w:r>
               <w:t xml:space="preserve">50</w:t>
             </w:r>
-            <w:r/>
             <w:r/>
           </w:p>
         </w:tc>
@@ -6719,18 +6669,15 @@
               <w:ind/>
               <w:rPr/>
             </w:pPr>
-            <w:r/>
             <w:r>
               <w:t xml:space="preserve">bailleur</w:t>
             </w:r>
             <w:r>
               <w:t xml:space="preserve">_</w:t>
             </w:r>
-            <w:r/>
             <w:r>
               <w:t xml:space="preserve">contact</w:t>
             </w:r>
-            <w:r/>
             <w:r/>
           </w:p>
         </w:tc>
@@ -6750,7 +6697,6 @@
               <w:t xml:space="preserve">Personne de contact</w:t>
             </w:r>
             <w:r/>
-            <w:r/>
           </w:p>
         </w:tc>
         <w:tc>
@@ -6769,7 +6715,6 @@
               <w:t xml:space="preserve">VARCHAR</w:t>
             </w:r>
             <w:r/>
-            <w:r/>
           </w:p>
         </w:tc>
         <w:tc>
@@ -6787,7 +6732,6 @@
             <w:r>
               <w:t xml:space="preserve">100</w:t>
             </w:r>
-            <w:r/>
             <w:r/>
           </w:p>
         </w:tc>
@@ -6806,18 +6750,15 @@
               <w:ind/>
               <w:rPr/>
             </w:pPr>
-            <w:r/>
             <w:r>
               <w:t xml:space="preserve">bailleur</w:t>
             </w:r>
             <w:r>
               <w:t xml:space="preserve">_</w:t>
             </w:r>
-            <w:r/>
             <w:r>
               <w:t xml:space="preserve">email</w:t>
             </w:r>
-            <w:r/>
             <w:r/>
           </w:p>
         </w:tc>
@@ -6837,7 +6778,6 @@
               <w:t xml:space="preserve">Adresse électronique</w:t>
             </w:r>
             <w:r/>
-            <w:r/>
           </w:p>
         </w:tc>
         <w:tc>
@@ -6856,7 +6796,6 @@
               <w:t xml:space="preserve">VARCHAR</w:t>
             </w:r>
             <w:r/>
-            <w:r/>
           </w:p>
         </w:tc>
         <w:tc>
@@ -6874,7 +6813,6 @@
             <w:r>
               <w:t xml:space="preserve">100</w:t>
             </w:r>
-            <w:r/>
             <w:r/>
           </w:p>
         </w:tc>
@@ -6893,18 +6831,15 @@
               <w:ind/>
               <w:rPr/>
             </w:pPr>
-            <w:r/>
             <w:r>
               <w:t xml:space="preserve">bailleur</w:t>
             </w:r>
             <w:r>
               <w:t xml:space="preserve">_</w:t>
             </w:r>
-            <w:r/>
             <w:r>
               <w:t xml:space="preserve">telephone</w:t>
             </w:r>
-            <w:r/>
             <w:r/>
           </w:p>
         </w:tc>
@@ -6924,7 +6859,6 @@
               <w:t xml:space="preserve">Numéro de téléphone</w:t>
             </w:r>
             <w:r/>
-            <w:r/>
           </w:p>
         </w:tc>
         <w:tc>
@@ -6943,7 +6877,6 @@
               <w:t xml:space="preserve">VARCHAR</w:t>
             </w:r>
             <w:r/>
-            <w:r/>
           </w:p>
         </w:tc>
         <w:tc>
@@ -6961,7 +6894,6 @@
             <w:r>
               <w:t xml:space="preserve">20</w:t>
             </w:r>
-            <w:r/>
             <w:r/>
           </w:p>
         </w:tc>
@@ -6980,18 +6912,15 @@
               <w:ind/>
               <w:rPr/>
             </w:pPr>
-            <w:r/>
             <w:r>
               <w:t xml:space="preserve">bailleur</w:t>
             </w:r>
             <w:r>
               <w:t xml:space="preserve">_</w:t>
             </w:r>
-            <w:r/>
             <w:r>
               <w:t xml:space="preserve">adresse</w:t>
             </w:r>
-            <w:r/>
             <w:r/>
           </w:p>
         </w:tc>
@@ -7011,7 +6940,6 @@
               <w:t xml:space="preserve">Adresse du bailleur</w:t>
             </w:r>
             <w:r/>
-            <w:r/>
           </w:p>
         </w:tc>
         <w:tc>
@@ -7030,7 +6958,6 @@
               <w:t xml:space="preserve">VARCHAR</w:t>
             </w:r>
             <w:r/>
-            <w:r/>
           </w:p>
         </w:tc>
         <w:tc>
@@ -7048,7 +6975,6 @@
             <w:r>
               <w:t xml:space="preserve">150</w:t>
             </w:r>
-            <w:r/>
             <w:r/>
           </w:p>
         </w:tc>
@@ -7067,18 +6993,15 @@
               <w:ind/>
               <w:rPr/>
             </w:pPr>
-            <w:r/>
             <w:r>
               <w:t xml:space="preserve">bailleur</w:t>
             </w:r>
             <w:r>
               <w:t xml:space="preserve">_</w:t>
             </w:r>
-            <w:r/>
             <w:r>
               <w:t xml:space="preserve">description</w:t>
             </w:r>
-            <w:r/>
             <w:r/>
           </w:p>
         </w:tc>
@@ -7098,7 +7021,6 @@
               <w:t xml:space="preserve">Description du bailleur</w:t>
             </w:r>
             <w:r/>
-            <w:r/>
           </w:p>
         </w:tc>
         <w:tc>
@@ -7117,7 +7039,6 @@
               <w:t xml:space="preserve">TEXT</w:t>
             </w:r>
             <w:r/>
-            <w:r/>
           </w:p>
         </w:tc>
         <w:tc>
@@ -7135,7 +7056,6 @@
             <w:r>
               <w:t xml:space="preserve">-</w:t>
             </w:r>
-            <w:r/>
             <w:r/>
           </w:p>
         </w:tc>
@@ -7148,13 +7068,11 @@
         <w:ind/>
         <w:rPr/>
       </w:pPr>
-      <w:r/>
       <w:r/>
       <w:r/>
     </w:p>
     <w:p>
       <w:pPr>
-        <w:pStyle w:val="838"/>
         <w:pBdr/>
         <w:spacing/>
         <w:ind/>
@@ -7163,7 +7081,6 @@
       <w:r>
         <w:t xml:space="preserve">Classe Convention</w:t>
       </w:r>
-      <w:r/>
       <w:r/>
     </w:p>
     <w:tbl>
@@ -7197,7 +7114,6 @@
               <w:t xml:space="preserve">Nom</w:t>
             </w:r>
             <w:r/>
-            <w:r/>
           </w:p>
         </w:tc>
         <w:tc>
@@ -7216,7 +7132,6 @@
               <w:t xml:space="preserve">Désignation</w:t>
             </w:r>
             <w:r/>
-            <w:r/>
           </w:p>
         </w:tc>
         <w:tc>
@@ -7235,7 +7150,6 @@
               <w:t xml:space="preserve">Type SQL</w:t>
             </w:r>
             <w:r/>
-            <w:r/>
           </w:p>
         </w:tc>
         <w:tc>
@@ -7253,7 +7167,6 @@
             <w:r>
               <w:t xml:space="preserve">Taille</w:t>
             </w:r>
-            <w:r/>
             <w:r/>
           </w:p>
         </w:tc>
@@ -7276,7 +7189,6 @@
               <w:t xml:space="preserve">id_convention</w:t>
             </w:r>
             <w:r/>
-            <w:r/>
           </w:p>
         </w:tc>
         <w:tc>
@@ -7295,7 +7207,6 @@
               <w:t xml:space="preserve">Identifiant de la convention</w:t>
             </w:r>
             <w:r/>
-            <w:r/>
           </w:p>
         </w:tc>
         <w:tc>
@@ -7314,7 +7225,6 @@
               <w:t xml:space="preserve">INT</w:t>
             </w:r>
             <w:r/>
-            <w:r/>
           </w:p>
         </w:tc>
         <w:tc>
@@ -7332,7 +7242,6 @@
             <w:r>
               <w:t xml:space="preserve">20</w:t>
             </w:r>
-            <w:r/>
             <w:r/>
           </w:p>
         </w:tc>
@@ -7355,7 +7264,6 @@
               <w:t xml:space="preserve">convention_titre</w:t>
             </w:r>
             <w:r/>
-            <w:r/>
           </w:p>
         </w:tc>
         <w:tc>
@@ -7374,7 +7282,6 @@
               <w:t xml:space="preserve">Titre de la convention</w:t>
             </w:r>
             <w:r/>
-            <w:r/>
           </w:p>
         </w:tc>
         <w:tc>
@@ -7393,7 +7300,6 @@
               <w:t xml:space="preserve">VARCHAR</w:t>
             </w:r>
             <w:r/>
-            <w:r/>
           </w:p>
         </w:tc>
         <w:tc>
@@ -7411,7 +7317,6 @@
             <w:r>
               <w:t xml:space="preserve">150</w:t>
             </w:r>
-            <w:r/>
             <w:r/>
           </w:p>
         </w:tc>
@@ -7430,15 +7335,12 @@
               <w:ind/>
               <w:rPr/>
             </w:pPr>
-            <w:r/>
             <w:r>
               <w:t xml:space="preserve">convention_</w:t>
             </w:r>
-            <w:r/>
             <w:r>
               <w:t xml:space="preserve">description</w:t>
             </w:r>
-            <w:r/>
             <w:r/>
           </w:p>
         </w:tc>
@@ -7458,7 +7360,6 @@
               <w:t xml:space="preserve">Description de la convention</w:t>
             </w:r>
             <w:r/>
-            <w:r/>
           </w:p>
         </w:tc>
         <w:tc>
@@ -7477,7 +7378,6 @@
               <w:t xml:space="preserve">TEXT</w:t>
             </w:r>
             <w:r/>
-            <w:r/>
           </w:p>
         </w:tc>
         <w:tc>
@@ -7495,7 +7395,6 @@
             <w:r>
               <w:t xml:space="preserve">-</w:t>
             </w:r>
-            <w:r/>
             <w:r/>
           </w:p>
         </w:tc>
@@ -7514,15 +7413,12 @@
               <w:ind/>
               <w:rPr/>
             </w:pPr>
-            <w:r/>
             <w:r>
               <w:t xml:space="preserve">convention_</w:t>
             </w:r>
-            <w:r/>
             <w:r>
               <w:t xml:space="preserve">montant</w:t>
             </w:r>
-            <w:r/>
             <w:r/>
           </w:p>
         </w:tc>
@@ -7542,7 +7438,6 @@
               <w:t xml:space="preserve">Montant de la convention</w:t>
             </w:r>
             <w:r/>
-            <w:r/>
           </w:p>
         </w:tc>
         <w:tc>
@@ -7561,7 +7456,6 @@
               <w:t xml:space="preserve">DECIMAL</w:t>
             </w:r>
             <w:r/>
-            <w:r/>
           </w:p>
         </w:tc>
         <w:tc>
@@ -7579,7 +7473,6 @@
             <w:r>
               <w:t xml:space="preserve">15,2</w:t>
             </w:r>
-            <w:r/>
             <w:r/>
           </w:p>
         </w:tc>
@@ -7598,15 +7491,12 @@
               <w:ind/>
               <w:rPr/>
             </w:pPr>
-            <w:r/>
             <w:r>
               <w:t xml:space="preserve">convention_</w:t>
             </w:r>
-            <w:r/>
             <w:r>
               <w:t xml:space="preserve">forme</w:t>
             </w:r>
-            <w:r/>
             <w:r/>
           </w:p>
         </w:tc>
@@ -7626,7 +7516,6 @@
               <w:t xml:space="preserve">Forme de financement</w:t>
             </w:r>
             <w:r/>
-            <w:r/>
           </w:p>
         </w:tc>
         <w:tc>
@@ -7645,7 +7534,6 @@
               <w:t xml:space="preserve">ENUM(pret, don)</w:t>
             </w:r>
             <w:r/>
-            <w:r/>
           </w:p>
         </w:tc>
         <w:tc>
@@ -7663,7 +7551,6 @@
             <w:r>
               <w:t xml:space="preserve">-</w:t>
             </w:r>
-            <w:r/>
             <w:r/>
           </w:p>
         </w:tc>
@@ -7682,15 +7569,12 @@
               <w:ind/>
               <w:rPr/>
             </w:pPr>
-            <w:r/>
             <w:r>
               <w:t xml:space="preserve">convention_</w:t>
             </w:r>
-            <w:r/>
             <w:r>
               <w:t xml:space="preserve">devise</w:t>
             </w:r>
-            <w:r/>
             <w:r/>
           </w:p>
         </w:tc>
@@ -7710,7 +7594,6 @@
               <w:t xml:space="preserve">Devise utilisée</w:t>
             </w:r>
             <w:r/>
-            <w:r/>
           </w:p>
         </w:tc>
         <w:tc>
@@ -7729,7 +7612,6 @@
               <w:t xml:space="preserve">VARCHAR</w:t>
             </w:r>
             <w:r/>
-            <w:r/>
           </w:p>
         </w:tc>
         <w:tc>
@@ -7747,7 +7629,6 @@
             <w:r>
               <w:t xml:space="preserve">10</w:t>
             </w:r>
-            <w:r/>
             <w:r/>
           </w:p>
         </w:tc>
@@ -7766,15 +7647,12 @@
               <w:ind/>
               <w:rPr/>
             </w:pPr>
-            <w:r/>
             <w:r>
               <w:t xml:space="preserve">convention_</w:t>
             </w:r>
-            <w:r/>
             <w:r>
               <w:t xml:space="preserve">taux_conversion</w:t>
             </w:r>
-            <w:r/>
             <w:r/>
           </w:p>
         </w:tc>
@@ -7794,7 +7672,6 @@
               <w:t xml:space="preserve">Taux de conversion</w:t>
             </w:r>
             <w:r/>
-            <w:r/>
           </w:p>
         </w:tc>
         <w:tc>
@@ -7813,7 +7690,6 @@
               <w:t xml:space="preserve">DECIMAL</w:t>
             </w:r>
             <w:r/>
-            <w:r/>
           </w:p>
         </w:tc>
         <w:tc>
@@ -7831,7 +7707,6 @@
             <w:r>
               <w:t xml:space="preserve">10,2</w:t>
             </w:r>
-            <w:r/>
             <w:r/>
           </w:p>
         </w:tc>
@@ -7850,15 +7725,12 @@
               <w:ind/>
               <w:rPr/>
             </w:pPr>
-            <w:r/>
             <w:r>
               <w:t xml:space="preserve">convention_</w:t>
             </w:r>
-            <w:r/>
             <w:r>
               <w:t xml:space="preserve">statut</w:t>
             </w:r>
-            <w:r/>
             <w:r/>
           </w:p>
         </w:tc>
@@ -7878,7 +7750,6 @@
               <w:t xml:space="preserve">Statut de la convention</w:t>
             </w:r>
             <w:r/>
-            <w:r/>
           </w:p>
         </w:tc>
         <w:tc>
@@ -7897,7 +7768,6 @@
               <w:t xml:space="preserve">ENUM(active, suspendue, terminee, annulee)</w:t>
             </w:r>
             <w:r/>
-            <w:r/>
           </w:p>
         </w:tc>
         <w:tc>
@@ -7915,7 +7785,6 @@
             <w:r>
               <w:t xml:space="preserve">-</w:t>
             </w:r>
-            <w:r/>
             <w:r/>
           </w:p>
         </w:tc>
@@ -7934,15 +7803,12 @@
               <w:ind/>
               <w:rPr/>
             </w:pPr>
-            <w:r/>
             <w:r>
               <w:t xml:space="preserve">convention_</w:t>
             </w:r>
-            <w:r/>
             <w:r>
               <w:t xml:space="preserve">date_signature</w:t>
             </w:r>
-            <w:r/>
             <w:r/>
           </w:p>
         </w:tc>
@@ -7962,7 +7828,6 @@
               <w:t xml:space="preserve">Date de signature</w:t>
             </w:r>
             <w:r/>
-            <w:r/>
           </w:p>
         </w:tc>
         <w:tc>
@@ -7981,7 +7846,6 @@
               <w:t xml:space="preserve">DATE</w:t>
             </w:r>
             <w:r/>
-            <w:r/>
           </w:p>
         </w:tc>
         <w:tc>
@@ -7999,7 +7863,6 @@
             <w:r>
               <w:t xml:space="preserve">-</w:t>
             </w:r>
-            <w:r/>
             <w:r/>
           </w:p>
         </w:tc>
@@ -8018,15 +7881,12 @@
               <w:ind/>
               <w:rPr/>
             </w:pPr>
-            <w:r/>
             <w:r>
               <w:t xml:space="preserve">convention_</w:t>
             </w:r>
-            <w:r/>
             <w:r>
               <w:t xml:space="preserve">date_debut</w:t>
             </w:r>
-            <w:r/>
             <w:r/>
           </w:p>
         </w:tc>
@@ -8046,7 +7906,6 @@
               <w:t xml:space="preserve">Date de début</w:t>
             </w:r>
             <w:r/>
-            <w:r/>
           </w:p>
         </w:tc>
         <w:tc>
@@ -8065,7 +7924,6 @@
               <w:t xml:space="preserve">DATE</w:t>
             </w:r>
             <w:r/>
-            <w:r/>
           </w:p>
         </w:tc>
         <w:tc>
@@ -8083,7 +7941,6 @@
             <w:r>
               <w:t xml:space="preserve">-</w:t>
             </w:r>
-            <w:r/>
             <w:r/>
           </w:p>
         </w:tc>
@@ -8102,15 +7959,12 @@
               <w:ind/>
               <w:rPr/>
             </w:pPr>
-            <w:r/>
             <w:r>
               <w:t xml:space="preserve">convention_</w:t>
             </w:r>
-            <w:r/>
             <w:r>
               <w:t xml:space="preserve">date_fin</w:t>
             </w:r>
-            <w:r/>
             <w:r/>
           </w:p>
         </w:tc>
@@ -8130,7 +7984,6 @@
               <w:t xml:space="preserve">Date de fin</w:t>
             </w:r>
             <w:r/>
-            <w:r/>
           </w:p>
         </w:tc>
         <w:tc>
@@ -8149,7 +8002,6 @@
               <w:t xml:space="preserve">DATE</w:t>
             </w:r>
             <w:r/>
-            <w:r/>
           </w:p>
         </w:tc>
         <w:tc>
@@ -8167,7 +8019,6 @@
             <w:r>
               <w:t xml:space="preserve">-</w:t>
             </w:r>
-            <w:r/>
             <w:r/>
           </w:p>
         </w:tc>
@@ -8180,13 +8031,11 @@
         <w:ind/>
         <w:rPr/>
       </w:pPr>
-      <w:r/>
       <w:r/>
       <w:r/>
     </w:p>
     <w:p>
       <w:pPr>
-        <w:pStyle w:val="838"/>
         <w:pBdr/>
         <w:spacing/>
         <w:ind/>
@@ -8195,7 +8044,6 @@
       <w:r>
         <w:t xml:space="preserve">Classe Rubrique</w:t>
       </w:r>
-      <w:r/>
       <w:r/>
     </w:p>
     <w:tbl>
@@ -8229,7 +8077,6 @@
               <w:t xml:space="preserve">Nom</w:t>
             </w:r>
             <w:r/>
-            <w:r/>
           </w:p>
         </w:tc>
         <w:tc>
@@ -8248,7 +8095,6 @@
               <w:t xml:space="preserve">Désignation</w:t>
             </w:r>
             <w:r/>
-            <w:r/>
           </w:p>
         </w:tc>
         <w:tc>
@@ -8267,7 +8113,6 @@
               <w:t xml:space="preserve">Type SQL</w:t>
             </w:r>
             <w:r/>
-            <w:r/>
           </w:p>
         </w:tc>
         <w:tc>
@@ -8285,7 +8130,6 @@
             <w:r>
               <w:t xml:space="preserve">Taille</w:t>
             </w:r>
-            <w:r/>
             <w:r/>
           </w:p>
         </w:tc>
@@ -8308,7 +8152,6 @@
               <w:t xml:space="preserve">id_rubrique</w:t>
             </w:r>
             <w:r/>
-            <w:r/>
           </w:p>
         </w:tc>
         <w:tc>
@@ -8327,7 +8170,6 @@
               <w:t xml:space="preserve">Identifiant de la rubrique</w:t>
             </w:r>
             <w:r/>
-            <w:r/>
           </w:p>
         </w:tc>
         <w:tc>
@@ -8346,7 +8188,6 @@
               <w:t xml:space="preserve">INT</w:t>
             </w:r>
             <w:r/>
-            <w:r/>
           </w:p>
         </w:tc>
         <w:tc>
@@ -8364,7 +8205,6 @@
             <w:r>
               <w:t xml:space="preserve">20</w:t>
             </w:r>
-            <w:r/>
             <w:r/>
           </w:p>
         </w:tc>
@@ -8383,15 +8223,12 @@
               <w:ind/>
               <w:rPr/>
             </w:pPr>
-            <w:r/>
             <w:r>
               <w:t xml:space="preserve">rubrique_</w:t>
             </w:r>
-            <w:r/>
             <w:r>
               <w:t xml:space="preserve">libelle</w:t>
             </w:r>
-            <w:r/>
             <w:r/>
           </w:p>
         </w:tc>
@@ -8411,7 +8248,6 @@
               <w:t xml:space="preserve">Libellé de la rubrique</w:t>
             </w:r>
             <w:r/>
-            <w:r/>
           </w:p>
         </w:tc>
         <w:tc>
@@ -8430,7 +8266,6 @@
               <w:t xml:space="preserve">VARCHAR</w:t>
             </w:r>
             <w:r/>
-            <w:r/>
           </w:p>
         </w:tc>
         <w:tc>
@@ -8448,7 +8283,6 @@
             <w:r>
               <w:t xml:space="preserve">100</w:t>
             </w:r>
-            <w:r/>
             <w:r/>
           </w:p>
         </w:tc>
@@ -8467,15 +8301,12 @@
               <w:ind/>
               <w:rPr/>
             </w:pPr>
-            <w:r/>
             <w:r>
               <w:t xml:space="preserve">rubrique_</w:t>
             </w:r>
-            <w:r/>
             <w:r>
               <w:t xml:space="preserve">description</w:t>
             </w:r>
-            <w:r/>
             <w:r/>
           </w:p>
         </w:tc>
@@ -8495,7 +8326,6 @@
               <w:t xml:space="preserve">Description de la rubrique</w:t>
             </w:r>
             <w:r/>
-            <w:r/>
           </w:p>
         </w:tc>
         <w:tc>
@@ -8514,7 +8344,6 @@
               <w:t xml:space="preserve">TEXT</w:t>
             </w:r>
             <w:r/>
-            <w:r/>
           </w:p>
         </w:tc>
         <w:tc>
@@ -8532,7 +8361,6 @@
             <w:r>
               <w:t xml:space="preserve">-</w:t>
             </w:r>
-            <w:r/>
             <w:r/>
           </w:p>
         </w:tc>
@@ -8551,15 +8379,12 @@
               <w:ind/>
               <w:rPr/>
             </w:pPr>
-            <w:r/>
             <w:r>
               <w:t xml:space="preserve">rubrique_</w:t>
             </w:r>
-            <w:r/>
             <w:r>
               <w:t xml:space="preserve">budget_prevu</w:t>
             </w:r>
-            <w:r/>
             <w:r/>
           </w:p>
         </w:tc>
@@ -8579,7 +8404,6 @@
               <w:t xml:space="preserve">Budget prévu</w:t>
             </w:r>
             <w:r/>
-            <w:r/>
           </w:p>
         </w:tc>
         <w:tc>
@@ -8598,7 +8422,6 @@
               <w:t xml:space="preserve">DECIMAL</w:t>
             </w:r>
             <w:r/>
-            <w:r/>
           </w:p>
         </w:tc>
         <w:tc>
@@ -8616,91 +8439,6 @@
             <w:r>
               <w:t xml:space="preserve">15,2</w:t>
             </w:r>
-            <w:r/>
-            <w:r/>
-          </w:p>
-        </w:tc>
-      </w:tr>
-      <w:tr>
-        <w:trPr/>
-        <w:tc>
-          <w:tcPr>
-            <w:tcBorders/>
-            <w:tcW w:w="2160" w:type="dxa"/>
-          </w:tcPr>
-          <w:p>
-            <w:pPr>
-              <w:pBdr/>
-              <w:spacing/>
-              <w:ind/>
-              <w:rPr/>
-            </w:pPr>
-            <w:r/>
-            <w:r>
-              <w:t xml:space="preserve">rubrique_</w:t>
-            </w:r>
-            <w:r/>
-            <w:r>
-              <w:t xml:space="preserve">budget_consomme</w:t>
-            </w:r>
-            <w:r/>
-            <w:r/>
-          </w:p>
-        </w:tc>
-        <w:tc>
-          <w:tcPr>
-            <w:tcBorders/>
-            <w:tcW w:w="2160" w:type="dxa"/>
-          </w:tcPr>
-          <w:p>
-            <w:pPr>
-              <w:pBdr/>
-              <w:spacing/>
-              <w:ind/>
-              <w:rPr/>
-            </w:pPr>
-            <w:r>
-              <w:t xml:space="preserve">Budget consommé</w:t>
-            </w:r>
-            <w:r/>
-            <w:r/>
-          </w:p>
-        </w:tc>
-        <w:tc>
-          <w:tcPr>
-            <w:tcBorders/>
-            <w:tcW w:w="2160" w:type="dxa"/>
-          </w:tcPr>
-          <w:p>
-            <w:pPr>
-              <w:pBdr/>
-              <w:spacing/>
-              <w:ind/>
-              <w:rPr/>
-            </w:pPr>
-            <w:r>
-              <w:t xml:space="preserve">DECIMAL</w:t>
-            </w:r>
-            <w:r/>
-            <w:r/>
-          </w:p>
-        </w:tc>
-        <w:tc>
-          <w:tcPr>
-            <w:tcBorders/>
-            <w:tcW w:w="2160" w:type="dxa"/>
-          </w:tcPr>
-          <w:p>
-            <w:pPr>
-              <w:pBdr/>
-              <w:spacing/>
-              <w:ind/>
-              <w:rPr/>
-            </w:pPr>
-            <w:r>
-              <w:t xml:space="preserve">15,2</w:t>
-            </w:r>
-            <w:r/>
             <w:r/>
           </w:p>
         </w:tc>
@@ -8713,13 +8451,11 @@
         <w:ind/>
         <w:rPr/>
       </w:pPr>
-      <w:r/>
       <w:r/>
       <w:r/>
     </w:p>
     <w:p>
       <w:pPr>
-        <w:pStyle w:val="838"/>
         <w:pBdr/>
         <w:spacing/>
         <w:ind/>
@@ -8728,7 +8464,6 @@
       <w:r>
         <w:t xml:space="preserve">Classe Versement</w:t>
       </w:r>
-      <w:r/>
       <w:r/>
     </w:p>
     <w:tbl>
@@ -8762,7 +8497,6 @@
               <w:t xml:space="preserve">Nom</w:t>
             </w:r>
             <w:r/>
-            <w:r/>
           </w:p>
         </w:tc>
         <w:tc>
@@ -8781,7 +8515,6 @@
               <w:t xml:space="preserve">Désignation</w:t>
             </w:r>
             <w:r/>
-            <w:r/>
           </w:p>
         </w:tc>
         <w:tc>
@@ -8800,7 +8533,6 @@
               <w:t xml:space="preserve">Type SQL</w:t>
             </w:r>
             <w:r/>
-            <w:r/>
           </w:p>
         </w:tc>
         <w:tc>
@@ -8818,7 +8550,6 @@
             <w:r>
               <w:t xml:space="preserve">Taille</w:t>
             </w:r>
-            <w:r/>
             <w:r/>
           </w:p>
         </w:tc>
@@ -8841,7 +8572,6 @@
               <w:t xml:space="preserve">id_versement</w:t>
             </w:r>
             <w:r/>
-            <w:r/>
           </w:p>
         </w:tc>
         <w:tc>
@@ -8860,7 +8590,6 @@
               <w:t xml:space="preserve">Identifiant du versement</w:t>
             </w:r>
             <w:r/>
-            <w:r/>
           </w:p>
         </w:tc>
         <w:tc>
@@ -8879,7 +8608,6 @@
               <w:t xml:space="preserve">INT</w:t>
             </w:r>
             <w:r/>
-            <w:r/>
           </w:p>
         </w:tc>
         <w:tc>
@@ -8897,7 +8625,6 @@
             <w:r>
               <w:t xml:space="preserve">20</w:t>
             </w:r>
-            <w:r/>
             <w:r/>
           </w:p>
         </w:tc>
@@ -8916,14 +8643,12 @@
               <w:ind/>
               <w:rPr/>
             </w:pPr>
-            <w:r/>
             <w:r>
               <w:t xml:space="preserve">versement_</w:t>
             </w:r>
             <w:r>
               <w:t xml:space="preserve">montant</w:t>
             </w:r>
-            <w:r/>
             <w:r/>
           </w:p>
         </w:tc>
@@ -8943,7 +8668,6 @@
               <w:t xml:space="preserve">Montant versé</w:t>
             </w:r>
             <w:r/>
-            <w:r/>
           </w:p>
         </w:tc>
         <w:tc>
@@ -8962,7 +8686,6 @@
               <w:t xml:space="preserve">DECIMAL</w:t>
             </w:r>
             <w:r/>
-            <w:r/>
           </w:p>
         </w:tc>
         <w:tc>
@@ -8980,7 +8703,6 @@
             <w:r>
               <w:t xml:space="preserve">15,2</w:t>
             </w:r>
-            <w:r/>
             <w:r/>
           </w:p>
         </w:tc>
@@ -8999,14 +8721,12 @@
               <w:ind/>
               <w:rPr/>
             </w:pPr>
-            <w:r/>
             <w:r>
               <w:t xml:space="preserve">versement_</w:t>
             </w:r>
             <w:r>
               <w:t xml:space="preserve">date_reception</w:t>
             </w:r>
-            <w:r/>
             <w:r/>
           </w:p>
         </w:tc>
@@ -9026,7 +8746,6 @@
               <w:t xml:space="preserve">Date du versement</w:t>
             </w:r>
             <w:r/>
-            <w:r/>
           </w:p>
         </w:tc>
         <w:tc>
@@ -9045,7 +8764,6 @@
               <w:t xml:space="preserve">DATE</w:t>
             </w:r>
             <w:r/>
-            <w:r/>
           </w:p>
         </w:tc>
         <w:tc>
@@ -9063,7 +8781,6 @@
             <w:r>
               <w:t xml:space="preserve">-</w:t>
             </w:r>
-            <w:r/>
             <w:r/>
           </w:p>
         </w:tc>
@@ -9082,15 +8799,12 @@
               <w:ind/>
               <w:rPr/>
             </w:pPr>
-            <w:r/>
             <w:r>
               <w:t xml:space="preserve">versement_</w:t>
             </w:r>
-            <w:r/>
             <w:r>
               <w:t xml:space="preserve">reference</w:t>
             </w:r>
-            <w:r/>
             <w:r/>
           </w:p>
         </w:tc>
@@ -9110,7 +8824,6 @@
               <w:t xml:space="preserve">Référence du versement</w:t>
             </w:r>
             <w:r/>
-            <w:r/>
           </w:p>
         </w:tc>
         <w:tc>
@@ -9129,7 +8842,6 @@
               <w:t xml:space="preserve">VARCHAR</w:t>
             </w:r>
             <w:r/>
-            <w:r/>
           </w:p>
         </w:tc>
         <w:tc>
@@ -9147,7 +8859,6 @@
             <w:r>
               <w:t xml:space="preserve">100</w:t>
             </w:r>
-            <w:r/>
             <w:r/>
           </w:p>
         </w:tc>
@@ -9166,15 +8877,12 @@
               <w:ind/>
               <w:rPr/>
             </w:pPr>
-            <w:r/>
             <w:r>
               <w:t xml:space="preserve">versement_</w:t>
             </w:r>
-            <w:r/>
             <w:r>
               <w:t xml:space="preserve">description</w:t>
             </w:r>
-            <w:r/>
             <w:r/>
           </w:p>
         </w:tc>
@@ -9194,7 +8902,6 @@
               <w:t xml:space="preserve">Description du versement</w:t>
             </w:r>
             <w:r/>
-            <w:r/>
           </w:p>
         </w:tc>
         <w:tc>
@@ -9213,7 +8920,6 @@
               <w:t xml:space="preserve">TEXT</w:t>
             </w:r>
             <w:r/>
-            <w:r/>
           </w:p>
         </w:tc>
         <w:tc>
@@ -9231,7 +8937,6 @@
             <w:r>
               <w:t xml:space="preserve">-</w:t>
             </w:r>
-            <w:r/>
             <w:r/>
           </w:p>
         </w:tc>
@@ -9244,13 +8949,11 @@
         <w:ind/>
         <w:rPr/>
       </w:pPr>
-      <w:r/>
       <w:r/>
       <w:r/>
     </w:p>
     <w:p>
       <w:pPr>
-        <w:pStyle w:val="838"/>
         <w:pBdr/>
         <w:spacing/>
         <w:ind/>
@@ -9259,7 +8962,6 @@
       <w:r>
         <w:t xml:space="preserve">Classe Demande_depense</w:t>
       </w:r>
-      <w:r/>
       <w:r/>
     </w:p>
     <w:tbl>
@@ -9293,7 +8995,6 @@
               <w:t xml:space="preserve">Nom</w:t>
             </w:r>
             <w:r/>
-            <w:r/>
           </w:p>
         </w:tc>
         <w:tc>
@@ -9312,7 +9013,6 @@
               <w:t xml:space="preserve">Désignation</w:t>
             </w:r>
             <w:r/>
-            <w:r/>
           </w:p>
         </w:tc>
         <w:tc>
@@ -9331,7 +9031,6 @@
               <w:t xml:space="preserve">Type SQL</w:t>
             </w:r>
             <w:r/>
-            <w:r/>
           </w:p>
         </w:tc>
         <w:tc>
@@ -9349,7 +9048,6 @@
             <w:r>
               <w:t xml:space="preserve">Taille</w:t>
             </w:r>
-            <w:r/>
             <w:r/>
           </w:p>
         </w:tc>
@@ -9372,7 +9070,6 @@
               <w:t xml:space="preserve">id_demande</w:t>
             </w:r>
             <w:r/>
-            <w:r/>
           </w:p>
         </w:tc>
         <w:tc>
@@ -9391,7 +9088,6 @@
               <w:t xml:space="preserve">Identifiant de la demande</w:t>
             </w:r>
             <w:r/>
-            <w:r/>
           </w:p>
         </w:tc>
         <w:tc>
@@ -9410,7 +9106,6 @@
               <w:t xml:space="preserve">INT</w:t>
             </w:r>
             <w:r/>
-            <w:r/>
           </w:p>
         </w:tc>
         <w:tc>
@@ -9428,7 +9123,6 @@
             <w:r>
               <w:t xml:space="preserve">20</w:t>
             </w:r>
-            <w:r/>
             <w:r/>
           </w:p>
         </w:tc>
@@ -9447,15 +9141,12 @@
               <w:ind/>
               <w:rPr/>
             </w:pPr>
-            <w:r/>
             <w:r>
               <w:t xml:space="preserve">demande_</w:t>
             </w:r>
-            <w:r/>
             <w:r>
               <w:t xml:space="preserve">montant</w:t>
             </w:r>
-            <w:r/>
             <w:r/>
           </w:p>
         </w:tc>
@@ -9475,7 +9166,6 @@
               <w:t xml:space="preserve">Montant demandé</w:t>
             </w:r>
             <w:r/>
-            <w:r/>
           </w:p>
         </w:tc>
         <w:tc>
@@ -9494,7 +9184,6 @@
               <w:t xml:space="preserve">DECIMAL</w:t>
             </w:r>
             <w:r/>
-            <w:r/>
           </w:p>
         </w:tc>
         <w:tc>
@@ -9512,7 +9201,6 @@
             <w:r>
               <w:t xml:space="preserve">15,2</w:t>
             </w:r>
-            <w:r/>
             <w:r/>
           </w:p>
         </w:tc>
@@ -9531,14 +9219,12 @@
               <w:ind/>
               <w:rPr/>
             </w:pPr>
-            <w:r/>
             <w:r>
               <w:t xml:space="preserve">demande_</w:t>
             </w:r>
             <w:r>
               <w:t xml:space="preserve">objet</w:t>
             </w:r>
-            <w:r/>
             <w:r/>
           </w:p>
         </w:tc>
@@ -9558,7 +9244,6 @@
               <w:t xml:space="preserve">Objet de la demande</w:t>
             </w:r>
             <w:r/>
-            <w:r/>
           </w:p>
         </w:tc>
         <w:tc>
@@ -9577,7 +9262,6 @@
               <w:t xml:space="preserve">VARCHAR</w:t>
             </w:r>
             <w:r/>
-            <w:r/>
           </w:p>
         </w:tc>
         <w:tc>
@@ -9595,7 +9279,6 @@
             <w:r>
               <w:t xml:space="preserve">150</w:t>
             </w:r>
-            <w:r/>
             <w:r/>
           </w:p>
         </w:tc>
@@ -9614,15 +9297,12 @@
               <w:ind/>
               <w:rPr/>
             </w:pPr>
-            <w:r/>
             <w:r>
               <w:t xml:space="preserve">demande_</w:t>
             </w:r>
-            <w:r/>
             <w:r>
               <w:t xml:space="preserve">description</w:t>
             </w:r>
-            <w:r/>
             <w:r/>
           </w:p>
         </w:tc>
@@ -9642,7 +9322,6 @@
               <w:t xml:space="preserve">Description de la dépense</w:t>
             </w:r>
             <w:r/>
-            <w:r/>
           </w:p>
         </w:tc>
         <w:tc>
@@ -9661,7 +9340,6 @@
               <w:t xml:space="preserve">TEXT</w:t>
             </w:r>
             <w:r/>
-            <w:r/>
           </w:p>
         </w:tc>
         <w:tc>
@@ -9679,7 +9357,6 @@
             <w:r>
               <w:t xml:space="preserve">-</w:t>
             </w:r>
-            <w:r/>
             <w:r/>
           </w:p>
         </w:tc>
@@ -9698,15 +9375,12 @@
               <w:ind/>
               <w:rPr/>
             </w:pPr>
-            <w:r/>
             <w:r>
               <w:t xml:space="preserve">demande_</w:t>
             </w:r>
-            <w:r/>
             <w:r>
               <w:t xml:space="preserve">justificatif</w:t>
             </w:r>
-            <w:r/>
             <w:r/>
           </w:p>
         </w:tc>
@@ -9726,7 +9400,6 @@
               <w:t xml:space="preserve">Justificatif associé</w:t>
             </w:r>
             <w:r/>
-            <w:r/>
           </w:p>
         </w:tc>
         <w:tc>
@@ -9745,7 +9418,6 @@
               <w:t xml:space="preserve">VARCHAR</w:t>
             </w:r>
             <w:r/>
-            <w:r/>
           </w:p>
         </w:tc>
         <w:tc>
@@ -9763,7 +9435,6 @@
             <w:r>
               <w:t xml:space="preserve">255</w:t>
             </w:r>
-            <w:r/>
             <w:r/>
           </w:p>
         </w:tc>
@@ -9782,15 +9453,12 @@
               <w:ind/>
               <w:rPr/>
             </w:pPr>
-            <w:r/>
             <w:r>
               <w:t xml:space="preserve">demande_</w:t>
             </w:r>
-            <w:r/>
             <w:r>
               <w:t xml:space="preserve">statut</w:t>
             </w:r>
-            <w:r/>
             <w:r/>
           </w:p>
         </w:tc>
@@ -9810,7 +9478,6 @@
               <w:t xml:space="preserve">Statut de la demande</w:t>
             </w:r>
             <w:r/>
-            <w:r/>
           </w:p>
         </w:tc>
         <w:tc>
@@ -9829,7 +9496,6 @@
               <w:t xml:space="preserve">ENUM(soumise, validee_daf, rejetee_daf, validee_ac, rejetee_ac, payee, rapport_soumis, terminee)</w:t>
             </w:r>
             <w:r/>
-            <w:r/>
           </w:p>
         </w:tc>
         <w:tc>
@@ -9847,7 +9513,6 @@
             <w:r>
               <w:t xml:space="preserve">-</w:t>
             </w:r>
-            <w:r/>
             <w:r/>
           </w:p>
         </w:tc>
@@ -9866,15 +9531,12 @@
               <w:ind/>
               <w:rPr/>
             </w:pPr>
-            <w:r/>
             <w:r>
               <w:t xml:space="preserve">demande_</w:t>
             </w:r>
-            <w:r/>
             <w:r>
               <w:t xml:space="preserve">motif_rejet</w:t>
             </w:r>
-            <w:r/>
             <w:r/>
           </w:p>
         </w:tc>
@@ -9894,7 +9556,6 @@
               <w:t xml:space="preserve">Motif du rejet</w:t>
             </w:r>
             <w:r/>
-            <w:r/>
           </w:p>
         </w:tc>
         <w:tc>
@@ -9913,7 +9574,6 @@
               <w:t xml:space="preserve">TEXT</w:t>
             </w:r>
             <w:r/>
-            <w:r/>
           </w:p>
         </w:tc>
         <w:tc>
@@ -9931,7 +9591,6 @@
             <w:r>
               <w:t xml:space="preserve">-</w:t>
             </w:r>
-            <w:r/>
             <w:r/>
           </w:p>
         </w:tc>
@@ -9950,15 +9609,12 @@
               <w:ind/>
               <w:rPr/>
             </w:pPr>
-            <w:r/>
             <w:r>
               <w:t xml:space="preserve">demande_</w:t>
             </w:r>
-            <w:r/>
             <w:r>
               <w:t xml:space="preserve">rapport</w:t>
             </w:r>
-            <w:r/>
             <w:r/>
           </w:p>
         </w:tc>
@@ -9978,7 +9634,6 @@
               <w:t xml:space="preserve">Rapport d'exécution</w:t>
             </w:r>
             <w:r/>
-            <w:r/>
           </w:p>
         </w:tc>
         <w:tc>
@@ -9997,7 +9652,6 @@
               <w:t xml:space="preserve">VARCHAR</w:t>
             </w:r>
             <w:r/>
-            <w:r/>
           </w:p>
         </w:tc>
         <w:tc>
@@ -10015,7 +9669,6 @@
             <w:r>
               <w:t xml:space="preserve">255</w:t>
             </w:r>
-            <w:r/>
             <w:r/>
           </w:p>
         </w:tc>
@@ -10034,15 +9687,12 @@
               <w:ind/>
               <w:rPr/>
             </w:pPr>
-            <w:r/>
             <w:r>
               <w:t xml:space="preserve">demande_</w:t>
             </w:r>
-            <w:r/>
             <w:r>
               <w:t xml:space="preserve">date_validation_daf</w:t>
             </w:r>
-            <w:r/>
             <w:r/>
           </w:p>
         </w:tc>
@@ -10062,7 +9712,6 @@
               <w:t xml:space="preserve">Date de validation DAF</w:t>
             </w:r>
             <w:r/>
-            <w:r/>
           </w:p>
         </w:tc>
         <w:tc>
@@ -10081,7 +9730,6 @@
               <w:t xml:space="preserve">DATE</w:t>
             </w:r>
             <w:r/>
-            <w:r/>
           </w:p>
         </w:tc>
         <w:tc>
@@ -10099,7 +9747,6 @@
             <w:r>
               <w:t xml:space="preserve">-</w:t>
             </w:r>
-            <w:r/>
             <w:r/>
           </w:p>
         </w:tc>
@@ -10118,15 +9765,12 @@
               <w:ind/>
               <w:rPr/>
             </w:pPr>
-            <w:r/>
             <w:r>
               <w:t xml:space="preserve">demande_</w:t>
             </w:r>
-            <w:r/>
             <w:r>
               <w:t xml:space="preserve">date_validation_ac</w:t>
             </w:r>
-            <w:r/>
             <w:r/>
           </w:p>
         </w:tc>
@@ -10146,7 +9790,6 @@
               <w:t xml:space="preserve">Date de validation AC</w:t>
             </w:r>
             <w:r/>
-            <w:r/>
           </w:p>
         </w:tc>
         <w:tc>
@@ -10165,7 +9808,6 @@
               <w:t xml:space="preserve">DATE</w:t>
             </w:r>
             <w:r/>
-            <w:r/>
           </w:p>
         </w:tc>
         <w:tc>
@@ -10183,6 +9825,173 @@
             <w:r>
               <w:t xml:space="preserve">-</w:t>
             </w:r>
+            <w:r/>
+          </w:p>
+        </w:tc>
+      </w:tr>
+      <w:tr>
+        <w:trPr/>
+        <w:tc>
+          <w:tcPr>
+            <w:tcBorders/>
+            <w:tcW w:w="2160" w:type="dxa"/>
+            <w:vMerge w:val="restart"/>
+          </w:tcPr>
+          <w:p>
+            <w:pPr>
+              <w:pBdr/>
+              <w:spacing/>
+              <w:ind/>
+              <w:rPr/>
+            </w:pPr>
+            <w:r>
+              <w:t xml:space="preserve">rapport_</w:t>
+            </w:r>
+            <w:r>
+              <w:t xml:space="preserve">date_validation_daf</w:t>
+            </w:r>
+            <w:r/>
+            <w:r/>
+            <w:r/>
+            <w:r/>
+            <w:r/>
+          </w:p>
+        </w:tc>
+        <w:tc>
+          <w:tcPr>
+            <w:tcBorders/>
+            <w:tcW w:w="2160" w:type="dxa"/>
+            <w:vMerge w:val="restart"/>
+          </w:tcPr>
+          <w:p>
+            <w:pPr>
+              <w:pBdr/>
+              <w:spacing/>
+              <w:ind/>
+              <w:rPr/>
+            </w:pPr>
+            <w:r>
+              <w:t xml:space="preserve">Date de validation  du rapport par DAF</w:t>
+            </w:r>
+            <w:r/>
+            <w:r/>
+            <w:r/>
+          </w:p>
+        </w:tc>
+        <w:tc>
+          <w:tcPr>
+            <w:tcBorders/>
+            <w:tcW w:w="2160" w:type="dxa"/>
+            <w:vMerge w:val="restart"/>
+          </w:tcPr>
+          <w:p>
+            <w:pPr>
+              <w:pBdr/>
+              <w:spacing/>
+              <w:ind/>
+              <w:rPr/>
+            </w:pPr>
+            <w:r>
+              <w:t xml:space="preserve">DATE</w:t>
+            </w:r>
+            <w:r/>
+          </w:p>
+        </w:tc>
+        <w:tc>
+          <w:tcPr>
+            <w:tcBorders/>
+            <w:tcW w:w="2160" w:type="dxa"/>
+            <w:vMerge w:val="restart"/>
+          </w:tcPr>
+          <w:p>
+            <w:pPr>
+              <w:pBdr/>
+              <w:spacing/>
+              <w:ind/>
+              <w:rPr/>
+            </w:pPr>
+            <w:r/>
+            <w:r/>
+          </w:p>
+        </w:tc>
+      </w:tr>
+      <w:tr>
+        <w:trPr/>
+        <w:tc>
+          <w:tcPr>
+            <w:tcBorders/>
+            <w:tcW w:w="2160" w:type="dxa"/>
+            <w:vMerge w:val="restart"/>
+          </w:tcPr>
+          <w:p>
+            <w:pPr>
+              <w:pBdr/>
+              <w:spacing/>
+              <w:ind/>
+              <w:rPr/>
+            </w:pPr>
+            <w:r>
+              <w:t xml:space="preserve">rapport_</w:t>
+            </w:r>
+            <w:r>
+              <w:t xml:space="preserve">date_validation_ac</w:t>
+            </w:r>
+            <w:r/>
+            <w:r/>
+          </w:p>
+        </w:tc>
+        <w:tc>
+          <w:tcPr>
+            <w:tcBorders/>
+            <w:tcW w:w="2160" w:type="dxa"/>
+            <w:vMerge w:val="restart"/>
+          </w:tcPr>
+          <w:p>
+            <w:pPr>
+              <w:pBdr/>
+              <w:spacing/>
+              <w:ind/>
+              <w:rPr/>
+            </w:pPr>
+            <w:r>
+              <w:t xml:space="preserve">Date de validation  du rapport par AC</w:t>
+            </w:r>
+            <w:r/>
+            <w:r/>
+          </w:p>
+        </w:tc>
+        <w:tc>
+          <w:tcPr>
+            <w:tcBorders/>
+            <w:tcW w:w="2160" w:type="dxa"/>
+            <w:vMerge w:val="restart"/>
+          </w:tcPr>
+          <w:p>
+            <w:pPr>
+              <w:pBdr/>
+              <w:spacing/>
+              <w:ind/>
+              <w:rPr/>
+            </w:pPr>
+            <w:r>
+              <w:t xml:space="preserve">DATE</w:t>
+            </w:r>
+            <w:r/>
+          </w:p>
+        </w:tc>
+        <w:tc>
+          <w:tcPr>
+            <w:tcBorders/>
+            <w:tcW w:w="2160" w:type="dxa"/>
+            <w:vMerge w:val="restart"/>
+          </w:tcPr>
+          <w:p>
+            <w:pPr>
+              <w:pBdr/>
+              <w:spacing/>
+              <w:ind/>
+              <w:rPr/>
+            </w:pPr>
             <w:r/>
             <w:r/>
           </w:p>
@@ -10196,13 +10005,11 @@
         <w:ind/>
         <w:rPr/>
       </w:pPr>
-      <w:r/>
       <w:r/>
       <w:r/>
     </w:p>
     <w:p>
       <w:pPr>
-        <w:pStyle w:val="838"/>
         <w:pBdr/>
         <w:spacing/>
         <w:ind/>
@@ -10211,7 +10018,6 @@
       <w:r>
         <w:t xml:space="preserve">Classe Paiement</w:t>
       </w:r>
-      <w:r/>
       <w:r/>
     </w:p>
     <w:tbl>
@@ -10245,7 +10051,6 @@
               <w:t xml:space="preserve">Nom</w:t>
             </w:r>
             <w:r/>
-            <w:r/>
           </w:p>
         </w:tc>
         <w:tc>
@@ -10264,7 +10069,6 @@
               <w:t xml:space="preserve">Désignation</w:t>
             </w:r>
             <w:r/>
-            <w:r/>
           </w:p>
         </w:tc>
         <w:tc>
@@ -10283,7 +10087,6 @@
               <w:t xml:space="preserve">Type SQL</w:t>
             </w:r>
             <w:r/>
-            <w:r/>
           </w:p>
         </w:tc>
         <w:tc>
@@ -10301,7 +10104,6 @@
             <w:r>
               <w:t xml:space="preserve">Taille</w:t>
             </w:r>
-            <w:r/>
             <w:r/>
           </w:p>
         </w:tc>
@@ -10324,7 +10126,6 @@
               <w:t xml:space="preserve">id_paiement</w:t>
             </w:r>
             <w:r/>
-            <w:r/>
           </w:p>
         </w:tc>
         <w:tc>
@@ -10343,7 +10144,6 @@
               <w:t xml:space="preserve">Identifiant du paiement</w:t>
             </w:r>
             <w:r/>
-            <w:r/>
           </w:p>
         </w:tc>
         <w:tc>
@@ -10362,7 +10162,6 @@
               <w:t xml:space="preserve">INT</w:t>
             </w:r>
             <w:r/>
-            <w:r/>
           </w:p>
         </w:tc>
         <w:tc>
@@ -10380,7 +10179,6 @@
             <w:r>
               <w:t xml:space="preserve">20</w:t>
             </w:r>
-            <w:r/>
             <w:r/>
           </w:p>
         </w:tc>
@@ -10399,15 +10197,12 @@
               <w:ind/>
               <w:rPr/>
             </w:pPr>
-            <w:r/>
             <w:r>
               <w:t xml:space="preserve">paiement_</w:t>
             </w:r>
-            <w:r/>
             <w:r>
               <w:t xml:space="preserve">montant</w:t>
             </w:r>
-            <w:r/>
             <w:r/>
           </w:p>
         </w:tc>
@@ -10427,7 +10222,6 @@
               <w:t xml:space="preserve">Montant du paiement</w:t>
             </w:r>
             <w:r/>
-            <w:r/>
           </w:p>
         </w:tc>
         <w:tc>
@@ -10446,7 +10240,6 @@
               <w:t xml:space="preserve">DECIMAL</w:t>
             </w:r>
             <w:r/>
-            <w:r/>
           </w:p>
         </w:tc>
         <w:tc>
@@ -10464,7 +10257,6 @@
             <w:r>
               <w:t xml:space="preserve">15,2</w:t>
             </w:r>
-            <w:r/>
             <w:r/>
           </w:p>
         </w:tc>
@@ -10483,15 +10275,12 @@
               <w:ind/>
               <w:rPr/>
             </w:pPr>
-            <w:r/>
             <w:r>
               <w:t xml:space="preserve">paiement_</w:t>
             </w:r>
-            <w:r/>
-            <w:r>
-              <w:t xml:space="preserve">date_paiement</w:t>
-            </w:r>
-            <w:r/>
+            <w:r>
+              <w:t xml:space="preserve">date</w:t>
+            </w:r>
             <w:r/>
           </w:p>
         </w:tc>
@@ -10511,7 +10300,6 @@
               <w:t xml:space="preserve">Date du paiement</w:t>
             </w:r>
             <w:r/>
-            <w:r/>
           </w:p>
         </w:tc>
         <w:tc>
@@ -10530,7 +10318,6 @@
               <w:t xml:space="preserve">DATE</w:t>
             </w:r>
             <w:r/>
-            <w:r/>
           </w:p>
         </w:tc>
         <w:tc>
@@ -10548,7 +10335,6 @@
             <w:r>
               <w:t xml:space="preserve">-</w:t>
             </w:r>
-            <w:r/>
             <w:r/>
           </w:p>
         </w:tc>
@@ -10567,15 +10353,12 @@
               <w:ind/>
               <w:rPr/>
             </w:pPr>
-            <w:r/>
             <w:r>
               <w:t xml:space="preserve">paiement_</w:t>
             </w:r>
-            <w:r/>
             <w:r>
               <w:t xml:space="preserve">mode</w:t>
             </w:r>
-            <w:r/>
             <w:r/>
           </w:p>
         </w:tc>
@@ -10595,7 +10378,6 @@
               <w:t xml:space="preserve">Mode de paiement</w:t>
             </w:r>
             <w:r/>
-            <w:r/>
           </w:p>
         </w:tc>
         <w:tc>
@@ -10614,7 +10396,6 @@
               <w:t xml:space="preserve">ENUM(virement, cheque, especes)</w:t>
             </w:r>
             <w:r/>
-            <w:r/>
           </w:p>
         </w:tc>
         <w:tc>
@@ -10632,7 +10413,6 @@
             <w:r>
               <w:t xml:space="preserve">-</w:t>
             </w:r>
-            <w:r/>
             <w:r/>
           </w:p>
         </w:tc>
@@ -10651,15 +10431,12 @@
               <w:ind/>
               <w:rPr/>
             </w:pPr>
-            <w:r/>
             <w:r>
               <w:t xml:space="preserve">paiement_</w:t>
             </w:r>
-            <w:r/>
             <w:r>
               <w:t xml:space="preserve">reference</w:t>
             </w:r>
-            <w:r/>
             <w:r/>
           </w:p>
         </w:tc>
@@ -10679,7 +10456,6 @@
               <w:t xml:space="preserve">Référence du paiement</w:t>
             </w:r>
             <w:r/>
-            <w:r/>
           </w:p>
         </w:tc>
         <w:tc>
@@ -10698,7 +10474,6 @@
               <w:t xml:space="preserve">VARCHAR</w:t>
             </w:r>
             <w:r/>
-            <w:r/>
           </w:p>
         </w:tc>
         <w:tc>
@@ -10716,7 +10491,6 @@
             <w:r>
               <w:t xml:space="preserve">100</w:t>
             </w:r>
-            <w:r/>
             <w:r/>
           </w:p>
         </w:tc>
@@ -10735,12 +10509,9 @@
               <w:ind/>
               <w:rPr/>
             </w:pPr>
-            <w:r/>
-            <w:r/>
             <w:r>
               <w:t xml:space="preserve">paiement_type</w:t>
             </w:r>
-            <w:r/>
             <w:r/>
           </w:p>
         </w:tc>
@@ -10760,7 +10531,6 @@
               <w:t xml:space="preserve">Type du paiement</w:t>
             </w:r>
             <w:r/>
-            <w:r/>
           </w:p>
         </w:tc>
         <w:tc>
@@ -10779,7 +10549,6 @@
               <w:t xml:space="preserve">ENUM(direct, indirect)</w:t>
             </w:r>
             <w:r/>
-            <w:r/>
           </w:p>
         </w:tc>
         <w:tc>
@@ -10797,6 +10566,82 @@
             <w:r>
               <w:t xml:space="preserve">-</w:t>
             </w:r>
+            <w:r/>
+          </w:p>
+        </w:tc>
+      </w:tr>
+      <w:tr>
+        <w:trPr/>
+        <w:tc>
+          <w:tcPr>
+            <w:tcBorders/>
+            <w:tcW w:w="2160" w:type="dxa"/>
+            <w:vMerge w:val="restart"/>
+          </w:tcPr>
+          <w:p>
+            <w:pPr>
+              <w:pBdr/>
+              <w:spacing/>
+              <w:ind/>
+              <w:rPr/>
+            </w:pPr>
+            <w:r>
+              <w:t xml:space="preserve">Paiement_description</w:t>
+            </w:r>
+            <w:r/>
+          </w:p>
+        </w:tc>
+        <w:tc>
+          <w:tcPr>
+            <w:tcBorders/>
+            <w:tcW w:w="2160" w:type="dxa"/>
+            <w:vMerge w:val="restart"/>
+          </w:tcPr>
+          <w:p>
+            <w:pPr>
+              <w:pBdr/>
+              <w:spacing/>
+              <w:ind/>
+              <w:rPr/>
+            </w:pPr>
+            <w:r>
+              <w:t xml:space="preserve">Description du paiement</w:t>
+            </w:r>
+            <w:r/>
+          </w:p>
+        </w:tc>
+        <w:tc>
+          <w:tcPr>
+            <w:tcBorders/>
+            <w:tcW w:w="2160" w:type="dxa"/>
+            <w:vMerge w:val="restart"/>
+          </w:tcPr>
+          <w:p>
+            <w:pPr>
+              <w:pBdr/>
+              <w:spacing/>
+              <w:ind/>
+              <w:rPr/>
+            </w:pPr>
+            <w:r>
+              <w:t xml:space="preserve">Text</w:t>
+            </w:r>
+            <w:r/>
+          </w:p>
+        </w:tc>
+        <w:tc>
+          <w:tcPr>
+            <w:tcBorders/>
+            <w:tcW w:w="2160" w:type="dxa"/>
+            <w:vMerge w:val="restart"/>
+          </w:tcPr>
+          <w:p>
+            <w:pPr>
+              <w:pBdr/>
+              <w:spacing/>
+              <w:ind/>
+              <w:rPr/>
+            </w:pPr>
             <w:r/>
             <w:r/>
           </w:p>
@@ -10810,13 +10655,11 @@
         <w:ind/>
         <w:rPr/>
       </w:pPr>
-      <w:r/>
       <w:r/>
       <w:r/>
     </w:p>
     <w:p>
       <w:pPr>
-        <w:pStyle w:val="838"/>
         <w:pBdr/>
         <w:spacing/>
         <w:ind/>
@@ -10825,7 +10668,6 @@
       <w:r>
         <w:t xml:space="preserve">Classe Notification</w:t>
       </w:r>
-      <w:r/>
       <w:r/>
     </w:p>
     <w:tbl>
@@ -10859,7 +10701,6 @@
               <w:t xml:space="preserve">Nom</w:t>
             </w:r>
             <w:r/>
-            <w:r/>
           </w:p>
         </w:tc>
         <w:tc>
@@ -10878,7 +10719,6 @@
               <w:t xml:space="preserve">Désignation</w:t>
             </w:r>
             <w:r/>
-            <w:r/>
           </w:p>
         </w:tc>
         <w:tc>
@@ -10897,7 +10737,6 @@
               <w:t xml:space="preserve">Type SQL</w:t>
             </w:r>
             <w:r/>
-            <w:r/>
           </w:p>
         </w:tc>
         <w:tc>
@@ -10915,7 +10754,6 @@
             <w:r>
               <w:t xml:space="preserve">Taille</w:t>
             </w:r>
-            <w:r/>
             <w:r/>
           </w:p>
         </w:tc>
@@ -10938,7 +10776,6 @@
               <w:t xml:space="preserve">id_notification</w:t>
             </w:r>
             <w:r/>
-            <w:r/>
           </w:p>
         </w:tc>
         <w:tc>
@@ -10957,7 +10794,6 @@
               <w:t xml:space="preserve">Identifiant de la notification</w:t>
             </w:r>
             <w:r/>
-            <w:r/>
           </w:p>
         </w:tc>
         <w:tc>
@@ -10976,7 +10812,6 @@
               <w:t xml:space="preserve">INT</w:t>
             </w:r>
             <w:r/>
-            <w:r/>
           </w:p>
         </w:tc>
         <w:tc>
@@ -10994,7 +10829,6 @@
             <w:r>
               <w:t xml:space="preserve">20</w:t>
             </w:r>
-            <w:r/>
             <w:r/>
           </w:p>
         </w:tc>
@@ -11013,15 +10847,12 @@
               <w:ind/>
               <w:rPr/>
             </w:pPr>
-            <w:r/>
             <w:r>
               <w:t xml:space="preserve">notification_</w:t>
             </w:r>
-            <w:r/>
             <w:r>
               <w:t xml:space="preserve">type</w:t>
             </w:r>
-            <w:r/>
             <w:r/>
           </w:p>
         </w:tc>
@@ -11041,7 +10872,6 @@
               <w:t xml:space="preserve">Type de notification</w:t>
             </w:r>
             <w:r/>
-            <w:r/>
           </w:p>
         </w:tc>
         <w:tc>
@@ -11060,7 +10890,6 @@
               <w:t xml:space="preserve">ENUM(demande_statut_change, projet_cloture)</w:t>
             </w:r>
             <w:r/>
-            <w:r/>
           </w:p>
         </w:tc>
         <w:tc>
@@ -11078,7 +10907,6 @@
             <w:r>
               <w:t xml:space="preserve">-</w:t>
             </w:r>
-            <w:r/>
             <w:r/>
           </w:p>
         </w:tc>
@@ -11097,15 +10925,12 @@
               <w:ind/>
               <w:rPr/>
             </w:pPr>
-            <w:r/>
             <w:r>
               <w:t xml:space="preserve">notification_</w:t>
             </w:r>
-            <w:r/>
             <w:r>
               <w:t xml:space="preserve">objet</w:t>
             </w:r>
-            <w:r/>
             <w:r/>
           </w:p>
         </w:tc>
@@ -11125,7 +10950,6 @@
               <w:t xml:space="preserve">Objet de la notification</w:t>
             </w:r>
             <w:r/>
-            <w:r/>
           </w:p>
         </w:tc>
         <w:tc>
@@ -11144,7 +10968,6 @@
               <w:t xml:space="preserve">VARCHAR</w:t>
             </w:r>
             <w:r/>
-            <w:r/>
           </w:p>
         </w:tc>
         <w:tc>
@@ -11162,7 +10985,6 @@
             <w:r>
               <w:t xml:space="preserve">150</w:t>
             </w:r>
-            <w:r/>
             <w:r/>
           </w:p>
         </w:tc>
@@ -11181,11 +11003,9 @@
               <w:ind/>
               <w:rPr/>
             </w:pPr>
-            <w:r/>
             <w:r>
               <w:t xml:space="preserve">notification_libelle</w:t>
             </w:r>
-            <w:r/>
             <w:r/>
           </w:p>
         </w:tc>
@@ -11205,7 +11025,6 @@
               <w:t xml:space="preserve">Libellé du statut</w:t>
             </w:r>
             <w:r/>
-            <w:r/>
           </w:p>
         </w:tc>
         <w:tc>
@@ -11224,7 +11043,6 @@
               <w:t xml:space="preserve">VARCHAR</w:t>
             </w:r>
             <w:r/>
-            <w:r/>
           </w:p>
         </w:tc>
         <w:tc>
@@ -11242,7 +11060,6 @@
             <w:r>
               <w:t xml:space="preserve">100</w:t>
             </w:r>
-            <w:r/>
             <w:r/>
           </w:p>
         </w:tc>
@@ -11261,15 +11078,12 @@
               <w:ind/>
               <w:rPr/>
             </w:pPr>
-            <w:r/>
             <w:r>
               <w:t xml:space="preserve">notification_</w:t>
             </w:r>
-            <w:r/>
             <w:r>
               <w:t xml:space="preserve">motif</w:t>
             </w:r>
-            <w:r/>
             <w:r/>
           </w:p>
         </w:tc>
@@ -11289,7 +11103,6 @@
               <w:t xml:space="preserve">Motif associé</w:t>
             </w:r>
             <w:r/>
-            <w:r/>
           </w:p>
         </w:tc>
         <w:tc>
@@ -11308,7 +11121,6 @@
               <w:t xml:space="preserve">TEXT</w:t>
             </w:r>
             <w:r/>
-            <w:r/>
           </w:p>
         </w:tc>
         <w:tc>
@@ -11326,7 +11138,6 @@
             <w:r>
               <w:t xml:space="preserve">-</w:t>
             </w:r>
-            <w:r/>
             <w:r/>
           </w:p>
         </w:tc>
@@ -11345,15 +11156,12 @@
               <w:ind/>
               <w:rPr/>
             </w:pPr>
-            <w:r/>
             <w:r>
               <w:t xml:space="preserve">notification_</w:t>
             </w:r>
-            <w:r/>
             <w:r>
               <w:t xml:space="preserve">lu_le</w:t>
             </w:r>
-            <w:r/>
             <w:r/>
           </w:p>
         </w:tc>
@@ -11373,7 +11181,6 @@
               <w:t xml:space="preserve">Date de lecture</w:t>
             </w:r>
             <w:r/>
-            <w:r/>
           </w:p>
         </w:tc>
         <w:tc>
@@ -11392,7 +11199,6 @@
               <w:t xml:space="preserve">DATE</w:t>
             </w:r>
             <w:r/>
-            <w:r/>
           </w:p>
         </w:tc>
         <w:tc>
@@ -11410,7 +11216,6 @@
             <w:r>
               <w:t xml:space="preserve">-</w:t>
             </w:r>
-            <w:r/>
             <w:r/>
           </w:p>
         </w:tc>
@@ -11423,13 +11228,11 @@
         <w:ind/>
         <w:rPr/>
       </w:pPr>
-      <w:r/>
       <w:r/>
       <w:r/>
     </w:p>
     <w:p>
       <w:pPr>
-        <w:pStyle w:val="838"/>
         <w:pBdr/>
         <w:spacing/>
         <w:ind/>
@@ -11438,7 +11241,6 @@
       <w:r>
         <w:t xml:space="preserve">Classe Message_chat</w:t>
       </w:r>
-      <w:r/>
       <w:r/>
     </w:p>
     <w:tbl>
@@ -11472,7 +11274,6 @@
               <w:t xml:space="preserve">Nom</w:t>
             </w:r>
             <w:r/>
-            <w:r/>
           </w:p>
         </w:tc>
         <w:tc>
@@ -11491,7 +11292,6 @@
               <w:t xml:space="preserve">Désignation</w:t>
             </w:r>
             <w:r/>
-            <w:r/>
           </w:p>
         </w:tc>
         <w:tc>
@@ -11510,7 +11310,6 @@
               <w:t xml:space="preserve">Type SQL</w:t>
             </w:r>
             <w:r/>
-            <w:r/>
           </w:p>
         </w:tc>
         <w:tc>
@@ -11528,7 +11327,6 @@
             <w:r>
               <w:t xml:space="preserve">Taille</w:t>
             </w:r>
-            <w:r/>
             <w:r/>
           </w:p>
         </w:tc>
@@ -11551,7 +11349,6 @@
               <w:t xml:space="preserve">id_message</w:t>
             </w:r>
             <w:r/>
-            <w:r/>
           </w:p>
         </w:tc>
         <w:tc>
@@ -11570,7 +11367,6 @@
               <w:t xml:space="preserve">Identifiant du message</w:t>
             </w:r>
             <w:r/>
-            <w:r/>
           </w:p>
         </w:tc>
         <w:tc>
@@ -11589,7 +11385,6 @@
               <w:t xml:space="preserve">INT</w:t>
             </w:r>
             <w:r/>
-            <w:r/>
           </w:p>
         </w:tc>
         <w:tc>
@@ -11607,7 +11402,6 @@
             <w:r>
               <w:t xml:space="preserve">20</w:t>
             </w:r>
-            <w:r/>
             <w:r/>
           </w:p>
         </w:tc>
@@ -11630,7 +11424,6 @@
               <w:t xml:space="preserve">message_contenu</w:t>
             </w:r>
             <w:r/>
-            <w:r/>
           </w:p>
         </w:tc>
         <w:tc>
@@ -11649,7 +11442,6 @@
               <w:t xml:space="preserve">Contenu du message</w:t>
             </w:r>
             <w:r/>
-            <w:r/>
           </w:p>
         </w:tc>
         <w:tc>
@@ -11668,7 +11460,6 @@
               <w:t xml:space="preserve">TEXT</w:t>
             </w:r>
             <w:r/>
-            <w:r/>
           </w:p>
         </w:tc>
         <w:tc>
@@ -11686,7 +11477,6 @@
             <w:r>
               <w:t xml:space="preserve">-</w:t>
             </w:r>
-            <w:r/>
             <w:r/>
           </w:p>
         </w:tc>
@@ -11709,7 +11499,6 @@
               <w:t xml:space="preserve">message_lu</w:t>
             </w:r>
             <w:r/>
-            <w:r/>
           </w:p>
         </w:tc>
         <w:tc>
@@ -11728,7 +11517,6 @@
               <w:t xml:space="preserve">État de lecture du message</w:t>
             </w:r>
             <w:r/>
-            <w:r/>
           </w:p>
         </w:tc>
         <w:tc>
@@ -11747,7 +11535,6 @@
               <w:t xml:space="preserve">BOOLEAN</w:t>
             </w:r>
             <w:r/>
-            <w:r/>
           </w:p>
         </w:tc>
         <w:tc>
@@ -11765,7 +11552,6 @@
             <w:r>
               <w:t xml:space="preserve">1</w:t>
             </w:r>
-            <w:r/>
             <w:r/>
           </w:p>
         </w:tc>
@@ -11778,13 +11564,11 @@
         <w:ind/>
         <w:rPr/>
       </w:pPr>
-      <w:r/>
       <w:r/>
       <w:r/>
     </w:p>
     <w:p>
       <w:pPr>
-        <w:pStyle w:val="838"/>
         <w:pBdr/>
         <w:spacing/>
         <w:ind/>
@@ -11793,7 +11577,6 @@
       <w:r>
         <w:t xml:space="preserve">Classe Journal_audit</w:t>
       </w:r>
-      <w:r/>
       <w:r/>
     </w:p>
     <w:tbl>
@@ -11827,7 +11610,6 @@
               <w:t xml:space="preserve">Nom</w:t>
             </w:r>
             <w:r/>
-            <w:r/>
           </w:p>
         </w:tc>
         <w:tc>
@@ -11846,7 +11628,6 @@
               <w:t xml:space="preserve">Désignation</w:t>
             </w:r>
             <w:r/>
-            <w:r/>
           </w:p>
         </w:tc>
         <w:tc>
@@ -11865,7 +11646,6 @@
               <w:t xml:space="preserve">Type SQL</w:t>
             </w:r>
             <w:r/>
-            <w:r/>
           </w:p>
         </w:tc>
         <w:tc>
@@ -11883,7 +11663,6 @@
             <w:r>
               <w:t xml:space="preserve">Taille</w:t>
             </w:r>
-            <w:r/>
             <w:r/>
           </w:p>
         </w:tc>
@@ -11906,7 +11685,6 @@
               <w:t xml:space="preserve">id_audit</w:t>
             </w:r>
             <w:r/>
-            <w:r/>
           </w:p>
         </w:tc>
         <w:tc>
@@ -11925,7 +11703,6 @@
               <w:t xml:space="preserve">Identifiant du journal</w:t>
             </w:r>
             <w:r/>
-            <w:r/>
           </w:p>
         </w:tc>
         <w:tc>
@@ -11944,7 +11721,6 @@
               <w:t xml:space="preserve">INT</w:t>
             </w:r>
             <w:r/>
-            <w:r/>
           </w:p>
         </w:tc>
         <w:tc>
@@ -11962,7 +11738,6 @@
             <w:r>
               <w:t xml:space="preserve">20</w:t>
             </w:r>
-            <w:r/>
             <w:r/>
           </w:p>
         </w:tc>
@@ -11981,15 +11756,12 @@
               <w:ind/>
               <w:rPr/>
             </w:pPr>
-            <w:r/>
             <w:r>
               <w:t xml:space="preserve">audit_</w:t>
             </w:r>
-            <w:r/>
             <w:r>
               <w:t xml:space="preserve">action</w:t>
             </w:r>
-            <w:r/>
             <w:r/>
           </w:p>
         </w:tc>
@@ -12009,7 +11781,6 @@
               <w:t xml:space="preserve">Action effectuée</w:t>
             </w:r>
             <w:r/>
-            <w:r/>
           </w:p>
         </w:tc>
         <w:tc>
@@ -12028,7 +11799,6 @@
               <w:t xml:space="preserve">VARCHAR</w:t>
             </w:r>
             <w:r/>
-            <w:r/>
           </w:p>
         </w:tc>
         <w:tc>
@@ -12046,7 +11816,6 @@
             <w:r>
               <w:t xml:space="preserve">100</w:t>
             </w:r>
-            <w:r/>
             <w:r/>
           </w:p>
         </w:tc>
@@ -12065,15 +11834,12 @@
               <w:ind/>
               <w:rPr/>
             </w:pPr>
-            <w:r/>
             <w:r>
               <w:t xml:space="preserve">audit_</w:t>
             </w:r>
-            <w:r/>
             <w:r>
               <w:t xml:space="preserve">anciennes_valeurs</w:t>
             </w:r>
-            <w:r/>
             <w:r/>
           </w:p>
         </w:tc>
@@ -12093,7 +11859,6 @@
               <w:t xml:space="preserve">Anciennes valeurs</w:t>
             </w:r>
             <w:r/>
-            <w:r/>
           </w:p>
         </w:tc>
         <w:tc>
@@ -12112,7 +11877,6 @@
               <w:t xml:space="preserve">TEXT</w:t>
             </w:r>
             <w:r/>
-            <w:r/>
           </w:p>
         </w:tc>
         <w:tc>
@@ -12130,7 +11894,6 @@
             <w:r>
               <w:t xml:space="preserve">-</w:t>
             </w:r>
-            <w:r/>
             <w:r/>
           </w:p>
         </w:tc>
@@ -12149,15 +11912,12 @@
               <w:ind/>
               <w:rPr/>
             </w:pPr>
-            <w:r/>
             <w:r>
               <w:t xml:space="preserve">audit_</w:t>
             </w:r>
-            <w:r/>
             <w:r>
               <w:t xml:space="preserve">nouvelles_valeurs</w:t>
             </w:r>
-            <w:r/>
             <w:r/>
           </w:p>
         </w:tc>
@@ -12177,7 +11937,6 @@
               <w:t xml:space="preserve">Nouvelles valeurs</w:t>
             </w:r>
             <w:r/>
-            <w:r/>
           </w:p>
         </w:tc>
         <w:tc>
@@ -12196,7 +11955,6 @@
               <w:t xml:space="preserve">TEXT</w:t>
             </w:r>
             <w:r/>
-            <w:r/>
           </w:p>
         </w:tc>
         <w:tc>
@@ -12214,7 +11972,6 @@
             <w:r>
               <w:t xml:space="preserve">-</w:t>
             </w:r>
-            <w:r/>
             <w:r/>
           </w:p>
         </w:tc>
@@ -12233,15 +11990,12 @@
               <w:ind/>
               <w:rPr/>
             </w:pPr>
-            <w:r/>
             <w:r>
               <w:t xml:space="preserve">audit_</w:t>
             </w:r>
-            <w:r/>
             <w:r>
               <w:t xml:space="preserve">adresse_ip</w:t>
             </w:r>
-            <w:r/>
             <w:r/>
           </w:p>
         </w:tc>
@@ -12261,7 +12015,6 @@
               <w:t xml:space="preserve">Adresse IP</w:t>
             </w:r>
             <w:r/>
-            <w:r/>
           </w:p>
         </w:tc>
         <w:tc>
@@ -12280,7 +12033,6 @@
               <w:t xml:space="preserve">VARCHAR</w:t>
             </w:r>
             <w:r/>
-            <w:r/>
           </w:p>
         </w:tc>
         <w:tc>
@@ -12298,7 +12050,6 @@
             <w:r>
               <w:t xml:space="preserve">50</w:t>
             </w:r>
-            <w:r/>
             <w:r/>
           </w:p>
         </w:tc>
@@ -12317,15 +12068,12 @@
               <w:ind/>
               <w:rPr/>
             </w:pPr>
-            <w:r/>
             <w:r>
               <w:t xml:space="preserve">audit_</w:t>
             </w:r>
-            <w:r/>
             <w:r>
               <w:t xml:space="preserve">navigateur</w:t>
             </w:r>
-            <w:r/>
             <w:r/>
           </w:p>
         </w:tc>
@@ -12345,7 +12093,6 @@
               <w:t xml:space="preserve">Navigateur utilisé</w:t>
             </w:r>
             <w:r/>
-            <w:r/>
           </w:p>
         </w:tc>
         <w:tc>
@@ -12364,7 +12111,6 @@
               <w:t xml:space="preserve">VARCHAR</w:t>
             </w:r>
             <w:r/>
-            <w:r/>
           </w:p>
         </w:tc>
         <w:tc>
@@ -12382,7 +12128,6 @@
             <w:r>
               <w:t xml:space="preserve">100</w:t>
             </w:r>
-            <w:r/>
             <w:r/>
           </w:p>
         </w:tc>
@@ -12401,15 +12146,12 @@
               <w:ind/>
               <w:rPr/>
             </w:pPr>
-            <w:r/>
             <w:r>
               <w:t xml:space="preserve">audit_</w:t>
             </w:r>
-            <w:r/>
             <w:r>
               <w:t xml:space="preserve">description</w:t>
             </w:r>
-            <w:r/>
             <w:r/>
           </w:p>
         </w:tc>
@@ -12429,7 +12171,6 @@
               <w:t xml:space="preserve">Description de l'action</w:t>
             </w:r>
             <w:r/>
-            <w:r/>
           </w:p>
         </w:tc>
         <w:tc>
@@ -12448,7 +12189,6 @@
               <w:t xml:space="preserve">TEXT</w:t>
             </w:r>
             <w:r/>
-            <w:r/>
           </w:p>
         </w:tc>
         <w:tc>
@@ -12466,7 +12206,6 @@
             <w:r>
               <w:t xml:space="preserve">-</w:t>
             </w:r>
-            <w:r/>
             <w:r/>
           </w:p>
         </w:tc>
@@ -12479,13 +12218,11 @@
         <w:ind/>
         <w:rPr/>
       </w:pPr>
-      <w:r/>
       <w:r/>
       <w:r/>
     </w:p>
     <w:p>
       <w:pPr>
-        <w:pStyle w:val="838"/>
         <w:pBdr/>
         <w:spacing/>
         <w:ind/>
@@ -12494,7 +12231,6 @@
       <w:r>
         <w:t xml:space="preserve">Classe Faq</w:t>
       </w:r>
-      <w:r/>
       <w:r/>
     </w:p>
     <w:tbl>
@@ -12528,7 +12264,6 @@
               <w:t xml:space="preserve">Nom</w:t>
             </w:r>
             <w:r/>
-            <w:r/>
           </w:p>
         </w:tc>
         <w:tc>
@@ -12547,7 +12282,6 @@
               <w:t xml:space="preserve">Désignation</w:t>
             </w:r>
             <w:r/>
-            <w:r/>
           </w:p>
         </w:tc>
         <w:tc>
@@ -12566,7 +12300,6 @@
               <w:t xml:space="preserve">Type SQL</w:t>
             </w:r>
             <w:r/>
-            <w:r/>
           </w:p>
         </w:tc>
         <w:tc>
@@ -12584,7 +12317,6 @@
             <w:r>
               <w:t xml:space="preserve">Taille</w:t>
             </w:r>
-            <w:r/>
             <w:r/>
           </w:p>
         </w:tc>
@@ -12607,7 +12339,6 @@
               <w:t xml:space="preserve">id_faq</w:t>
             </w:r>
             <w:r/>
-            <w:r/>
           </w:p>
         </w:tc>
         <w:tc>
@@ -12626,7 +12357,6 @@
               <w:t xml:space="preserve">Identifiant de la FAQ</w:t>
             </w:r>
             <w:r/>
-            <w:r/>
           </w:p>
         </w:tc>
         <w:tc>
@@ -12645,7 +12375,6 @@
               <w:t xml:space="preserve">INT</w:t>
             </w:r>
             <w:r/>
-            <w:r/>
           </w:p>
         </w:tc>
         <w:tc>
@@ -12663,7 +12392,6 @@
             <w:r>
               <w:t xml:space="preserve">20</w:t>
             </w:r>
-            <w:r/>
             <w:r/>
           </w:p>
         </w:tc>
@@ -12682,15 +12410,12 @@
               <w:ind/>
               <w:rPr/>
             </w:pPr>
-            <w:r/>
             <w:r>
               <w:t xml:space="preserve">faq_</w:t>
             </w:r>
-            <w:r/>
             <w:r>
               <w:t xml:space="preserve">question</w:t>
             </w:r>
-            <w:r/>
             <w:r/>
           </w:p>
         </w:tc>
@@ -12710,7 +12435,6 @@
               <w:t xml:space="preserve">Question fréquente</w:t>
             </w:r>
             <w:r/>
-            <w:r/>
           </w:p>
         </w:tc>
         <w:tc>
@@ -12729,7 +12453,6 @@
               <w:t xml:space="preserve">VARCHAR</w:t>
             </w:r>
             <w:r/>
-            <w:r/>
           </w:p>
         </w:tc>
         <w:tc>
@@ -12747,7 +12470,6 @@
             <w:r>
               <w:t xml:space="preserve">255</w:t>
             </w:r>
-            <w:r/>
             <w:r/>
           </w:p>
         </w:tc>
@@ -12766,15 +12488,12 @@
               <w:ind/>
               <w:rPr/>
             </w:pPr>
-            <w:r/>
             <w:r>
               <w:t xml:space="preserve">faq_</w:t>
             </w:r>
-            <w:r/>
             <w:r>
               <w:t xml:space="preserve">reponse</w:t>
             </w:r>
-            <w:r/>
             <w:r/>
           </w:p>
         </w:tc>
@@ -12794,7 +12513,6 @@
               <w:t xml:space="preserve">Réponse associée</w:t>
             </w:r>
             <w:r/>
-            <w:r/>
           </w:p>
         </w:tc>
         <w:tc>
@@ -12813,7 +12531,6 @@
               <w:t xml:space="preserve">TEXT</w:t>
             </w:r>
             <w:r/>
-            <w:r/>
           </w:p>
         </w:tc>
         <w:tc>
@@ -12831,7 +12548,6 @@
             <w:r>
               <w:t xml:space="preserve">-</w:t>
             </w:r>
-            <w:r/>
             <w:r/>
           </w:p>
         </w:tc>
@@ -12850,15 +12566,12 @@
               <w:ind/>
               <w:rPr/>
             </w:pPr>
-            <w:r/>
             <w:r>
               <w:t xml:space="preserve">faq_</w:t>
             </w:r>
-            <w:r/>
             <w:r>
               <w:t xml:space="preserve">actif</w:t>
             </w:r>
-            <w:r/>
             <w:r/>
           </w:p>
         </w:tc>
@@ -12878,7 +12591,6 @@
               <w:t xml:space="preserve">État de publication</w:t>
             </w:r>
             <w:r/>
-            <w:r/>
           </w:p>
         </w:tc>
         <w:tc>
@@ -12897,7 +12609,6 @@
               <w:t xml:space="preserve">BOOLEAN</w:t>
             </w:r>
             <w:r/>
-            <w:r/>
           </w:p>
         </w:tc>
         <w:tc>
@@ -12915,7 +12626,6 @@
             <w:r>
               <w:t xml:space="preserve">1</w:t>
             </w:r>
-            <w:r/>
             <w:r/>
           </w:p>
         </w:tc>
@@ -12977,10 +12687,6 @@
               <w:t xml:space="preserve">BOOLEAN</w:t>
             </w:r>
             <w:r/>
-            <w:r/>
-            <w:r/>
-            <w:r/>
-            <w:r/>
           </w:p>
         </w:tc>
         <w:tc>
@@ -13022,7 +12728,6 @@
               <w:t xml:space="preserve">Visible_ac</w:t>
             </w:r>
             <w:r/>
-            <w:r/>
           </w:p>
           <w:p>
             <w:pPr>
@@ -13052,7 +12757,6 @@
               <w:t xml:space="preserve">Peux etre vue par un ac</w:t>
             </w:r>
             <w:r/>
-            <w:r/>
           </w:p>
         </w:tc>
         <w:tc>
@@ -13072,7 +12776,6 @@
               <w:t xml:space="preserve">BOOLEAN</w:t>
             </w:r>
             <w:r/>
-            <w:r/>
           </w:p>
           <w:p>
             <w:pPr>
@@ -13124,7 +12827,6 @@
               <w:t xml:space="preserve">Visible_porteur</w:t>
             </w:r>
             <w:r/>
-            <w:r/>
           </w:p>
           <w:p>
             <w:pPr>
@@ -13154,7 +12856,6 @@
               <w:t xml:space="preserve">Peux etre vue par un porteur de projet</w:t>
             </w:r>
             <w:r/>
-            <w:r/>
           </w:p>
         </w:tc>
         <w:tc>
@@ -13174,7 +12875,6 @@
               <w:t xml:space="preserve">BOOLEAN</w:t>
             </w:r>
             <w:r/>
-            <w:r/>
           </w:p>
           <w:p>
             <w:pPr>
@@ -13215,7 +12915,6 @@
         <w:ind/>
         <w:rPr/>
       </w:pPr>
-      <w:r/>
       <w:r/>
       <w:r/>
     </w:p>
@@ -13239,7 +12938,6 @@
         <w:t xml:space="preserve">4.5 Diagramme de classes</w:t>
       </w:r>
       <w:r/>
-      <w:r/>
     </w:p>
     <w:p>
       <w:pPr>
@@ -13275,60 +12973,6 @@
       </w:r>
       <w:r>
         <w:t xml:space="preserve">tion facilite la compréhension globale du fonctionnement du système et sert de base pour la conception de la base de données et au developpement de l’application.</w:t>
-      </w:r>
-      <w:r>
-        <w:rPr>
-          <w:rFonts w:ascii="Arial" w:hAnsi="Arial" w:eastAsia="Arial" w:cs="Arial"/>
-          <w:sz w:val="24"/>
-          <w:szCs w:val="24"/>
-        </w:rPr>
-      </w:r>
-      <w:r>
-        <w:rPr>
-          <w:rFonts w:ascii="Arial" w:hAnsi="Arial" w:eastAsia="Arial" w:cs="Arial"/>
-          <w:sz w:val="24"/>
-          <w:szCs w:val="24"/>
-        </w:rPr>
-      </w:r>
-      <w:r>
-        <w:rPr>
-          <w:rFonts w:ascii="Arial" w:hAnsi="Arial" w:eastAsia="Arial" w:cs="Arial"/>
-          <w:sz w:val="24"/>
-          <w:szCs w:val="24"/>
-          <w:highlight w:val="none"/>
-        </w:rPr>
-      </w:r>
-      <w:r>
-        <w:rPr>
-          <w:rFonts w:ascii="Arial" w:hAnsi="Arial" w:eastAsia="Arial" w:cs="Arial"/>
-          <w:sz w:val="24"/>
-          <w:szCs w:val="24"/>
-          <w:highlight w:val="none"/>
-        </w:rPr>
-      </w:r>
-      <w:r>
-        <w:rPr>
-          <w:rFonts w:ascii="Arial" w:hAnsi="Arial" w:eastAsia="Arial" w:cs="Arial"/>
-          <w:sz w:val="24"/>
-          <w:szCs w:val="24"/>
-          <w:highlight w:val="none"/>
-        </w:rPr>
-      </w:r>
-      <w:r>
-        <w:rPr>
-          <w:rFonts w:ascii="Arial" w:hAnsi="Arial" w:eastAsia="Arial" w:cs="Arial"/>
-          <w:sz w:val="24"/>
-          <w:szCs w:val="24"/>
-          <w:highlight w:val="none"/>
-        </w:rPr>
-      </w:r>
-      <w:r>
-        <w:rPr>
-          <w:rFonts w:ascii="Arial" w:hAnsi="Arial" w:eastAsia="Arial" w:cs="Arial"/>
-          <w:sz w:val="24"/>
-          <w:szCs w:val="24"/>
-          <w:highlight w:val="none"/>
-        </w:rPr>
       </w:r>
       <w:r>
         <w:rPr>
@@ -13370,7 +13014,7 @@
           <mc:Choice Requires="wpg">
             <w:drawing>
               <wp:inline xmlns:wp="http://schemas.openxmlformats.org/drawingml/2006/wordprocessingDrawing" distT="0" distB="0" distL="0" distR="0">
-                <wp:extent cx="8110097" cy="4645365"/>
+                <wp:extent cx="5940425" cy="2914214"/>
                 <wp:effectExtent l="0" t="0" r="0" b="0"/>
                 <wp:docPr id="1" name=""/>
                 <wp:cNvGraphicFramePr>
@@ -13380,7 +13024,7 @@
                   <a:graphicData uri="http://schemas.openxmlformats.org/drawingml/2006/picture">
                     <pic:pic xmlns:pic="http://schemas.openxmlformats.org/drawingml/2006/picture">
                       <pic:nvPicPr>
-                        <pic:cNvPr id="122505012" name=""/>
+                        <pic:cNvPr id="1165643542" name=""/>
                         <pic:cNvPicPr>
                           <a:picLocks noChangeAspect="1"/>
                         </pic:cNvPicPr>
@@ -13397,9 +13041,9 @@
                         <a:stretch/>
                       </pic:blipFill>
                       <pic:spPr bwMode="auto">
-                        <a:xfrm rot="5400000" flipH="0" flipV="0">
+                        <a:xfrm>
                           <a:off x="0" y="0"/>
-                          <a:ext cx="8110097" cy="4645364"/>
+                          <a:ext cx="5940424" cy="2914213"/>
                         </a:xfrm>
                         <a:prstGeom prst="rect">
                           <a:avLst/>
@@ -13432,7 +13076,7 @@
                 <v:path o:extrusionok="f" gradientshapeok="t" o:connecttype="rect"/>
                 <o:lock v:ext="edit" aspectratio="t"/>
               </v:shapetype>
-              <v:shape id="_x0000_i0" o:spid="_x0000_s0" type="#_x0000_t75" style="width:638.59pt;height:365.78pt;mso-wrap-distance-left:0.00pt;mso-wrap-distance-top:0.00pt;mso-wrap-distance-right:0.00pt;mso-wrap-distance-bottom:0.00pt;rotation:90;z-index:1;" stroked="false">
+              <v:shape id="_x0000_i0" o:spid="_x0000_s0" type="#_x0000_t75" style="width:467.75pt;height:229.47pt;mso-wrap-distance-left:0.00pt;mso-wrap-distance-top:0.00pt;mso-wrap-distance-right:0.00pt;mso-wrap-distance-bottom:0.00pt;z-index:1;" stroked="false">
                 <v:imagedata r:id="rId9" o:title=""/>
                 <o:lock v:ext="edit" rotation="t"/>
               </v:shape>
@@ -13440,6 +13084,35 @@
           </mc:Fallback>
         </mc:AlternateContent>
       </w:r>
+      <w:r>
+        <w:rPr>
+          <w:rFonts w:ascii="Arial" w:hAnsi="Arial" w:eastAsia="Arial" w:cs="Arial"/>
+          <w:sz w:val="24"/>
+          <w:szCs w:val="24"/>
+          <w:highlight w:val="none"/>
+        </w:rPr>
+      </w:r>
+      <w:r>
+        <w:rPr>
+          <w:rFonts w:ascii="Arial" w:hAnsi="Arial" w:eastAsia="Arial" w:cs="Arial"/>
+          <w:sz w:val="24"/>
+          <w:szCs w:val="24"/>
+          <w:highlight w:val="none"/>
+        </w:rPr>
+      </w:r>
+    </w:p>
+    <w:p>
+      <w:pPr>
+        <w:pBdr/>
+        <w:spacing/>
+        <w:ind w:firstLine="0"/>
+        <w:rPr>
+          <w:rFonts w:ascii="Arial" w:hAnsi="Arial" w:eastAsia="Arial" w:cs="Arial"/>
+          <w:sz w:val="24"/>
+          <w:szCs w:val="24"/>
+          <w:highlight w:val="none"/>
+        </w:rPr>
+      </w:pPr>
       <w:r>
         <w:rPr>
           <w:rFonts w:ascii="Arial" w:hAnsi="Arial" w:eastAsia="Arial" w:cs="Arial"/>
@@ -13484,13 +13157,11 @@
           <w:szCs w:val="24"/>
           <w:highlight w:val="none"/>
         </w:rPr>
-      </w:r>
-      <w:r>
         <mc:AlternateContent>
           <mc:Choice Requires="wpg">
             <w:drawing>
               <wp:inline xmlns:wp="http://schemas.openxmlformats.org/drawingml/2006/wordprocessingDrawing" distT="0" distB="0" distL="0" distR="0">
-                <wp:extent cx="5940425" cy="5220624"/>
+                <wp:extent cx="5940425" cy="2564479"/>
                 <wp:effectExtent l="0" t="0" r="0" b="0"/>
                 <wp:docPr id="2" name=""/>
                 <wp:cNvGraphicFramePr>
@@ -13500,7 +13171,7 @@
                   <a:graphicData uri="http://schemas.openxmlformats.org/drawingml/2006/picture">
                     <pic:pic xmlns:pic="http://schemas.openxmlformats.org/drawingml/2006/picture">
                       <pic:nvPicPr>
-                        <pic:cNvPr id="1717057142" name=""/>
+                        <pic:cNvPr id="188245843" name=""/>
                         <pic:cNvPicPr>
                           <a:picLocks noChangeAspect="1"/>
                         </pic:cNvPicPr>
@@ -13513,7 +13184,7 @@
                       <pic:spPr bwMode="auto">
                         <a:xfrm>
                           <a:off x="0" y="0"/>
-                          <a:ext cx="5940424" cy="5220623"/>
+                          <a:ext cx="5940424" cy="2564479"/>
                         </a:xfrm>
                         <a:prstGeom prst="rect">
                           <a:avLst/>
@@ -13546,13 +13217,22 @@
                 <v:path o:extrusionok="f" gradientshapeok="t" o:connecttype="rect"/>
                 <o:lock v:ext="edit" aspectratio="t"/>
               </v:shapetype>
-              <v:shape id="_x0000_i1" o:spid="_x0000_s1" type="#_x0000_t75" style="width:467.75pt;height:411.07pt;mso-wrap-distance-left:0.00pt;mso-wrap-distance-top:0.00pt;mso-wrap-distance-right:0.00pt;mso-wrap-distance-bottom:0.00pt;z-index:1;" stroked="false">
+              <v:shape id="_x0000_i1" o:spid="_x0000_s1" type="#_x0000_t75" style="width:467.75pt;height:201.93pt;mso-wrap-distance-left:0.00pt;mso-wrap-distance-top:0.00pt;mso-wrap-distance-right:0.00pt;mso-wrap-distance-bottom:0.00pt;z-index:1;" stroked="false">
                 <v:imagedata r:id="rId11" o:title=""/>
                 <o:lock v:ext="edit" rotation="t"/>
               </v:shape>
             </w:pict>
           </mc:Fallback>
         </mc:AlternateContent>
+      </w:r>
+      <w:r/>
+      <w:r>
+        <w:rPr>
+          <w:rFonts w:ascii="Arial" w:hAnsi="Arial" w:eastAsia="Arial" w:cs="Arial"/>
+          <w:sz w:val="24"/>
+          <w:szCs w:val="24"/>
+          <w:highlight w:val="none"/>
+        </w:rPr>
       </w:r>
       <w:r>
         <w:rPr>
@@ -13561,6 +13241,29 @@
           <w:szCs w:val="24"/>
           <w:highlight w:val="none"/>
         </w:rPr>
+      </w:r>
+    </w:p>
+    <w:p>
+      <w:pPr>
+        <w:pStyle w:val="838"/>
+        <w:pBdr/>
+        <w:spacing/>
+        <w:ind/>
+        <w:rPr>
+          <w:rFonts w:ascii="Arial" w:hAnsi="Arial" w:eastAsia="Arial" w:cs="Arial"/>
+          <w:sz w:val="24"/>
+          <w:szCs w:val="24"/>
+          <w:highlight w:val="none"/>
+        </w:rPr>
+      </w:pPr>
+      <w:r>
+        <w:rPr>
+          <w:rFonts w:ascii="Arial" w:hAnsi="Arial" w:eastAsia="Arial" w:cs="Arial"/>
+          <w:sz w:val="24"/>
+          <w:szCs w:val="24"/>
+          <w:highlight w:val="none"/>
+        </w:rPr>
+        <w:t xml:space="preserve">4.6. Conclusion</w:t>
       </w:r>
       <w:r>
         <w:rPr>
@@ -13591,44 +13294,6 @@
           <w:highlight w:val="none"/>
         </w:rPr>
       </w:pPr>
-      <w:r>
-        <w:rPr>
-          <w:rFonts w:ascii="Arial" w:hAnsi="Arial" w:eastAsia="Arial" w:cs="Arial"/>
-          <w:sz w:val="24"/>
-          <w:szCs w:val="24"/>
-          <w:highlight w:val="none"/>
-        </w:rPr>
-        <w:t xml:space="preserve">Conclusion</w:t>
-      </w:r>
-      <w:r>
-        <w:rPr>
-          <w:rFonts w:ascii="Arial" w:hAnsi="Arial" w:eastAsia="Arial" w:cs="Arial"/>
-          <w:sz w:val="24"/>
-          <w:szCs w:val="24"/>
-          <w:highlight w:val="none"/>
-        </w:rPr>
-      </w:r>
-    </w:p>
-    <w:p>
-      <w:pPr>
-        <w:pBdr/>
-        <w:spacing/>
-        <w:ind w:firstLine="0"/>
-        <w:rPr>
-          <w:rFonts w:ascii="Arial" w:hAnsi="Arial" w:eastAsia="Arial" w:cs="Arial"/>
-          <w:sz w:val="24"/>
-          <w:szCs w:val="24"/>
-          <w:highlight w:val="none"/>
-        </w:rPr>
-      </w:pPr>
-      <w:r>
-        <w:rPr>
-          <w:rFonts w:ascii="Arial" w:hAnsi="Arial" w:eastAsia="Arial" w:cs="Arial"/>
-          <w:sz w:val="24"/>
-          <w:szCs w:val="24"/>
-          <w:highlight w:val="none"/>
-        </w:rPr>
-      </w:r>
       <w:r>
         <w:rPr>
           <w:rFonts w:ascii="Arial" w:hAnsi="Arial" w:eastAsia="Arial" w:cs="Arial"/>
